--- a/GameReport.docx
+++ b/GameReport.docx
@@ -807,7 +807,7 @@
                 <w:sz w:val="22"/>
                 <w:szCs w:val="22"/>
               </w:rPr>
-              <w:t xml:space="preserve">Different weapon options </w:t>
+              <w:t>Sound/particle system</w:t>
             </w:r>
           </w:p>
         </w:tc>
@@ -851,7 +851,15 @@
                 <w:sz w:val="22"/>
                 <w:szCs w:val="22"/>
               </w:rPr>
-              <w:t xml:space="preserve">Self-made assets </w:t>
+              <w:t>Online multiplayer</w:t>
+            </w:r>
+            <w:r>
+              <w:rPr>
+                <w:rFonts w:ascii="Arial" w:hAnsi="Arial" w:cs="Arial"/>
+                <w:sz w:val="22"/>
+                <w:szCs w:val="22"/>
+              </w:rPr>
+              <w:t xml:space="preserve"> </w:t>
             </w:r>
           </w:p>
         </w:tc>
@@ -919,7 +927,7 @@
                 <w:sz w:val="22"/>
                 <w:szCs w:val="22"/>
               </w:rPr>
-              <w:t>Sound/particle effects</w:t>
+              <w:t>Different weapon options</w:t>
             </w:r>
           </w:p>
         </w:tc>
@@ -1059,6 +1067,317 @@
     </w:p>
     <w:p>
       <w:pPr>
+        <w:pStyle w:val="Heading2"/>
+      </w:pPr>
+      <w:r>
+        <w:t>2.</w:t>
+      </w:r>
+      <w:r>
+        <w:t xml:space="preserve">1 </w:t>
+      </w:r>
+      <w:r>
+        <w:t xml:space="preserve">Pixel Dungeon (2012),  Character Selection </w:t>
+      </w:r>
+    </w:p>
+    <w:p>
+      <w:r>
+        <w:rPr>
+          <w:noProof/>
+        </w:rPr>
+        <w:drawing>
+          <wp:inline distT="0" distB="0" distL="0" distR="0" wp14:anchorId="2B5D7DC5" wp14:editId="3D932406">
+            <wp:extent cx="1332854" cy="2369850"/>
+            <wp:effectExtent l="0" t="0" r="1270" b="0"/>
+            <wp:docPr id="1847532206" name="Picture 4" descr="Shattered Pixel Dungeon - Android Apps on Google Play"/>
+            <wp:cNvGraphicFramePr>
+              <a:graphicFrameLocks xmlns:a="http://schemas.openxmlformats.org/drawingml/2006/main" noChangeAspect="1"/>
+            </wp:cNvGraphicFramePr>
+            <a:graphic xmlns:a="http://schemas.openxmlformats.org/drawingml/2006/main">
+              <a:graphicData uri="http://schemas.openxmlformats.org/drawingml/2006/picture">
+                <pic:pic xmlns:pic="http://schemas.openxmlformats.org/drawingml/2006/picture">
+                  <pic:nvPicPr>
+                    <pic:cNvPr id="0" name="Picture 15" descr="Shattered Pixel Dungeon - Android Apps on Google Play"/>
+                    <pic:cNvPicPr>
+                      <a:picLocks noChangeAspect="1" noChangeArrowheads="1"/>
+                    </pic:cNvPicPr>
+                  </pic:nvPicPr>
+                  <pic:blipFill>
+                    <a:blip r:embed="rId5" cstate="print">
+                      <a:extLst>
+                        <a:ext uri="{28A0092B-C50C-407E-A947-70E740481C1C}">
+                          <a14:useLocalDpi xmlns:a14="http://schemas.microsoft.com/office/drawing/2010/main" val="0"/>
+                        </a:ext>
+                      </a:extLst>
+                    </a:blip>
+                    <a:srcRect/>
+                    <a:stretch>
+                      <a:fillRect/>
+                    </a:stretch>
+                  </pic:blipFill>
+                  <pic:spPr bwMode="auto">
+                    <a:xfrm>
+                      <a:off x="0" y="0"/>
+                      <a:ext cx="1343824" cy="2389355"/>
+                    </a:xfrm>
+                    <a:prstGeom prst="rect">
+                      <a:avLst/>
+                    </a:prstGeom>
+                    <a:noFill/>
+                    <a:ln>
+                      <a:noFill/>
+                    </a:ln>
+                  </pic:spPr>
+                </pic:pic>
+              </a:graphicData>
+            </a:graphic>
+          </wp:inline>
+        </w:drawing>
+      </w:r>
+    </w:p>
+    <w:p/>
+    <w:p>
+      <w:pPr>
+        <w:pStyle w:val="Heading2"/>
+      </w:pPr>
+      <w:r>
+        <w:lastRenderedPageBreak/>
+        <w:t xml:space="preserve">2.2 </w:t>
+      </w:r>
+      <w:r>
+        <w:t xml:space="preserve">Diep.io (2016), </w:t>
+      </w:r>
+      <w:r>
+        <w:t xml:space="preserve">Upgrades Skills </w:t>
+      </w:r>
+    </w:p>
+    <w:p>
+      <w:r>
+        <w:t xml:space="preserve">Like most games in survival upgrades are an important aspect to progression and survival of the player. </w:t>
+      </w:r>
+      <w:r>
+        <w:t xml:space="preserve">Players must obtain exp points from defeating objects each level increase giving upgrade the points the player must use to increase their power, as the player increases in level these are harder to obtain. </w:t>
+      </w:r>
+    </w:p>
+    <w:p>
+      <w:pPr>
+        <w:pStyle w:val="Heading2"/>
+      </w:pPr>
+      <w:r>
+        <w:rPr>
+          <w:noProof/>
+        </w:rPr>
+        <w:drawing>
+          <wp:inline distT="0" distB="0" distL="0" distR="0" wp14:anchorId="565419AE" wp14:editId="4217AA2E">
+            <wp:extent cx="3429000" cy="2228850"/>
+            <wp:effectExtent l="0" t="0" r="0" b="0"/>
+            <wp:docPr id="2013182064" name="Picture 8"/>
+            <wp:cNvGraphicFramePr>
+              <a:graphicFrameLocks xmlns:a="http://schemas.openxmlformats.org/drawingml/2006/main" noChangeAspect="1"/>
+            </wp:cNvGraphicFramePr>
+            <a:graphic xmlns:a="http://schemas.openxmlformats.org/drawingml/2006/main">
+              <a:graphicData uri="http://schemas.openxmlformats.org/drawingml/2006/picture">
+                <pic:pic xmlns:pic="http://schemas.openxmlformats.org/drawingml/2006/picture">
+                  <pic:nvPicPr>
+                    <pic:cNvPr id="0" name="Picture 3"/>
+                    <pic:cNvPicPr>
+                      <a:picLocks noChangeAspect="1" noChangeArrowheads="1"/>
+                    </pic:cNvPicPr>
+                  </pic:nvPicPr>
+                  <pic:blipFill>
+                    <a:blip r:embed="rId6">
+                      <a:extLst>
+                        <a:ext uri="{28A0092B-C50C-407E-A947-70E740481C1C}">
+                          <a14:useLocalDpi xmlns:a14="http://schemas.microsoft.com/office/drawing/2010/main" val="0"/>
+                        </a:ext>
+                      </a:extLst>
+                    </a:blip>
+                    <a:srcRect/>
+                    <a:stretch>
+                      <a:fillRect/>
+                    </a:stretch>
+                  </pic:blipFill>
+                  <pic:spPr bwMode="auto">
+                    <a:xfrm>
+                      <a:off x="0" y="0"/>
+                      <a:ext cx="3429000" cy="2228850"/>
+                    </a:xfrm>
+                    <a:prstGeom prst="rect">
+                      <a:avLst/>
+                    </a:prstGeom>
+                    <a:noFill/>
+                  </pic:spPr>
+                </pic:pic>
+              </a:graphicData>
+            </a:graphic>
+          </wp:inline>
+        </w:drawing>
+      </w:r>
+    </w:p>
+    <w:p>
+      <w:pPr>
+        <w:pStyle w:val="Heading2"/>
+      </w:pPr>
+      <w:r>
+        <w:t xml:space="preserve">2.3 </w:t>
+      </w:r>
+      <w:r>
+        <w:t xml:space="preserve">Hollow Knight (2017) </w:t>
+      </w:r>
+      <w:r>
+        <w:t xml:space="preserve">Upgrade Abilities </w:t>
+      </w:r>
+    </w:p>
+    <w:p>
+      <w:r>
+        <w:t>The innovation from abilities comes from Hollow Knights unique approach to aid player the player in defeating enemies and thus improve survival, this only being unlocked at certain stages of the story as well as requiring the player to careful use of their stamina which these abilities require</w:t>
+      </w:r>
+      <w:r>
+        <w:t xml:space="preserve"> usage </w:t>
+      </w:r>
+      <w:proofErr w:type="spellStart"/>
+      <w:r>
+        <w:t>of</w:t>
+      </w:r>
+      <w:r>
+        <w:t>s</w:t>
+      </w:r>
+      <w:proofErr w:type="spellEnd"/>
+      <w:r>
+        <w:t xml:space="preserve">. </w:t>
+      </w:r>
+    </w:p>
+    <w:p>
+      <w:r>
+        <w:rPr>
+          <w:noProof/>
+        </w:rPr>
+        <w:drawing>
+          <wp:inline distT="0" distB="0" distL="0" distR="0" wp14:anchorId="06E82488" wp14:editId="47B5860C">
+            <wp:extent cx="4383158" cy="2191579"/>
+            <wp:effectExtent l="0" t="0" r="0" b="0"/>
+            <wp:docPr id="1017384716" name="Picture 3" descr="Hollow Knight: All Abilities Ranked"/>
+            <wp:cNvGraphicFramePr>
+              <a:graphicFrameLocks xmlns:a="http://schemas.openxmlformats.org/drawingml/2006/main" noChangeAspect="1"/>
+            </wp:cNvGraphicFramePr>
+            <a:graphic xmlns:a="http://schemas.openxmlformats.org/drawingml/2006/main">
+              <a:graphicData uri="http://schemas.openxmlformats.org/drawingml/2006/picture">
+                <pic:pic xmlns:pic="http://schemas.openxmlformats.org/drawingml/2006/picture">
+                  <pic:nvPicPr>
+                    <pic:cNvPr id="0" name="Picture 13" descr="Hollow Knight: All Abilities Ranked"/>
+                    <pic:cNvPicPr>
+                      <a:picLocks noChangeAspect="1" noChangeArrowheads="1"/>
+                    </pic:cNvPicPr>
+                  </pic:nvPicPr>
+                  <pic:blipFill>
+                    <a:blip r:embed="rId7" cstate="print">
+                      <a:extLst>
+                        <a:ext uri="{28A0092B-C50C-407E-A947-70E740481C1C}">
+                          <a14:useLocalDpi xmlns:a14="http://schemas.microsoft.com/office/drawing/2010/main" val="0"/>
+                        </a:ext>
+                      </a:extLst>
+                    </a:blip>
+                    <a:srcRect/>
+                    <a:stretch>
+                      <a:fillRect/>
+                    </a:stretch>
+                  </pic:blipFill>
+                  <pic:spPr bwMode="auto">
+                    <a:xfrm>
+                      <a:off x="0" y="0"/>
+                      <a:ext cx="4398535" cy="2199268"/>
+                    </a:xfrm>
+                    <a:prstGeom prst="rect">
+                      <a:avLst/>
+                    </a:prstGeom>
+                    <a:noFill/>
+                    <a:ln>
+                      <a:noFill/>
+                    </a:ln>
+                  </pic:spPr>
+                </pic:pic>
+              </a:graphicData>
+            </a:graphic>
+          </wp:inline>
+        </w:drawing>
+      </w:r>
+    </w:p>
+    <w:p>
+      <w:pPr>
+        <w:pStyle w:val="Heading2"/>
+      </w:pPr>
+      <w:r>
+        <w:t xml:space="preserve">2.4 Ace Attorney (2001), Story Portrayal </w:t>
+      </w:r>
+    </w:p>
+    <w:p>
+      <w:r>
+        <w:t xml:space="preserve">Representation of the player dialogue was inspired from visual novel aspect </w:t>
+      </w:r>
+      <w:r>
+        <w:t>games such</w:t>
+      </w:r>
+      <w:r>
+        <w:t xml:space="preserve"> Ace Attorney where the character where a dialogue box is clear for the player to see and interact with to progress through the story. </w:t>
+      </w:r>
+      <w:r>
+        <w:t xml:space="preserve"> Making a simpler representation for the story rather than animating a full cutscene. </w:t>
+      </w:r>
+    </w:p>
+    <w:p>
+      <w:r>
+        <w:rPr>
+          <w:noProof/>
+        </w:rPr>
+        <w:lastRenderedPageBreak/>
+        <w:drawing>
+          <wp:inline distT="0" distB="0" distL="0" distR="0" wp14:anchorId="7E9CD906" wp14:editId="0EA0BB3C">
+            <wp:extent cx="2642461" cy="1717600"/>
+            <wp:effectExtent l="0" t="0" r="5715" b="0"/>
+            <wp:docPr id="1775491385" name="Picture 2"/>
+            <wp:cNvGraphicFramePr>
+              <a:graphicFrameLocks xmlns:a="http://schemas.openxmlformats.org/drawingml/2006/main" noChangeAspect="1"/>
+            </wp:cNvGraphicFramePr>
+            <a:graphic xmlns:a="http://schemas.openxmlformats.org/drawingml/2006/main">
+              <a:graphicData uri="http://schemas.openxmlformats.org/drawingml/2006/picture">
+                <pic:pic xmlns:pic="http://schemas.openxmlformats.org/drawingml/2006/picture">
+                  <pic:nvPicPr>
+                    <pic:cNvPr id="0" name="Picture 2"/>
+                    <pic:cNvPicPr>
+                      <a:picLocks noChangeAspect="1" noChangeArrowheads="1"/>
+                    </pic:cNvPicPr>
+                  </pic:nvPicPr>
+                  <pic:blipFill>
+                    <a:blip r:embed="rId8">
+                      <a:extLst>
+                        <a:ext uri="{28A0092B-C50C-407E-A947-70E740481C1C}">
+                          <a14:useLocalDpi xmlns:a14="http://schemas.microsoft.com/office/drawing/2010/main" val="0"/>
+                        </a:ext>
+                      </a:extLst>
+                    </a:blip>
+                    <a:srcRect/>
+                    <a:stretch>
+                      <a:fillRect/>
+                    </a:stretch>
+                  </pic:blipFill>
+                  <pic:spPr bwMode="auto">
+                    <a:xfrm>
+                      <a:off x="0" y="0"/>
+                      <a:ext cx="2648951" cy="1721818"/>
+                    </a:xfrm>
+                    <a:prstGeom prst="rect">
+                      <a:avLst/>
+                    </a:prstGeom>
+                    <a:noFill/>
+                  </pic:spPr>
+                </pic:pic>
+              </a:graphicData>
+            </a:graphic>
+          </wp:inline>
+        </w:drawing>
+      </w:r>
+    </w:p>
+    <w:p>
+      <w:pPr>
         <w:pStyle w:val="Heading1"/>
         <w:jc w:val="both"/>
         <w:rPr>
@@ -1109,114 +1428,302 @@
           <w:sz w:val="22"/>
           <w:szCs w:val="22"/>
         </w:rPr>
-        <w:t>just a normal slime living your daily life, but now you must step up and defend your village</w:t>
-      </w:r>
-      <w:r>
-        <w:rPr>
-          <w:rFonts w:ascii="Arial" w:hAnsi="Arial" w:cs="Arial"/>
-          <w:sz w:val="22"/>
-          <w:szCs w:val="22"/>
-        </w:rPr>
-        <w:t xml:space="preserve"> only you have the ability to do this</w:t>
-      </w:r>
-      <w:r>
-        <w:rPr>
-          <w:rFonts w:ascii="Arial" w:hAnsi="Arial" w:cs="Arial"/>
-          <w:sz w:val="22"/>
-          <w:szCs w:val="22"/>
-        </w:rPr>
+        <w:t>s</w:t>
+      </w:r>
+      <w:r>
+        <w:rPr>
+          <w:rFonts w:ascii="Arial" w:hAnsi="Arial" w:cs="Arial"/>
+          <w:sz w:val="22"/>
+          <w:szCs w:val="22"/>
+        </w:rPr>
+        <w:t xml:space="preserve">lime going on a journey to the promised </w:t>
+      </w:r>
+      <w:r>
+        <w:rPr>
+          <w:rFonts w:ascii="Arial" w:hAnsi="Arial" w:cs="Arial"/>
+          <w:sz w:val="22"/>
+          <w:szCs w:val="22"/>
+        </w:rPr>
+        <w:t xml:space="preserve">great </w:t>
+      </w:r>
+      <w:r>
+        <w:rPr>
+          <w:rFonts w:ascii="Arial" w:hAnsi="Arial" w:cs="Arial"/>
+          <w:sz w:val="22"/>
+          <w:szCs w:val="22"/>
+        </w:rPr>
+        <w:t>slime kingdom, but the journey will be tough you will pass through many terrains, different encounters</w:t>
+      </w:r>
+      <w:r>
+        <w:rPr>
+          <w:rFonts w:ascii="Arial" w:hAnsi="Arial" w:cs="Arial"/>
+          <w:sz w:val="22"/>
+          <w:szCs w:val="22"/>
+        </w:rPr>
+        <w:t>,</w:t>
+      </w:r>
+      <w:r>
+        <w:rPr>
+          <w:rFonts w:ascii="Arial" w:hAnsi="Arial" w:cs="Arial"/>
+          <w:sz w:val="22"/>
+          <w:szCs w:val="22"/>
+        </w:rPr>
+        <w:t xml:space="preserve"> can you survive and make it to the end?</w:t>
+      </w:r>
+      <w:r>
+        <w:rPr>
+          <w:rFonts w:ascii="Arial" w:hAnsi="Arial" w:cs="Arial"/>
+          <w:sz w:val="22"/>
+          <w:szCs w:val="22"/>
+        </w:rPr>
+        <w:t>`</w:t>
+      </w:r>
+      <w:r>
+        <w:rPr>
+          <w:rFonts w:ascii="Arial" w:hAnsi="Arial" w:cs="Arial"/>
+          <w:sz w:val="22"/>
+          <w:szCs w:val="22"/>
+        </w:rPr>
+        <w:t xml:space="preserve"> </w:t>
+      </w:r>
+    </w:p>
+    <w:p>
+      <w:pPr>
+        <w:pStyle w:val="Heading3"/>
+        <w:rPr>
+          <w:rFonts w:ascii="Arial" w:hAnsi="Arial" w:cs="Arial"/>
+        </w:rPr>
+      </w:pPr>
+      <w:bookmarkStart w:id="0" w:name="_3.1.1_Player_Story"/>
+      <w:bookmarkEnd w:id="0"/>
+      <w:r>
+        <w:rPr>
+          <w:rFonts w:ascii="Arial" w:hAnsi="Arial" w:cs="Arial"/>
+        </w:rPr>
+        <w:t>3.</w:t>
+      </w:r>
+      <w:r>
+        <w:rPr>
+          <w:rFonts w:ascii="Arial" w:hAnsi="Arial" w:cs="Arial"/>
+        </w:rPr>
+        <w:t xml:space="preserve">1.1 </w:t>
+      </w:r>
+      <w:r>
+        <w:rPr>
+          <w:rFonts w:ascii="Arial" w:hAnsi="Arial" w:cs="Arial"/>
+        </w:rPr>
+        <w:t xml:space="preserve">Player Story </w:t>
+      </w:r>
+    </w:p>
+    <w:p>
+      <w:pPr>
+        <w:rPr>
+          <w:rFonts w:ascii="Arial" w:hAnsi="Arial" w:cs="Arial"/>
+          <w:sz w:val="22"/>
+          <w:szCs w:val="22"/>
+        </w:rPr>
+      </w:pPr>
+      <w:r>
+        <w:rPr>
+          <w:rFonts w:ascii="Arial" w:hAnsi="Arial" w:cs="Arial"/>
+          <w:sz w:val="22"/>
+          <w:szCs w:val="22"/>
+        </w:rPr>
+        <w:t xml:space="preserve">You </w:t>
+      </w:r>
+      <w:r>
+        <w:rPr>
+          <w:rFonts w:ascii="Arial" w:hAnsi="Arial" w:cs="Arial"/>
+          <w:sz w:val="22"/>
+          <w:szCs w:val="22"/>
+        </w:rPr>
+        <w:t xml:space="preserve">are just a slime, an ordinary slime, but rumours of the promised Slime kingdom emerge think about it - the fame, glory and most of all a better life why wouldn’t you not take it. The game begins at the start of the journey the forest.  </w:t>
+      </w:r>
+      <w:r>
+        <w:rPr>
+          <w:rFonts w:ascii="Arial" w:hAnsi="Arial" w:cs="Arial"/>
+          <w:sz w:val="22"/>
+          <w:szCs w:val="22"/>
+        </w:rPr>
+        <w:t xml:space="preserve"> </w:t>
+      </w:r>
+    </w:p>
+    <w:p>
+      <w:pPr>
+        <w:pStyle w:val="Heading3"/>
+        <w:rPr>
+          <w:rFonts w:ascii="Arial" w:hAnsi="Arial" w:cs="Arial"/>
+        </w:rPr>
+      </w:pPr>
+      <w:r>
+        <w:rPr>
+          <w:rFonts w:ascii="Arial" w:hAnsi="Arial" w:cs="Arial"/>
+        </w:rPr>
+        <w:t>3.1</w:t>
+      </w:r>
+      <w:r>
+        <w:rPr>
+          <w:rFonts w:ascii="Arial" w:hAnsi="Arial" w:cs="Arial"/>
+        </w:rPr>
+        <w:t xml:space="preserve">.2 General Story </w:t>
+      </w:r>
+    </w:p>
+    <w:p>
+      <w:r>
+        <w:t xml:space="preserve">The game begins at the point of the characters travel, </w:t>
+      </w:r>
+      <w:r>
+        <w:t xml:space="preserve">where </w:t>
+      </w:r>
+      <w:r>
+        <w:t xml:space="preserve">each few waves of enemies having a different terrain </w:t>
+      </w:r>
+      <w:r>
+        <w:t>reflecting</w:t>
+      </w:r>
+      <w:r>
+        <w:t xml:space="preserve"> on the enemy and</w:t>
+      </w:r>
+      <w:r>
+        <w:t xml:space="preserve"> the different points the player is at </w:t>
+      </w:r>
+      <w:r>
+        <w:t>within</w:t>
+      </w:r>
+      <w:r>
+        <w:t xml:space="preserve"> the story.</w:t>
+      </w:r>
+    </w:p>
+    <w:p>
+      <w:r>
+        <w:t>You have lived</w:t>
+      </w:r>
+      <w:r>
+        <w:t xml:space="preserve"> your whole life in your hometown sure everyday is fine and dandy but you want more than just walking aimlessly all day doing nothing but then a rumour emerges in your village, there is a place, a promised land for the better but to get there you need to go on a dangerous journey to the Kingdom. In hopes for adventure and a better life you decide its time. </w:t>
+      </w:r>
+      <w:r>
+        <w:t xml:space="preserve"> </w:t>
+      </w:r>
+    </w:p>
+    <w:p>
+      <w:pPr>
+        <w:pStyle w:val="Heading2"/>
+      </w:pPr>
+      <w:r>
+        <w:t xml:space="preserve">3.2 Game Aesthetics </w:t>
+      </w:r>
+    </w:p>
+    <w:p>
+      <w:r>
+        <w:t xml:space="preserve">The aesthetics of this game will be </w:t>
+      </w:r>
+      <w:r>
+        <w:t xml:space="preserve">mostly </w:t>
+      </w:r>
+      <w:r>
+        <w:t xml:space="preserve">simple and stylised, using bright colours and a </w:t>
+      </w:r>
+      <w:r>
+        <w:t>detail to the environment for a more immersive experience</w:t>
+      </w:r>
+      <w:r>
+        <w:t>. The visuals will</w:t>
+      </w:r>
+      <w:r>
+        <w:t xml:space="preserve"> have some </w:t>
+      </w:r>
+      <w:r>
+        <w:t xml:space="preserve">realism </w:t>
+      </w:r>
+      <w:r>
+        <w:t>via some physics to the slime as well as some possible environmental effects like grass movement.</w:t>
+      </w:r>
+    </w:p>
+    <w:p>
+      <w:r>
+        <w:t xml:space="preserve">This approach is chosen to keep the art style </w:t>
+      </w:r>
+      <w:r>
+        <w:t>visually appealing</w:t>
+      </w:r>
+      <w:r>
+        <w:t xml:space="preserve"> </w:t>
+      </w:r>
+      <w:r>
+        <w:t xml:space="preserve"> for players</w:t>
+      </w:r>
+      <w:r>
+        <w:t xml:space="preserve"> to visualise</w:t>
+      </w:r>
+      <w:r>
+        <w:t xml:space="preserve"> and immerse themselves in the world </w:t>
+      </w:r>
+      <w:r>
+        <w:t xml:space="preserve"> </w:t>
+      </w:r>
+      <w:r>
+        <w:t>whilst some models may be kept simple to make the game not too performance intensive</w:t>
+      </w:r>
+      <w:r>
         <w:t xml:space="preserve">. </w:t>
       </w:r>
+      <w:r>
+        <w:t>Most a</w:t>
+      </w:r>
+      <w:r>
+        <w:t xml:space="preserve">ssets added </w:t>
+      </w:r>
+      <w:r>
+        <w:t>will</w:t>
+      </w:r>
+      <w:r>
+        <w:t xml:space="preserve"> follow the same colourful style to maintain a cohesive visual identity across the game.</w:t>
+      </w:r>
+    </w:p>
+    <w:p>
+      <w:pPr>
+        <w:pStyle w:val="Heading2"/>
+      </w:pPr>
+      <w:r>
+        <w:lastRenderedPageBreak/>
+        <w:t>3.3 Game Characters</w:t>
+      </w:r>
     </w:p>
     <w:p>
       <w:pPr>
         <w:pStyle w:val="Heading3"/>
-        <w:rPr>
-          <w:rFonts w:ascii="Arial" w:hAnsi="Arial" w:cs="Arial"/>
-        </w:rPr>
-      </w:pPr>
-      <w:r>
-        <w:rPr>
-          <w:rFonts w:ascii="Arial" w:hAnsi="Arial" w:cs="Arial"/>
-        </w:rPr>
-        <w:t>3.</w:t>
-      </w:r>
-      <w:r>
-        <w:rPr>
-          <w:rFonts w:ascii="Arial" w:hAnsi="Arial" w:cs="Arial"/>
-        </w:rPr>
-        <w:t xml:space="preserve">1.1 </w:t>
-      </w:r>
-      <w:r>
-        <w:rPr>
-          <w:rFonts w:ascii="Arial" w:hAnsi="Arial" w:cs="Arial"/>
-        </w:rPr>
-        <w:t xml:space="preserve">Player Story </w:t>
-      </w:r>
-    </w:p>
-    <w:p>
-      <w:pPr>
-        <w:rPr>
-          <w:rFonts w:ascii="Arial" w:hAnsi="Arial" w:cs="Arial"/>
-          <w:sz w:val="22"/>
-          <w:szCs w:val="22"/>
-        </w:rPr>
-      </w:pPr>
-      <w:r>
-        <w:rPr>
-          <w:rFonts w:ascii="Arial" w:hAnsi="Arial" w:cs="Arial"/>
-          <w:sz w:val="22"/>
-          <w:szCs w:val="22"/>
-        </w:rPr>
-        <w:t xml:space="preserve">You wonder out as usual for an adventure but whilst wondering about, you hear about an attempted raid on your village, it is up to you to fend these fiends off and protect your hometown. The game starts out to when you are wondering out of the village. </w:t>
-      </w:r>
+      </w:pPr>
+      <w:r>
+        <w:t xml:space="preserve">3.3.1 Slime </w:t>
+      </w:r>
+    </w:p>
+    <w:p>
+      <w:r>
+        <w:t>The player</w:t>
+      </w:r>
+      <w:r>
+        <w:t xml:space="preserve">, being a slime. Player Story in </w:t>
+      </w:r>
+      <w:hyperlink w:anchor="_3.1.1_Player_Story" w:history="1">
+        <w:r>
+          <w:rPr>
+            <w:rStyle w:val="Hyperlink"/>
+          </w:rPr>
+          <w:t>Section 3.11</w:t>
+        </w:r>
+      </w:hyperlink>
     </w:p>
     <w:p>
       <w:pPr>
         <w:pStyle w:val="Heading3"/>
-        <w:rPr>
-          <w:rFonts w:ascii="Arial" w:hAnsi="Arial" w:cs="Arial"/>
-        </w:rPr>
-      </w:pPr>
-      <w:r>
-        <w:rPr>
-          <w:rFonts w:ascii="Arial" w:hAnsi="Arial" w:cs="Arial"/>
-        </w:rPr>
-        <w:lastRenderedPageBreak/>
-        <w:t>3.1</w:t>
-      </w:r>
-      <w:r>
-        <w:rPr>
-          <w:rFonts w:ascii="Arial" w:hAnsi="Arial" w:cs="Arial"/>
-        </w:rPr>
-        <w:t xml:space="preserve">.2 General Story </w:t>
-      </w:r>
-    </w:p>
-    <w:p>
-      <w:r>
-        <w:t>This is the story that takes place around the player and explains the setting and events of the game. Each level may include short story-related scenes or dialogue to build context.</w:t>
-      </w:r>
-    </w:p>
-    <w:p>
-      <w:r>
-        <w:t xml:space="preserve">You live in a peaceful village known for its </w:t>
-      </w:r>
-      <w:r>
-        <w:t>peaceful coexistence with other creatures</w:t>
-      </w:r>
-      <w:r>
-        <w:t>. One day, while wandering outside the village as usual, rumours begin spreading of hostile creatures preparing to raid the area. What first seemed like distant trouble quickly becomes a real threat.</w:t>
-      </w:r>
-    </w:p>
-    <w:p>
-      <w:r>
-        <w:t>As the attacks begin, it becomes your responsibility to defend your home and protect the people living there. Each wave represents enemies attempting to break through the village defences. The player must fight them off and survive to keep the</w:t>
-      </w:r>
-      <w:r>
-        <w:t>mselves and the</w:t>
-      </w:r>
-      <w:r>
-        <w:t xml:space="preserve"> village safe.</w:t>
+      </w:pPr>
+      <w:r>
+        <w:t>3.3.2 Enemies</w:t>
+      </w:r>
+    </w:p>
+    <w:p>
+      <w:r>
+        <w:t>Each terrain the player is in will have different enemies or a mixture of combined enemies reflecting the current point of the story the player is in, and enemies will have the same mechanics to another – finding and killing the player.</w:t>
       </w:r>
     </w:p>
     <w:p>
@@ -1224,35 +1731,129 @@
         <w:pStyle w:val="Heading2"/>
       </w:pPr>
       <w:r>
-        <w:t xml:space="preserve">3.2 Game Aesthetics </w:t>
-      </w:r>
-    </w:p>
-    <w:p>
-      <w:r>
-        <w:t>The aesthetics of this game will be simple and stylised, using bright colours and a cartoon-like appearance similar to games such as Minecraft. The visuals will avoid realism and instead focus on clear shapes, smooth textures, and easy-to-recognise characters and environments.</w:t>
-      </w:r>
-    </w:p>
-    <w:p>
-      <w:r>
-        <w:t xml:space="preserve">This approach is chosen to keep the art style consistent, </w:t>
-      </w:r>
-      <w:r>
-        <w:t xml:space="preserve">easily </w:t>
-      </w:r>
-      <w:r>
-        <w:t xml:space="preserve"> for players</w:t>
-      </w:r>
-      <w:r>
-        <w:t xml:space="preserve"> to visualise</w:t>
-      </w:r>
-      <w:r>
-        <w:t>, a</w:t>
-      </w:r>
-      <w:r>
-        <w:t xml:space="preserve">s well as being </w:t>
-      </w:r>
-      <w:r>
-        <w:t>achievable within time constraints. Assets added later will follow the same simple, colourful style to maintain a cohesive visual identity across the game.</w:t>
+        <w:t xml:space="preserve">3.4 Game Content </w:t>
+      </w:r>
+    </w:p>
+    <w:p>
+      <w:r>
+        <w:t xml:space="preserve">Each level will have a set number of waves, this will generate groups of enemies and will progressively get harder as the story progresses. Starting levels will take around 5 mins to complete whilst levels further into the game will take longer to around 20-30mins. </w:t>
+      </w:r>
+    </w:p>
+    <w:p>
+      <w:r>
+        <w:t>Some of these levels may include:</w:t>
+      </w:r>
+      <w:r>
+        <w:t xml:space="preserve">  </w:t>
+      </w:r>
+    </w:p>
+    <w:p>
+      <w:pPr>
+        <w:pStyle w:val="Heading3"/>
+      </w:pPr>
+      <w:r>
+        <w:t xml:space="preserve">3.4.1 </w:t>
+      </w:r>
+      <w:r>
+        <w:t>Forrest</w:t>
+      </w:r>
+    </w:p>
+    <w:p>
+      <w:pPr>
+        <w:rPr>
+          <w:b/>
+          <w:bCs/>
+        </w:rPr>
+      </w:pPr>
+      <w:r>
+        <w:rPr>
+          <w:b/>
+          <w:bCs/>
+        </w:rPr>
+        <w:t>Story</w:t>
+      </w:r>
+    </w:p>
+    <w:p>
+      <w:pPr>
+        <w:rPr>
+          <w:b/>
+          <w:bCs/>
+        </w:rPr>
+      </w:pPr>
+      <w:r>
+        <w:rPr>
+          <w:b/>
+          <w:bCs/>
+        </w:rPr>
+        <w:t>Gameplay</w:t>
+      </w:r>
+    </w:p>
+    <w:p>
+      <w:pPr>
+        <w:pStyle w:val="Heading3"/>
+      </w:pPr>
+      <w:r>
+        <w:t>3.4.</w:t>
+      </w:r>
+      <w:r>
+        <w:t>2</w:t>
+      </w:r>
+      <w:r>
+        <w:t xml:space="preserve"> </w:t>
+      </w:r>
+      <w:r>
+        <w:t>Swamp</w:t>
+      </w:r>
+    </w:p>
+    <w:p>
+      <w:pPr>
+        <w:rPr>
+          <w:b/>
+          <w:bCs/>
+        </w:rPr>
+      </w:pPr>
+      <w:r>
+        <w:rPr>
+          <w:b/>
+          <w:bCs/>
+        </w:rPr>
+        <w:t>Story</w:t>
+      </w:r>
+    </w:p>
+    <w:p>
+      <w:pPr>
+        <w:rPr>
+          <w:b/>
+          <w:bCs/>
+        </w:rPr>
+      </w:pPr>
+      <w:r>
+        <w:rPr>
+          <w:b/>
+          <w:bCs/>
+        </w:rPr>
+        <w:t>Gameplay</w:t>
+      </w:r>
+    </w:p>
+    <w:p>
+      <w:pPr>
+        <w:pStyle w:val="Heading3"/>
+        <w:rPr>
+          <w:b/>
+          <w:bCs/>
+        </w:rPr>
+      </w:pPr>
+      <w:r>
+        <w:t>3.4.</w:t>
+      </w:r>
+      <w:r>
+        <w:t>3</w:t>
+      </w:r>
+      <w:r>
+        <w:t xml:space="preserve"> </w:t>
+      </w:r>
+      <w:r>
+        <w:t>Badlands</w:t>
       </w:r>
     </w:p>
     <w:p>
@@ -1275,6 +1876,36 @@
       </w:r>
     </w:p>
     <w:p>
+      <w:r>
+        <w:t>Currently, I have implemented some core features within the game.</w:t>
+      </w:r>
+    </w:p>
+    <w:p>
+      <w:r>
+        <w:t xml:space="preserve">GitHub link: </w:t>
+      </w:r>
+      <w:hyperlink r:id="rId9" w:history="1">
+        <w:r>
+          <w:rPr>
+            <w:rStyle w:val="Hyperlink"/>
+          </w:rPr>
+          <w:t>https://github.com/WilliamCheung2004/Slime</w:t>
+        </w:r>
+        <w:r>
+          <w:rPr>
+            <w:rStyle w:val="Hyperlink"/>
+          </w:rPr>
+          <w:t>-</w:t>
+        </w:r>
+        <w:r>
+          <w:rPr>
+            <w:rStyle w:val="Hyperlink"/>
+          </w:rPr>
+          <w:t>Fight-</w:t>
+        </w:r>
+      </w:hyperlink>
+    </w:p>
+    <w:p>
       <w:pPr>
         <w:pStyle w:val="Heading2"/>
         <w:jc w:val="both"/>
@@ -1290,6 +1921,7 @@
           <w:sz w:val="28"/>
           <w:szCs w:val="28"/>
         </w:rPr>
+        <w:lastRenderedPageBreak/>
         <w:t xml:space="preserve">References </w:t>
       </w:r>
     </w:p>
@@ -1341,7 +1973,7 @@
                     <pic:cNvPicPr/>
                   </pic:nvPicPr>
                   <pic:blipFill>
-                    <a:blip r:embed="rId5"/>
+                    <a:blip r:embed="rId10"/>
                     <a:stretch>
                       <a:fillRect/>
                     </a:stretch>
@@ -1364,7 +1996,9 @@
     </w:p>
     <w:p>
       <w:r>
-        <w:lastRenderedPageBreak/>
+        <w:rPr>
+          <w:noProof/>
+        </w:rPr>
         <w:drawing>
           <wp:inline distT="0" distB="0" distL="0" distR="0" wp14:anchorId="11C876BE" wp14:editId="5F82106D">
             <wp:extent cx="5731510" cy="3322320"/>
@@ -1381,7 +2015,7 @@
                     <pic:cNvPicPr/>
                   </pic:nvPicPr>
                   <pic:blipFill>
-                    <a:blip r:embed="rId6"/>
+                    <a:blip r:embed="rId11"/>
                     <a:stretch>
                       <a:fillRect/>
                     </a:stretch>
@@ -1436,9 +2070,11 @@
       <w:r>
         <w:rPr>
           <w:rFonts w:ascii="Arial" w:hAnsi="Arial" w:cs="Arial"/>
-          <w:sz w:val="22"/>
-          <w:szCs w:val="22"/>
-        </w:rPr>
+          <w:noProof/>
+          <w:sz w:val="22"/>
+          <w:szCs w:val="22"/>
+        </w:rPr>
+        <w:lastRenderedPageBreak/>
         <w:drawing>
           <wp:inline distT="0" distB="0" distL="0" distR="0" wp14:anchorId="5B667B20" wp14:editId="58D18214">
             <wp:extent cx="5731510" cy="3258185"/>
@@ -1455,7 +2091,7 @@
                     <pic:cNvPicPr/>
                   </pic:nvPicPr>
                   <pic:blipFill>
-                    <a:blip r:embed="rId7"/>
+                    <a:blip r:embed="rId12"/>
                     <a:stretch>
                       <a:fillRect/>
                     </a:stretch>
@@ -2779,6 +3415,41 @@
       </w:tblBorders>
     </w:tblPr>
   </w:style>
+  <w:style w:type="character" w:styleId="Hyperlink">
+    <w:name w:val="Hyperlink"/>
+    <w:basedOn w:val="DefaultParagraphFont"/>
+    <w:uiPriority w:val="99"/>
+    <w:unhideWhenUsed/>
+    <w:rsid w:val="00D558F4"/>
+    <w:rPr>
+      <w:color w:val="467886" w:themeColor="hyperlink"/>
+      <w:u w:val="single"/>
+    </w:rPr>
+  </w:style>
+  <w:style w:type="character" w:styleId="UnresolvedMention">
+    <w:name w:val="Unresolved Mention"/>
+    <w:basedOn w:val="DefaultParagraphFont"/>
+    <w:uiPriority w:val="99"/>
+    <w:semiHidden/>
+    <w:unhideWhenUsed/>
+    <w:rsid w:val="00D558F4"/>
+    <w:rPr>
+      <w:color w:val="605E5C"/>
+      <w:shd w:val="clear" w:color="auto" w:fill="E1DFDD"/>
+    </w:rPr>
+  </w:style>
+  <w:style w:type="character" w:styleId="FollowedHyperlink">
+    <w:name w:val="FollowedHyperlink"/>
+    <w:basedOn w:val="DefaultParagraphFont"/>
+    <w:uiPriority w:val="99"/>
+    <w:semiHidden/>
+    <w:unhideWhenUsed/>
+    <w:rsid w:val="00192FA4"/>
+    <w:rPr>
+      <w:color w:val="96607D" w:themeColor="followedHyperlink"/>
+      <w:u w:val="single"/>
+    </w:rPr>
+  </w:style>
 </w:styles>
 </file>
 

--- a/GameReport.docx
+++ b/GameReport.docx
@@ -5,73 +5,33 @@
     <w:p>
       <w:pPr>
         <w:pStyle w:val="Heading1"/>
-        <w:jc w:val="both"/>
-        <w:rPr>
-          <w:rFonts w:ascii="Arial" w:hAnsi="Arial" w:cs="Arial"/>
-          <w:sz w:val="30"/>
-          <w:szCs w:val="30"/>
-        </w:rPr>
-      </w:pPr>
-      <w:r>
-        <w:rPr>
-          <w:rFonts w:ascii="Arial" w:hAnsi="Arial" w:cs="Arial"/>
-          <w:sz w:val="30"/>
-          <w:szCs w:val="30"/>
-        </w:rPr>
+      </w:pPr>
+      <w:r>
         <w:t>Slime Fight</w:t>
       </w:r>
       <w:r>
-        <w:rPr>
-          <w:rFonts w:ascii="Arial" w:hAnsi="Arial" w:cs="Arial"/>
-          <w:sz w:val="30"/>
-          <w:szCs w:val="30"/>
-        </w:rPr>
         <w:t xml:space="preserve"> </w:t>
       </w:r>
       <w:r>
         <w:rPr>
           <w:rFonts w:ascii="Segoe UI Emoji" w:hAnsi="Segoe UI Emoji" w:cs="Segoe UI Emoji"/>
-          <w:sz w:val="30"/>
-          <w:szCs w:val="30"/>
         </w:rPr>
         <w:t>⚔️</w:t>
       </w:r>
     </w:p>
     <w:p>
       <w:pPr>
-        <w:pStyle w:val="Heading1"/>
-        <w:jc w:val="both"/>
-        <w:rPr>
-          <w:rFonts w:ascii="Arial" w:hAnsi="Arial" w:cs="Arial"/>
-          <w:sz w:val="28"/>
-          <w:szCs w:val="28"/>
-        </w:rPr>
-      </w:pPr>
-      <w:r>
-        <w:rPr>
-          <w:rFonts w:ascii="Arial" w:hAnsi="Arial" w:cs="Arial"/>
-          <w:sz w:val="28"/>
-          <w:szCs w:val="28"/>
-        </w:rPr>
+        <w:pStyle w:val="Heading2"/>
+      </w:pPr>
+      <w:r>
         <w:t>1. Summary</w:t>
       </w:r>
     </w:p>
     <w:p>
       <w:pPr>
-        <w:pStyle w:val="Heading2"/>
-        <w:jc w:val="both"/>
-        <w:rPr>
-          <w:rFonts w:ascii="Arial" w:hAnsi="Arial" w:cs="Arial"/>
-          <w:sz w:val="28"/>
-          <w:szCs w:val="28"/>
-        </w:rPr>
-      </w:pPr>
-      <w:r>
-        <w:rPr>
-          <w:rFonts w:ascii="Arial" w:hAnsi="Arial" w:cs="Arial"/>
-          <w:sz w:val="28"/>
-          <w:szCs w:val="28"/>
-        </w:rPr>
+        <w:pStyle w:val="Heading3"/>
+      </w:pPr>
+      <w:r>
         <w:t>1.1 Genre</w:t>
       </w:r>
     </w:p>
@@ -191,99 +151,106 @@
     </w:p>
     <w:p>
       <w:pPr>
-        <w:pStyle w:val="Heading2"/>
-        <w:jc w:val="both"/>
+        <w:pStyle w:val="Heading3"/>
+      </w:pPr>
+      <w:r>
+        <w:t>1.2 Synopsis</w:t>
+      </w:r>
+    </w:p>
+    <w:p>
+      <w:pPr>
+        <w:rPr>
+          <w:sz w:val="22"/>
+          <w:szCs w:val="22"/>
+        </w:rPr>
+      </w:pPr>
+      <w:r>
+        <w:rPr>
+          <w:sz w:val="22"/>
+          <w:szCs w:val="22"/>
+        </w:rPr>
+        <w:t>The game is a first-person, wave-based defence experience set in a small village under attack. The player takes the role of a local slime who must protect their home from incoming enemies.</w:t>
+      </w:r>
+    </w:p>
+    <w:p>
+      <w:pPr>
+        <w:rPr>
+          <w:sz w:val="22"/>
+          <w:szCs w:val="22"/>
+        </w:rPr>
+      </w:pPr>
+      <w:r>
+        <w:rPr>
+          <w:sz w:val="22"/>
+          <w:szCs w:val="22"/>
+        </w:rPr>
+        <w:t>Each wave begins with a short story briefing that explains the situation and the player’s objective. The player starts outside or on the edge of the village and must prepare for incoming waves of enemies. Using movement, combat, and positioning, the player defends key areas and prevents enemies from overwhelming the village.</w:t>
+      </w:r>
+    </w:p>
+    <w:p>
+      <w:pPr>
+        <w:rPr>
+          <w:sz w:val="22"/>
+          <w:szCs w:val="22"/>
+        </w:rPr>
+      </w:pPr>
+      <w:r>
+        <w:rPr>
+          <w:sz w:val="22"/>
+          <w:szCs w:val="22"/>
+        </w:rPr>
+        <w:t>Enemies arrive in increasing waves, becoming more difficult over time. The player must survive for as long as possible while protecting the environment and maintaining their health and resources.</w:t>
+      </w:r>
+    </w:p>
+    <w:p>
+      <w:pPr>
+        <w:rPr>
+          <w:sz w:val="22"/>
+          <w:szCs w:val="22"/>
+        </w:rPr>
+      </w:pPr>
+      <w:r>
+        <w:rPr>
+          <w:sz w:val="22"/>
+          <w:szCs w:val="22"/>
+        </w:rPr>
+        <w:t>The game is presented from a first-person perspective, allowing the player to interact directly with the world and enemies. Combat is simple and stylised, with enemies disappearing into smoke when defeated to maintain the game’s cartoon aesthetic.</w:t>
+      </w:r>
+    </w:p>
+    <w:p>
+      <w:pPr>
+        <w:rPr>
+          <w:sz w:val="22"/>
+          <w:szCs w:val="22"/>
+        </w:rPr>
+      </w:pPr>
+      <w:r>
+        <w:rPr>
+          <w:sz w:val="22"/>
+          <w:szCs w:val="22"/>
+        </w:rPr>
+        <w:t>Completing waves or surviving for a set period progresses the players level allowing them to unlock upgrades to progress into further waves.</w:t>
+      </w:r>
+    </w:p>
+    <w:p>
+      <w:pPr>
+        <w:pStyle w:val="Heading3"/>
+      </w:pPr>
+      <w:r>
+        <w:t>1.3 Target Audience</w:t>
+      </w:r>
+    </w:p>
+    <w:p>
+      <w:pPr>
         <w:rPr>
           <w:rFonts w:ascii="Arial" w:hAnsi="Arial" w:cs="Arial"/>
-          <w:sz w:val="28"/>
-          <w:szCs w:val="28"/>
+          <w:sz w:val="22"/>
+          <w:szCs w:val="22"/>
         </w:rPr>
       </w:pPr>
       <w:r>
         <w:rPr>
           <w:rFonts w:ascii="Arial" w:hAnsi="Arial" w:cs="Arial"/>
-          <w:sz w:val="28"/>
-          <w:szCs w:val="28"/>
-        </w:rPr>
-        <w:t>1.2 Synopsis</w:t>
-      </w:r>
-    </w:p>
-    <w:p>
-      <w:r>
-        <w:t>The game is a first-person, wave-based defence experience set in a small village under attack. The player takes the role of a local</w:t>
-      </w:r>
-      <w:r>
-        <w:t xml:space="preserve"> slime</w:t>
-      </w:r>
-      <w:r>
-        <w:t xml:space="preserve"> who must protect their home from incoming enemies.</w:t>
-      </w:r>
-    </w:p>
-    <w:p>
-      <w:r>
-        <w:t xml:space="preserve">Each </w:t>
-      </w:r>
-      <w:r>
-        <w:t>wave</w:t>
-      </w:r>
-      <w:r>
-        <w:t xml:space="preserve"> begins with a short story briefing that explains the situation and the player’s objective. The player starts outside or on the edge of the village and must prepare for incoming waves of enemies. Using movement, combat, and positioning, the player defends key areas and prevents enemies from overwhelming the village.</w:t>
-      </w:r>
-    </w:p>
-    <w:p>
-      <w:r>
-        <w:t>Enemies arrive in increasing waves, becoming more difficult over time. The player must survive for as long as possible while protecting the environment and maintaining their health and resources.</w:t>
-      </w:r>
-    </w:p>
-    <w:p>
-      <w:r>
-        <w:t>The game is presented from a first-person perspective, allowing the player to interact directly with the world and enemies. Combat is simple and stylised, with enemies disappearing into smoke when defeated to maintain the game’s cartoon aesthetic.</w:t>
-      </w:r>
-    </w:p>
-    <w:p>
-      <w:r>
-        <w:t xml:space="preserve">Completing waves or surviving for a set period progresses the </w:t>
-      </w:r>
-      <w:r>
-        <w:t xml:space="preserve">players </w:t>
-      </w:r>
-      <w:r>
-        <w:t>level</w:t>
-      </w:r>
-      <w:r>
-        <w:t xml:space="preserve"> allowing them to unlock upgrades to progress into further waves.</w:t>
-      </w:r>
-    </w:p>
-    <w:p>
-      <w:pPr>
-        <w:pStyle w:val="Heading2"/>
-        <w:jc w:val="both"/>
-        <w:rPr>
-          <w:rFonts w:ascii="Arial" w:hAnsi="Arial" w:cs="Arial"/>
-          <w:sz w:val="28"/>
-          <w:szCs w:val="28"/>
-        </w:rPr>
-      </w:pPr>
-      <w:r>
-        <w:rPr>
-          <w:rFonts w:ascii="Arial" w:hAnsi="Arial" w:cs="Arial"/>
-          <w:sz w:val="28"/>
-          <w:szCs w:val="28"/>
-        </w:rPr>
-        <w:t>1.3 Target Audience</w:t>
-      </w:r>
-    </w:p>
-    <w:p>
-      <w:pPr>
-        <w:rPr>
-          <w:rFonts w:ascii="Arial" w:hAnsi="Arial" w:cs="Arial"/>
-          <w:sz w:val="22"/>
-          <w:szCs w:val="22"/>
-        </w:rPr>
-      </w:pPr>
-      <w:r>
-        <w:rPr>
-          <w:rFonts w:ascii="Arial" w:hAnsi="Arial" w:cs="Arial"/>
           <w:sz w:val="22"/>
           <w:szCs w:val="22"/>
         </w:rPr>
@@ -292,20 +259,9 @@
     </w:p>
     <w:p>
       <w:pPr>
-        <w:pStyle w:val="Heading2"/>
-        <w:jc w:val="both"/>
-        <w:rPr>
-          <w:rFonts w:ascii="Arial" w:hAnsi="Arial" w:cs="Arial"/>
-          <w:sz w:val="28"/>
-          <w:szCs w:val="28"/>
-        </w:rPr>
-      </w:pPr>
-      <w:r>
-        <w:rPr>
-          <w:rFonts w:ascii="Arial" w:hAnsi="Arial" w:cs="Arial"/>
-          <w:sz w:val="28"/>
-          <w:szCs w:val="28"/>
-        </w:rPr>
+        <w:pStyle w:val="Heading3"/>
+      </w:pPr>
+      <w:r>
         <w:t xml:space="preserve">1.4 Game experience </w:t>
       </w:r>
     </w:p>
@@ -450,20 +406,9 @@
     </w:p>
     <w:p>
       <w:pPr>
-        <w:pStyle w:val="Heading2"/>
-        <w:jc w:val="both"/>
-        <w:rPr>
-          <w:rFonts w:ascii="Arial" w:hAnsi="Arial" w:cs="Arial"/>
-          <w:sz w:val="28"/>
-          <w:szCs w:val="28"/>
-        </w:rPr>
-      </w:pPr>
-      <w:r>
-        <w:rPr>
-          <w:rFonts w:ascii="Arial" w:hAnsi="Arial" w:cs="Arial"/>
-          <w:sz w:val="28"/>
-          <w:szCs w:val="28"/>
-        </w:rPr>
+        <w:pStyle w:val="Heading3"/>
+      </w:pPr>
+      <w:r>
         <w:t>1.5 MoSCoW</w:t>
       </w:r>
     </w:p>
@@ -1048,26 +993,15 @@
     </w:p>
     <w:p>
       <w:pPr>
-        <w:pStyle w:val="Heading1"/>
-        <w:jc w:val="both"/>
-        <w:rPr>
-          <w:rFonts w:ascii="Arial" w:hAnsi="Arial" w:cs="Arial"/>
-          <w:sz w:val="28"/>
-          <w:szCs w:val="28"/>
-        </w:rPr>
-      </w:pPr>
-      <w:r>
-        <w:rPr>
-          <w:rFonts w:ascii="Arial" w:hAnsi="Arial" w:cs="Arial"/>
-          <w:sz w:val="28"/>
-          <w:szCs w:val="28"/>
-        </w:rPr>
+        <w:pStyle w:val="Heading2"/>
+      </w:pPr>
+      <w:r>
         <w:t xml:space="preserve">2. Background </w:t>
       </w:r>
     </w:p>
     <w:p>
       <w:pPr>
-        <w:pStyle w:val="Heading2"/>
+        <w:pStyle w:val="Heading3"/>
       </w:pPr>
       <w:r>
         <w:t>2.</w:t>
@@ -1081,13 +1015,26 @@
     </w:p>
     <w:p>
       <w:r>
+        <w:t xml:space="preserve">Pixel Dungeon similarly to typical rogue games  has a character selection that the player chooses a character which restricts them to a certain playstyle due to the equipment or stats of different characters, each having their own strengths and weaknesses.  </w:t>
+      </w:r>
+    </w:p>
+    <w:p>
+      <w:pPr>
+        <w:rPr>
+          <w:sz w:val="22"/>
+          <w:szCs w:val="22"/>
+        </w:rPr>
+      </w:pPr>
+      <w:r>
         <w:rPr>
           <w:noProof/>
+          <w:sz w:val="22"/>
+          <w:szCs w:val="22"/>
         </w:rPr>
         <w:drawing>
-          <wp:inline distT="0" distB="0" distL="0" distR="0" wp14:anchorId="2B5D7DC5" wp14:editId="3D932406">
-            <wp:extent cx="1332854" cy="2369850"/>
-            <wp:effectExtent l="0" t="0" r="1270" b="0"/>
+          <wp:inline distT="0" distB="0" distL="0" distR="0" wp14:anchorId="2B5D7DC5" wp14:editId="3030B376">
+            <wp:extent cx="1086875" cy="1932494"/>
+            <wp:effectExtent l="0" t="0" r="0" b="0"/>
             <wp:docPr id="1847532206" name="Picture 4" descr="Shattered Pixel Dungeon - Android Apps on Google Play"/>
             <wp:cNvGraphicFramePr>
               <a:graphicFrameLocks xmlns:a="http://schemas.openxmlformats.org/drawingml/2006/main" noChangeAspect="1"/>
@@ -1117,7 +1064,7 @@
                   <pic:spPr bwMode="auto">
                     <a:xfrm>
                       <a:off x="0" y="0"/>
-                      <a:ext cx="1343824" cy="2389355"/>
+                      <a:ext cx="1099780" cy="1955439"/>
                     </a:xfrm>
                     <a:prstGeom prst="rect">
                       <a:avLst/>
@@ -1134,37 +1081,63 @@
         </w:drawing>
       </w:r>
     </w:p>
-    <w:p/>
+    <w:p>
+      <w:pPr>
+        <w:rPr>
+          <w:sz w:val="22"/>
+          <w:szCs w:val="22"/>
+        </w:rPr>
+      </w:pPr>
+    </w:p>
+    <w:p>
+      <w:pPr>
+        <w:pStyle w:val="Heading3"/>
+      </w:pPr>
+      <w:r>
+        <w:t xml:space="preserve">2.2 </w:t>
+      </w:r>
+      <w:r>
+        <w:t xml:space="preserve">Diep.io (2016), </w:t>
+      </w:r>
+      <w:r>
+        <w:t xml:space="preserve">Upgrades Skills </w:t>
+      </w:r>
+    </w:p>
+    <w:p>
+      <w:pPr>
+        <w:rPr>
+          <w:sz w:val="22"/>
+          <w:szCs w:val="22"/>
+        </w:rPr>
+      </w:pPr>
+      <w:r>
+        <w:rPr>
+          <w:sz w:val="22"/>
+          <w:szCs w:val="22"/>
+        </w:rPr>
+        <w:t xml:space="preserve">Like most games in survival upgrades are an important aspect to progression and survival of the player. </w:t>
+      </w:r>
+      <w:r>
+        <w:rPr>
+          <w:sz w:val="22"/>
+          <w:szCs w:val="22"/>
+        </w:rPr>
+        <w:t xml:space="preserve">Players must obtain exp points from defeating objects each level increase giving upgrade the points the player must use to increase their power, as the player increases in level these are harder to obtain. </w:t>
+      </w:r>
+    </w:p>
     <w:p>
       <w:pPr>
         <w:pStyle w:val="Heading2"/>
-      </w:pPr>
-      <w:r>
-        <w:lastRenderedPageBreak/>
-        <w:t xml:space="preserve">2.2 </w:t>
-      </w:r>
-      <w:r>
-        <w:t xml:space="preserve">Diep.io (2016), </w:t>
-      </w:r>
-      <w:r>
-        <w:t xml:space="preserve">Upgrades Skills </w:t>
-      </w:r>
-    </w:p>
-    <w:p>
-      <w:r>
-        <w:t xml:space="preserve">Like most games in survival upgrades are an important aspect to progression and survival of the player. </w:t>
-      </w:r>
-      <w:r>
-        <w:t xml:space="preserve">Players must obtain exp points from defeating objects each level increase giving upgrade the points the player must use to increase their power, as the player increases in level these are harder to obtain. </w:t>
-      </w:r>
-    </w:p>
-    <w:p>
-      <w:pPr>
-        <w:pStyle w:val="Heading2"/>
+        <w:rPr>
+          <w:sz w:val="22"/>
+          <w:szCs w:val="22"/>
+        </w:rPr>
       </w:pPr>
       <w:r>
         <w:rPr>
           <w:noProof/>
+          <w:sz w:val="22"/>
+          <w:szCs w:val="22"/>
         </w:rPr>
         <w:drawing>
           <wp:inline distT="0" distB="0" distL="0" distR="0" wp14:anchorId="565419AE" wp14:editId="4217AA2E">
@@ -1215,7 +1188,7 @@
     </w:p>
     <w:p>
       <w:pPr>
-        <w:pStyle w:val="Heading2"/>
+        <w:pStyle w:val="Heading3"/>
       </w:pPr>
       <w:r>
         <w:t xml:space="preserve">2.3 </w:t>
@@ -1228,28 +1201,53 @@
       </w:r>
     </w:p>
     <w:p>
-      <w:r>
+      <w:pPr>
+        <w:rPr>
+          <w:sz w:val="22"/>
+          <w:szCs w:val="22"/>
+        </w:rPr>
+      </w:pPr>
+      <w:r>
+        <w:rPr>
+          <w:sz w:val="22"/>
+          <w:szCs w:val="22"/>
+        </w:rPr>
         <w:t>The innovation from abilities comes from Hollow Knights unique approach to aid player the player in defeating enemies and thus improve survival, this only being unlocked at certain stages of the story as well as requiring the player to careful use of their stamina which these abilities require</w:t>
       </w:r>
       <w:r>
+        <w:rPr>
+          <w:sz w:val="22"/>
+          <w:szCs w:val="22"/>
+        </w:rPr>
         <w:t xml:space="preserve"> usage </w:t>
       </w:r>
-      <w:proofErr w:type="spellStart"/>
-      <w:r>
+      <w:r>
+        <w:rPr>
+          <w:sz w:val="22"/>
+          <w:szCs w:val="22"/>
+        </w:rPr>
         <w:t>of</w:t>
       </w:r>
       <w:r>
-        <w:t>s</w:t>
-      </w:r>
-      <w:proofErr w:type="spellEnd"/>
-      <w:r>
+        <w:rPr>
+          <w:sz w:val="22"/>
+          <w:szCs w:val="22"/>
+        </w:rPr>
         <w:t xml:space="preserve">. </w:t>
       </w:r>
     </w:p>
     <w:p>
+      <w:pPr>
+        <w:rPr>
+          <w:sz w:val="22"/>
+          <w:szCs w:val="22"/>
+        </w:rPr>
+      </w:pPr>
       <w:r>
         <w:rPr>
           <w:noProof/>
+          <w:sz w:val="22"/>
+          <w:szCs w:val="22"/>
         </w:rPr>
         <w:drawing>
           <wp:inline distT="0" distB="0" distL="0" distR="0" wp14:anchorId="06E82488" wp14:editId="47B5860C">
@@ -1303,30 +1301,60 @@
     </w:p>
     <w:p>
       <w:pPr>
-        <w:pStyle w:val="Heading2"/>
+        <w:pStyle w:val="Heading3"/>
       </w:pPr>
       <w:r>
         <w:t xml:space="preserve">2.4 Ace Attorney (2001), Story Portrayal </w:t>
       </w:r>
     </w:p>
     <w:p>
-      <w:r>
+      <w:pPr>
+        <w:rPr>
+          <w:sz w:val="22"/>
+          <w:szCs w:val="22"/>
+        </w:rPr>
+      </w:pPr>
+      <w:r>
+        <w:rPr>
+          <w:sz w:val="22"/>
+          <w:szCs w:val="22"/>
+        </w:rPr>
         <w:t xml:space="preserve">Representation of the player dialogue was inspired from visual novel aspect </w:t>
       </w:r>
       <w:r>
+        <w:rPr>
+          <w:sz w:val="22"/>
+          <w:szCs w:val="22"/>
+        </w:rPr>
         <w:t>games such</w:t>
       </w:r>
       <w:r>
+        <w:rPr>
+          <w:sz w:val="22"/>
+          <w:szCs w:val="22"/>
+        </w:rPr>
         <w:t xml:space="preserve"> Ace Attorney where the character where a dialogue box is clear for the player to see and interact with to progress through the story. </w:t>
       </w:r>
       <w:r>
+        <w:rPr>
+          <w:sz w:val="22"/>
+          <w:szCs w:val="22"/>
+        </w:rPr>
         <w:t xml:space="preserve"> Making a simpler representation for the story rather than animating a full cutscene. </w:t>
       </w:r>
     </w:p>
     <w:p>
+      <w:pPr>
+        <w:rPr>
+          <w:sz w:val="22"/>
+          <w:szCs w:val="22"/>
+        </w:rPr>
+      </w:pPr>
       <w:r>
         <w:rPr>
           <w:noProof/>
+          <w:sz w:val="22"/>
+          <w:szCs w:val="22"/>
         </w:rPr>
         <w:lastRenderedPageBreak/>
         <w:drawing>
@@ -1378,49 +1406,66 @@
     </w:p>
     <w:p>
       <w:pPr>
-        <w:pStyle w:val="Heading1"/>
-        <w:jc w:val="both"/>
+        <w:pStyle w:val="Heading2"/>
+      </w:pPr>
+      <w:r>
+        <w:t xml:space="preserve">3. Specification </w:t>
+      </w:r>
+    </w:p>
+    <w:p>
+      <w:pPr>
+        <w:pStyle w:val="Heading3"/>
+      </w:pPr>
+      <w:r>
+        <w:t xml:space="preserve">3.1 Game Story </w:t>
+      </w:r>
+    </w:p>
+    <w:p>
+      <w:pPr>
+        <w:rPr>
+          <w:sz w:val="22"/>
+          <w:szCs w:val="22"/>
+        </w:rPr>
+      </w:pPr>
+      <w:r>
         <w:rPr>
           <w:rFonts w:ascii="Arial" w:hAnsi="Arial" w:cs="Arial"/>
-          <w:sz w:val="28"/>
-          <w:szCs w:val="28"/>
-        </w:rPr>
-      </w:pPr>
+          <w:sz w:val="22"/>
+          <w:szCs w:val="22"/>
+        </w:rPr>
+        <w:t xml:space="preserve">You are a </w:t>
+      </w:r>
       <w:r>
         <w:rPr>
           <w:rFonts w:ascii="Arial" w:hAnsi="Arial" w:cs="Arial"/>
-          <w:sz w:val="28"/>
-          <w:szCs w:val="28"/>
-        </w:rPr>
-        <w:t xml:space="preserve">3. Specification </w:t>
-      </w:r>
-    </w:p>
-    <w:p>
-      <w:pPr>
-        <w:pStyle w:val="Heading2"/>
+          <w:sz w:val="22"/>
+          <w:szCs w:val="22"/>
+        </w:rPr>
+        <w:t>s</w:t>
+      </w:r>
+      <w:r>
         <w:rPr>
           <w:rFonts w:ascii="Arial" w:hAnsi="Arial" w:cs="Arial"/>
-          <w:sz w:val="28"/>
-          <w:szCs w:val="28"/>
-        </w:rPr>
-      </w:pPr>
+          <w:sz w:val="22"/>
+          <w:szCs w:val="22"/>
+        </w:rPr>
+        <w:t xml:space="preserve">lime going on a journey to the promised </w:t>
+      </w:r>
       <w:r>
         <w:rPr>
           <w:rFonts w:ascii="Arial" w:hAnsi="Arial" w:cs="Arial"/>
-          <w:sz w:val="28"/>
-          <w:szCs w:val="28"/>
-        </w:rPr>
-        <w:t xml:space="preserve">3.1 Game Story </w:t>
-      </w:r>
-    </w:p>
-    <w:p>
+          <w:sz w:val="22"/>
+          <w:szCs w:val="22"/>
+        </w:rPr>
+        <w:t xml:space="preserve">great </w:t>
+      </w:r>
       <w:r>
         <w:rPr>
           <w:rFonts w:ascii="Arial" w:hAnsi="Arial" w:cs="Arial"/>
           <w:sz w:val="22"/>
           <w:szCs w:val="22"/>
         </w:rPr>
-        <w:t xml:space="preserve">You are a </w:t>
+        <w:t>slime kingdom, but the journey will be tough you will pass through many terrains, different encounters</w:t>
       </w:r>
       <w:r>
         <w:rPr>
@@ -1428,7 +1473,7 @@
           <w:sz w:val="22"/>
           <w:szCs w:val="22"/>
         </w:rPr>
-        <w:t>s</w:t>
+        <w:t>,</w:t>
       </w:r>
       <w:r>
         <w:rPr>
@@ -1436,7 +1481,7 @@
           <w:sz w:val="22"/>
           <w:szCs w:val="22"/>
         </w:rPr>
-        <w:t xml:space="preserve">lime going on a journey to the promised </w:t>
+        <w:t xml:space="preserve"> can you survive and make it to the end?</w:t>
       </w:r>
       <w:r>
         <w:rPr>
@@ -1444,7 +1489,7 @@
           <w:sz w:val="22"/>
           <w:szCs w:val="22"/>
         </w:rPr>
-        <w:t xml:space="preserve">great </w:t>
+        <w:t>`</w:t>
       </w:r>
       <w:r>
         <w:rPr>
@@ -1452,262 +1497,393 @@
           <w:sz w:val="22"/>
           <w:szCs w:val="22"/>
         </w:rPr>
-        <w:t>slime kingdom, but the journey will be tough you will pass through many terrains, different encounters</w:t>
-      </w:r>
-      <w:r>
-        <w:rPr>
-          <w:rFonts w:ascii="Arial" w:hAnsi="Arial" w:cs="Arial"/>
-          <w:sz w:val="22"/>
-          <w:szCs w:val="22"/>
-        </w:rPr>
-        <w:t>,</w:t>
-      </w:r>
-      <w:r>
-        <w:rPr>
-          <w:rFonts w:ascii="Arial" w:hAnsi="Arial" w:cs="Arial"/>
-          <w:sz w:val="22"/>
-          <w:szCs w:val="22"/>
-        </w:rPr>
-        <w:t xml:space="preserve"> can you survive and make it to the end?</w:t>
-      </w:r>
-      <w:r>
-        <w:rPr>
-          <w:rFonts w:ascii="Arial" w:hAnsi="Arial" w:cs="Arial"/>
-          <w:sz w:val="22"/>
-          <w:szCs w:val="22"/>
-        </w:rPr>
-        <w:t>`</w:t>
-      </w:r>
-      <w:r>
-        <w:rPr>
-          <w:rFonts w:ascii="Arial" w:hAnsi="Arial" w:cs="Arial"/>
-          <w:sz w:val="22"/>
-          <w:szCs w:val="22"/>
-        </w:rPr>
         <w:t xml:space="preserve"> </w:t>
       </w:r>
     </w:p>
     <w:p>
       <w:pPr>
-        <w:pStyle w:val="Heading3"/>
-        <w:rPr>
-          <w:rFonts w:ascii="Arial" w:hAnsi="Arial" w:cs="Arial"/>
-        </w:rPr>
+        <w:pStyle w:val="Heading4"/>
       </w:pPr>
       <w:bookmarkStart w:id="0" w:name="_3.1.1_Player_Story"/>
       <w:bookmarkEnd w:id="0"/>
       <w:r>
+        <w:t>3.</w:t>
+      </w:r>
+      <w:r>
+        <w:t xml:space="preserve">1.1 </w:t>
+      </w:r>
+      <w:r>
+        <w:t xml:space="preserve">Player Story </w:t>
+      </w:r>
+    </w:p>
+    <w:p>
+      <w:pPr>
         <w:rPr>
           <w:rFonts w:ascii="Arial" w:hAnsi="Arial" w:cs="Arial"/>
-        </w:rPr>
-        <w:t>3.</w:t>
-      </w:r>
+          <w:sz w:val="22"/>
+          <w:szCs w:val="22"/>
+        </w:rPr>
+      </w:pPr>
       <w:r>
         <w:rPr>
           <w:rFonts w:ascii="Arial" w:hAnsi="Arial" w:cs="Arial"/>
-        </w:rPr>
-        <w:t xml:space="preserve">1.1 </w:t>
+          <w:sz w:val="22"/>
+          <w:szCs w:val="22"/>
+        </w:rPr>
+        <w:t xml:space="preserve">You </w:t>
       </w:r>
       <w:r>
         <w:rPr>
           <w:rFonts w:ascii="Arial" w:hAnsi="Arial" w:cs="Arial"/>
-        </w:rPr>
-        <w:t xml:space="preserve">Player Story </w:t>
-      </w:r>
-    </w:p>
-    <w:p>
-      <w:pPr>
+          <w:sz w:val="22"/>
+          <w:szCs w:val="22"/>
+        </w:rPr>
+        <w:t xml:space="preserve">are just a slime, an ordinary slime, but rumours of the promised Slime kingdom emerge think about it - the fame, glory and most of all a better life why wouldn’t you not take it. The game begins at the start of the journey the forest.  </w:t>
+      </w:r>
+      <w:r>
         <w:rPr>
           <w:rFonts w:ascii="Arial" w:hAnsi="Arial" w:cs="Arial"/>
           <w:sz w:val="22"/>
           <w:szCs w:val="22"/>
         </w:rPr>
-      </w:pPr>
-      <w:r>
-        <w:rPr>
-          <w:rFonts w:ascii="Arial" w:hAnsi="Arial" w:cs="Arial"/>
-          <w:sz w:val="22"/>
-          <w:szCs w:val="22"/>
-        </w:rPr>
-        <w:t xml:space="preserve">You </w:t>
-      </w:r>
-      <w:r>
-        <w:rPr>
-          <w:rFonts w:ascii="Arial" w:hAnsi="Arial" w:cs="Arial"/>
-          <w:sz w:val="22"/>
-          <w:szCs w:val="22"/>
-        </w:rPr>
-        <w:t xml:space="preserve">are just a slime, an ordinary slime, but rumours of the promised Slime kingdom emerge think about it - the fame, glory and most of all a better life why wouldn’t you not take it. The game begins at the start of the journey the forest.  </w:t>
-      </w:r>
-      <w:r>
-        <w:rPr>
-          <w:rFonts w:ascii="Arial" w:hAnsi="Arial" w:cs="Arial"/>
-          <w:sz w:val="22"/>
-          <w:szCs w:val="22"/>
-        </w:rPr>
         <w:t xml:space="preserve"> </w:t>
       </w:r>
     </w:p>
     <w:p>
       <w:pPr>
+        <w:pStyle w:val="Heading4"/>
+      </w:pPr>
+      <w:r>
+        <w:t xml:space="preserve">3.1.2 General Story </w:t>
+      </w:r>
+    </w:p>
+    <w:p>
+      <w:pPr>
+        <w:rPr>
+          <w:sz w:val="22"/>
+          <w:szCs w:val="22"/>
+        </w:rPr>
+      </w:pPr>
+      <w:r>
+        <w:rPr>
+          <w:sz w:val="22"/>
+          <w:szCs w:val="22"/>
+        </w:rPr>
+        <w:t xml:space="preserve">The game begins at the point of the characters travel, </w:t>
+      </w:r>
+      <w:r>
+        <w:rPr>
+          <w:sz w:val="22"/>
+          <w:szCs w:val="22"/>
+        </w:rPr>
+        <w:t xml:space="preserve">where </w:t>
+      </w:r>
+      <w:r>
+        <w:rPr>
+          <w:sz w:val="22"/>
+          <w:szCs w:val="22"/>
+        </w:rPr>
+        <w:t xml:space="preserve">each few waves of enemies having a different terrain </w:t>
+      </w:r>
+      <w:r>
+        <w:rPr>
+          <w:sz w:val="22"/>
+          <w:szCs w:val="22"/>
+        </w:rPr>
+        <w:t>reflecting</w:t>
+      </w:r>
+      <w:r>
+        <w:rPr>
+          <w:sz w:val="22"/>
+          <w:szCs w:val="22"/>
+        </w:rPr>
+        <w:t xml:space="preserve"> on the enemy and</w:t>
+      </w:r>
+      <w:r>
+        <w:rPr>
+          <w:sz w:val="22"/>
+          <w:szCs w:val="22"/>
+        </w:rPr>
+        <w:t xml:space="preserve"> the different points the player is at </w:t>
+      </w:r>
+      <w:r>
+        <w:rPr>
+          <w:sz w:val="22"/>
+          <w:szCs w:val="22"/>
+        </w:rPr>
+        <w:t>within</w:t>
+      </w:r>
+      <w:r>
+        <w:rPr>
+          <w:sz w:val="22"/>
+          <w:szCs w:val="22"/>
+        </w:rPr>
+        <w:t xml:space="preserve"> the story.</w:t>
+      </w:r>
+    </w:p>
+    <w:p>
+      <w:pPr>
         <w:pStyle w:val="Heading3"/>
-        <w:rPr>
-          <w:rFonts w:ascii="Arial" w:hAnsi="Arial" w:cs="Arial"/>
-        </w:rPr>
-      </w:pPr>
-      <w:r>
-        <w:rPr>
-          <w:rFonts w:ascii="Arial" w:hAnsi="Arial" w:cs="Arial"/>
-        </w:rPr>
-        <w:t>3.1</w:t>
-      </w:r>
-      <w:r>
-        <w:rPr>
-          <w:rFonts w:ascii="Arial" w:hAnsi="Arial" w:cs="Arial"/>
-        </w:rPr>
-        <w:t xml:space="preserve">.2 General Story </w:t>
-      </w:r>
-    </w:p>
-    <w:p>
-      <w:r>
-        <w:t xml:space="preserve">The game begins at the point of the characters travel, </w:t>
-      </w:r>
-      <w:r>
-        <w:t xml:space="preserve">where </w:t>
-      </w:r>
-      <w:r>
-        <w:t xml:space="preserve">each few waves of enemies having a different terrain </w:t>
-      </w:r>
-      <w:r>
-        <w:t>reflecting</w:t>
-      </w:r>
-      <w:r>
-        <w:t xml:space="preserve"> on the enemy and</w:t>
-      </w:r>
-      <w:r>
-        <w:t xml:space="preserve"> the different points the player is at </w:t>
-      </w:r>
-      <w:r>
-        <w:t>within</w:t>
-      </w:r>
-      <w:r>
-        <w:t xml:space="preserve"> the story.</w:t>
-      </w:r>
-    </w:p>
-    <w:p>
-      <w:r>
-        <w:t>You have lived</w:t>
-      </w:r>
-      <w:r>
-        <w:t xml:space="preserve"> your whole life in your hometown sure everyday is fine and dandy but you want more than just walking aimlessly all day doing nothing but then a rumour emerges in your village, there is a place, a promised land for the better but to get there you need to go on a dangerous journey to the Kingdom. In hopes for adventure and a better life you decide its time. </w:t>
-      </w:r>
-      <w:r>
+      </w:pPr>
+      <w:r>
+        <w:t xml:space="preserve">3.2 Game Aesthetics </w:t>
+      </w:r>
+    </w:p>
+    <w:p>
+      <w:pPr>
+        <w:rPr>
+          <w:sz w:val="22"/>
+          <w:szCs w:val="22"/>
+        </w:rPr>
+      </w:pPr>
+      <w:r>
+        <w:rPr>
+          <w:sz w:val="22"/>
+          <w:szCs w:val="22"/>
+        </w:rPr>
+        <w:t xml:space="preserve">The aesthetics of this game will be </w:t>
+      </w:r>
+      <w:r>
+        <w:rPr>
+          <w:sz w:val="22"/>
+          <w:szCs w:val="22"/>
+        </w:rPr>
+        <w:t xml:space="preserve">mostly </w:t>
+      </w:r>
+      <w:r>
+        <w:rPr>
+          <w:sz w:val="22"/>
+          <w:szCs w:val="22"/>
+        </w:rPr>
+        <w:t xml:space="preserve">simple and stylised, using bright colours and a </w:t>
+      </w:r>
+      <w:r>
+        <w:rPr>
+          <w:sz w:val="22"/>
+          <w:szCs w:val="22"/>
+        </w:rPr>
+        <w:t xml:space="preserve">detail to the environment for a more immersive </w:t>
+      </w:r>
+      <w:r>
+        <w:rPr>
+          <w:sz w:val="22"/>
+          <w:szCs w:val="22"/>
+        </w:rPr>
+        <w:t>experience</w:t>
+      </w:r>
+      <w:r>
+        <w:rPr>
+          <w:sz w:val="22"/>
+          <w:szCs w:val="22"/>
+        </w:rPr>
+        <w:t>, this is done via</w:t>
+      </w:r>
+      <w:r>
+        <w:rPr>
+          <w:sz w:val="22"/>
+          <w:szCs w:val="22"/>
+        </w:rPr>
         <w:t xml:space="preserve"> </w:t>
       </w:r>
-    </w:p>
-    <w:p>
-      <w:pPr>
-        <w:pStyle w:val="Heading2"/>
-      </w:pPr>
-      <w:r>
-        <w:t xml:space="preserve">3.2 Game Aesthetics </w:t>
-      </w:r>
-    </w:p>
-    <w:p>
-      <w:r>
-        <w:t xml:space="preserve">The aesthetics of this game will be </w:t>
-      </w:r>
-      <w:r>
-        <w:t xml:space="preserve">mostly </w:t>
-      </w:r>
-      <w:r>
-        <w:t xml:space="preserve">simple and stylised, using bright colours and a </w:t>
-      </w:r>
-      <w:r>
-        <w:t>detail to the environment for a more immersive experience</w:t>
-      </w:r>
-      <w:r>
-        <w:t>. The visuals will</w:t>
-      </w:r>
-      <w:r>
+      <w:r>
+        <w:rPr>
+          <w:sz w:val="22"/>
+          <w:szCs w:val="22"/>
+        </w:rPr>
+        <w:t>t</w:t>
+      </w:r>
+      <w:r>
+        <w:rPr>
+          <w:sz w:val="22"/>
+          <w:szCs w:val="22"/>
+        </w:rPr>
+        <w:t>he visuals</w:t>
+      </w:r>
+      <w:r>
+        <w:rPr>
+          <w:sz w:val="22"/>
+          <w:szCs w:val="22"/>
+        </w:rPr>
+        <w:t xml:space="preserve">, which </w:t>
+      </w:r>
+      <w:r>
+        <w:rPr>
+          <w:sz w:val="22"/>
+          <w:szCs w:val="22"/>
+        </w:rPr>
+        <w:t xml:space="preserve"> will</w:t>
+      </w:r>
+      <w:r>
+        <w:rPr>
+          <w:sz w:val="22"/>
+          <w:szCs w:val="22"/>
+        </w:rPr>
         <w:t xml:space="preserve"> have some </w:t>
       </w:r>
       <w:r>
+        <w:rPr>
+          <w:sz w:val="22"/>
+          <w:szCs w:val="22"/>
+        </w:rPr>
+        <w:t xml:space="preserve">level of </w:t>
+      </w:r>
+      <w:r>
+        <w:rPr>
+          <w:sz w:val="22"/>
+          <w:szCs w:val="22"/>
+        </w:rPr>
         <w:t xml:space="preserve">realism </w:t>
       </w:r>
       <w:r>
+        <w:rPr>
+          <w:sz w:val="22"/>
+          <w:szCs w:val="22"/>
+        </w:rPr>
         <w:t>via some physics to the slime as well as some possible environmental effects like grass movement.</w:t>
       </w:r>
     </w:p>
     <w:p>
-      <w:r>
+      <w:pPr>
+        <w:rPr>
+          <w:sz w:val="22"/>
+          <w:szCs w:val="22"/>
+        </w:rPr>
+      </w:pPr>
+      <w:r>
+        <w:rPr>
+          <w:sz w:val="22"/>
+          <w:szCs w:val="22"/>
+        </w:rPr>
         <w:t xml:space="preserve">This approach is chosen to keep the art style </w:t>
       </w:r>
       <w:r>
+        <w:rPr>
+          <w:sz w:val="22"/>
+          <w:szCs w:val="22"/>
+        </w:rPr>
         <w:t>visually appealing</w:t>
       </w:r>
       <w:r>
+        <w:rPr>
+          <w:sz w:val="22"/>
+          <w:szCs w:val="22"/>
+        </w:rPr>
         <w:t xml:space="preserve"> </w:t>
       </w:r>
       <w:r>
+        <w:rPr>
+          <w:sz w:val="22"/>
+          <w:szCs w:val="22"/>
+        </w:rPr>
         <w:t xml:space="preserve"> for players</w:t>
       </w:r>
       <w:r>
+        <w:rPr>
+          <w:sz w:val="22"/>
+          <w:szCs w:val="22"/>
+        </w:rPr>
         <w:t xml:space="preserve"> to visualise</w:t>
       </w:r>
       <w:r>
+        <w:rPr>
+          <w:sz w:val="22"/>
+          <w:szCs w:val="22"/>
+        </w:rPr>
         <w:t xml:space="preserve"> and immerse themselves in the world </w:t>
       </w:r>
       <w:r>
+        <w:rPr>
+          <w:sz w:val="22"/>
+          <w:szCs w:val="22"/>
+        </w:rPr>
         <w:t xml:space="preserve"> </w:t>
       </w:r>
       <w:r>
+        <w:rPr>
+          <w:sz w:val="22"/>
+          <w:szCs w:val="22"/>
+        </w:rPr>
         <w:t>whilst some models may be kept simple to make the game not too performance intensive</w:t>
       </w:r>
       <w:r>
+        <w:rPr>
+          <w:sz w:val="22"/>
+          <w:szCs w:val="22"/>
+        </w:rPr>
         <w:t xml:space="preserve">. </w:t>
       </w:r>
       <w:r>
+        <w:rPr>
+          <w:sz w:val="22"/>
+          <w:szCs w:val="22"/>
+        </w:rPr>
         <w:t>Most a</w:t>
       </w:r>
       <w:r>
+        <w:rPr>
+          <w:sz w:val="22"/>
+          <w:szCs w:val="22"/>
+        </w:rPr>
         <w:t xml:space="preserve">ssets added </w:t>
       </w:r>
       <w:r>
+        <w:rPr>
+          <w:sz w:val="22"/>
+          <w:szCs w:val="22"/>
+        </w:rPr>
         <w:t>will</w:t>
       </w:r>
       <w:r>
+        <w:rPr>
+          <w:sz w:val="22"/>
+          <w:szCs w:val="22"/>
+        </w:rPr>
         <w:t xml:space="preserve"> follow the same colourful style to maintain a cohesive visual identity across the game.</w:t>
       </w:r>
     </w:p>
     <w:p>
       <w:pPr>
-        <w:pStyle w:val="Heading2"/>
-      </w:pPr>
-      <w:r>
-        <w:lastRenderedPageBreak/>
+        <w:pStyle w:val="Heading3"/>
+      </w:pPr>
+      <w:r>
         <w:t>3.3 Game Characters</w:t>
       </w:r>
     </w:p>
     <w:p>
       <w:pPr>
-        <w:pStyle w:val="Heading3"/>
+        <w:pStyle w:val="Heading4"/>
       </w:pPr>
       <w:r>
         <w:t xml:space="preserve">3.3.1 Slime </w:t>
       </w:r>
     </w:p>
     <w:p>
-      <w:r>
+      <w:pPr>
+        <w:rPr>
+          <w:sz w:val="22"/>
+          <w:szCs w:val="22"/>
+        </w:rPr>
+      </w:pPr>
+      <w:r>
+        <w:rPr>
+          <w:sz w:val="22"/>
+          <w:szCs w:val="22"/>
+        </w:rPr>
         <w:t>The player</w:t>
       </w:r>
       <w:r>
+        <w:rPr>
+          <w:sz w:val="22"/>
+          <w:szCs w:val="22"/>
+        </w:rPr>
         <w:t xml:space="preserve">, being a slime. Player Story in </w:t>
       </w:r>
       <w:hyperlink w:anchor="_3.1.1_Player_Story" w:history="1">
         <w:r>
           <w:rPr>
             <w:rStyle w:val="Hyperlink"/>
+            <w:sz w:val="22"/>
+            <w:szCs w:val="22"/>
           </w:rPr>
           <w:t>Section 3.11</w:t>
         </w:r>
@@ -1715,41 +1891,90 @@
     </w:p>
     <w:p>
       <w:pPr>
-        <w:pStyle w:val="Heading3"/>
+        <w:pStyle w:val="Heading4"/>
       </w:pPr>
       <w:r>
         <w:t>3.3.2 Enemies</w:t>
       </w:r>
     </w:p>
     <w:p>
-      <w:r>
-        <w:t>Each terrain the player is in will have different enemies or a mixture of combined enemies reflecting the current point of the story the player is in, and enemies will have the same mechanics to another – finding and killing the player.</w:t>
-      </w:r>
-    </w:p>
-    <w:p>
-      <w:pPr>
-        <w:pStyle w:val="Heading2"/>
-      </w:pPr>
-      <w:r>
+      <w:pPr>
+        <w:rPr>
+          <w:sz w:val="22"/>
+          <w:szCs w:val="22"/>
+        </w:rPr>
+      </w:pPr>
+      <w:r>
+        <w:rPr>
+          <w:sz w:val="22"/>
+          <w:szCs w:val="22"/>
+        </w:rPr>
+        <w:t xml:space="preserve">Each terrain the player is in will have different enemies or a mixture of combined enemies reflecting the current point of the story the player is in, and </w:t>
+      </w:r>
+      <w:r>
+        <w:rPr>
+          <w:sz w:val="22"/>
+          <w:szCs w:val="22"/>
+        </w:rPr>
+        <w:t xml:space="preserve">all </w:t>
+      </w:r>
+      <w:r>
+        <w:rPr>
+          <w:sz w:val="22"/>
+          <w:szCs w:val="22"/>
+        </w:rPr>
+        <w:t>enemies will have the same mechanics to another – finding and killing the player.</w:t>
+      </w:r>
+    </w:p>
+    <w:p>
+      <w:pPr>
+        <w:pStyle w:val="Heading4"/>
+      </w:pPr>
+      <w:r>
+        <w:lastRenderedPageBreak/>
         <w:t xml:space="preserve">3.4 Game Content </w:t>
       </w:r>
     </w:p>
     <w:p>
-      <w:r>
+      <w:pPr>
+        <w:rPr>
+          <w:sz w:val="22"/>
+          <w:szCs w:val="22"/>
+        </w:rPr>
+      </w:pPr>
+      <w:r>
+        <w:rPr>
+          <w:sz w:val="22"/>
+          <w:szCs w:val="22"/>
+        </w:rPr>
         <w:t xml:space="preserve">Each level will have a set number of waves, this will generate groups of enemies and will progressively get harder as the story progresses. Starting levels will take around 5 mins to complete whilst levels further into the game will take longer to around 20-30mins. </w:t>
       </w:r>
     </w:p>
     <w:p>
-      <w:r>
+      <w:pPr>
+        <w:rPr>
+          <w:sz w:val="22"/>
+          <w:szCs w:val="22"/>
+        </w:rPr>
+      </w:pPr>
+      <w:r>
+        <w:rPr>
+          <w:sz w:val="22"/>
+          <w:szCs w:val="22"/>
+        </w:rPr>
         <w:t>Some of these levels may include:</w:t>
       </w:r>
       <w:r>
+        <w:rPr>
+          <w:sz w:val="22"/>
+          <w:szCs w:val="22"/>
+        </w:rPr>
         <w:t xml:space="preserve">  </w:t>
       </w:r>
     </w:p>
     <w:p>
       <w:pPr>
-        <w:pStyle w:val="Heading3"/>
+        <w:pStyle w:val="Heading4"/>
       </w:pPr>
       <w:r>
         <w:t xml:space="preserve">3.4.1 </w:t>
@@ -1763,14 +1988,33 @@
         <w:rPr>
           <w:b/>
           <w:bCs/>
+          <w:sz w:val="22"/>
+          <w:szCs w:val="22"/>
         </w:rPr>
       </w:pPr>
       <w:r>
         <w:rPr>
           <w:b/>
           <w:bCs/>
+          <w:sz w:val="22"/>
+          <w:szCs w:val="22"/>
         </w:rPr>
         <w:t>Story</w:t>
+      </w:r>
+    </w:p>
+    <w:p>
+      <w:pPr>
+        <w:rPr>
+          <w:sz w:val="22"/>
+          <w:szCs w:val="22"/>
+        </w:rPr>
+      </w:pPr>
+      <w:r>
+        <w:rPr>
+          <w:sz w:val="22"/>
+          <w:szCs w:val="22"/>
+        </w:rPr>
+        <w:t>A gang of goblins block your path through the forest, their weapons raised and their intentions clear. They have claimed this stretch of woodland as their own, and they won’t let anyone pass unchallenged. If you want to move forward, you’ll have to fight your way through.</w:t>
       </w:r>
     </w:p>
     <w:p>
@@ -1778,19 +2022,59 @@
         <w:rPr>
           <w:b/>
           <w:bCs/>
+          <w:sz w:val="22"/>
+          <w:szCs w:val="22"/>
         </w:rPr>
       </w:pPr>
       <w:r>
         <w:rPr>
           <w:b/>
           <w:bCs/>
+          <w:sz w:val="22"/>
+          <w:szCs w:val="22"/>
         </w:rPr>
         <w:t>Gameplay</w:t>
       </w:r>
     </w:p>
     <w:p>
       <w:pPr>
-        <w:pStyle w:val="Heading3"/>
+        <w:rPr>
+          <w:sz w:val="22"/>
+          <w:szCs w:val="22"/>
+        </w:rPr>
+      </w:pPr>
+      <w:r>
+        <w:rPr>
+          <w:sz w:val="22"/>
+          <w:szCs w:val="22"/>
+        </w:rPr>
+        <w:t>In this forest clearing, the player encounters a hostile group of goblins that initiate a wave-based combat scenario</w:t>
+      </w:r>
+      <w:r>
+        <w:rPr>
+          <w:sz w:val="22"/>
+          <w:szCs w:val="22"/>
+        </w:rPr>
+        <w:t>, t</w:t>
+      </w:r>
+      <w:r>
+        <w:rPr>
+          <w:sz w:val="22"/>
+          <w:szCs w:val="22"/>
+        </w:rPr>
+        <w:t xml:space="preserve">he player must manage positioning, stamina and </w:t>
+      </w:r>
+      <w:r>
+        <w:rPr>
+          <w:sz w:val="22"/>
+          <w:szCs w:val="22"/>
+        </w:rPr>
+        <w:t xml:space="preserve">skills to make it through this level , they must make sure to beat all the waves without dying to complete the level successfully . The terrain can aid the player where there are clear spots for high ground or put the player in a disadvantage setting up ambushes from the goblins,  it’s their territory after all. </w:t>
+      </w:r>
+    </w:p>
+    <w:p>
+      <w:pPr>
+        <w:pStyle w:val="Heading4"/>
       </w:pPr>
       <w:r>
         <w:t>3.4.</w:t>
@@ -1810,14 +2094,187 @@
         <w:rPr>
           <w:b/>
           <w:bCs/>
+          <w:sz w:val="22"/>
+          <w:szCs w:val="22"/>
         </w:rPr>
       </w:pPr>
       <w:r>
         <w:rPr>
           <w:b/>
           <w:bCs/>
+          <w:sz w:val="22"/>
+          <w:szCs w:val="22"/>
         </w:rPr>
         <w:t>Story</w:t>
+      </w:r>
+    </w:p>
+    <w:p>
+      <w:pPr>
+        <w:rPr>
+          <w:sz w:val="22"/>
+          <w:szCs w:val="22"/>
+        </w:rPr>
+      </w:pPr>
+      <w:r>
+        <w:rPr>
+          <w:sz w:val="22"/>
+          <w:szCs w:val="22"/>
+        </w:rPr>
+        <w:t>Beyond the forest</w:t>
+      </w:r>
+      <w:r>
+        <w:rPr>
+          <w:sz w:val="22"/>
+          <w:szCs w:val="22"/>
+        </w:rPr>
+        <w:t xml:space="preserve"> </w:t>
+      </w:r>
+      <w:r>
+        <w:rPr>
+          <w:sz w:val="22"/>
+          <w:szCs w:val="22"/>
+        </w:rPr>
+        <w:t xml:space="preserve"> lies a thick, mist-covered swamp where </w:t>
+      </w:r>
+      <w:r>
+        <w:rPr>
+          <w:sz w:val="22"/>
+          <w:szCs w:val="22"/>
+        </w:rPr>
+        <w:t>anything moving is a threat</w:t>
+      </w:r>
+      <w:r>
+        <w:rPr>
+          <w:sz w:val="22"/>
+          <w:szCs w:val="22"/>
+        </w:rPr>
+        <w:t xml:space="preserve"> as you make your way forward </w:t>
+      </w:r>
+      <w:r>
+        <w:rPr>
+          <w:sz w:val="22"/>
+          <w:szCs w:val="22"/>
+        </w:rPr>
+        <w:t>and</w:t>
+      </w:r>
+      <w:r>
+        <w:rPr>
+          <w:sz w:val="22"/>
+          <w:szCs w:val="22"/>
+        </w:rPr>
+        <w:t xml:space="preserve"> seems the </w:t>
+      </w:r>
+      <w:r>
+        <w:rPr>
+          <w:sz w:val="22"/>
+          <w:szCs w:val="22"/>
+        </w:rPr>
+        <w:t>local</w:t>
+      </w:r>
+      <w:r>
+        <w:rPr>
+          <w:sz w:val="22"/>
+          <w:szCs w:val="22"/>
+        </w:rPr>
+        <w:t>s</w:t>
+      </w:r>
+      <w:r>
+        <w:rPr>
+          <w:sz w:val="22"/>
+          <w:szCs w:val="22"/>
+        </w:rPr>
+        <w:t xml:space="preserve"> </w:t>
+      </w:r>
+      <w:r>
+        <w:rPr>
+          <w:sz w:val="22"/>
+          <w:szCs w:val="22"/>
+        </w:rPr>
+        <w:t>don’t quite like you</w:t>
+      </w:r>
+      <w:r>
+        <w:rPr>
+          <w:sz w:val="22"/>
+          <w:szCs w:val="22"/>
+        </w:rPr>
+        <w:t xml:space="preserve">, </w:t>
+      </w:r>
+      <w:r>
+        <w:rPr>
+          <w:sz w:val="22"/>
+          <w:szCs w:val="22"/>
+        </w:rPr>
+        <w:t xml:space="preserve">the swamp will </w:t>
+      </w:r>
+      <w:r>
+        <w:rPr>
+          <w:sz w:val="22"/>
+          <w:szCs w:val="22"/>
+        </w:rPr>
+        <w:t>defend it</w:t>
+      </w:r>
+      <w:r>
+        <w:rPr>
+          <w:sz w:val="22"/>
+          <w:szCs w:val="22"/>
+        </w:rPr>
+        <w:t>self</w:t>
+      </w:r>
+      <w:r>
+        <w:rPr>
+          <w:sz w:val="22"/>
+          <w:szCs w:val="22"/>
+        </w:rPr>
+        <w:t xml:space="preserve"> from intruders</w:t>
+      </w:r>
+      <w:r>
+        <w:rPr>
+          <w:sz w:val="22"/>
+          <w:szCs w:val="22"/>
+        </w:rPr>
+        <w:t xml:space="preserve"> and you seem to be one of them</w:t>
+      </w:r>
+      <w:r>
+        <w:rPr>
+          <w:sz w:val="22"/>
+          <w:szCs w:val="22"/>
+        </w:rPr>
+        <w:t xml:space="preserve">. </w:t>
+      </w:r>
+      <w:r>
+        <w:rPr>
+          <w:sz w:val="22"/>
+          <w:szCs w:val="22"/>
+        </w:rPr>
+        <w:t>I</w:t>
+      </w:r>
+      <w:r>
+        <w:rPr>
+          <w:sz w:val="22"/>
+          <w:szCs w:val="22"/>
+        </w:rPr>
+        <w:t>f you want to pass through</w:t>
+      </w:r>
+      <w:r>
+        <w:rPr>
+          <w:sz w:val="22"/>
+          <w:szCs w:val="22"/>
+        </w:rPr>
+        <w:t xml:space="preserve"> beat the source of the </w:t>
+      </w:r>
+      <w:r>
+        <w:rPr>
+          <w:sz w:val="22"/>
+          <w:szCs w:val="22"/>
+        </w:rPr>
+        <w:t>disruption</w:t>
+      </w:r>
+      <w:r>
+        <w:rPr>
+          <w:sz w:val="22"/>
+          <w:szCs w:val="22"/>
+        </w:rPr>
+        <w:t>.</w:t>
       </w:r>
     </w:p>
     <w:p>
@@ -1825,23 +2282,54 @@
         <w:rPr>
           <w:b/>
           <w:bCs/>
+          <w:sz w:val="22"/>
+          <w:szCs w:val="22"/>
         </w:rPr>
       </w:pPr>
       <w:r>
         <w:rPr>
           <w:b/>
           <w:bCs/>
+          <w:sz w:val="22"/>
+          <w:szCs w:val="22"/>
         </w:rPr>
         <w:t>Gameplay</w:t>
       </w:r>
     </w:p>
     <w:p>
       <w:pPr>
-        <w:pStyle w:val="Heading3"/>
         <w:rPr>
           <w:b/>
           <w:bCs/>
-        </w:rPr>
+          <w:sz w:val="22"/>
+          <w:szCs w:val="22"/>
+        </w:rPr>
+      </w:pPr>
+      <w:r>
+        <w:rPr>
+          <w:sz w:val="22"/>
+          <w:szCs w:val="22"/>
+        </w:rPr>
+        <w:t>P</w:t>
+      </w:r>
+      <w:r>
+        <w:rPr>
+          <w:sz w:val="22"/>
+          <w:szCs w:val="22"/>
+        </w:rPr>
+        <w:t>layers must traverse through the muddy environment slowing them down and providing an opportunity</w:t>
+      </w:r>
+      <w:r>
+        <w:rPr>
+          <w:sz w:val="22"/>
+          <w:szCs w:val="22"/>
+        </w:rPr>
+        <w:t xml:space="preserve"> for the enemies to pounce. The player must aim to kill the group leader enemy of each waves otherwise waves will keep spawning, the player should avoid the muddy terrain paths to avoid being overwhelmed as well as allocated resources to skills to make sure they can eliminate the leader as quickly as possible.</w:t>
+      </w:r>
+    </w:p>
+    <w:p>
+      <w:pPr>
+        <w:pStyle w:val="Heading4"/>
       </w:pPr>
       <w:r>
         <w:t>3.4.</w:t>
@@ -1858,50 +2346,297 @@
     </w:p>
     <w:p>
       <w:pPr>
-        <w:pStyle w:val="Heading1"/>
-        <w:jc w:val="both"/>
-        <w:rPr>
-          <w:rFonts w:ascii="Arial" w:hAnsi="Arial" w:cs="Arial"/>
-          <w:sz w:val="28"/>
-          <w:szCs w:val="28"/>
-        </w:rPr>
-      </w:pPr>
-      <w:r>
-        <w:rPr>
-          <w:rFonts w:ascii="Arial" w:hAnsi="Arial" w:cs="Arial"/>
-          <w:sz w:val="28"/>
-          <w:szCs w:val="28"/>
-        </w:rPr>
+        <w:pStyle w:val="Heading3"/>
+      </w:pPr>
+      <w:r>
+        <w:t>3.5 Game Mechanics</w:t>
+      </w:r>
+    </w:p>
+    <w:p>
+      <w:pPr>
+        <w:pStyle w:val="Heading3"/>
+      </w:pPr>
+      <w:r>
+        <w:t>3.5.1 Movement</w:t>
+      </w:r>
+    </w:p>
+    <w:p>
+      <w:pPr>
+        <w:rPr>
+          <w:b/>
+          <w:bCs/>
+        </w:rPr>
+      </w:pPr>
+      <w:r>
+        <w:rPr>
+          <w:b/>
+          <w:bCs/>
+        </w:rPr>
+        <w:t>WASD</w:t>
+      </w:r>
+      <w:r>
+        <w:t xml:space="preserve"> directional movement </w:t>
+      </w:r>
+      <w:r>
+        <w:t xml:space="preserve">typical in most first-person games. </w:t>
+      </w:r>
+    </w:p>
+    <w:p>
+      <w:pPr>
+        <w:rPr>
+          <w:b/>
+          <w:bCs/>
+        </w:rPr>
+      </w:pPr>
+      <w:r>
+        <w:rPr>
+          <w:b/>
+          <w:bCs/>
+        </w:rPr>
+        <w:t>Dash Mechanic</w:t>
+      </w:r>
+      <w:r>
+        <w:rPr>
+          <w:b/>
+          <w:bCs/>
+        </w:rPr>
+        <w:t xml:space="preserve"> - </w:t>
+      </w:r>
+      <w:r>
+        <w:t>Short burst of directional movement</w:t>
+      </w:r>
+      <w:r>
+        <w:rPr>
+          <w:b/>
+          <w:bCs/>
+        </w:rPr>
+        <w:t xml:space="preserve"> </w:t>
+      </w:r>
+      <w:r>
+        <w:t xml:space="preserve">that </w:t>
+      </w:r>
+      <w:r>
+        <w:t>c</w:t>
+      </w:r>
+      <w:r>
+        <w:t>onsum</w:t>
+      </w:r>
+      <w:r>
+        <w:t>es</w:t>
+      </w:r>
+      <w:r>
+        <w:t xml:space="preserve"> </w:t>
+      </w:r>
+      <w:r>
+        <w:t>s</w:t>
+      </w:r>
+      <w:r>
+        <w:t>tamina</w:t>
+      </w:r>
+      <w:r>
+        <w:t xml:space="preserve"> making sure the player makes careful usage as to when to use this. </w:t>
+      </w:r>
+    </w:p>
+    <w:p>
+      <w:r>
+        <w:rPr>
+          <w:b/>
+          <w:bCs/>
+        </w:rPr>
+        <w:lastRenderedPageBreak/>
+        <w:t>Jump</w:t>
+      </w:r>
+      <w:r>
+        <w:rPr>
+          <w:b/>
+          <w:bCs/>
+        </w:rPr>
+        <w:t xml:space="preserve"> - </w:t>
+      </w:r>
+      <w:r>
+        <w:t xml:space="preserve">Grants </w:t>
+      </w:r>
+      <w:r>
+        <w:t xml:space="preserve">player </w:t>
+      </w:r>
+      <w:r>
+        <w:t>access to elevated terrain or environmental advantages</w:t>
+      </w:r>
+      <w:r>
+        <w:t xml:space="preserve"> potentially allowing them to escape enemies.</w:t>
+      </w:r>
+    </w:p>
+    <w:p>
+      <w:pPr>
+        <w:rPr>
+          <w:b/>
+          <w:bCs/>
+        </w:rPr>
+      </w:pPr>
+      <w:r>
+        <w:t xml:space="preserve">Flight – Grants temporary flight for the player allowing them to either evade enemies or scout the area to their advantage. </w:t>
+      </w:r>
+    </w:p>
+    <w:p>
+      <w:pPr>
+        <w:pStyle w:val="Heading3"/>
+      </w:pPr>
+      <w:r>
+        <w:t>3.5.</w:t>
+      </w:r>
+      <w:r>
+        <w:t>2</w:t>
+      </w:r>
+      <w:r>
+        <w:t xml:space="preserve"> </w:t>
+      </w:r>
+      <w:r>
+        <w:t>Health System</w:t>
+      </w:r>
+    </w:p>
+    <w:p>
+      <w:r>
+        <w:t xml:space="preserve">The Health System defines the player’s </w:t>
+      </w:r>
+      <w:r>
+        <w:t>current status</w:t>
+      </w:r>
+      <w:r>
+        <w:t xml:space="preserve"> and establishes the primary </w:t>
+      </w:r>
+      <w:r>
+        <w:t>motive of</w:t>
+      </w:r>
+      <w:r>
+        <w:t xml:space="preserve"> con</w:t>
+      </w:r>
+      <w:r>
+        <w:t>tinuing the game</w:t>
+      </w:r>
+      <w:r>
+        <w:t xml:space="preserve">. </w:t>
+      </w:r>
+      <w:r>
+        <w:t xml:space="preserve"> Both enemies and players can regenerate their health overtime, for the player this requires allocation of coins to upgrade </w:t>
+      </w:r>
+      <w:r>
+        <w:t xml:space="preserve">skills </w:t>
+      </w:r>
+      <w:r>
+        <w:t xml:space="preserve">and improve this regeneration, enemies will also be able to regenerate health in the more advanced </w:t>
+      </w:r>
+      <w:r>
+        <w:t>waves</w:t>
+      </w:r>
+      <w:r>
+        <w:t xml:space="preserve"> to prevent players playing a more passive style</w:t>
+      </w:r>
+      <w:r>
+        <w:t xml:space="preserve"> such as stalling</w:t>
+      </w:r>
+      <w:r>
+        <w:t xml:space="preserve">. </w:t>
+      </w:r>
+    </w:p>
+    <w:p>
+      <w:pPr>
+        <w:pStyle w:val="Heading3"/>
+      </w:pPr>
+      <w:r>
+        <w:t>3.5.</w:t>
+      </w:r>
+      <w:r>
+        <w:t>3</w:t>
+      </w:r>
+      <w:r>
+        <w:t xml:space="preserve"> </w:t>
+      </w:r>
+      <w:r>
+        <w:t xml:space="preserve">Class Types </w:t>
+      </w:r>
+    </w:p>
+    <w:p>
+      <w:r>
+        <w:t>2 class types the player can choose:</w:t>
+      </w:r>
+    </w:p>
+    <w:p>
+      <w:pPr>
+        <w:pStyle w:val="ListParagraph"/>
+        <w:numPr>
+          <w:ilvl w:val="0"/>
+          <w:numId w:val="11"/>
+        </w:numPr>
+      </w:pPr>
+      <w:r>
+        <w:t>Knight</w:t>
+      </w:r>
+    </w:p>
+    <w:p>
+      <w:pPr>
+        <w:pStyle w:val="ListParagraph"/>
+        <w:numPr>
+          <w:ilvl w:val="0"/>
+          <w:numId w:val="11"/>
+        </w:numPr>
+      </w:pPr>
+      <w:r>
+        <w:t xml:space="preserve">Archer </w:t>
+      </w:r>
+    </w:p>
+    <w:p/>
+    <w:p>
+      <w:pPr>
+        <w:pStyle w:val="Heading2"/>
+      </w:pPr>
+      <w:r>
         <w:t>4. Conclusion</w:t>
       </w:r>
     </w:p>
     <w:p>
-      <w:r>
-        <w:t>Currently, I have implemented some core features within the game.</w:t>
-      </w:r>
-    </w:p>
-    <w:p>
-      <w:r>
+      <w:pPr>
+        <w:rPr>
+          <w:sz w:val="22"/>
+          <w:szCs w:val="22"/>
+        </w:rPr>
+      </w:pPr>
+      <w:r>
+        <w:rPr>
+          <w:sz w:val="22"/>
+          <w:szCs w:val="22"/>
+        </w:rPr>
+        <w:t>Currently, I have implemented some core features within the game</w:t>
+      </w:r>
+      <w:r>
+        <w:rPr>
+          <w:sz w:val="22"/>
+          <w:szCs w:val="22"/>
+        </w:rPr>
+        <w:t xml:space="preserve"> this being the character and the user interface for the game since this will be the first features of the game the player will actually see and interact with. </w:t>
+      </w:r>
+    </w:p>
+    <w:p>
+      <w:pPr>
+        <w:rPr>
+          <w:sz w:val="22"/>
+          <w:szCs w:val="22"/>
+        </w:rPr>
+      </w:pPr>
+      <w:r>
+        <w:rPr>
+          <w:sz w:val="22"/>
+          <w:szCs w:val="22"/>
+        </w:rPr>
         <w:t xml:space="preserve">GitHub link: </w:t>
       </w:r>
       <w:hyperlink r:id="rId9" w:history="1">
         <w:r>
           <w:rPr>
             <w:rStyle w:val="Hyperlink"/>
+            <w:sz w:val="22"/>
+            <w:szCs w:val="22"/>
           </w:rPr>
-          <w:t>https://github.com/WilliamCheung2004/Slime</w:t>
-        </w:r>
-        <w:r>
-          <w:rPr>
-            <w:rStyle w:val="Hyperlink"/>
-          </w:rPr>
-          <w:t>-</w:t>
-        </w:r>
-        <w:r>
-          <w:rPr>
-            <w:rStyle w:val="Hyperlink"/>
-          </w:rPr>
-          <w:t>Fight-</w:t>
+          <w:t>https://github.com/WilliamCheung2004/Slime-Fight-</w:t>
         </w:r>
       </w:hyperlink>
     </w:p>
@@ -1911,17 +2646,16 @@
         <w:jc w:val="both"/>
         <w:rPr>
           <w:rFonts w:ascii="Arial" w:hAnsi="Arial" w:cs="Arial"/>
-          <w:sz w:val="28"/>
-          <w:szCs w:val="28"/>
+          <w:sz w:val="22"/>
+          <w:szCs w:val="22"/>
         </w:rPr>
       </w:pPr>
       <w:r>
         <w:rPr>
           <w:rFonts w:ascii="Arial" w:hAnsi="Arial" w:cs="Arial"/>
-          <w:sz w:val="28"/>
-          <w:szCs w:val="28"/>
-        </w:rPr>
-        <w:lastRenderedPageBreak/>
+          <w:sz w:val="22"/>
+          <w:szCs w:val="22"/>
+        </w:rPr>
         <w:t xml:space="preserve">References </w:t>
       </w:r>
     </w:p>
@@ -1931,35 +2665,268 @@
         <w:jc w:val="both"/>
         <w:rPr>
           <w:rFonts w:ascii="Arial" w:hAnsi="Arial" w:cs="Arial"/>
-          <w:sz w:val="28"/>
-          <w:szCs w:val="28"/>
+          <w:sz w:val="22"/>
+          <w:szCs w:val="22"/>
         </w:rPr>
       </w:pPr>
       <w:r>
         <w:rPr>
           <w:rFonts w:ascii="Arial" w:hAnsi="Arial" w:cs="Arial"/>
-          <w:sz w:val="28"/>
-          <w:szCs w:val="28"/>
+          <w:sz w:val="22"/>
+          <w:szCs w:val="22"/>
         </w:rPr>
         <w:t>Appendix</w:t>
       </w:r>
       <w:r>
         <w:rPr>
           <w:rFonts w:ascii="Arial" w:hAnsi="Arial" w:cs="Arial"/>
-          <w:sz w:val="28"/>
-          <w:szCs w:val="28"/>
+          <w:sz w:val="22"/>
+          <w:szCs w:val="22"/>
         </w:rPr>
         <w:t xml:space="preserve"> A </w:t>
       </w:r>
     </w:p>
     <w:p>
-      <w:r>
-        <w:rPr>
+      <w:pPr>
+        <w:pStyle w:val="ListParagraph"/>
+        <w:spacing w:line="240" w:lineRule="auto"/>
+        <w:jc w:val="both"/>
+        <w:rPr>
+          <w:rFonts w:ascii="Arial" w:hAnsi="Arial" w:cs="Arial"/>
+          <w:sz w:val="22"/>
+          <w:szCs w:val="22"/>
+        </w:rPr>
+      </w:pPr>
+    </w:p>
+    <w:p>
+      <w:pPr>
+        <w:jc w:val="both"/>
+        <w:rPr>
+          <w:rFonts w:ascii="Arial" w:hAnsi="Arial" w:cs="Arial"/>
+          <w:sz w:val="22"/>
+          <w:szCs w:val="22"/>
+        </w:rPr>
+      </w:pPr>
+    </w:p>
+    <w:p>
+      <w:pPr>
+        <w:jc w:val="both"/>
+        <w:rPr>
+          <w:rFonts w:ascii="Arial" w:hAnsi="Arial" w:cs="Arial"/>
           <w:noProof/>
-        </w:rPr>
+          <w:sz w:val="22"/>
+          <w:szCs w:val="22"/>
+        </w:rPr>
+      </w:pPr>
+    </w:p>
+    <w:p>
+      <w:pPr>
+        <w:jc w:val="both"/>
+        <w:rPr>
+          <w:rFonts w:ascii="Arial" w:hAnsi="Arial" w:cs="Arial"/>
+          <w:sz w:val="22"/>
+          <w:szCs w:val="22"/>
+        </w:rPr>
+      </w:pPr>
+      <w:r>
+        <w:rPr>
+          <w:rFonts w:ascii="Arial" w:hAnsi="Arial" w:cs="Arial"/>
+          <w:sz w:val="22"/>
+          <w:szCs w:val="22"/>
+        </w:rPr>
+        <w:lastRenderedPageBreak/>
         <w:drawing>
-          <wp:inline distT="0" distB="0" distL="0" distR="0" wp14:anchorId="53559373" wp14:editId="149F2D7C">
-            <wp:extent cx="3966174" cy="2524448"/>
+          <wp:inline distT="0" distB="0" distL="0" distR="0" wp14:anchorId="1F6E61AE" wp14:editId="3DB67BDF">
+            <wp:extent cx="2874723" cy="980005"/>
+            <wp:effectExtent l="0" t="0" r="1905" b="0"/>
+            <wp:docPr id="93147516" name="Picture 1"/>
+            <wp:cNvGraphicFramePr>
+              <a:graphicFrameLocks xmlns:a="http://schemas.openxmlformats.org/drawingml/2006/main" noChangeAspect="1"/>
+            </wp:cNvGraphicFramePr>
+            <a:graphic xmlns:a="http://schemas.openxmlformats.org/drawingml/2006/main">
+              <a:graphicData uri="http://schemas.openxmlformats.org/drawingml/2006/picture">
+                <pic:pic xmlns:pic="http://schemas.openxmlformats.org/drawingml/2006/picture">
+                  <pic:nvPicPr>
+                    <pic:cNvPr id="93147516" name=""/>
+                    <pic:cNvPicPr/>
+                  </pic:nvPicPr>
+                  <pic:blipFill>
+                    <a:blip r:embed="rId10"/>
+                    <a:stretch>
+                      <a:fillRect/>
+                    </a:stretch>
+                  </pic:blipFill>
+                  <pic:spPr>
+                    <a:xfrm>
+                      <a:off x="0" y="0"/>
+                      <a:ext cx="2922570" cy="996316"/>
+                    </a:xfrm>
+                    <a:prstGeom prst="rect">
+                      <a:avLst/>
+                    </a:prstGeom>
+                  </pic:spPr>
+                </pic:pic>
+              </a:graphicData>
+            </a:graphic>
+          </wp:inline>
+        </w:drawing>
+      </w:r>
+      <w:r>
+        <w:rPr>
+          <w:rFonts w:ascii="Arial" w:hAnsi="Arial" w:cs="Arial"/>
+          <w:sz w:val="22"/>
+          <w:szCs w:val="22"/>
+        </w:rPr>
+        <w:drawing>
+          <wp:inline distT="0" distB="0" distL="0" distR="0" wp14:anchorId="151B3C4B" wp14:editId="50E4B54E">
+            <wp:extent cx="2486416" cy="968562"/>
+            <wp:effectExtent l="0" t="0" r="0" b="3175"/>
+            <wp:docPr id="184828511" name="Picture 1"/>
+            <wp:cNvGraphicFramePr>
+              <a:graphicFrameLocks xmlns:a="http://schemas.openxmlformats.org/drawingml/2006/main" noChangeAspect="1"/>
+            </wp:cNvGraphicFramePr>
+            <a:graphic xmlns:a="http://schemas.openxmlformats.org/drawingml/2006/main">
+              <a:graphicData uri="http://schemas.openxmlformats.org/drawingml/2006/picture">
+                <pic:pic xmlns:pic="http://schemas.openxmlformats.org/drawingml/2006/picture">
+                  <pic:nvPicPr>
+                    <pic:cNvPr id="184828511" name=""/>
+                    <pic:cNvPicPr/>
+                  </pic:nvPicPr>
+                  <pic:blipFill>
+                    <a:blip r:embed="rId11"/>
+                    <a:stretch>
+                      <a:fillRect/>
+                    </a:stretch>
+                  </pic:blipFill>
+                  <pic:spPr>
+                    <a:xfrm>
+                      <a:off x="0" y="0"/>
+                      <a:ext cx="2623216" cy="1021851"/>
+                    </a:xfrm>
+                    <a:prstGeom prst="rect">
+                      <a:avLst/>
+                    </a:prstGeom>
+                  </pic:spPr>
+                </pic:pic>
+              </a:graphicData>
+            </a:graphic>
+          </wp:inline>
+        </w:drawing>
+      </w:r>
+      <w:r>
+        <w:rPr>
+          <w:rFonts w:ascii="Arial" w:hAnsi="Arial" w:cs="Arial"/>
+          <w:sz w:val="22"/>
+          <w:szCs w:val="22"/>
+        </w:rPr>
+        <w:drawing>
+          <wp:inline distT="0" distB="0" distL="0" distR="0" wp14:anchorId="129A7EC3" wp14:editId="4BFDBFBA">
+            <wp:extent cx="3206663" cy="1163153"/>
+            <wp:effectExtent l="0" t="0" r="0" b="0"/>
+            <wp:docPr id="454493858" name="Picture 1"/>
+            <wp:cNvGraphicFramePr>
+              <a:graphicFrameLocks xmlns:a="http://schemas.openxmlformats.org/drawingml/2006/main" noChangeAspect="1"/>
+            </wp:cNvGraphicFramePr>
+            <a:graphic xmlns:a="http://schemas.openxmlformats.org/drawingml/2006/main">
+              <a:graphicData uri="http://schemas.openxmlformats.org/drawingml/2006/picture">
+                <pic:pic xmlns:pic="http://schemas.openxmlformats.org/drawingml/2006/picture">
+                  <pic:nvPicPr>
+                    <pic:cNvPr id="454493858" name=""/>
+                    <pic:cNvPicPr/>
+                  </pic:nvPicPr>
+                  <pic:blipFill>
+                    <a:blip r:embed="rId12"/>
+                    <a:stretch>
+                      <a:fillRect/>
+                    </a:stretch>
+                  </pic:blipFill>
+                  <pic:spPr>
+                    <a:xfrm>
+                      <a:off x="0" y="0"/>
+                      <a:ext cx="3235727" cy="1173695"/>
+                    </a:xfrm>
+                    <a:prstGeom prst="rect">
+                      <a:avLst/>
+                    </a:prstGeom>
+                  </pic:spPr>
+                </pic:pic>
+              </a:graphicData>
+            </a:graphic>
+          </wp:inline>
+        </w:drawing>
+      </w:r>
+    </w:p>
+    <w:p>
+      <w:pPr>
+        <w:jc w:val="both"/>
+        <w:rPr>
+          <w:rFonts w:ascii="Arial" w:hAnsi="Arial" w:cs="Arial"/>
+          <w:sz w:val="22"/>
+          <w:szCs w:val="22"/>
+        </w:rPr>
+      </w:pPr>
+      <w:r>
+        <w:rPr>
+          <w:rFonts w:ascii="Arial" w:hAnsi="Arial" w:cs="Arial"/>
+          <w:noProof/>
+          <w:sz w:val="22"/>
+          <w:szCs w:val="22"/>
+        </w:rPr>
+        <w:drawing>
+          <wp:inline distT="0" distB="0" distL="0" distR="0" wp14:anchorId="72533D5C" wp14:editId="7E65EBA7">
+            <wp:extent cx="3937000" cy="2238062"/>
+            <wp:effectExtent l="0" t="0" r="6350" b="0"/>
+            <wp:docPr id="597463188" name="Picture 1"/>
+            <wp:cNvGraphicFramePr>
+              <a:graphicFrameLocks xmlns:a="http://schemas.openxmlformats.org/drawingml/2006/main" noChangeAspect="1"/>
+            </wp:cNvGraphicFramePr>
+            <a:graphic xmlns:a="http://schemas.openxmlformats.org/drawingml/2006/main">
+              <a:graphicData uri="http://schemas.openxmlformats.org/drawingml/2006/picture">
+                <pic:pic xmlns:pic="http://schemas.openxmlformats.org/drawingml/2006/picture">
+                  <pic:nvPicPr>
+                    <pic:cNvPr id="597463188" name=""/>
+                    <pic:cNvPicPr/>
+                  </pic:nvPicPr>
+                  <pic:blipFill>
+                    <a:blip r:embed="rId13"/>
+                    <a:stretch>
+                      <a:fillRect/>
+                    </a:stretch>
+                  </pic:blipFill>
+                  <pic:spPr>
+                    <a:xfrm>
+                      <a:off x="0" y="0"/>
+                      <a:ext cx="3956126" cy="2248935"/>
+                    </a:xfrm>
+                    <a:prstGeom prst="rect">
+                      <a:avLst/>
+                    </a:prstGeom>
+                  </pic:spPr>
+                </pic:pic>
+              </a:graphicData>
+            </a:graphic>
+          </wp:inline>
+        </w:drawing>
+      </w:r>
+    </w:p>
+    <w:p>
+      <w:pPr>
+        <w:jc w:val="both"/>
+        <w:rPr>
+          <w:rFonts w:ascii="Arial" w:hAnsi="Arial" w:cs="Arial"/>
+          <w:sz w:val="22"/>
+          <w:szCs w:val="22"/>
+        </w:rPr>
+      </w:pPr>
+      <w:r>
+        <w:rPr>
+          <w:noProof/>
+          <w:sz w:val="22"/>
+          <w:szCs w:val="22"/>
+        </w:rPr>
+        <w:drawing>
+          <wp:inline distT="0" distB="0" distL="0" distR="0" wp14:anchorId="7DC8C24D" wp14:editId="19D2EC80">
+            <wp:extent cx="2878667" cy="1832256"/>
             <wp:effectExtent l="0" t="0" r="0" b="0"/>
             <wp:docPr id="715036842" name="Picture 1"/>
             <wp:cNvGraphicFramePr>
@@ -1973,7 +2940,7 @@
                     <pic:cNvPicPr/>
                   </pic:nvPicPr>
                   <pic:blipFill>
-                    <a:blip r:embed="rId10"/>
+                    <a:blip r:embed="rId14"/>
                     <a:stretch>
                       <a:fillRect/>
                     </a:stretch>
@@ -1981,125 +2948,7 @@
                   <pic:spPr>
                     <a:xfrm>
                       <a:off x="0" y="0"/>
-                      <a:ext cx="3974518" cy="2529759"/>
-                    </a:xfrm>
-                    <a:prstGeom prst="rect">
-                      <a:avLst/>
-                    </a:prstGeom>
-                  </pic:spPr>
-                </pic:pic>
-              </a:graphicData>
-            </a:graphic>
-          </wp:inline>
-        </w:drawing>
-      </w:r>
-    </w:p>
-    <w:p>
-      <w:r>
-        <w:rPr>
-          <w:noProof/>
-        </w:rPr>
-        <w:drawing>
-          <wp:inline distT="0" distB="0" distL="0" distR="0" wp14:anchorId="11C876BE" wp14:editId="5F82106D">
-            <wp:extent cx="5731510" cy="3322320"/>
-            <wp:effectExtent l="0" t="0" r="2540" b="0"/>
-            <wp:docPr id="981777505" name="Picture 1"/>
-            <wp:cNvGraphicFramePr>
-              <a:graphicFrameLocks xmlns:a="http://schemas.openxmlformats.org/drawingml/2006/main" noChangeAspect="1"/>
-            </wp:cNvGraphicFramePr>
-            <a:graphic xmlns:a="http://schemas.openxmlformats.org/drawingml/2006/main">
-              <a:graphicData uri="http://schemas.openxmlformats.org/drawingml/2006/picture">
-                <pic:pic xmlns:pic="http://schemas.openxmlformats.org/drawingml/2006/picture">
-                  <pic:nvPicPr>
-                    <pic:cNvPr id="981777505" name=""/>
-                    <pic:cNvPicPr/>
-                  </pic:nvPicPr>
-                  <pic:blipFill>
-                    <a:blip r:embed="rId11"/>
-                    <a:stretch>
-                      <a:fillRect/>
-                    </a:stretch>
-                  </pic:blipFill>
-                  <pic:spPr>
-                    <a:xfrm>
-                      <a:off x="0" y="0"/>
-                      <a:ext cx="5731510" cy="3322320"/>
-                    </a:xfrm>
-                    <a:prstGeom prst="rect">
-                      <a:avLst/>
-                    </a:prstGeom>
-                  </pic:spPr>
-                </pic:pic>
-              </a:graphicData>
-            </a:graphic>
-          </wp:inline>
-        </w:drawing>
-      </w:r>
-    </w:p>
-    <w:p>
-      <w:pPr>
-        <w:pStyle w:val="ListParagraph"/>
-        <w:spacing w:line="240" w:lineRule="auto"/>
-        <w:jc w:val="both"/>
-        <w:rPr>
-          <w:rFonts w:ascii="Arial" w:hAnsi="Arial" w:cs="Arial"/>
-          <w:sz w:val="22"/>
-          <w:szCs w:val="22"/>
-        </w:rPr>
-      </w:pPr>
-    </w:p>
-    <w:p>
-      <w:pPr>
-        <w:jc w:val="both"/>
-        <w:rPr>
-          <w:rFonts w:ascii="Arial" w:hAnsi="Arial" w:cs="Arial"/>
-          <w:sz w:val="22"/>
-          <w:szCs w:val="22"/>
-        </w:rPr>
-      </w:pPr>
-    </w:p>
-    <w:p>
-      <w:pPr>
-        <w:jc w:val="both"/>
-        <w:rPr>
-          <w:rFonts w:ascii="Arial" w:hAnsi="Arial" w:cs="Arial"/>
-          <w:sz w:val="22"/>
-          <w:szCs w:val="22"/>
-        </w:rPr>
-      </w:pPr>
-      <w:r>
-        <w:rPr>
-          <w:rFonts w:ascii="Arial" w:hAnsi="Arial" w:cs="Arial"/>
-          <w:noProof/>
-          <w:sz w:val="22"/>
-          <w:szCs w:val="22"/>
-        </w:rPr>
-        <w:lastRenderedPageBreak/>
-        <w:drawing>
-          <wp:inline distT="0" distB="0" distL="0" distR="0" wp14:anchorId="5B667B20" wp14:editId="58D18214">
-            <wp:extent cx="5731510" cy="3258185"/>
-            <wp:effectExtent l="0" t="0" r="2540" b="0"/>
-            <wp:docPr id="597463188" name="Picture 1"/>
-            <wp:cNvGraphicFramePr>
-              <a:graphicFrameLocks xmlns:a="http://schemas.openxmlformats.org/drawingml/2006/main" noChangeAspect="1"/>
-            </wp:cNvGraphicFramePr>
-            <a:graphic xmlns:a="http://schemas.openxmlformats.org/drawingml/2006/main">
-              <a:graphicData uri="http://schemas.openxmlformats.org/drawingml/2006/picture">
-                <pic:pic xmlns:pic="http://schemas.openxmlformats.org/drawingml/2006/picture">
-                  <pic:nvPicPr>
-                    <pic:cNvPr id="597463188" name=""/>
-                    <pic:cNvPicPr/>
-                  </pic:nvPicPr>
-                  <pic:blipFill>
-                    <a:blip r:embed="rId12"/>
-                    <a:stretch>
-                      <a:fillRect/>
-                    </a:stretch>
-                  </pic:blipFill>
-                  <pic:spPr>
-                    <a:xfrm>
-                      <a:off x="0" y="0"/>
-                      <a:ext cx="5731510" cy="3258185"/>
+                      <a:ext cx="2890458" cy="1839761"/>
                     </a:xfrm>
                     <a:prstGeom prst="rect">
                       <a:avLst/>
@@ -2238,6 +3087,566 @@
     </w:lvl>
   </w:abstractNum>
   <w:abstractNum w:abstractNumId="1" w15:restartNumberingAfterBreak="0">
+    <w:nsid w:val="1C6B66FF"/>
+    <w:multiLevelType w:val="hybridMultilevel"/>
+    <w:tmpl w:val="0DF4CDAA"/>
+    <w:lvl w:ilvl="0" w:tplc="08090001">
+      <w:start w:val="1"/>
+      <w:numFmt w:val="bullet"/>
+      <w:lvlText w:val=""/>
+      <w:lvlJc w:val="left"/>
+      <w:pPr>
+        <w:ind w:left="720" w:hanging="360"/>
+      </w:pPr>
+      <w:rPr>
+        <w:rFonts w:ascii="Symbol" w:hAnsi="Symbol" w:hint="default"/>
+      </w:rPr>
+    </w:lvl>
+    <w:lvl w:ilvl="1" w:tplc="08090003" w:tentative="1">
+      <w:start w:val="1"/>
+      <w:numFmt w:val="bullet"/>
+      <w:lvlText w:val="o"/>
+      <w:lvlJc w:val="left"/>
+      <w:pPr>
+        <w:ind w:left="1440" w:hanging="360"/>
+      </w:pPr>
+      <w:rPr>
+        <w:rFonts w:ascii="Courier New" w:hAnsi="Courier New" w:cs="Courier New" w:hint="default"/>
+      </w:rPr>
+    </w:lvl>
+    <w:lvl w:ilvl="2" w:tplc="08090005" w:tentative="1">
+      <w:start w:val="1"/>
+      <w:numFmt w:val="bullet"/>
+      <w:lvlText w:val=""/>
+      <w:lvlJc w:val="left"/>
+      <w:pPr>
+        <w:ind w:left="2160" w:hanging="360"/>
+      </w:pPr>
+      <w:rPr>
+        <w:rFonts w:ascii="Wingdings" w:hAnsi="Wingdings" w:hint="default"/>
+      </w:rPr>
+    </w:lvl>
+    <w:lvl w:ilvl="3" w:tplc="08090001" w:tentative="1">
+      <w:start w:val="1"/>
+      <w:numFmt w:val="bullet"/>
+      <w:lvlText w:val=""/>
+      <w:lvlJc w:val="left"/>
+      <w:pPr>
+        <w:ind w:left="2880" w:hanging="360"/>
+      </w:pPr>
+      <w:rPr>
+        <w:rFonts w:ascii="Symbol" w:hAnsi="Symbol" w:hint="default"/>
+      </w:rPr>
+    </w:lvl>
+    <w:lvl w:ilvl="4" w:tplc="08090003" w:tentative="1">
+      <w:start w:val="1"/>
+      <w:numFmt w:val="bullet"/>
+      <w:lvlText w:val="o"/>
+      <w:lvlJc w:val="left"/>
+      <w:pPr>
+        <w:ind w:left="3600" w:hanging="360"/>
+      </w:pPr>
+      <w:rPr>
+        <w:rFonts w:ascii="Courier New" w:hAnsi="Courier New" w:cs="Courier New" w:hint="default"/>
+      </w:rPr>
+    </w:lvl>
+    <w:lvl w:ilvl="5" w:tplc="08090005" w:tentative="1">
+      <w:start w:val="1"/>
+      <w:numFmt w:val="bullet"/>
+      <w:lvlText w:val=""/>
+      <w:lvlJc w:val="left"/>
+      <w:pPr>
+        <w:ind w:left="4320" w:hanging="360"/>
+      </w:pPr>
+      <w:rPr>
+        <w:rFonts w:ascii="Wingdings" w:hAnsi="Wingdings" w:hint="default"/>
+      </w:rPr>
+    </w:lvl>
+    <w:lvl w:ilvl="6" w:tplc="08090001" w:tentative="1">
+      <w:start w:val="1"/>
+      <w:numFmt w:val="bullet"/>
+      <w:lvlText w:val=""/>
+      <w:lvlJc w:val="left"/>
+      <w:pPr>
+        <w:ind w:left="5040" w:hanging="360"/>
+      </w:pPr>
+      <w:rPr>
+        <w:rFonts w:ascii="Symbol" w:hAnsi="Symbol" w:hint="default"/>
+      </w:rPr>
+    </w:lvl>
+    <w:lvl w:ilvl="7" w:tplc="08090003" w:tentative="1">
+      <w:start w:val="1"/>
+      <w:numFmt w:val="bullet"/>
+      <w:lvlText w:val="o"/>
+      <w:lvlJc w:val="left"/>
+      <w:pPr>
+        <w:ind w:left="5760" w:hanging="360"/>
+      </w:pPr>
+      <w:rPr>
+        <w:rFonts w:ascii="Courier New" w:hAnsi="Courier New" w:cs="Courier New" w:hint="default"/>
+      </w:rPr>
+    </w:lvl>
+    <w:lvl w:ilvl="8" w:tplc="08090005" w:tentative="1">
+      <w:start w:val="1"/>
+      <w:numFmt w:val="bullet"/>
+      <w:lvlText w:val=""/>
+      <w:lvlJc w:val="left"/>
+      <w:pPr>
+        <w:ind w:left="6480" w:hanging="360"/>
+      </w:pPr>
+      <w:rPr>
+        <w:rFonts w:ascii="Wingdings" w:hAnsi="Wingdings" w:hint="default"/>
+      </w:rPr>
+    </w:lvl>
+  </w:abstractNum>
+  <w:abstractNum w:abstractNumId="2" w15:restartNumberingAfterBreak="0">
+    <w:nsid w:val="23BA5E56"/>
+    <w:multiLevelType w:val="multilevel"/>
+    <w:tmpl w:val="A636F4F4"/>
+    <w:lvl w:ilvl="0">
+      <w:start w:val="1"/>
+      <w:numFmt w:val="bullet"/>
+      <w:lvlText w:val=""/>
+      <w:lvlJc w:val="left"/>
+      <w:pPr>
+        <w:tabs>
+          <w:tab w:val="num" w:pos="720"/>
+        </w:tabs>
+        <w:ind w:left="720" w:hanging="360"/>
+      </w:pPr>
+      <w:rPr>
+        <w:rFonts w:ascii="Symbol" w:hAnsi="Symbol" w:hint="default"/>
+        <w:sz w:val="20"/>
+      </w:rPr>
+    </w:lvl>
+    <w:lvl w:ilvl="1" w:tentative="1">
+      <w:start w:val="1"/>
+      <w:numFmt w:val="bullet"/>
+      <w:lvlText w:val="o"/>
+      <w:lvlJc w:val="left"/>
+      <w:pPr>
+        <w:tabs>
+          <w:tab w:val="num" w:pos="1440"/>
+        </w:tabs>
+        <w:ind w:left="1440" w:hanging="360"/>
+      </w:pPr>
+      <w:rPr>
+        <w:rFonts w:ascii="Courier New" w:hAnsi="Courier New" w:hint="default"/>
+        <w:sz w:val="20"/>
+      </w:rPr>
+    </w:lvl>
+    <w:lvl w:ilvl="2" w:tentative="1">
+      <w:start w:val="1"/>
+      <w:numFmt w:val="bullet"/>
+      <w:lvlText w:val=""/>
+      <w:lvlJc w:val="left"/>
+      <w:pPr>
+        <w:tabs>
+          <w:tab w:val="num" w:pos="2160"/>
+        </w:tabs>
+        <w:ind w:left="2160" w:hanging="360"/>
+      </w:pPr>
+      <w:rPr>
+        <w:rFonts w:ascii="Wingdings" w:hAnsi="Wingdings" w:hint="default"/>
+        <w:sz w:val="20"/>
+      </w:rPr>
+    </w:lvl>
+    <w:lvl w:ilvl="3" w:tentative="1">
+      <w:start w:val="1"/>
+      <w:numFmt w:val="bullet"/>
+      <w:lvlText w:val=""/>
+      <w:lvlJc w:val="left"/>
+      <w:pPr>
+        <w:tabs>
+          <w:tab w:val="num" w:pos="2880"/>
+        </w:tabs>
+        <w:ind w:left="2880" w:hanging="360"/>
+      </w:pPr>
+      <w:rPr>
+        <w:rFonts w:ascii="Wingdings" w:hAnsi="Wingdings" w:hint="default"/>
+        <w:sz w:val="20"/>
+      </w:rPr>
+    </w:lvl>
+    <w:lvl w:ilvl="4" w:tentative="1">
+      <w:start w:val="1"/>
+      <w:numFmt w:val="bullet"/>
+      <w:lvlText w:val=""/>
+      <w:lvlJc w:val="left"/>
+      <w:pPr>
+        <w:tabs>
+          <w:tab w:val="num" w:pos="3600"/>
+        </w:tabs>
+        <w:ind w:left="3600" w:hanging="360"/>
+      </w:pPr>
+      <w:rPr>
+        <w:rFonts w:ascii="Wingdings" w:hAnsi="Wingdings" w:hint="default"/>
+        <w:sz w:val="20"/>
+      </w:rPr>
+    </w:lvl>
+    <w:lvl w:ilvl="5" w:tentative="1">
+      <w:start w:val="1"/>
+      <w:numFmt w:val="bullet"/>
+      <w:lvlText w:val=""/>
+      <w:lvlJc w:val="left"/>
+      <w:pPr>
+        <w:tabs>
+          <w:tab w:val="num" w:pos="4320"/>
+        </w:tabs>
+        <w:ind w:left="4320" w:hanging="360"/>
+      </w:pPr>
+      <w:rPr>
+        <w:rFonts w:ascii="Wingdings" w:hAnsi="Wingdings" w:hint="default"/>
+        <w:sz w:val="20"/>
+      </w:rPr>
+    </w:lvl>
+    <w:lvl w:ilvl="6" w:tentative="1">
+      <w:start w:val="1"/>
+      <w:numFmt w:val="bullet"/>
+      <w:lvlText w:val=""/>
+      <w:lvlJc w:val="left"/>
+      <w:pPr>
+        <w:tabs>
+          <w:tab w:val="num" w:pos="5040"/>
+        </w:tabs>
+        <w:ind w:left="5040" w:hanging="360"/>
+      </w:pPr>
+      <w:rPr>
+        <w:rFonts w:ascii="Wingdings" w:hAnsi="Wingdings" w:hint="default"/>
+        <w:sz w:val="20"/>
+      </w:rPr>
+    </w:lvl>
+    <w:lvl w:ilvl="7" w:tentative="1">
+      <w:start w:val="1"/>
+      <w:numFmt w:val="bullet"/>
+      <w:lvlText w:val=""/>
+      <w:lvlJc w:val="left"/>
+      <w:pPr>
+        <w:tabs>
+          <w:tab w:val="num" w:pos="5760"/>
+        </w:tabs>
+        <w:ind w:left="5760" w:hanging="360"/>
+      </w:pPr>
+      <w:rPr>
+        <w:rFonts w:ascii="Wingdings" w:hAnsi="Wingdings" w:hint="default"/>
+        <w:sz w:val="20"/>
+      </w:rPr>
+    </w:lvl>
+    <w:lvl w:ilvl="8" w:tentative="1">
+      <w:start w:val="1"/>
+      <w:numFmt w:val="bullet"/>
+      <w:lvlText w:val=""/>
+      <w:lvlJc w:val="left"/>
+      <w:pPr>
+        <w:tabs>
+          <w:tab w:val="num" w:pos="6480"/>
+        </w:tabs>
+        <w:ind w:left="6480" w:hanging="360"/>
+      </w:pPr>
+      <w:rPr>
+        <w:rFonts w:ascii="Wingdings" w:hAnsi="Wingdings" w:hint="default"/>
+        <w:sz w:val="20"/>
+      </w:rPr>
+    </w:lvl>
+  </w:abstractNum>
+  <w:abstractNum w:abstractNumId="3" w15:restartNumberingAfterBreak="0">
+    <w:nsid w:val="23E54345"/>
+    <w:multiLevelType w:val="multilevel"/>
+    <w:tmpl w:val="EBF261E2"/>
+    <w:lvl w:ilvl="0">
+      <w:start w:val="1"/>
+      <w:numFmt w:val="bullet"/>
+      <w:lvlText w:val=""/>
+      <w:lvlJc w:val="left"/>
+      <w:pPr>
+        <w:tabs>
+          <w:tab w:val="num" w:pos="720"/>
+        </w:tabs>
+        <w:ind w:left="720" w:hanging="360"/>
+      </w:pPr>
+      <w:rPr>
+        <w:rFonts w:ascii="Symbol" w:hAnsi="Symbol" w:hint="default"/>
+        <w:sz w:val="20"/>
+      </w:rPr>
+    </w:lvl>
+    <w:lvl w:ilvl="1" w:tentative="1">
+      <w:start w:val="1"/>
+      <w:numFmt w:val="bullet"/>
+      <w:lvlText w:val="o"/>
+      <w:lvlJc w:val="left"/>
+      <w:pPr>
+        <w:tabs>
+          <w:tab w:val="num" w:pos="1440"/>
+        </w:tabs>
+        <w:ind w:left="1440" w:hanging="360"/>
+      </w:pPr>
+      <w:rPr>
+        <w:rFonts w:ascii="Courier New" w:hAnsi="Courier New" w:hint="default"/>
+        <w:sz w:val="20"/>
+      </w:rPr>
+    </w:lvl>
+    <w:lvl w:ilvl="2" w:tentative="1">
+      <w:start w:val="1"/>
+      <w:numFmt w:val="bullet"/>
+      <w:lvlText w:val=""/>
+      <w:lvlJc w:val="left"/>
+      <w:pPr>
+        <w:tabs>
+          <w:tab w:val="num" w:pos="2160"/>
+        </w:tabs>
+        <w:ind w:left="2160" w:hanging="360"/>
+      </w:pPr>
+      <w:rPr>
+        <w:rFonts w:ascii="Wingdings" w:hAnsi="Wingdings" w:hint="default"/>
+        <w:sz w:val="20"/>
+      </w:rPr>
+    </w:lvl>
+    <w:lvl w:ilvl="3" w:tentative="1">
+      <w:start w:val="1"/>
+      <w:numFmt w:val="bullet"/>
+      <w:lvlText w:val=""/>
+      <w:lvlJc w:val="left"/>
+      <w:pPr>
+        <w:tabs>
+          <w:tab w:val="num" w:pos="2880"/>
+        </w:tabs>
+        <w:ind w:left="2880" w:hanging="360"/>
+      </w:pPr>
+      <w:rPr>
+        <w:rFonts w:ascii="Wingdings" w:hAnsi="Wingdings" w:hint="default"/>
+        <w:sz w:val="20"/>
+      </w:rPr>
+    </w:lvl>
+    <w:lvl w:ilvl="4" w:tentative="1">
+      <w:start w:val="1"/>
+      <w:numFmt w:val="bullet"/>
+      <w:lvlText w:val=""/>
+      <w:lvlJc w:val="left"/>
+      <w:pPr>
+        <w:tabs>
+          <w:tab w:val="num" w:pos="3600"/>
+        </w:tabs>
+        <w:ind w:left="3600" w:hanging="360"/>
+      </w:pPr>
+      <w:rPr>
+        <w:rFonts w:ascii="Wingdings" w:hAnsi="Wingdings" w:hint="default"/>
+        <w:sz w:val="20"/>
+      </w:rPr>
+    </w:lvl>
+    <w:lvl w:ilvl="5" w:tentative="1">
+      <w:start w:val="1"/>
+      <w:numFmt w:val="bullet"/>
+      <w:lvlText w:val=""/>
+      <w:lvlJc w:val="left"/>
+      <w:pPr>
+        <w:tabs>
+          <w:tab w:val="num" w:pos="4320"/>
+        </w:tabs>
+        <w:ind w:left="4320" w:hanging="360"/>
+      </w:pPr>
+      <w:rPr>
+        <w:rFonts w:ascii="Wingdings" w:hAnsi="Wingdings" w:hint="default"/>
+        <w:sz w:val="20"/>
+      </w:rPr>
+    </w:lvl>
+    <w:lvl w:ilvl="6" w:tentative="1">
+      <w:start w:val="1"/>
+      <w:numFmt w:val="bullet"/>
+      <w:lvlText w:val=""/>
+      <w:lvlJc w:val="left"/>
+      <w:pPr>
+        <w:tabs>
+          <w:tab w:val="num" w:pos="5040"/>
+        </w:tabs>
+        <w:ind w:left="5040" w:hanging="360"/>
+      </w:pPr>
+      <w:rPr>
+        <w:rFonts w:ascii="Wingdings" w:hAnsi="Wingdings" w:hint="default"/>
+        <w:sz w:val="20"/>
+      </w:rPr>
+    </w:lvl>
+    <w:lvl w:ilvl="7" w:tentative="1">
+      <w:start w:val="1"/>
+      <w:numFmt w:val="bullet"/>
+      <w:lvlText w:val=""/>
+      <w:lvlJc w:val="left"/>
+      <w:pPr>
+        <w:tabs>
+          <w:tab w:val="num" w:pos="5760"/>
+        </w:tabs>
+        <w:ind w:left="5760" w:hanging="360"/>
+      </w:pPr>
+      <w:rPr>
+        <w:rFonts w:ascii="Wingdings" w:hAnsi="Wingdings" w:hint="default"/>
+        <w:sz w:val="20"/>
+      </w:rPr>
+    </w:lvl>
+    <w:lvl w:ilvl="8" w:tentative="1">
+      <w:start w:val="1"/>
+      <w:numFmt w:val="bullet"/>
+      <w:lvlText w:val=""/>
+      <w:lvlJc w:val="left"/>
+      <w:pPr>
+        <w:tabs>
+          <w:tab w:val="num" w:pos="6480"/>
+        </w:tabs>
+        <w:ind w:left="6480" w:hanging="360"/>
+      </w:pPr>
+      <w:rPr>
+        <w:rFonts w:ascii="Wingdings" w:hAnsi="Wingdings" w:hint="default"/>
+        <w:sz w:val="20"/>
+      </w:rPr>
+    </w:lvl>
+  </w:abstractNum>
+  <w:abstractNum w:abstractNumId="4" w15:restartNumberingAfterBreak="0">
+    <w:nsid w:val="23E65E31"/>
+    <w:multiLevelType w:val="multilevel"/>
+    <w:tmpl w:val="90767702"/>
+    <w:lvl w:ilvl="0">
+      <w:start w:val="1"/>
+      <w:numFmt w:val="bullet"/>
+      <w:lvlText w:val=""/>
+      <w:lvlJc w:val="left"/>
+      <w:pPr>
+        <w:tabs>
+          <w:tab w:val="num" w:pos="720"/>
+        </w:tabs>
+        <w:ind w:left="720" w:hanging="360"/>
+      </w:pPr>
+      <w:rPr>
+        <w:rFonts w:ascii="Symbol" w:hAnsi="Symbol" w:hint="default"/>
+        <w:sz w:val="20"/>
+      </w:rPr>
+    </w:lvl>
+    <w:lvl w:ilvl="1" w:tentative="1">
+      <w:start w:val="1"/>
+      <w:numFmt w:val="bullet"/>
+      <w:lvlText w:val="o"/>
+      <w:lvlJc w:val="left"/>
+      <w:pPr>
+        <w:tabs>
+          <w:tab w:val="num" w:pos="1440"/>
+        </w:tabs>
+        <w:ind w:left="1440" w:hanging="360"/>
+      </w:pPr>
+      <w:rPr>
+        <w:rFonts w:ascii="Courier New" w:hAnsi="Courier New" w:hint="default"/>
+        <w:sz w:val="20"/>
+      </w:rPr>
+    </w:lvl>
+    <w:lvl w:ilvl="2" w:tentative="1">
+      <w:start w:val="1"/>
+      <w:numFmt w:val="bullet"/>
+      <w:lvlText w:val=""/>
+      <w:lvlJc w:val="left"/>
+      <w:pPr>
+        <w:tabs>
+          <w:tab w:val="num" w:pos="2160"/>
+        </w:tabs>
+        <w:ind w:left="2160" w:hanging="360"/>
+      </w:pPr>
+      <w:rPr>
+        <w:rFonts w:ascii="Wingdings" w:hAnsi="Wingdings" w:hint="default"/>
+        <w:sz w:val="20"/>
+      </w:rPr>
+    </w:lvl>
+    <w:lvl w:ilvl="3" w:tentative="1">
+      <w:start w:val="1"/>
+      <w:numFmt w:val="bullet"/>
+      <w:lvlText w:val=""/>
+      <w:lvlJc w:val="left"/>
+      <w:pPr>
+        <w:tabs>
+          <w:tab w:val="num" w:pos="2880"/>
+        </w:tabs>
+        <w:ind w:left="2880" w:hanging="360"/>
+      </w:pPr>
+      <w:rPr>
+        <w:rFonts w:ascii="Wingdings" w:hAnsi="Wingdings" w:hint="default"/>
+        <w:sz w:val="20"/>
+      </w:rPr>
+    </w:lvl>
+    <w:lvl w:ilvl="4" w:tentative="1">
+      <w:start w:val="1"/>
+      <w:numFmt w:val="bullet"/>
+      <w:lvlText w:val=""/>
+      <w:lvlJc w:val="left"/>
+      <w:pPr>
+        <w:tabs>
+          <w:tab w:val="num" w:pos="3600"/>
+        </w:tabs>
+        <w:ind w:left="3600" w:hanging="360"/>
+      </w:pPr>
+      <w:rPr>
+        <w:rFonts w:ascii="Wingdings" w:hAnsi="Wingdings" w:hint="default"/>
+        <w:sz w:val="20"/>
+      </w:rPr>
+    </w:lvl>
+    <w:lvl w:ilvl="5" w:tentative="1">
+      <w:start w:val="1"/>
+      <w:numFmt w:val="bullet"/>
+      <w:lvlText w:val=""/>
+      <w:lvlJc w:val="left"/>
+      <w:pPr>
+        <w:tabs>
+          <w:tab w:val="num" w:pos="4320"/>
+        </w:tabs>
+        <w:ind w:left="4320" w:hanging="360"/>
+      </w:pPr>
+      <w:rPr>
+        <w:rFonts w:ascii="Wingdings" w:hAnsi="Wingdings" w:hint="default"/>
+        <w:sz w:val="20"/>
+      </w:rPr>
+    </w:lvl>
+    <w:lvl w:ilvl="6" w:tentative="1">
+      <w:start w:val="1"/>
+      <w:numFmt w:val="bullet"/>
+      <w:lvlText w:val=""/>
+      <w:lvlJc w:val="left"/>
+      <w:pPr>
+        <w:tabs>
+          <w:tab w:val="num" w:pos="5040"/>
+        </w:tabs>
+        <w:ind w:left="5040" w:hanging="360"/>
+      </w:pPr>
+      <w:rPr>
+        <w:rFonts w:ascii="Wingdings" w:hAnsi="Wingdings" w:hint="default"/>
+        <w:sz w:val="20"/>
+      </w:rPr>
+    </w:lvl>
+    <w:lvl w:ilvl="7" w:tentative="1">
+      <w:start w:val="1"/>
+      <w:numFmt w:val="bullet"/>
+      <w:lvlText w:val=""/>
+      <w:lvlJc w:val="left"/>
+      <w:pPr>
+        <w:tabs>
+          <w:tab w:val="num" w:pos="5760"/>
+        </w:tabs>
+        <w:ind w:left="5760" w:hanging="360"/>
+      </w:pPr>
+      <w:rPr>
+        <w:rFonts w:ascii="Wingdings" w:hAnsi="Wingdings" w:hint="default"/>
+        <w:sz w:val="20"/>
+      </w:rPr>
+    </w:lvl>
+    <w:lvl w:ilvl="8" w:tentative="1">
+      <w:start w:val="1"/>
+      <w:numFmt w:val="bullet"/>
+      <w:lvlText w:val=""/>
+      <w:lvlJc w:val="left"/>
+      <w:pPr>
+        <w:tabs>
+          <w:tab w:val="num" w:pos="6480"/>
+        </w:tabs>
+        <w:ind w:left="6480" w:hanging="360"/>
+      </w:pPr>
+      <w:rPr>
+        <w:rFonts w:ascii="Wingdings" w:hAnsi="Wingdings" w:hint="default"/>
+        <w:sz w:val="20"/>
+      </w:rPr>
+    </w:lvl>
+  </w:abstractNum>
+  <w:abstractNum w:abstractNumId="5" w15:restartNumberingAfterBreak="0">
     <w:nsid w:val="2A8D30F5"/>
     <w:multiLevelType w:val="multilevel"/>
     <w:tmpl w:val="E85CB43C"/>
@@ -2358,7 +3767,454 @@
       </w:rPr>
     </w:lvl>
   </w:abstractNum>
-  <w:abstractNum w:abstractNumId="2" w15:restartNumberingAfterBreak="0">
+  <w:abstractNum w:abstractNumId="6" w15:restartNumberingAfterBreak="0">
+    <w:nsid w:val="2D1E0BFB"/>
+    <w:multiLevelType w:val="multilevel"/>
+    <w:tmpl w:val="812E58C6"/>
+    <w:lvl w:ilvl="0">
+      <w:start w:val="1"/>
+      <w:numFmt w:val="bullet"/>
+      <w:lvlText w:val=""/>
+      <w:lvlJc w:val="left"/>
+      <w:pPr>
+        <w:tabs>
+          <w:tab w:val="num" w:pos="720"/>
+        </w:tabs>
+        <w:ind w:left="720" w:hanging="360"/>
+      </w:pPr>
+      <w:rPr>
+        <w:rFonts w:ascii="Symbol" w:hAnsi="Symbol" w:hint="default"/>
+        <w:sz w:val="20"/>
+      </w:rPr>
+    </w:lvl>
+    <w:lvl w:ilvl="1" w:tentative="1">
+      <w:start w:val="1"/>
+      <w:numFmt w:val="bullet"/>
+      <w:lvlText w:val="o"/>
+      <w:lvlJc w:val="left"/>
+      <w:pPr>
+        <w:tabs>
+          <w:tab w:val="num" w:pos="1440"/>
+        </w:tabs>
+        <w:ind w:left="1440" w:hanging="360"/>
+      </w:pPr>
+      <w:rPr>
+        <w:rFonts w:ascii="Courier New" w:hAnsi="Courier New" w:hint="default"/>
+        <w:sz w:val="20"/>
+      </w:rPr>
+    </w:lvl>
+    <w:lvl w:ilvl="2" w:tentative="1">
+      <w:start w:val="1"/>
+      <w:numFmt w:val="bullet"/>
+      <w:lvlText w:val=""/>
+      <w:lvlJc w:val="left"/>
+      <w:pPr>
+        <w:tabs>
+          <w:tab w:val="num" w:pos="2160"/>
+        </w:tabs>
+        <w:ind w:left="2160" w:hanging="360"/>
+      </w:pPr>
+      <w:rPr>
+        <w:rFonts w:ascii="Wingdings" w:hAnsi="Wingdings" w:hint="default"/>
+        <w:sz w:val="20"/>
+      </w:rPr>
+    </w:lvl>
+    <w:lvl w:ilvl="3" w:tentative="1">
+      <w:start w:val="1"/>
+      <w:numFmt w:val="bullet"/>
+      <w:lvlText w:val=""/>
+      <w:lvlJc w:val="left"/>
+      <w:pPr>
+        <w:tabs>
+          <w:tab w:val="num" w:pos="2880"/>
+        </w:tabs>
+        <w:ind w:left="2880" w:hanging="360"/>
+      </w:pPr>
+      <w:rPr>
+        <w:rFonts w:ascii="Wingdings" w:hAnsi="Wingdings" w:hint="default"/>
+        <w:sz w:val="20"/>
+      </w:rPr>
+    </w:lvl>
+    <w:lvl w:ilvl="4" w:tentative="1">
+      <w:start w:val="1"/>
+      <w:numFmt w:val="bullet"/>
+      <w:lvlText w:val=""/>
+      <w:lvlJc w:val="left"/>
+      <w:pPr>
+        <w:tabs>
+          <w:tab w:val="num" w:pos="3600"/>
+        </w:tabs>
+        <w:ind w:left="3600" w:hanging="360"/>
+      </w:pPr>
+      <w:rPr>
+        <w:rFonts w:ascii="Wingdings" w:hAnsi="Wingdings" w:hint="default"/>
+        <w:sz w:val="20"/>
+      </w:rPr>
+    </w:lvl>
+    <w:lvl w:ilvl="5" w:tentative="1">
+      <w:start w:val="1"/>
+      <w:numFmt w:val="bullet"/>
+      <w:lvlText w:val=""/>
+      <w:lvlJc w:val="left"/>
+      <w:pPr>
+        <w:tabs>
+          <w:tab w:val="num" w:pos="4320"/>
+        </w:tabs>
+        <w:ind w:left="4320" w:hanging="360"/>
+      </w:pPr>
+      <w:rPr>
+        <w:rFonts w:ascii="Wingdings" w:hAnsi="Wingdings" w:hint="default"/>
+        <w:sz w:val="20"/>
+      </w:rPr>
+    </w:lvl>
+    <w:lvl w:ilvl="6" w:tentative="1">
+      <w:start w:val="1"/>
+      <w:numFmt w:val="bullet"/>
+      <w:lvlText w:val=""/>
+      <w:lvlJc w:val="left"/>
+      <w:pPr>
+        <w:tabs>
+          <w:tab w:val="num" w:pos="5040"/>
+        </w:tabs>
+        <w:ind w:left="5040" w:hanging="360"/>
+      </w:pPr>
+      <w:rPr>
+        <w:rFonts w:ascii="Wingdings" w:hAnsi="Wingdings" w:hint="default"/>
+        <w:sz w:val="20"/>
+      </w:rPr>
+    </w:lvl>
+    <w:lvl w:ilvl="7" w:tentative="1">
+      <w:start w:val="1"/>
+      <w:numFmt w:val="bullet"/>
+      <w:lvlText w:val=""/>
+      <w:lvlJc w:val="left"/>
+      <w:pPr>
+        <w:tabs>
+          <w:tab w:val="num" w:pos="5760"/>
+        </w:tabs>
+        <w:ind w:left="5760" w:hanging="360"/>
+      </w:pPr>
+      <w:rPr>
+        <w:rFonts w:ascii="Wingdings" w:hAnsi="Wingdings" w:hint="default"/>
+        <w:sz w:val="20"/>
+      </w:rPr>
+    </w:lvl>
+    <w:lvl w:ilvl="8" w:tentative="1">
+      <w:start w:val="1"/>
+      <w:numFmt w:val="bullet"/>
+      <w:lvlText w:val=""/>
+      <w:lvlJc w:val="left"/>
+      <w:pPr>
+        <w:tabs>
+          <w:tab w:val="num" w:pos="6480"/>
+        </w:tabs>
+        <w:ind w:left="6480" w:hanging="360"/>
+      </w:pPr>
+      <w:rPr>
+        <w:rFonts w:ascii="Wingdings" w:hAnsi="Wingdings" w:hint="default"/>
+        <w:sz w:val="20"/>
+      </w:rPr>
+    </w:lvl>
+  </w:abstractNum>
+  <w:abstractNum w:abstractNumId="7" w15:restartNumberingAfterBreak="0">
+    <w:nsid w:val="2D9311C8"/>
+    <w:multiLevelType w:val="multilevel"/>
+    <w:tmpl w:val="99305F68"/>
+    <w:lvl w:ilvl="0">
+      <w:start w:val="1"/>
+      <w:numFmt w:val="bullet"/>
+      <w:lvlText w:val=""/>
+      <w:lvlJc w:val="left"/>
+      <w:pPr>
+        <w:tabs>
+          <w:tab w:val="num" w:pos="720"/>
+        </w:tabs>
+        <w:ind w:left="720" w:hanging="360"/>
+      </w:pPr>
+      <w:rPr>
+        <w:rFonts w:ascii="Symbol" w:hAnsi="Symbol" w:hint="default"/>
+        <w:sz w:val="20"/>
+      </w:rPr>
+    </w:lvl>
+    <w:lvl w:ilvl="1" w:tentative="1">
+      <w:start w:val="1"/>
+      <w:numFmt w:val="bullet"/>
+      <w:lvlText w:val="o"/>
+      <w:lvlJc w:val="left"/>
+      <w:pPr>
+        <w:tabs>
+          <w:tab w:val="num" w:pos="1440"/>
+        </w:tabs>
+        <w:ind w:left="1440" w:hanging="360"/>
+      </w:pPr>
+      <w:rPr>
+        <w:rFonts w:ascii="Courier New" w:hAnsi="Courier New" w:hint="default"/>
+        <w:sz w:val="20"/>
+      </w:rPr>
+    </w:lvl>
+    <w:lvl w:ilvl="2" w:tentative="1">
+      <w:start w:val="1"/>
+      <w:numFmt w:val="bullet"/>
+      <w:lvlText w:val=""/>
+      <w:lvlJc w:val="left"/>
+      <w:pPr>
+        <w:tabs>
+          <w:tab w:val="num" w:pos="2160"/>
+        </w:tabs>
+        <w:ind w:left="2160" w:hanging="360"/>
+      </w:pPr>
+      <w:rPr>
+        <w:rFonts w:ascii="Wingdings" w:hAnsi="Wingdings" w:hint="default"/>
+        <w:sz w:val="20"/>
+      </w:rPr>
+    </w:lvl>
+    <w:lvl w:ilvl="3" w:tentative="1">
+      <w:start w:val="1"/>
+      <w:numFmt w:val="bullet"/>
+      <w:lvlText w:val=""/>
+      <w:lvlJc w:val="left"/>
+      <w:pPr>
+        <w:tabs>
+          <w:tab w:val="num" w:pos="2880"/>
+        </w:tabs>
+        <w:ind w:left="2880" w:hanging="360"/>
+      </w:pPr>
+      <w:rPr>
+        <w:rFonts w:ascii="Wingdings" w:hAnsi="Wingdings" w:hint="default"/>
+        <w:sz w:val="20"/>
+      </w:rPr>
+    </w:lvl>
+    <w:lvl w:ilvl="4" w:tentative="1">
+      <w:start w:val="1"/>
+      <w:numFmt w:val="bullet"/>
+      <w:lvlText w:val=""/>
+      <w:lvlJc w:val="left"/>
+      <w:pPr>
+        <w:tabs>
+          <w:tab w:val="num" w:pos="3600"/>
+        </w:tabs>
+        <w:ind w:left="3600" w:hanging="360"/>
+      </w:pPr>
+      <w:rPr>
+        <w:rFonts w:ascii="Wingdings" w:hAnsi="Wingdings" w:hint="default"/>
+        <w:sz w:val="20"/>
+      </w:rPr>
+    </w:lvl>
+    <w:lvl w:ilvl="5" w:tentative="1">
+      <w:start w:val="1"/>
+      <w:numFmt w:val="bullet"/>
+      <w:lvlText w:val=""/>
+      <w:lvlJc w:val="left"/>
+      <w:pPr>
+        <w:tabs>
+          <w:tab w:val="num" w:pos="4320"/>
+        </w:tabs>
+        <w:ind w:left="4320" w:hanging="360"/>
+      </w:pPr>
+      <w:rPr>
+        <w:rFonts w:ascii="Wingdings" w:hAnsi="Wingdings" w:hint="default"/>
+        <w:sz w:val="20"/>
+      </w:rPr>
+    </w:lvl>
+    <w:lvl w:ilvl="6" w:tentative="1">
+      <w:start w:val="1"/>
+      <w:numFmt w:val="bullet"/>
+      <w:lvlText w:val=""/>
+      <w:lvlJc w:val="left"/>
+      <w:pPr>
+        <w:tabs>
+          <w:tab w:val="num" w:pos="5040"/>
+        </w:tabs>
+        <w:ind w:left="5040" w:hanging="360"/>
+      </w:pPr>
+      <w:rPr>
+        <w:rFonts w:ascii="Wingdings" w:hAnsi="Wingdings" w:hint="default"/>
+        <w:sz w:val="20"/>
+      </w:rPr>
+    </w:lvl>
+    <w:lvl w:ilvl="7" w:tentative="1">
+      <w:start w:val="1"/>
+      <w:numFmt w:val="bullet"/>
+      <w:lvlText w:val=""/>
+      <w:lvlJc w:val="left"/>
+      <w:pPr>
+        <w:tabs>
+          <w:tab w:val="num" w:pos="5760"/>
+        </w:tabs>
+        <w:ind w:left="5760" w:hanging="360"/>
+      </w:pPr>
+      <w:rPr>
+        <w:rFonts w:ascii="Wingdings" w:hAnsi="Wingdings" w:hint="default"/>
+        <w:sz w:val="20"/>
+      </w:rPr>
+    </w:lvl>
+    <w:lvl w:ilvl="8" w:tentative="1">
+      <w:start w:val="1"/>
+      <w:numFmt w:val="bullet"/>
+      <w:lvlText w:val=""/>
+      <w:lvlJc w:val="left"/>
+      <w:pPr>
+        <w:tabs>
+          <w:tab w:val="num" w:pos="6480"/>
+        </w:tabs>
+        <w:ind w:left="6480" w:hanging="360"/>
+      </w:pPr>
+      <w:rPr>
+        <w:rFonts w:ascii="Wingdings" w:hAnsi="Wingdings" w:hint="default"/>
+        <w:sz w:val="20"/>
+      </w:rPr>
+    </w:lvl>
+  </w:abstractNum>
+  <w:abstractNum w:abstractNumId="8" w15:restartNumberingAfterBreak="0">
+    <w:nsid w:val="476D5D4A"/>
+    <w:multiLevelType w:val="multilevel"/>
+    <w:tmpl w:val="3AA2DF0E"/>
+    <w:lvl w:ilvl="0">
+      <w:start w:val="1"/>
+      <w:numFmt w:val="bullet"/>
+      <w:lvlText w:val=""/>
+      <w:lvlJc w:val="left"/>
+      <w:pPr>
+        <w:tabs>
+          <w:tab w:val="num" w:pos="720"/>
+        </w:tabs>
+        <w:ind w:left="720" w:hanging="360"/>
+      </w:pPr>
+      <w:rPr>
+        <w:rFonts w:ascii="Symbol" w:hAnsi="Symbol" w:hint="default"/>
+        <w:sz w:val="20"/>
+      </w:rPr>
+    </w:lvl>
+    <w:lvl w:ilvl="1" w:tentative="1">
+      <w:start w:val="1"/>
+      <w:numFmt w:val="bullet"/>
+      <w:lvlText w:val="o"/>
+      <w:lvlJc w:val="left"/>
+      <w:pPr>
+        <w:tabs>
+          <w:tab w:val="num" w:pos="1440"/>
+        </w:tabs>
+        <w:ind w:left="1440" w:hanging="360"/>
+      </w:pPr>
+      <w:rPr>
+        <w:rFonts w:ascii="Courier New" w:hAnsi="Courier New" w:hint="default"/>
+        <w:sz w:val="20"/>
+      </w:rPr>
+    </w:lvl>
+    <w:lvl w:ilvl="2" w:tentative="1">
+      <w:start w:val="1"/>
+      <w:numFmt w:val="bullet"/>
+      <w:lvlText w:val=""/>
+      <w:lvlJc w:val="left"/>
+      <w:pPr>
+        <w:tabs>
+          <w:tab w:val="num" w:pos="2160"/>
+        </w:tabs>
+        <w:ind w:left="2160" w:hanging="360"/>
+      </w:pPr>
+      <w:rPr>
+        <w:rFonts w:ascii="Wingdings" w:hAnsi="Wingdings" w:hint="default"/>
+        <w:sz w:val="20"/>
+      </w:rPr>
+    </w:lvl>
+    <w:lvl w:ilvl="3" w:tentative="1">
+      <w:start w:val="1"/>
+      <w:numFmt w:val="bullet"/>
+      <w:lvlText w:val=""/>
+      <w:lvlJc w:val="left"/>
+      <w:pPr>
+        <w:tabs>
+          <w:tab w:val="num" w:pos="2880"/>
+        </w:tabs>
+        <w:ind w:left="2880" w:hanging="360"/>
+      </w:pPr>
+      <w:rPr>
+        <w:rFonts w:ascii="Wingdings" w:hAnsi="Wingdings" w:hint="default"/>
+        <w:sz w:val="20"/>
+      </w:rPr>
+    </w:lvl>
+    <w:lvl w:ilvl="4" w:tentative="1">
+      <w:start w:val="1"/>
+      <w:numFmt w:val="bullet"/>
+      <w:lvlText w:val=""/>
+      <w:lvlJc w:val="left"/>
+      <w:pPr>
+        <w:tabs>
+          <w:tab w:val="num" w:pos="3600"/>
+        </w:tabs>
+        <w:ind w:left="3600" w:hanging="360"/>
+      </w:pPr>
+      <w:rPr>
+        <w:rFonts w:ascii="Wingdings" w:hAnsi="Wingdings" w:hint="default"/>
+        <w:sz w:val="20"/>
+      </w:rPr>
+    </w:lvl>
+    <w:lvl w:ilvl="5" w:tentative="1">
+      <w:start w:val="1"/>
+      <w:numFmt w:val="bullet"/>
+      <w:lvlText w:val=""/>
+      <w:lvlJc w:val="left"/>
+      <w:pPr>
+        <w:tabs>
+          <w:tab w:val="num" w:pos="4320"/>
+        </w:tabs>
+        <w:ind w:left="4320" w:hanging="360"/>
+      </w:pPr>
+      <w:rPr>
+        <w:rFonts w:ascii="Wingdings" w:hAnsi="Wingdings" w:hint="default"/>
+        <w:sz w:val="20"/>
+      </w:rPr>
+    </w:lvl>
+    <w:lvl w:ilvl="6" w:tentative="1">
+      <w:start w:val="1"/>
+      <w:numFmt w:val="bullet"/>
+      <w:lvlText w:val=""/>
+      <w:lvlJc w:val="left"/>
+      <w:pPr>
+        <w:tabs>
+          <w:tab w:val="num" w:pos="5040"/>
+        </w:tabs>
+        <w:ind w:left="5040" w:hanging="360"/>
+      </w:pPr>
+      <w:rPr>
+        <w:rFonts w:ascii="Wingdings" w:hAnsi="Wingdings" w:hint="default"/>
+        <w:sz w:val="20"/>
+      </w:rPr>
+    </w:lvl>
+    <w:lvl w:ilvl="7" w:tentative="1">
+      <w:start w:val="1"/>
+      <w:numFmt w:val="bullet"/>
+      <w:lvlText w:val=""/>
+      <w:lvlJc w:val="left"/>
+      <w:pPr>
+        <w:tabs>
+          <w:tab w:val="num" w:pos="5760"/>
+        </w:tabs>
+        <w:ind w:left="5760" w:hanging="360"/>
+      </w:pPr>
+      <w:rPr>
+        <w:rFonts w:ascii="Wingdings" w:hAnsi="Wingdings" w:hint="default"/>
+        <w:sz w:val="20"/>
+      </w:rPr>
+    </w:lvl>
+    <w:lvl w:ilvl="8" w:tentative="1">
+      <w:start w:val="1"/>
+      <w:numFmt w:val="bullet"/>
+      <w:lvlText w:val=""/>
+      <w:lvlJc w:val="left"/>
+      <w:pPr>
+        <w:tabs>
+          <w:tab w:val="num" w:pos="6480"/>
+        </w:tabs>
+        <w:ind w:left="6480" w:hanging="360"/>
+      </w:pPr>
+      <w:rPr>
+        <w:rFonts w:ascii="Wingdings" w:hAnsi="Wingdings" w:hint="default"/>
+        <w:sz w:val="20"/>
+      </w:rPr>
+    </w:lvl>
+  </w:abstractNum>
+  <w:abstractNum w:abstractNumId="9" w15:restartNumberingAfterBreak="0">
     <w:nsid w:val="5E6350D7"/>
     <w:multiLevelType w:val="hybridMultilevel"/>
     <w:tmpl w:val="209A1418"/>
@@ -2471,14 +4327,187 @@
       </w:rPr>
     </w:lvl>
   </w:abstractNum>
+  <w:abstractNum w:abstractNumId="10" w15:restartNumberingAfterBreak="0">
+    <w:nsid w:val="74732A92"/>
+    <w:multiLevelType w:val="multilevel"/>
+    <w:tmpl w:val="BC7EBE28"/>
+    <w:lvl w:ilvl="0">
+      <w:start w:val="1"/>
+      <w:numFmt w:val="bullet"/>
+      <w:lvlText w:val=""/>
+      <w:lvlJc w:val="left"/>
+      <w:pPr>
+        <w:tabs>
+          <w:tab w:val="num" w:pos="720"/>
+        </w:tabs>
+        <w:ind w:left="720" w:hanging="360"/>
+      </w:pPr>
+      <w:rPr>
+        <w:rFonts w:ascii="Symbol" w:hAnsi="Symbol" w:hint="default"/>
+        <w:sz w:val="20"/>
+      </w:rPr>
+    </w:lvl>
+    <w:lvl w:ilvl="1" w:tentative="1">
+      <w:start w:val="1"/>
+      <w:numFmt w:val="bullet"/>
+      <w:lvlText w:val="o"/>
+      <w:lvlJc w:val="left"/>
+      <w:pPr>
+        <w:tabs>
+          <w:tab w:val="num" w:pos="1440"/>
+        </w:tabs>
+        <w:ind w:left="1440" w:hanging="360"/>
+      </w:pPr>
+      <w:rPr>
+        <w:rFonts w:ascii="Courier New" w:hAnsi="Courier New" w:hint="default"/>
+        <w:sz w:val="20"/>
+      </w:rPr>
+    </w:lvl>
+    <w:lvl w:ilvl="2" w:tentative="1">
+      <w:start w:val="1"/>
+      <w:numFmt w:val="bullet"/>
+      <w:lvlText w:val=""/>
+      <w:lvlJc w:val="left"/>
+      <w:pPr>
+        <w:tabs>
+          <w:tab w:val="num" w:pos="2160"/>
+        </w:tabs>
+        <w:ind w:left="2160" w:hanging="360"/>
+      </w:pPr>
+      <w:rPr>
+        <w:rFonts w:ascii="Wingdings" w:hAnsi="Wingdings" w:hint="default"/>
+        <w:sz w:val="20"/>
+      </w:rPr>
+    </w:lvl>
+    <w:lvl w:ilvl="3" w:tentative="1">
+      <w:start w:val="1"/>
+      <w:numFmt w:val="bullet"/>
+      <w:lvlText w:val=""/>
+      <w:lvlJc w:val="left"/>
+      <w:pPr>
+        <w:tabs>
+          <w:tab w:val="num" w:pos="2880"/>
+        </w:tabs>
+        <w:ind w:left="2880" w:hanging="360"/>
+      </w:pPr>
+      <w:rPr>
+        <w:rFonts w:ascii="Wingdings" w:hAnsi="Wingdings" w:hint="default"/>
+        <w:sz w:val="20"/>
+      </w:rPr>
+    </w:lvl>
+    <w:lvl w:ilvl="4" w:tentative="1">
+      <w:start w:val="1"/>
+      <w:numFmt w:val="bullet"/>
+      <w:lvlText w:val=""/>
+      <w:lvlJc w:val="left"/>
+      <w:pPr>
+        <w:tabs>
+          <w:tab w:val="num" w:pos="3600"/>
+        </w:tabs>
+        <w:ind w:left="3600" w:hanging="360"/>
+      </w:pPr>
+      <w:rPr>
+        <w:rFonts w:ascii="Wingdings" w:hAnsi="Wingdings" w:hint="default"/>
+        <w:sz w:val="20"/>
+      </w:rPr>
+    </w:lvl>
+    <w:lvl w:ilvl="5" w:tentative="1">
+      <w:start w:val="1"/>
+      <w:numFmt w:val="bullet"/>
+      <w:lvlText w:val=""/>
+      <w:lvlJc w:val="left"/>
+      <w:pPr>
+        <w:tabs>
+          <w:tab w:val="num" w:pos="4320"/>
+        </w:tabs>
+        <w:ind w:left="4320" w:hanging="360"/>
+      </w:pPr>
+      <w:rPr>
+        <w:rFonts w:ascii="Wingdings" w:hAnsi="Wingdings" w:hint="default"/>
+        <w:sz w:val="20"/>
+      </w:rPr>
+    </w:lvl>
+    <w:lvl w:ilvl="6" w:tentative="1">
+      <w:start w:val="1"/>
+      <w:numFmt w:val="bullet"/>
+      <w:lvlText w:val=""/>
+      <w:lvlJc w:val="left"/>
+      <w:pPr>
+        <w:tabs>
+          <w:tab w:val="num" w:pos="5040"/>
+        </w:tabs>
+        <w:ind w:left="5040" w:hanging="360"/>
+      </w:pPr>
+      <w:rPr>
+        <w:rFonts w:ascii="Wingdings" w:hAnsi="Wingdings" w:hint="default"/>
+        <w:sz w:val="20"/>
+      </w:rPr>
+    </w:lvl>
+    <w:lvl w:ilvl="7" w:tentative="1">
+      <w:start w:val="1"/>
+      <w:numFmt w:val="bullet"/>
+      <w:lvlText w:val=""/>
+      <w:lvlJc w:val="left"/>
+      <w:pPr>
+        <w:tabs>
+          <w:tab w:val="num" w:pos="5760"/>
+        </w:tabs>
+        <w:ind w:left="5760" w:hanging="360"/>
+      </w:pPr>
+      <w:rPr>
+        <w:rFonts w:ascii="Wingdings" w:hAnsi="Wingdings" w:hint="default"/>
+        <w:sz w:val="20"/>
+      </w:rPr>
+    </w:lvl>
+    <w:lvl w:ilvl="8" w:tentative="1">
+      <w:start w:val="1"/>
+      <w:numFmt w:val="bullet"/>
+      <w:lvlText w:val=""/>
+      <w:lvlJc w:val="left"/>
+      <w:pPr>
+        <w:tabs>
+          <w:tab w:val="num" w:pos="6480"/>
+        </w:tabs>
+        <w:ind w:left="6480" w:hanging="360"/>
+      </w:pPr>
+      <w:rPr>
+        <w:rFonts w:ascii="Wingdings" w:hAnsi="Wingdings" w:hint="default"/>
+        <w:sz w:val="20"/>
+      </w:rPr>
+    </w:lvl>
+  </w:abstractNum>
   <w:num w:numId="1" w16cid:durableId="1278440984">
-    <w:abstractNumId w:val="1"/>
+    <w:abstractNumId w:val="5"/>
   </w:num>
   <w:num w:numId="2" w16cid:durableId="1738671991">
     <w:abstractNumId w:val="0"/>
   </w:num>
   <w:num w:numId="3" w16cid:durableId="620305038">
+    <w:abstractNumId w:val="9"/>
+  </w:num>
+  <w:num w:numId="4" w16cid:durableId="1182940569">
+    <w:abstractNumId w:val="7"/>
+  </w:num>
+  <w:num w:numId="5" w16cid:durableId="1638684074">
+    <w:abstractNumId w:val="8"/>
+  </w:num>
+  <w:num w:numId="6" w16cid:durableId="34084090">
+    <w:abstractNumId w:val="6"/>
+  </w:num>
+  <w:num w:numId="7" w16cid:durableId="1256599912">
+    <w:abstractNumId w:val="10"/>
+  </w:num>
+  <w:num w:numId="8" w16cid:durableId="1878394427">
     <w:abstractNumId w:val="2"/>
+  </w:num>
+  <w:num w:numId="9" w16cid:durableId="107815761">
+    <w:abstractNumId w:val="4"/>
+  </w:num>
+  <w:num w:numId="10" w16cid:durableId="1118569943">
+    <w:abstractNumId w:val="3"/>
+  </w:num>
+  <w:num w:numId="11" w16cid:durableId="1307853845">
+    <w:abstractNumId w:val="1"/>
   </w:num>
 </w:numbering>
 </file>
@@ -2955,7 +4984,6 @@
     <w:next w:val="Normal"/>
     <w:link w:val="Heading4Char"/>
     <w:uiPriority w:val="9"/>
-    <w:semiHidden/>
     <w:unhideWhenUsed/>
     <w:qFormat/>
     <w:rsid w:val="00E5158E"/>
@@ -3084,7 +5112,6 @@
   <w:style w:type="character" w:default="1" w:styleId="DefaultParagraphFont">
     <w:name w:val="Default Paragraph Font"/>
     <w:uiPriority w:val="1"/>
-    <w:semiHidden/>
     <w:unhideWhenUsed/>
   </w:style>
   <w:style w:type="table" w:default="1" w:styleId="TableNormal">
@@ -3152,7 +5179,6 @@
     <w:basedOn w:val="DefaultParagraphFont"/>
     <w:link w:val="Heading4"/>
     <w:uiPriority w:val="9"/>
-    <w:semiHidden/>
     <w:rsid w:val="00E5158E"/>
     <w:rPr>
       <w:rFonts w:eastAsiaTheme="majorEastAsia" w:cstheme="majorBidi"/>
@@ -3448,6 +5474,17 @@
     <w:rPr>
       <w:color w:val="96607D" w:themeColor="followedHyperlink"/>
       <w:u w:val="single"/>
+    </w:rPr>
+  </w:style>
+  <w:style w:type="paragraph" w:styleId="NormalWeb">
+    <w:name w:val="Normal (Web)"/>
+    <w:basedOn w:val="Normal"/>
+    <w:uiPriority w:val="99"/>
+    <w:semiHidden/>
+    <w:unhideWhenUsed/>
+    <w:rsid w:val="00E205CB"/>
+    <w:rPr>
+      <w:rFonts w:ascii="Times New Roman" w:hAnsi="Times New Roman" w:cs="Times New Roman"/>
     </w:rPr>
   </w:style>
 </w:styles>

--- a/GameReport.docx
+++ b/GameReport.docx
@@ -5,11 +5,20 @@
     <w:p>
       <w:pPr>
         <w:pStyle w:val="Heading1"/>
-      </w:pPr>
-      <w:r>
+        <w:rPr>
+          <w:rFonts w:ascii="Arial" w:hAnsi="Arial" w:cs="Arial"/>
+        </w:rPr>
+      </w:pPr>
+      <w:r>
+        <w:rPr>
+          <w:rFonts w:ascii="Arial" w:hAnsi="Arial" w:cs="Arial"/>
+        </w:rPr>
         <w:t>Slime Fight</w:t>
       </w:r>
       <w:r>
+        <w:rPr>
+          <w:rFonts w:ascii="Arial" w:hAnsi="Arial" w:cs="Arial"/>
+        </w:rPr>
         <w:t xml:space="preserve"> </w:t>
       </w:r>
       <w:r>
@@ -22,16 +31,28 @@
     <w:p>
       <w:pPr>
         <w:pStyle w:val="Heading2"/>
-      </w:pPr>
-      <w:r>
+        <w:rPr>
+          <w:rFonts w:ascii="Arial" w:hAnsi="Arial" w:cs="Arial"/>
+        </w:rPr>
+      </w:pPr>
+      <w:r>
+        <w:rPr>
+          <w:rFonts w:ascii="Arial" w:hAnsi="Arial" w:cs="Arial"/>
+        </w:rPr>
         <w:t>1. Summary</w:t>
       </w:r>
     </w:p>
     <w:p>
       <w:pPr>
         <w:pStyle w:val="Heading3"/>
-      </w:pPr>
-      <w:r>
+        <w:rPr>
+          <w:rFonts w:ascii="Arial" w:hAnsi="Arial" w:cs="Arial"/>
+        </w:rPr>
+      </w:pPr>
+      <w:r>
+        <w:rPr>
+          <w:rFonts w:ascii="Arial" w:hAnsi="Arial" w:cs="Arial"/>
+        </w:rPr>
         <w:t>1.1 Genre</w:t>
       </w:r>
     </w:p>
@@ -152,50 +173,102 @@
     <w:p>
       <w:pPr>
         <w:pStyle w:val="Heading3"/>
-      </w:pPr>
-      <w:r>
+        <w:rPr>
+          <w:rFonts w:ascii="Arial" w:hAnsi="Arial" w:cs="Arial"/>
+        </w:rPr>
+      </w:pPr>
+      <w:r>
+        <w:rPr>
+          <w:rFonts w:ascii="Arial" w:hAnsi="Arial" w:cs="Arial"/>
+        </w:rPr>
         <w:t>1.2 Synopsis</w:t>
       </w:r>
     </w:p>
     <w:p>
       <w:pPr>
         <w:rPr>
-          <w:sz w:val="22"/>
-          <w:szCs w:val="22"/>
-        </w:rPr>
-      </w:pPr>
-      <w:r>
-        <w:rPr>
-          <w:sz w:val="22"/>
-          <w:szCs w:val="22"/>
-        </w:rPr>
-        <w:t>The game is a first-person, wave-based defence experience set in a small village under attack. The player takes the role of a local slime who must protect their home from incoming enemies.</w:t>
-      </w:r>
-    </w:p>
-    <w:p>
-      <w:pPr>
-        <w:rPr>
-          <w:sz w:val="22"/>
-          <w:szCs w:val="22"/>
-        </w:rPr>
-      </w:pPr>
-      <w:r>
-        <w:rPr>
-          <w:sz w:val="22"/>
-          <w:szCs w:val="22"/>
-        </w:rPr>
-        <w:t>Each wave begins with a short story briefing that explains the situation and the player’s objective. The player starts outside or on the edge of the village and must prepare for incoming waves of enemies. Using movement, combat, and positioning, the player defends key areas and prevents enemies from overwhelming the village.</w:t>
-      </w:r>
-    </w:p>
-    <w:p>
-      <w:pPr>
-        <w:rPr>
-          <w:sz w:val="22"/>
-          <w:szCs w:val="22"/>
-        </w:rPr>
-      </w:pPr>
-      <w:r>
-        <w:rPr>
+          <w:rFonts w:ascii="Arial" w:hAnsi="Arial" w:cs="Arial"/>
+          <w:sz w:val="22"/>
+          <w:szCs w:val="22"/>
+        </w:rPr>
+      </w:pPr>
+      <w:r>
+        <w:rPr>
+          <w:rFonts w:ascii="Arial" w:hAnsi="Arial" w:cs="Arial"/>
+          <w:sz w:val="22"/>
+          <w:szCs w:val="22"/>
+        </w:rPr>
+        <w:t xml:space="preserve">The game is </w:t>
+      </w:r>
+      <w:r>
+        <w:rPr>
+          <w:rFonts w:ascii="Arial" w:hAnsi="Arial" w:cs="Arial"/>
+          <w:sz w:val="22"/>
+          <w:szCs w:val="22"/>
+        </w:rPr>
+        <w:t>mainly a</w:t>
+      </w:r>
+      <w:r>
+        <w:rPr>
+          <w:rFonts w:ascii="Arial" w:hAnsi="Arial" w:cs="Arial"/>
+          <w:sz w:val="22"/>
+          <w:szCs w:val="22"/>
+        </w:rPr>
+        <w:t xml:space="preserve"> first-person</w:t>
+      </w:r>
+      <w:r>
+        <w:rPr>
+          <w:rFonts w:ascii="Arial" w:hAnsi="Arial" w:cs="Arial"/>
+          <w:sz w:val="22"/>
+          <w:szCs w:val="22"/>
+        </w:rPr>
+        <w:t xml:space="preserve"> (with the ability to change to third person)</w:t>
+      </w:r>
+      <w:r>
+        <w:rPr>
+          <w:rFonts w:ascii="Arial" w:hAnsi="Arial" w:cs="Arial"/>
+          <w:sz w:val="22"/>
+          <w:szCs w:val="22"/>
+        </w:rPr>
+        <w:t>, wave-based defence experience set in a small village under attack. The player takes the role of a local slime who must protect their home from incoming enemies.</w:t>
+      </w:r>
+    </w:p>
+    <w:p>
+      <w:pPr>
+        <w:rPr>
+          <w:rFonts w:ascii="Arial" w:hAnsi="Arial" w:cs="Arial"/>
+          <w:sz w:val="22"/>
+          <w:szCs w:val="22"/>
+        </w:rPr>
+      </w:pPr>
+      <w:r>
+        <w:rPr>
+          <w:rFonts w:ascii="Arial" w:hAnsi="Arial" w:cs="Arial"/>
+          <w:sz w:val="22"/>
+          <w:szCs w:val="22"/>
+        </w:rPr>
+        <w:t xml:space="preserve">Each wave begins with a short story briefing that explains the situation and the player’s objective. The player starts outside or on the edge of the village and must prepare for incoming waves of enemies. Using movement, combat, and positioning, the player </w:t>
+      </w:r>
+      <w:r>
+        <w:rPr>
+          <w:rFonts w:ascii="Arial" w:hAnsi="Arial" w:cs="Arial"/>
+          <w:sz w:val="22"/>
+          <w:szCs w:val="22"/>
+        </w:rPr>
+        <w:t>fends off waves of enemies.</w:t>
+      </w:r>
+    </w:p>
+    <w:p>
+      <w:pPr>
+        <w:rPr>
+          <w:rFonts w:ascii="Arial" w:hAnsi="Arial" w:cs="Arial"/>
+          <w:sz w:val="22"/>
+          <w:szCs w:val="22"/>
+        </w:rPr>
+      </w:pPr>
+      <w:r>
+        <w:rPr>
+          <w:rFonts w:ascii="Arial" w:hAnsi="Arial" w:cs="Arial"/>
           <w:sz w:val="22"/>
           <w:szCs w:val="22"/>
         </w:rPr>
@@ -205,12 +278,14 @@
     <w:p>
       <w:pPr>
         <w:rPr>
-          <w:sz w:val="22"/>
-          <w:szCs w:val="22"/>
-        </w:rPr>
-      </w:pPr>
-      <w:r>
-        <w:rPr>
+          <w:rFonts w:ascii="Arial" w:hAnsi="Arial" w:cs="Arial"/>
+          <w:sz w:val="22"/>
+          <w:szCs w:val="22"/>
+        </w:rPr>
+      </w:pPr>
+      <w:r>
+        <w:rPr>
+          <w:rFonts w:ascii="Arial" w:hAnsi="Arial" w:cs="Arial"/>
           <w:sz w:val="22"/>
           <w:szCs w:val="22"/>
         </w:rPr>
@@ -220,23 +295,47 @@
     <w:p>
       <w:pPr>
         <w:rPr>
-          <w:sz w:val="22"/>
-          <w:szCs w:val="22"/>
-        </w:rPr>
-      </w:pPr>
-      <w:r>
-        <w:rPr>
-          <w:sz w:val="22"/>
-          <w:szCs w:val="22"/>
-        </w:rPr>
-        <w:t>Completing waves or surviving for a set period progresses the players level allowing them to unlock upgrades to progress into further waves.</w:t>
+          <w:rFonts w:ascii="Arial" w:hAnsi="Arial" w:cs="Arial"/>
+          <w:sz w:val="22"/>
+          <w:szCs w:val="22"/>
+        </w:rPr>
+      </w:pPr>
+      <w:r>
+        <w:rPr>
+          <w:rFonts w:ascii="Arial" w:hAnsi="Arial" w:cs="Arial"/>
+          <w:sz w:val="22"/>
+          <w:szCs w:val="22"/>
+        </w:rPr>
+        <w:t xml:space="preserve">Completing waves or surviving for a set period progresses the players </w:t>
+      </w:r>
+      <w:r>
+        <w:rPr>
+          <w:rFonts w:ascii="Arial" w:hAnsi="Arial" w:cs="Arial"/>
+          <w:sz w:val="22"/>
+          <w:szCs w:val="22"/>
+        </w:rPr>
+        <w:t>providing them money</w:t>
+      </w:r>
+      <w:r>
+        <w:rPr>
+          <w:rFonts w:ascii="Arial" w:hAnsi="Arial" w:cs="Arial"/>
+          <w:sz w:val="22"/>
+          <w:szCs w:val="22"/>
+        </w:rPr>
+        <w:t xml:space="preserve"> allowing them to unlock upgrades to progress into further waves.</w:t>
       </w:r>
     </w:p>
     <w:p>
       <w:pPr>
         <w:pStyle w:val="Heading3"/>
-      </w:pPr>
-      <w:r>
+        <w:rPr>
+          <w:rFonts w:ascii="Arial" w:hAnsi="Arial" w:cs="Arial"/>
+        </w:rPr>
+      </w:pPr>
+      <w:r>
+        <w:rPr>
+          <w:rFonts w:ascii="Arial" w:hAnsi="Arial" w:cs="Arial"/>
+        </w:rPr>
         <w:t>1.3 Target Audience</w:t>
       </w:r>
     </w:p>
@@ -260,8 +359,14 @@
     <w:p>
       <w:pPr>
         <w:pStyle w:val="Heading3"/>
-      </w:pPr>
-      <w:r>
+        <w:rPr>
+          <w:rFonts w:ascii="Arial" w:hAnsi="Arial" w:cs="Arial"/>
+        </w:rPr>
+      </w:pPr>
+      <w:r>
+        <w:rPr>
+          <w:rFonts w:ascii="Arial" w:hAnsi="Arial" w:cs="Arial"/>
+        </w:rPr>
         <w:t xml:space="preserve">1.4 Game experience </w:t>
       </w:r>
     </w:p>
@@ -280,7 +385,39 @@
           <w:sz w:val="22"/>
           <w:szCs w:val="22"/>
         </w:rPr>
-        <w:t xml:space="preserve">The main aim of the game is survival of the player, they must be careful with there health being a resource as well as being cautious with their resource allocation </w:t>
+        <w:t xml:space="preserve">The main aim of the game is survival of the player, they must be careful with </w:t>
+      </w:r>
+      <w:r>
+        <w:rPr>
+          <w:rFonts w:ascii="Arial" w:hAnsi="Arial" w:cs="Arial"/>
+          <w:sz w:val="22"/>
+          <w:szCs w:val="22"/>
+        </w:rPr>
+        <w:t>their</w:t>
+      </w:r>
+      <w:r>
+        <w:rPr>
+          <w:rFonts w:ascii="Arial" w:hAnsi="Arial" w:cs="Arial"/>
+          <w:sz w:val="22"/>
+          <w:szCs w:val="22"/>
+        </w:rPr>
+        <w:t xml:space="preserve"> health being a resource as well as being cautious with their </w:t>
+      </w:r>
+      <w:r>
+        <w:rPr>
+          <w:rFonts w:ascii="Arial" w:hAnsi="Arial" w:cs="Arial"/>
+          <w:sz w:val="22"/>
+          <w:szCs w:val="22"/>
+        </w:rPr>
+        <w:t>money</w:t>
+      </w:r>
+      <w:r>
+        <w:rPr>
+          <w:rFonts w:ascii="Arial" w:hAnsi="Arial" w:cs="Arial"/>
+          <w:sz w:val="22"/>
+          <w:szCs w:val="22"/>
+        </w:rPr>
+        <w:t xml:space="preserve"> allocation </w:t>
       </w:r>
       <w:r>
         <w:rPr>
@@ -396,19 +533,15 @@
     </w:p>
     <w:p>
       <w:pPr>
-        <w:jc w:val="both"/>
-        <w:rPr>
-          <w:rFonts w:ascii="Arial" w:hAnsi="Arial" w:cs="Arial"/>
-          <w:sz w:val="22"/>
-          <w:szCs w:val="22"/>
-        </w:rPr>
-      </w:pPr>
-    </w:p>
-    <w:p>
-      <w:pPr>
         <w:pStyle w:val="Heading3"/>
-      </w:pPr>
-      <w:r>
+        <w:rPr>
+          <w:rFonts w:ascii="Arial" w:hAnsi="Arial" w:cs="Arial"/>
+        </w:rPr>
+      </w:pPr>
+      <w:r>
+        <w:rPr>
+          <w:rFonts w:ascii="Arial" w:hAnsi="Arial" w:cs="Arial"/>
+        </w:rPr>
         <w:t>1.5 MoSCoW</w:t>
       </w:r>
     </w:p>
@@ -993,47 +1126,208 @@
     </w:p>
     <w:p>
       <w:pPr>
+        <w:rPr>
+          <w:rFonts w:ascii="Arial" w:hAnsi="Arial" w:cs="Arial"/>
+          <w:b/>
+          <w:bCs/>
+          <w:sz w:val="22"/>
+          <w:szCs w:val="22"/>
+        </w:rPr>
+      </w:pPr>
+      <w:r>
+        <w:rPr>
+          <w:rFonts w:ascii="Arial" w:hAnsi="Arial" w:cs="Arial"/>
+          <w:b/>
+          <w:bCs/>
+          <w:sz w:val="22"/>
+          <w:szCs w:val="22"/>
+        </w:rPr>
+        <w:t>[Figure 1: MoSCoW Requirements]</w:t>
+      </w:r>
+    </w:p>
+    <w:p>
+      <w:pPr>
+        <w:pStyle w:val="Heading3"/>
+        <w:rPr>
+          <w:rFonts w:ascii="Arial" w:hAnsi="Arial" w:cs="Arial"/>
+        </w:rPr>
+      </w:pPr>
+      <w:r>
+        <w:rPr>
+          <w:rFonts w:ascii="Arial" w:hAnsi="Arial" w:cs="Arial"/>
+        </w:rPr>
+        <w:t>1.</w:t>
+      </w:r>
+      <w:r>
+        <w:rPr>
+          <w:rFonts w:ascii="Arial" w:hAnsi="Arial" w:cs="Arial"/>
+        </w:rPr>
+        <w:t>6</w:t>
+      </w:r>
+      <w:r>
+        <w:rPr>
+          <w:rFonts w:ascii="Arial" w:hAnsi="Arial" w:cs="Arial"/>
+        </w:rPr>
+        <w:t xml:space="preserve"> </w:t>
+      </w:r>
+      <w:r>
+        <w:rPr>
+          <w:rFonts w:ascii="Arial" w:hAnsi="Arial" w:cs="Arial"/>
+        </w:rPr>
+        <w:t>Unique Selling Points</w:t>
+      </w:r>
+    </w:p>
+    <w:p>
+      <w:r>
+        <w:t>Unlike traditional top-down survival games, this game delivers full third-person 3D swarm combat, where positioning, vertical terrain, and camera awareness directly affect survival.</w:t>
+      </w:r>
+    </w:p>
+    <w:p>
+      <w:pPr>
+        <w:numPr>
+          <w:ilvl w:val="0"/>
+          <w:numId w:val="14"/>
+        </w:numPr>
+      </w:pPr>
+      <w:r>
+        <w:t xml:space="preserve">Enemies </w:t>
+      </w:r>
+      <w:r>
+        <w:t xml:space="preserve"> appear </w:t>
+      </w:r>
+      <w:r>
+        <w:t>from a</w:t>
+      </w:r>
+      <w:r>
+        <w:t>ny</w:t>
+      </w:r>
+      <w:r>
+        <w:t xml:space="preserve"> directions</w:t>
+      </w:r>
+    </w:p>
+    <w:p>
+      <w:pPr>
+        <w:numPr>
+          <w:ilvl w:val="0"/>
+          <w:numId w:val="14"/>
+        </w:numPr>
+      </w:pPr>
+      <w:r>
+        <w:t>Elevation impacts strategy</w:t>
+      </w:r>
+    </w:p>
+    <w:p>
+      <w:pPr>
+        <w:numPr>
+          <w:ilvl w:val="0"/>
+          <w:numId w:val="14"/>
+        </w:numPr>
+      </w:pPr>
+      <w:r>
+        <w:t>Terrain shapes combat flow</w:t>
+      </w:r>
+    </w:p>
+    <w:p>
+      <w:r>
+        <w:t>This creates a more immersive and reactive survival experience</w:t>
+      </w:r>
+      <w:r>
+        <w:t xml:space="preserve"> within the game that players can enjoy. </w:t>
+      </w:r>
+      <w:r>
+        <w:t xml:space="preserve"> You are also controlling a character, a Slime ,which in most games is usually an enemy or mob rather than a typical human character providing a new experience. </w:t>
+      </w:r>
+    </w:p>
+    <w:p>
+      <w:pPr>
         <w:pStyle w:val="Heading2"/>
-      </w:pPr>
-      <w:r>
+        <w:rPr>
+          <w:rFonts w:ascii="Arial" w:hAnsi="Arial" w:cs="Arial"/>
+        </w:rPr>
+      </w:pPr>
+      <w:r>
+        <w:rPr>
+          <w:rFonts w:ascii="Arial" w:hAnsi="Arial" w:cs="Arial"/>
+        </w:rPr>
+        <w:lastRenderedPageBreak/>
         <w:t xml:space="preserve">2. Background </w:t>
       </w:r>
     </w:p>
     <w:p>
       <w:pPr>
         <w:pStyle w:val="Heading3"/>
-      </w:pPr>
-      <w:r>
+        <w:rPr>
+          <w:rFonts w:ascii="Arial" w:hAnsi="Arial" w:cs="Arial"/>
+        </w:rPr>
+      </w:pPr>
+      <w:r>
+        <w:rPr>
+          <w:rFonts w:ascii="Arial" w:hAnsi="Arial" w:cs="Arial"/>
+        </w:rPr>
         <w:t>2.</w:t>
       </w:r>
       <w:r>
+        <w:rPr>
+          <w:rFonts w:ascii="Arial" w:hAnsi="Arial" w:cs="Arial"/>
+        </w:rPr>
         <w:t xml:space="preserve">1 </w:t>
       </w:r>
       <w:r>
+        <w:rPr>
+          <w:rFonts w:ascii="Arial" w:hAnsi="Arial" w:cs="Arial"/>
+        </w:rPr>
         <w:t xml:space="preserve">Pixel Dungeon (2012),  Character Selection </w:t>
       </w:r>
     </w:p>
     <w:p>
-      <w:r>
-        <w:t xml:space="preserve">Pixel Dungeon similarly to typical rogue games  has a character selection that the player chooses a character which restricts them to a certain playstyle due to the equipment or stats of different characters, each having their own strengths and weaknesses.  </w:t>
-      </w:r>
-    </w:p>
-    <w:p>
-      <w:pPr>
-        <w:rPr>
-          <w:sz w:val="22"/>
-          <w:szCs w:val="22"/>
-        </w:rPr>
-      </w:pPr>
-      <w:r>
-        <w:rPr>
+      <w:pPr>
+        <w:rPr>
+          <w:rFonts w:ascii="Arial" w:hAnsi="Arial" w:cs="Arial"/>
+        </w:rPr>
+      </w:pPr>
+      <w:r>
+        <w:rPr>
+          <w:rFonts w:ascii="Arial" w:hAnsi="Arial" w:cs="Arial"/>
+        </w:rPr>
+        <w:t xml:space="preserve">My character selection concept comes from  </w:t>
+      </w:r>
+      <w:r>
+        <w:rPr>
+          <w:rFonts w:ascii="Arial" w:hAnsi="Arial" w:cs="Arial"/>
+        </w:rPr>
+        <w:t xml:space="preserve">Pixel Dungeon </w:t>
+      </w:r>
+      <w:r>
+        <w:rPr>
+          <w:rFonts w:ascii="Arial" w:hAnsi="Arial" w:cs="Arial"/>
+        </w:rPr>
+        <w:t xml:space="preserve">which </w:t>
+      </w:r>
+      <w:r>
+        <w:rPr>
+          <w:rFonts w:ascii="Arial" w:hAnsi="Arial" w:cs="Arial"/>
+        </w:rPr>
+        <w:t xml:space="preserve">similarly to typical rogue games  has a character selection that the player chooses a character which restricts them to a certain playstyle due to the equipment or stats of different characters, each having their own strengths and weaknesses.  </w:t>
+      </w:r>
+    </w:p>
+    <w:p>
+      <w:pPr>
+        <w:rPr>
+          <w:rFonts w:ascii="Arial" w:hAnsi="Arial" w:cs="Arial"/>
+          <w:sz w:val="22"/>
+          <w:szCs w:val="22"/>
+        </w:rPr>
+      </w:pPr>
+      <w:r>
+        <w:rPr>
+          <w:rFonts w:ascii="Arial" w:hAnsi="Arial" w:cs="Arial"/>
           <w:noProof/>
           <w:sz w:val="22"/>
           <w:szCs w:val="22"/>
         </w:rPr>
         <w:drawing>
-          <wp:inline distT="0" distB="0" distL="0" distR="0" wp14:anchorId="2B5D7DC5" wp14:editId="3030B376">
-            <wp:extent cx="1086875" cy="1932494"/>
+          <wp:inline distT="0" distB="0" distL="0" distR="0" wp14:anchorId="2B5D7DC5" wp14:editId="757EC064">
+            <wp:extent cx="743415" cy="1321812"/>
             <wp:effectExtent l="0" t="0" r="0" b="0"/>
             <wp:docPr id="1847532206" name="Picture 4" descr="Shattered Pixel Dungeon - Android Apps on Google Play"/>
             <wp:cNvGraphicFramePr>
@@ -1064,7 +1358,7 @@
                   <pic:spPr bwMode="auto">
                     <a:xfrm>
                       <a:off x="0" y="0"/>
-                      <a:ext cx="1099780" cy="1955439"/>
+                      <a:ext cx="775896" cy="1379565"/>
                     </a:xfrm>
                     <a:prstGeom prst="rect">
                       <a:avLst/>
@@ -1084,34 +1378,61 @@
     <w:p>
       <w:pPr>
         <w:rPr>
-          <w:sz w:val="22"/>
-          <w:szCs w:val="22"/>
-        </w:rPr>
-      </w:pPr>
+          <w:rFonts w:ascii="Arial" w:hAnsi="Arial" w:cs="Arial"/>
+          <w:b/>
+          <w:bCs/>
+          <w:sz w:val="22"/>
+          <w:szCs w:val="22"/>
+        </w:rPr>
+      </w:pPr>
+      <w:r>
+        <w:rPr>
+          <w:rFonts w:ascii="Arial" w:hAnsi="Arial" w:cs="Arial"/>
+          <w:b/>
+          <w:bCs/>
+          <w:sz w:val="22"/>
+          <w:szCs w:val="22"/>
+        </w:rPr>
+        <w:t>[Figure 2: Pixel Dungeon Character Selection Screen]</w:t>
+      </w:r>
     </w:p>
     <w:p>
       <w:pPr>
         <w:pStyle w:val="Heading3"/>
-      </w:pPr>
-      <w:r>
+        <w:rPr>
+          <w:rFonts w:ascii="Arial" w:hAnsi="Arial" w:cs="Arial"/>
+        </w:rPr>
+      </w:pPr>
+      <w:r>
+        <w:rPr>
+          <w:rFonts w:ascii="Arial" w:hAnsi="Arial" w:cs="Arial"/>
+        </w:rPr>
         <w:t xml:space="preserve">2.2 </w:t>
       </w:r>
       <w:r>
+        <w:rPr>
+          <w:rFonts w:ascii="Arial" w:hAnsi="Arial" w:cs="Arial"/>
+        </w:rPr>
         <w:t xml:space="preserve">Diep.io (2016), </w:t>
       </w:r>
       <w:r>
+        <w:rPr>
+          <w:rFonts w:ascii="Arial" w:hAnsi="Arial" w:cs="Arial"/>
+        </w:rPr>
         <w:t xml:space="preserve">Upgrades Skills </w:t>
       </w:r>
     </w:p>
     <w:p>
       <w:pPr>
         <w:rPr>
-          <w:sz w:val="22"/>
-          <w:szCs w:val="22"/>
-        </w:rPr>
-      </w:pPr>
-      <w:r>
-        <w:rPr>
+          <w:rFonts w:ascii="Arial" w:hAnsi="Arial" w:cs="Arial"/>
+          <w:sz w:val="22"/>
+          <w:szCs w:val="22"/>
+        </w:rPr>
+      </w:pPr>
+      <w:r>
+        <w:rPr>
+          <w:rFonts w:ascii="Arial" w:hAnsi="Arial" w:cs="Arial"/>
           <w:sz w:val="22"/>
           <w:szCs w:val="22"/>
         </w:rPr>
@@ -1119,6 +1440,7 @@
       </w:r>
       <w:r>
         <w:rPr>
+          <w:rFonts w:ascii="Arial" w:hAnsi="Arial" w:cs="Arial"/>
           <w:sz w:val="22"/>
           <w:szCs w:val="22"/>
         </w:rPr>
@@ -1129,19 +1451,21 @@
       <w:pPr>
         <w:pStyle w:val="Heading2"/>
         <w:rPr>
-          <w:sz w:val="22"/>
-          <w:szCs w:val="22"/>
-        </w:rPr>
-      </w:pPr>
-      <w:r>
-        <w:rPr>
+          <w:rFonts w:ascii="Arial" w:hAnsi="Arial" w:cs="Arial"/>
+          <w:sz w:val="22"/>
+          <w:szCs w:val="22"/>
+        </w:rPr>
+      </w:pPr>
+      <w:r>
+        <w:rPr>
+          <w:rFonts w:ascii="Arial" w:hAnsi="Arial" w:cs="Arial"/>
           <w:noProof/>
           <w:sz w:val="22"/>
           <w:szCs w:val="22"/>
         </w:rPr>
         <w:drawing>
-          <wp:inline distT="0" distB="0" distL="0" distR="0" wp14:anchorId="565419AE" wp14:editId="4217AA2E">
-            <wp:extent cx="3429000" cy="2228850"/>
+          <wp:inline distT="0" distB="0" distL="0" distR="0" wp14:anchorId="565419AE" wp14:editId="68A26E04">
+            <wp:extent cx="2230244" cy="1449659"/>
             <wp:effectExtent l="0" t="0" r="0" b="0"/>
             <wp:docPr id="2013182064" name="Picture 8"/>
             <wp:cNvGraphicFramePr>
@@ -1172,7 +1496,7 @@
                   <pic:spPr bwMode="auto">
                     <a:xfrm>
                       <a:off x="0" y="0"/>
-                      <a:ext cx="3429000" cy="2228850"/>
+                      <a:ext cx="2239268" cy="1455524"/>
                     </a:xfrm>
                     <a:prstGeom prst="rect">
                       <a:avLst/>
@@ -1188,71 +1512,143 @@
     </w:p>
     <w:p>
       <w:pPr>
+        <w:rPr>
+          <w:rFonts w:ascii="Arial" w:hAnsi="Arial" w:cs="Arial"/>
+          <w:b/>
+          <w:bCs/>
+          <w:sz w:val="22"/>
+          <w:szCs w:val="22"/>
+        </w:rPr>
+      </w:pPr>
+      <w:r>
+        <w:rPr>
+          <w:rFonts w:ascii="Arial" w:hAnsi="Arial" w:cs="Arial"/>
+          <w:b/>
+          <w:bCs/>
+          <w:sz w:val="22"/>
+          <w:szCs w:val="22"/>
+        </w:rPr>
+        <w:t xml:space="preserve">[Figure </w:t>
+      </w:r>
+      <w:r>
+        <w:rPr>
+          <w:rFonts w:ascii="Arial" w:hAnsi="Arial" w:cs="Arial"/>
+          <w:b/>
+          <w:bCs/>
+          <w:sz w:val="22"/>
+          <w:szCs w:val="22"/>
+        </w:rPr>
+        <w:t>3</w:t>
+      </w:r>
+      <w:r>
+        <w:rPr>
+          <w:rFonts w:ascii="Arial" w:hAnsi="Arial" w:cs="Arial"/>
+          <w:b/>
+          <w:bCs/>
+          <w:sz w:val="22"/>
+          <w:szCs w:val="22"/>
+        </w:rPr>
+        <w:t xml:space="preserve">: </w:t>
+      </w:r>
+      <w:r>
+        <w:rPr>
+          <w:rFonts w:ascii="Arial" w:hAnsi="Arial" w:cs="Arial"/>
+          <w:b/>
+          <w:bCs/>
+          <w:sz w:val="22"/>
+          <w:szCs w:val="22"/>
+        </w:rPr>
+        <w:t>Diep.io upgrade system</w:t>
+      </w:r>
+      <w:r>
+        <w:rPr>
+          <w:rFonts w:ascii="Arial" w:hAnsi="Arial" w:cs="Arial"/>
+          <w:b/>
+          <w:bCs/>
+          <w:sz w:val="22"/>
+          <w:szCs w:val="22"/>
+        </w:rPr>
+        <w:t>]</w:t>
+      </w:r>
+    </w:p>
+    <w:p>
+      <w:pPr>
         <w:pStyle w:val="Heading3"/>
-      </w:pPr>
-      <w:r>
+        <w:rPr>
+          <w:rFonts w:ascii="Arial" w:hAnsi="Arial" w:cs="Arial"/>
+        </w:rPr>
+      </w:pPr>
+      <w:r>
+        <w:rPr>
+          <w:rFonts w:ascii="Arial" w:hAnsi="Arial" w:cs="Arial"/>
+        </w:rPr>
         <w:t xml:space="preserve">2.3 </w:t>
       </w:r>
       <w:r>
+        <w:rPr>
+          <w:rFonts w:ascii="Arial" w:hAnsi="Arial" w:cs="Arial"/>
+        </w:rPr>
         <w:t xml:space="preserve">Hollow Knight (2017) </w:t>
       </w:r>
       <w:r>
+        <w:rPr>
+          <w:rFonts w:ascii="Arial" w:hAnsi="Arial" w:cs="Arial"/>
+        </w:rPr>
         <w:t xml:space="preserve">Upgrade Abilities </w:t>
       </w:r>
     </w:p>
     <w:p>
       <w:pPr>
         <w:rPr>
-          <w:sz w:val="22"/>
-          <w:szCs w:val="22"/>
-        </w:rPr>
-      </w:pPr>
-      <w:r>
-        <w:rPr>
-          <w:sz w:val="22"/>
-          <w:szCs w:val="22"/>
-        </w:rPr>
-        <w:t>The innovation from abilities comes from Hollow Knights unique approach to aid player the player in defeating enemies and thus improve survival, this only being unlocked at certain stages of the story as well as requiring the player to careful use of their stamina which these abilities require</w:t>
-      </w:r>
-      <w:r>
-        <w:rPr>
-          <w:sz w:val="22"/>
-          <w:szCs w:val="22"/>
-        </w:rPr>
-        <w:t xml:space="preserve"> usage </w:t>
-      </w:r>
-      <w:r>
-        <w:rPr>
-          <w:sz w:val="22"/>
-          <w:szCs w:val="22"/>
-        </w:rPr>
-        <w:t>of</w:t>
-      </w:r>
-      <w:r>
-        <w:rPr>
-          <w:sz w:val="22"/>
-          <w:szCs w:val="22"/>
-        </w:rPr>
-        <w:t xml:space="preserve">. </w:t>
-      </w:r>
-    </w:p>
-    <w:p>
-      <w:pPr>
-        <w:rPr>
-          <w:sz w:val="22"/>
-          <w:szCs w:val="22"/>
-        </w:rPr>
-      </w:pPr>
-      <w:r>
-        <w:rPr>
+          <w:rFonts w:ascii="Arial" w:hAnsi="Arial" w:cs="Arial"/>
+          <w:sz w:val="22"/>
+          <w:szCs w:val="22"/>
+        </w:rPr>
+      </w:pPr>
+      <w:r>
+        <w:rPr>
+          <w:rFonts w:ascii="Arial" w:hAnsi="Arial" w:cs="Arial"/>
+          <w:sz w:val="22"/>
+          <w:szCs w:val="22"/>
+        </w:rPr>
+        <w:t xml:space="preserve">The innovation from abilities comes from Hollow Knights unique approach to aid player the player in defeating enemies and thus improve survival, this only being unlocked at certain stages of the story as well as requiring the player to careful use of their </w:t>
+      </w:r>
+      <w:r>
+        <w:rPr>
+          <w:rFonts w:ascii="Arial" w:hAnsi="Arial" w:cs="Arial"/>
+          <w:sz w:val="22"/>
+          <w:szCs w:val="22"/>
+        </w:rPr>
+        <w:t>mana</w:t>
+      </w:r>
+      <w:r>
+        <w:rPr>
+          <w:rFonts w:ascii="Arial" w:hAnsi="Arial" w:cs="Arial"/>
+          <w:sz w:val="22"/>
+          <w:szCs w:val="22"/>
+        </w:rPr>
+        <w:t>.</w:t>
+      </w:r>
+    </w:p>
+    <w:p>
+      <w:pPr>
+        <w:rPr>
+          <w:rFonts w:ascii="Arial" w:hAnsi="Arial" w:cs="Arial"/>
+          <w:sz w:val="22"/>
+          <w:szCs w:val="22"/>
+        </w:rPr>
+      </w:pPr>
+      <w:r>
+        <w:rPr>
+          <w:rFonts w:ascii="Arial" w:hAnsi="Arial" w:cs="Arial"/>
           <w:noProof/>
           <w:sz w:val="22"/>
           <w:szCs w:val="22"/>
         </w:rPr>
         <w:drawing>
-          <wp:inline distT="0" distB="0" distL="0" distR="0" wp14:anchorId="06E82488" wp14:editId="47B5860C">
-            <wp:extent cx="4383158" cy="2191579"/>
-            <wp:effectExtent l="0" t="0" r="0" b="0"/>
+          <wp:inline distT="0" distB="0" distL="0" distR="0" wp14:anchorId="06E82488" wp14:editId="11388075">
+            <wp:extent cx="2616200" cy="1308100"/>
+            <wp:effectExtent l="0" t="0" r="0" b="6350"/>
             <wp:docPr id="1017384716" name="Picture 3" descr="Hollow Knight: All Abilities Ranked"/>
             <wp:cNvGraphicFramePr>
               <a:graphicFrameLocks xmlns:a="http://schemas.openxmlformats.org/drawingml/2006/main" noChangeAspect="1"/>
@@ -1282,7 +1678,7 @@
                   <pic:spPr bwMode="auto">
                     <a:xfrm>
                       <a:off x="0" y="0"/>
-                      <a:ext cx="4398535" cy="2199268"/>
+                      <a:ext cx="2636961" cy="1318481"/>
                     </a:xfrm>
                     <a:prstGeom prst="rect">
                       <a:avLst/>
@@ -1301,21 +1697,99 @@
     </w:p>
     <w:p>
       <w:pPr>
+        <w:rPr>
+          <w:rFonts w:ascii="Arial" w:hAnsi="Arial" w:cs="Arial"/>
+          <w:b/>
+          <w:bCs/>
+          <w:sz w:val="22"/>
+          <w:szCs w:val="22"/>
+        </w:rPr>
+      </w:pPr>
+      <w:r>
+        <w:rPr>
+          <w:rFonts w:ascii="Arial" w:hAnsi="Arial" w:cs="Arial"/>
+          <w:b/>
+          <w:bCs/>
+          <w:sz w:val="22"/>
+          <w:szCs w:val="22"/>
+        </w:rPr>
+        <w:t xml:space="preserve">[Figure </w:t>
+      </w:r>
+      <w:r>
+        <w:rPr>
+          <w:rFonts w:ascii="Arial" w:hAnsi="Arial" w:cs="Arial"/>
+          <w:b/>
+          <w:bCs/>
+          <w:sz w:val="22"/>
+          <w:szCs w:val="22"/>
+        </w:rPr>
+        <w:t>4</w:t>
+      </w:r>
+      <w:r>
+        <w:rPr>
+          <w:rFonts w:ascii="Arial" w:hAnsi="Arial" w:cs="Arial"/>
+          <w:b/>
+          <w:bCs/>
+          <w:sz w:val="22"/>
+          <w:szCs w:val="22"/>
+        </w:rPr>
+        <w:t xml:space="preserve">: </w:t>
+      </w:r>
+      <w:r>
+        <w:rPr>
+          <w:rFonts w:ascii="Arial" w:hAnsi="Arial" w:cs="Arial"/>
+          <w:b/>
+          <w:bCs/>
+          <w:sz w:val="22"/>
+          <w:szCs w:val="22"/>
+        </w:rPr>
+        <w:t>Hollow Knight ability list</w:t>
+      </w:r>
+      <w:r>
+        <w:rPr>
+          <w:rFonts w:ascii="Arial" w:hAnsi="Arial" w:cs="Arial"/>
+          <w:b/>
+          <w:bCs/>
+          <w:sz w:val="22"/>
+          <w:szCs w:val="22"/>
+        </w:rPr>
+        <w:t>]</w:t>
+      </w:r>
+    </w:p>
+    <w:p>
+      <w:pPr>
+        <w:rPr>
+          <w:rFonts w:ascii="Arial" w:hAnsi="Arial" w:cs="Arial"/>
+          <w:sz w:val="22"/>
+          <w:szCs w:val="22"/>
+        </w:rPr>
+      </w:pPr>
+    </w:p>
+    <w:p>
+      <w:pPr>
         <w:pStyle w:val="Heading3"/>
-      </w:pPr>
-      <w:r>
+        <w:rPr>
+          <w:rFonts w:ascii="Arial" w:hAnsi="Arial" w:cs="Arial"/>
+        </w:rPr>
+      </w:pPr>
+      <w:r>
+        <w:rPr>
+          <w:rFonts w:ascii="Arial" w:hAnsi="Arial" w:cs="Arial"/>
+        </w:rPr>
         <w:t xml:space="preserve">2.4 Ace Attorney (2001), Story Portrayal </w:t>
       </w:r>
     </w:p>
     <w:p>
       <w:pPr>
         <w:rPr>
-          <w:sz w:val="22"/>
-          <w:szCs w:val="22"/>
-        </w:rPr>
-      </w:pPr>
-      <w:r>
-        <w:rPr>
+          <w:rFonts w:ascii="Arial" w:hAnsi="Arial" w:cs="Arial"/>
+          <w:sz w:val="22"/>
+          <w:szCs w:val="22"/>
+        </w:rPr>
+      </w:pPr>
+      <w:r>
+        <w:rPr>
+          <w:rFonts w:ascii="Arial" w:hAnsi="Arial" w:cs="Arial"/>
           <w:sz w:val="22"/>
           <w:szCs w:val="22"/>
         </w:rPr>
@@ -1323,6 +1797,7 @@
       </w:r>
       <w:r>
         <w:rPr>
+          <w:rFonts w:ascii="Arial" w:hAnsi="Arial" w:cs="Arial"/>
           <w:sz w:val="22"/>
           <w:szCs w:val="22"/>
         </w:rPr>
@@ -1330,6 +1805,7 @@
       </w:r>
       <w:r>
         <w:rPr>
+          <w:rFonts w:ascii="Arial" w:hAnsi="Arial" w:cs="Arial"/>
           <w:sz w:val="22"/>
           <w:szCs w:val="22"/>
         </w:rPr>
@@ -1337,6 +1813,7 @@
       </w:r>
       <w:r>
         <w:rPr>
+          <w:rFonts w:ascii="Arial" w:hAnsi="Arial" w:cs="Arial"/>
           <w:sz w:val="22"/>
           <w:szCs w:val="22"/>
         </w:rPr>
@@ -1346,17 +1823,18 @@
     <w:p>
       <w:pPr>
         <w:rPr>
-          <w:sz w:val="22"/>
-          <w:szCs w:val="22"/>
-        </w:rPr>
-      </w:pPr>
-      <w:r>
-        <w:rPr>
+          <w:rFonts w:ascii="Arial" w:hAnsi="Arial" w:cs="Arial"/>
+          <w:sz w:val="22"/>
+          <w:szCs w:val="22"/>
+        </w:rPr>
+      </w:pPr>
+      <w:r>
+        <w:rPr>
+          <w:rFonts w:ascii="Arial" w:hAnsi="Arial" w:cs="Arial"/>
           <w:noProof/>
           <w:sz w:val="22"/>
           <w:szCs w:val="22"/>
         </w:rPr>
-        <w:lastRenderedPageBreak/>
         <w:drawing>
           <wp:inline distT="0" distB="0" distL="0" distR="0" wp14:anchorId="7E9CD906" wp14:editId="0EA0BB3C">
             <wp:extent cx="2642461" cy="1717600"/>
@@ -1406,50 +1884,116 @@
     </w:p>
     <w:p>
       <w:pPr>
+        <w:rPr>
+          <w:rFonts w:ascii="Arial" w:hAnsi="Arial" w:cs="Arial"/>
+          <w:b/>
+          <w:bCs/>
+          <w:sz w:val="22"/>
+          <w:szCs w:val="22"/>
+        </w:rPr>
+      </w:pPr>
+      <w:r>
+        <w:rPr>
+          <w:rFonts w:ascii="Arial" w:hAnsi="Arial" w:cs="Arial"/>
+          <w:b/>
+          <w:bCs/>
+          <w:sz w:val="22"/>
+          <w:szCs w:val="22"/>
+        </w:rPr>
+        <w:t xml:space="preserve">[Figure </w:t>
+      </w:r>
+      <w:r>
+        <w:rPr>
+          <w:rFonts w:ascii="Arial" w:hAnsi="Arial" w:cs="Arial"/>
+          <w:b/>
+          <w:bCs/>
+          <w:sz w:val="22"/>
+          <w:szCs w:val="22"/>
+        </w:rPr>
+        <w:t>5</w:t>
+      </w:r>
+      <w:r>
+        <w:rPr>
+          <w:rFonts w:ascii="Arial" w:hAnsi="Arial" w:cs="Arial"/>
+          <w:b/>
+          <w:bCs/>
+          <w:sz w:val="22"/>
+          <w:szCs w:val="22"/>
+        </w:rPr>
+        <w:t xml:space="preserve">: </w:t>
+      </w:r>
+      <w:r>
+        <w:rPr>
+          <w:rFonts w:ascii="Arial" w:hAnsi="Arial" w:cs="Arial"/>
+          <w:b/>
+          <w:bCs/>
+          <w:sz w:val="22"/>
+          <w:szCs w:val="22"/>
+        </w:rPr>
+        <w:t>Ace Attorney character dialogue</w:t>
+      </w:r>
+      <w:r>
+        <w:rPr>
+          <w:rFonts w:ascii="Arial" w:hAnsi="Arial" w:cs="Arial"/>
+          <w:b/>
+          <w:bCs/>
+          <w:sz w:val="22"/>
+          <w:szCs w:val="22"/>
+        </w:rPr>
+        <w:t>]</w:t>
+      </w:r>
+    </w:p>
+    <w:p>
+      <w:pPr>
         <w:pStyle w:val="Heading2"/>
-      </w:pPr>
-      <w:r>
+        <w:rPr>
+          <w:rFonts w:ascii="Arial" w:hAnsi="Arial" w:cs="Arial"/>
+        </w:rPr>
+      </w:pPr>
+      <w:r>
+        <w:rPr>
+          <w:rFonts w:ascii="Arial" w:hAnsi="Arial" w:cs="Arial"/>
+        </w:rPr>
         <w:t xml:space="preserve">3. Specification </w:t>
       </w:r>
     </w:p>
     <w:p>
       <w:pPr>
         <w:pStyle w:val="Heading3"/>
-      </w:pPr>
-      <w:r>
+        <w:rPr>
+          <w:rFonts w:ascii="Arial" w:hAnsi="Arial" w:cs="Arial"/>
+        </w:rPr>
+      </w:pPr>
+      <w:r>
+        <w:rPr>
+          <w:rFonts w:ascii="Arial" w:hAnsi="Arial" w:cs="Arial"/>
+        </w:rPr>
         <w:t xml:space="preserve">3.1 Game Story </w:t>
       </w:r>
     </w:p>
     <w:p>
       <w:pPr>
         <w:rPr>
-          <w:sz w:val="22"/>
-          <w:szCs w:val="22"/>
-        </w:rPr>
-      </w:pPr>
-      <w:r>
-        <w:rPr>
-          <w:rFonts w:ascii="Arial" w:hAnsi="Arial" w:cs="Arial"/>
-          <w:sz w:val="22"/>
-          <w:szCs w:val="22"/>
-        </w:rPr>
-        <w:t xml:space="preserve">You are a </w:t>
-      </w:r>
-      <w:r>
-        <w:rPr>
-          <w:rFonts w:ascii="Arial" w:hAnsi="Arial" w:cs="Arial"/>
-          <w:sz w:val="22"/>
-          <w:szCs w:val="22"/>
-        </w:rPr>
-        <w:t>s</w:t>
-      </w:r>
-      <w:r>
-        <w:rPr>
-          <w:rFonts w:ascii="Arial" w:hAnsi="Arial" w:cs="Arial"/>
-          <w:sz w:val="22"/>
-          <w:szCs w:val="22"/>
-        </w:rPr>
-        <w:t xml:space="preserve">lime going on a journey to the promised </w:t>
+          <w:rFonts w:ascii="Arial" w:hAnsi="Arial" w:cs="Arial"/>
+          <w:sz w:val="22"/>
+          <w:szCs w:val="22"/>
+        </w:rPr>
+      </w:pPr>
+      <w:r>
+        <w:rPr>
+          <w:rFonts w:ascii="Arial" w:hAnsi="Arial" w:cs="Arial"/>
+          <w:sz w:val="22"/>
+          <w:szCs w:val="22"/>
+        </w:rPr>
+        <w:t xml:space="preserve">Your village is running out of supplies so you are assigned to </w:t>
+      </w:r>
+      <w:r>
+        <w:rPr>
+          <w:rFonts w:ascii="Arial" w:hAnsi="Arial" w:cs="Arial"/>
+          <w:sz w:val="22"/>
+          <w:szCs w:val="22"/>
+        </w:rPr>
+        <w:t xml:space="preserve">go on a journey to the promised </w:t>
       </w:r>
       <w:r>
         <w:rPr>
@@ -1481,7 +2025,23 @@
           <w:sz w:val="22"/>
           <w:szCs w:val="22"/>
         </w:rPr>
-        <w:t xml:space="preserve"> can you survive and make it to the end?</w:t>
+        <w:t xml:space="preserve"> can you survive and make it to the end</w:t>
+      </w:r>
+      <w:r>
+        <w:rPr>
+          <w:rFonts w:ascii="Arial" w:hAnsi="Arial" w:cs="Arial"/>
+          <w:sz w:val="22"/>
+          <w:szCs w:val="22"/>
+        </w:rPr>
+        <w:t xml:space="preserve"> of your journey</w:t>
+      </w:r>
+      <w:r>
+        <w:rPr>
+          <w:rFonts w:ascii="Arial" w:hAnsi="Arial" w:cs="Arial"/>
+          <w:sz w:val="22"/>
+          <w:szCs w:val="22"/>
+        </w:rPr>
+        <w:t>?</w:t>
       </w:r>
       <w:r>
         <w:rPr>
@@ -1503,16 +2063,28 @@
     <w:p>
       <w:pPr>
         <w:pStyle w:val="Heading4"/>
+        <w:rPr>
+          <w:rFonts w:ascii="Arial" w:hAnsi="Arial" w:cs="Arial"/>
+        </w:rPr>
       </w:pPr>
       <w:bookmarkStart w:id="0" w:name="_3.1.1_Player_Story"/>
       <w:bookmarkEnd w:id="0"/>
       <w:r>
+        <w:rPr>
+          <w:rFonts w:ascii="Arial" w:hAnsi="Arial" w:cs="Arial"/>
+        </w:rPr>
         <w:t>3.</w:t>
       </w:r>
       <w:r>
+        <w:rPr>
+          <w:rFonts w:ascii="Arial" w:hAnsi="Arial" w:cs="Arial"/>
+        </w:rPr>
         <w:t xml:space="preserve">1.1 </w:t>
       </w:r>
       <w:r>
+        <w:rPr>
+          <w:rFonts w:ascii="Arial" w:hAnsi="Arial" w:cs="Arial"/>
+        </w:rPr>
         <w:t xml:space="preserve">Player Story </w:t>
       </w:r>
     </w:p>
@@ -1538,7 +2110,55 @@
           <w:sz w:val="22"/>
           <w:szCs w:val="22"/>
         </w:rPr>
-        <w:t xml:space="preserve">are just a slime, an ordinary slime, but rumours of the promised Slime kingdom emerge think about it - the fame, glory and most of all a better life why wouldn’t you not take it. The game begins at the start of the journey the forest.  </w:t>
+        <w:t xml:space="preserve">are just a slime, an ordinary slime, but rumours of the promised Slime kingdom emerge think about it - </w:t>
+      </w:r>
+      <w:r>
+        <w:rPr>
+          <w:rFonts w:ascii="Arial" w:hAnsi="Arial" w:cs="Arial"/>
+          <w:sz w:val="22"/>
+          <w:szCs w:val="22"/>
+        </w:rPr>
+        <w:t xml:space="preserve"> your village with be saved, you have</w:t>
+      </w:r>
+      <w:r>
+        <w:rPr>
+          <w:rFonts w:ascii="Arial" w:hAnsi="Arial" w:cs="Arial"/>
+          <w:sz w:val="22"/>
+          <w:szCs w:val="22"/>
+        </w:rPr>
+        <w:t xml:space="preserve"> better life</w:t>
+      </w:r>
+      <w:r>
+        <w:rPr>
+          <w:rFonts w:ascii="Arial" w:hAnsi="Arial" w:cs="Arial"/>
+          <w:sz w:val="22"/>
+          <w:szCs w:val="22"/>
+        </w:rPr>
+        <w:t>,</w:t>
+      </w:r>
+      <w:r>
+        <w:rPr>
+          <w:rFonts w:ascii="Arial" w:hAnsi="Arial" w:cs="Arial"/>
+          <w:sz w:val="22"/>
+          <w:szCs w:val="22"/>
+        </w:rPr>
+        <w:t xml:space="preserve"> why wouldn’t you not take it. The game begins at the start of the journey </w:t>
+      </w:r>
+      <w:r>
+        <w:rPr>
+          <w:rFonts w:ascii="Arial" w:hAnsi="Arial" w:cs="Arial"/>
+          <w:sz w:val="22"/>
+          <w:szCs w:val="22"/>
+        </w:rPr>
+        <w:t xml:space="preserve">in </w:t>
+      </w:r>
+      <w:r>
+        <w:rPr>
+          <w:rFonts w:ascii="Arial" w:hAnsi="Arial" w:cs="Arial"/>
+          <w:sz w:val="22"/>
+          <w:szCs w:val="22"/>
+        </w:rPr>
+        <w:t xml:space="preserve">the forest.  </w:t>
       </w:r>
       <w:r>
         <w:rPr>
@@ -1552,20 +2172,28 @@
     <w:p>
       <w:pPr>
         <w:pStyle w:val="Heading4"/>
-      </w:pPr>
-      <w:r>
+        <w:rPr>
+          <w:rFonts w:ascii="Arial" w:hAnsi="Arial" w:cs="Arial"/>
+        </w:rPr>
+      </w:pPr>
+      <w:r>
+        <w:rPr>
+          <w:rFonts w:ascii="Arial" w:hAnsi="Arial" w:cs="Arial"/>
+        </w:rPr>
         <w:t xml:space="preserve">3.1.2 General Story </w:t>
       </w:r>
     </w:p>
     <w:p>
       <w:pPr>
         <w:rPr>
-          <w:sz w:val="22"/>
-          <w:szCs w:val="22"/>
-        </w:rPr>
-      </w:pPr>
-      <w:r>
-        <w:rPr>
+          <w:rFonts w:ascii="Arial" w:hAnsi="Arial" w:cs="Arial"/>
+          <w:sz w:val="22"/>
+          <w:szCs w:val="22"/>
+        </w:rPr>
+      </w:pPr>
+      <w:r>
+        <w:rPr>
+          <w:rFonts w:ascii="Arial" w:hAnsi="Arial" w:cs="Arial"/>
           <w:sz w:val="22"/>
           <w:szCs w:val="22"/>
         </w:rPr>
@@ -1573,6 +2201,7 @@
       </w:r>
       <w:r>
         <w:rPr>
+          <w:rFonts w:ascii="Arial" w:hAnsi="Arial" w:cs="Arial"/>
           <w:sz w:val="22"/>
           <w:szCs w:val="22"/>
         </w:rPr>
@@ -1580,34 +2209,47 @@
       </w:r>
       <w:r>
         <w:rPr>
-          <w:sz w:val="22"/>
-          <w:szCs w:val="22"/>
-        </w:rPr>
-        <w:t xml:space="preserve">each few waves of enemies having a different terrain </w:t>
-      </w:r>
-      <w:r>
-        <w:rPr>
-          <w:sz w:val="22"/>
-          <w:szCs w:val="22"/>
-        </w:rPr>
-        <w:t>reflecting</w:t>
-      </w:r>
-      <w:r>
-        <w:rPr>
-          <w:sz w:val="22"/>
-          <w:szCs w:val="22"/>
-        </w:rPr>
-        <w:t xml:space="preserve"> on the enemy and</w:t>
-      </w:r>
-      <w:r>
-        <w:rPr>
-          <w:sz w:val="22"/>
-          <w:szCs w:val="22"/>
-        </w:rPr>
-        <w:t xml:space="preserve"> the different points the player is at </w:t>
-      </w:r>
-      <w:r>
-        <w:rPr>
+          <w:rFonts w:ascii="Arial" w:hAnsi="Arial" w:cs="Arial"/>
+          <w:sz w:val="22"/>
+          <w:szCs w:val="22"/>
+        </w:rPr>
+        <w:t>the</w:t>
+      </w:r>
+      <w:r>
+        <w:rPr>
+          <w:rFonts w:ascii="Arial" w:hAnsi="Arial" w:cs="Arial"/>
+          <w:sz w:val="22"/>
+          <w:szCs w:val="22"/>
+        </w:rPr>
+        <w:t xml:space="preserve"> enemies </w:t>
+      </w:r>
+      <w:r>
+        <w:rPr>
+          <w:rFonts w:ascii="Arial" w:hAnsi="Arial" w:cs="Arial"/>
+          <w:sz w:val="22"/>
+          <w:szCs w:val="22"/>
+        </w:rPr>
+        <w:t>that appear are based on the</w:t>
+      </w:r>
+      <w:r>
+        <w:rPr>
+          <w:rFonts w:ascii="Arial" w:hAnsi="Arial" w:cs="Arial"/>
+          <w:sz w:val="22"/>
+          <w:szCs w:val="22"/>
+        </w:rPr>
+        <w:t xml:space="preserve"> terrain </w:t>
+      </w:r>
+      <w:r>
+        <w:rPr>
+          <w:rFonts w:ascii="Arial" w:hAnsi="Arial" w:cs="Arial"/>
+          <w:sz w:val="22"/>
+          <w:szCs w:val="22"/>
+        </w:rPr>
+        <w:t xml:space="preserve">different points the player is at </w:t>
+      </w:r>
+      <w:r>
+        <w:rPr>
+          <w:rFonts w:ascii="Arial" w:hAnsi="Arial" w:cs="Arial"/>
           <w:sz w:val="22"/>
           <w:szCs w:val="22"/>
         </w:rPr>
@@ -1615,6 +2257,7 @@
       </w:r>
       <w:r>
         <w:rPr>
+          <w:rFonts w:ascii="Arial" w:hAnsi="Arial" w:cs="Arial"/>
           <w:sz w:val="22"/>
           <w:szCs w:val="22"/>
         </w:rPr>
@@ -1623,21 +2266,152 @@
     </w:p>
     <w:p>
       <w:pPr>
+        <w:rPr>
+          <w:rFonts w:ascii="Arial" w:hAnsi="Arial" w:cs="Arial"/>
+          <w:sz w:val="22"/>
+          <w:szCs w:val="22"/>
+        </w:rPr>
+      </w:pPr>
+      <w:r>
+        <w:rPr>
+          <w:rFonts w:ascii="Arial" w:hAnsi="Arial" w:cs="Arial"/>
+          <w:sz w:val="22"/>
+          <w:szCs w:val="22"/>
+        </w:rPr>
+        <w:t>The player is a Slime whose village is currently ongoing shortages of supplies – food, equipment, everything, one attack and its over .</w:t>
+      </w:r>
+    </w:p>
+    <w:p>
+      <w:pPr>
+        <w:rPr>
+          <w:rFonts w:ascii="Arial" w:hAnsi="Arial" w:cs="Arial"/>
+          <w:sz w:val="22"/>
+          <w:szCs w:val="22"/>
+        </w:rPr>
+      </w:pPr>
+      <w:r>
+        <w:rPr>
+          <w:rFonts w:ascii="Arial" w:hAnsi="Arial" w:cs="Arial"/>
+          <w:sz w:val="22"/>
+          <w:szCs w:val="22"/>
+        </w:rPr>
+        <w:t>W</w:t>
+      </w:r>
+      <w:r>
+        <w:rPr>
+          <w:rFonts w:ascii="Arial" w:hAnsi="Arial" w:cs="Arial"/>
+          <w:sz w:val="22"/>
+          <w:szCs w:val="22"/>
+        </w:rPr>
+        <w:t xml:space="preserve">hispers spread of a distant Slime Kingdom </w:t>
+      </w:r>
+      <w:r>
+        <w:rPr>
+          <w:rFonts w:ascii="Arial" w:hAnsi="Arial" w:cs="Arial"/>
+          <w:sz w:val="22"/>
+          <w:szCs w:val="22"/>
+        </w:rPr>
+        <w:t xml:space="preserve">- </w:t>
+      </w:r>
+      <w:r>
+        <w:rPr>
+          <w:rFonts w:ascii="Arial" w:hAnsi="Arial" w:cs="Arial"/>
+          <w:sz w:val="22"/>
+          <w:szCs w:val="22"/>
+        </w:rPr>
+        <w:t xml:space="preserve">a rising civilization of slimes said to have </w:t>
+      </w:r>
+      <w:r>
+        <w:rPr>
+          <w:rFonts w:ascii="Arial" w:hAnsi="Arial" w:cs="Arial"/>
+          <w:sz w:val="22"/>
+          <w:szCs w:val="22"/>
+        </w:rPr>
+        <w:t>everything you could ever want.</w:t>
+      </w:r>
+      <w:r>
+        <w:rPr>
+          <w:rFonts w:ascii="Arial" w:hAnsi="Arial" w:cs="Arial"/>
+          <w:sz w:val="22"/>
+          <w:szCs w:val="22"/>
+        </w:rPr>
+        <w:t xml:space="preserve"> Some say it is a beacon of hop</w:t>
+      </w:r>
+      <w:r>
+        <w:rPr>
+          <w:rFonts w:ascii="Arial" w:hAnsi="Arial" w:cs="Arial"/>
+          <w:sz w:val="22"/>
+          <w:szCs w:val="22"/>
+        </w:rPr>
+        <w:t xml:space="preserve">e, others say </w:t>
+      </w:r>
+      <w:r>
+        <w:rPr>
+          <w:rFonts w:ascii="Arial" w:hAnsi="Arial" w:cs="Arial"/>
+          <w:sz w:val="22"/>
+          <w:szCs w:val="22"/>
+        </w:rPr>
+        <w:t>it’s</w:t>
+      </w:r>
+      <w:r>
+        <w:rPr>
+          <w:rFonts w:ascii="Arial" w:hAnsi="Arial" w:cs="Arial"/>
+          <w:sz w:val="22"/>
+          <w:szCs w:val="22"/>
+        </w:rPr>
+        <w:t xml:space="preserve"> just a false myth, but there is only one way to find out and its to see it yourself.</w:t>
+      </w:r>
+    </w:p>
+    <w:p>
+      <w:pPr>
+        <w:rPr>
+          <w:rFonts w:ascii="Arial" w:hAnsi="Arial" w:cs="Arial"/>
+          <w:sz w:val="22"/>
+          <w:szCs w:val="22"/>
+        </w:rPr>
+      </w:pPr>
+      <w:r>
+        <w:rPr>
+          <w:rFonts w:ascii="Arial" w:hAnsi="Arial" w:cs="Arial"/>
+          <w:sz w:val="22"/>
+          <w:szCs w:val="22"/>
+        </w:rPr>
+        <w:t xml:space="preserve">As you </w:t>
+      </w:r>
+      <w:r>
+        <w:rPr>
+          <w:rFonts w:ascii="Arial" w:hAnsi="Arial" w:cs="Arial"/>
+          <w:sz w:val="22"/>
+          <w:szCs w:val="22"/>
+        </w:rPr>
+        <w:t xml:space="preserve">begin your journey towards the unknown this journey is now life or death there is no going back now. </w:t>
+      </w:r>
+    </w:p>
+    <w:p>
+      <w:pPr>
         <w:pStyle w:val="Heading3"/>
-      </w:pPr>
-      <w:r>
+        <w:rPr>
+          <w:rFonts w:ascii="Arial" w:hAnsi="Arial" w:cs="Arial"/>
+        </w:rPr>
+      </w:pPr>
+      <w:r>
+        <w:rPr>
+          <w:rFonts w:ascii="Arial" w:hAnsi="Arial" w:cs="Arial"/>
+        </w:rPr>
         <w:t xml:space="preserve">3.2 Game Aesthetics </w:t>
       </w:r>
     </w:p>
     <w:p>
       <w:pPr>
         <w:rPr>
-          <w:sz w:val="22"/>
-          <w:szCs w:val="22"/>
-        </w:rPr>
-      </w:pPr>
-      <w:r>
-        <w:rPr>
+          <w:rFonts w:ascii="Arial" w:hAnsi="Arial" w:cs="Arial"/>
+          <w:sz w:val="22"/>
+          <w:szCs w:val="22"/>
+        </w:rPr>
+      </w:pPr>
+      <w:r>
+        <w:rPr>
+          <w:rFonts w:ascii="Arial" w:hAnsi="Arial" w:cs="Arial"/>
           <w:sz w:val="22"/>
           <w:szCs w:val="22"/>
         </w:rPr>
@@ -1645,6 +2419,7 @@
       </w:r>
       <w:r>
         <w:rPr>
+          <w:rFonts w:ascii="Arial" w:hAnsi="Arial" w:cs="Arial"/>
           <w:sz w:val="22"/>
           <w:szCs w:val="22"/>
         </w:rPr>
@@ -1652,13 +2427,31 @@
       </w:r>
       <w:r>
         <w:rPr>
-          <w:sz w:val="22"/>
-          <w:szCs w:val="22"/>
-        </w:rPr>
-        <w:t xml:space="preserve">simple and stylised, using bright colours and a </w:t>
-      </w:r>
-      <w:r>
-        <w:rPr>
+          <w:rFonts w:ascii="Arial" w:hAnsi="Arial" w:cs="Arial"/>
+          <w:sz w:val="22"/>
+          <w:szCs w:val="22"/>
+        </w:rPr>
+        <w:t xml:space="preserve">simple </w:t>
+      </w:r>
+      <w:r>
+        <w:rPr>
+          <w:rFonts w:ascii="Arial" w:hAnsi="Arial" w:cs="Arial"/>
+          <w:sz w:val="22"/>
+          <w:szCs w:val="22"/>
+        </w:rPr>
+        <w:t>with some level of detail</w:t>
+      </w:r>
+      <w:r>
+        <w:rPr>
+          <w:rFonts w:ascii="Arial" w:hAnsi="Arial" w:cs="Arial"/>
+          <w:sz w:val="22"/>
+          <w:szCs w:val="22"/>
+        </w:rPr>
+        <w:t xml:space="preserve">, using bright colours and a </w:t>
+      </w:r>
+      <w:r>
+        <w:rPr>
+          <w:rFonts w:ascii="Arial" w:hAnsi="Arial" w:cs="Arial"/>
           <w:sz w:val="22"/>
           <w:szCs w:val="22"/>
         </w:rPr>
@@ -1666,20 +2459,15 @@
       </w:r>
       <w:r>
         <w:rPr>
-          <w:sz w:val="22"/>
-          <w:szCs w:val="22"/>
-        </w:rPr>
-        <w:t>experience</w:t>
-      </w:r>
-      <w:r>
-        <w:rPr>
-          <w:sz w:val="22"/>
-          <w:szCs w:val="22"/>
-        </w:rPr>
-        <w:t>, this is done via</w:t>
-      </w:r>
-      <w:r>
-        <w:rPr>
+          <w:rFonts w:ascii="Arial" w:hAnsi="Arial" w:cs="Arial"/>
+          <w:sz w:val="22"/>
+          <w:szCs w:val="22"/>
+        </w:rPr>
+        <w:t>experience, this is done via</w:t>
+      </w:r>
+      <w:r>
+        <w:rPr>
+          <w:rFonts w:ascii="Arial" w:hAnsi="Arial" w:cs="Arial"/>
           <w:sz w:val="22"/>
           <w:szCs w:val="22"/>
         </w:rPr>
@@ -1687,6 +2475,7 @@
       </w:r>
       <w:r>
         <w:rPr>
+          <w:rFonts w:ascii="Arial" w:hAnsi="Arial" w:cs="Arial"/>
           <w:sz w:val="22"/>
           <w:szCs w:val="22"/>
         </w:rPr>
@@ -1694,13 +2483,24 @@
       </w:r>
       <w:r>
         <w:rPr>
-          <w:sz w:val="22"/>
-          <w:szCs w:val="22"/>
-        </w:rPr>
-        <w:t>he visuals</w:t>
-      </w:r>
-      <w:r>
-        <w:rPr>
+          <w:rFonts w:ascii="Arial" w:hAnsi="Arial" w:cs="Arial"/>
+          <w:sz w:val="22"/>
+          <w:szCs w:val="22"/>
+        </w:rPr>
+        <w:t xml:space="preserve">he </w:t>
+      </w:r>
+      <w:r>
+        <w:rPr>
+          <w:rFonts w:ascii="Arial" w:hAnsi="Arial" w:cs="Arial"/>
+          <w:sz w:val="22"/>
+          <w:szCs w:val="22"/>
+        </w:rPr>
+        <w:lastRenderedPageBreak/>
+        <w:t>visuals</w:t>
+      </w:r>
+      <w:r>
+        <w:rPr>
+          <w:rFonts w:ascii="Arial" w:hAnsi="Arial" w:cs="Arial"/>
           <w:sz w:val="22"/>
           <w:szCs w:val="22"/>
         </w:rPr>
@@ -1708,6 +2508,7 @@
       </w:r>
       <w:r>
         <w:rPr>
+          <w:rFonts w:ascii="Arial" w:hAnsi="Arial" w:cs="Arial"/>
           <w:sz w:val="22"/>
           <w:szCs w:val="22"/>
         </w:rPr>
@@ -1715,6 +2516,7 @@
       </w:r>
       <w:r>
         <w:rPr>
+          <w:rFonts w:ascii="Arial" w:hAnsi="Arial" w:cs="Arial"/>
           <w:sz w:val="22"/>
           <w:szCs w:val="22"/>
         </w:rPr>
@@ -1722,6 +2524,7 @@
       </w:r>
       <w:r>
         <w:rPr>
+          <w:rFonts w:ascii="Arial" w:hAnsi="Arial" w:cs="Arial"/>
           <w:sz w:val="22"/>
           <w:szCs w:val="22"/>
         </w:rPr>
@@ -1729,6 +2532,7 @@
       </w:r>
       <w:r>
         <w:rPr>
+          <w:rFonts w:ascii="Arial" w:hAnsi="Arial" w:cs="Arial"/>
           <w:sz w:val="22"/>
           <w:szCs w:val="22"/>
         </w:rPr>
@@ -1736,6 +2540,7 @@
       </w:r>
       <w:r>
         <w:rPr>
+          <w:rFonts w:ascii="Arial" w:hAnsi="Arial" w:cs="Arial"/>
           <w:sz w:val="22"/>
           <w:szCs w:val="22"/>
         </w:rPr>
@@ -1745,12 +2550,14 @@
     <w:p>
       <w:pPr>
         <w:rPr>
-          <w:sz w:val="22"/>
-          <w:szCs w:val="22"/>
-        </w:rPr>
-      </w:pPr>
-      <w:r>
-        <w:rPr>
+          <w:rFonts w:ascii="Arial" w:hAnsi="Arial" w:cs="Arial"/>
+          <w:sz w:val="22"/>
+          <w:szCs w:val="22"/>
+        </w:rPr>
+      </w:pPr>
+      <w:r>
+        <w:rPr>
+          <w:rFonts w:ascii="Arial" w:hAnsi="Arial" w:cs="Arial"/>
           <w:sz w:val="22"/>
           <w:szCs w:val="22"/>
         </w:rPr>
@@ -1758,6 +2565,7 @@
       </w:r>
       <w:r>
         <w:rPr>
+          <w:rFonts w:ascii="Arial" w:hAnsi="Arial" w:cs="Arial"/>
           <w:sz w:val="22"/>
           <w:szCs w:val="22"/>
         </w:rPr>
@@ -1765,6 +2573,7 @@
       </w:r>
       <w:r>
         <w:rPr>
+          <w:rFonts w:ascii="Arial" w:hAnsi="Arial" w:cs="Arial"/>
           <w:sz w:val="22"/>
           <w:szCs w:val="22"/>
         </w:rPr>
@@ -1772,6 +2581,7 @@
       </w:r>
       <w:r>
         <w:rPr>
+          <w:rFonts w:ascii="Arial" w:hAnsi="Arial" w:cs="Arial"/>
           <w:sz w:val="22"/>
           <w:szCs w:val="22"/>
         </w:rPr>
@@ -1779,6 +2589,7 @@
       </w:r>
       <w:r>
         <w:rPr>
+          <w:rFonts w:ascii="Arial" w:hAnsi="Arial" w:cs="Arial"/>
           <w:sz w:val="22"/>
           <w:szCs w:val="22"/>
         </w:rPr>
@@ -1786,6 +2597,7 @@
       </w:r>
       <w:r>
         <w:rPr>
+          <w:rFonts w:ascii="Arial" w:hAnsi="Arial" w:cs="Arial"/>
           <w:sz w:val="22"/>
           <w:szCs w:val="22"/>
         </w:rPr>
@@ -1793,6 +2605,7 @@
       </w:r>
       <w:r>
         <w:rPr>
+          <w:rFonts w:ascii="Arial" w:hAnsi="Arial" w:cs="Arial"/>
           <w:sz w:val="22"/>
           <w:szCs w:val="22"/>
         </w:rPr>
@@ -1800,6 +2613,7 @@
       </w:r>
       <w:r>
         <w:rPr>
+          <w:rFonts w:ascii="Arial" w:hAnsi="Arial" w:cs="Arial"/>
           <w:sz w:val="22"/>
           <w:szCs w:val="22"/>
         </w:rPr>
@@ -1807,6 +2621,7 @@
       </w:r>
       <w:r>
         <w:rPr>
+          <w:rFonts w:ascii="Arial" w:hAnsi="Arial" w:cs="Arial"/>
           <w:sz w:val="22"/>
           <w:szCs w:val="22"/>
         </w:rPr>
@@ -1814,6 +2629,7 @@
       </w:r>
       <w:r>
         <w:rPr>
+          <w:rFonts w:ascii="Arial" w:hAnsi="Arial" w:cs="Arial"/>
           <w:sz w:val="22"/>
           <w:szCs w:val="22"/>
         </w:rPr>
@@ -1821,6 +2637,7 @@
       </w:r>
       <w:r>
         <w:rPr>
+          <w:rFonts w:ascii="Arial" w:hAnsi="Arial" w:cs="Arial"/>
           <w:sz w:val="22"/>
           <w:szCs w:val="22"/>
         </w:rPr>
@@ -1828,6 +2645,7 @@
       </w:r>
       <w:r>
         <w:rPr>
+          <w:rFonts w:ascii="Arial" w:hAnsi="Arial" w:cs="Arial"/>
           <w:sz w:val="22"/>
           <w:szCs w:val="22"/>
         </w:rPr>
@@ -1835,6 +2653,7 @@
       </w:r>
       <w:r>
         <w:rPr>
+          <w:rFonts w:ascii="Arial" w:hAnsi="Arial" w:cs="Arial"/>
           <w:sz w:val="22"/>
           <w:szCs w:val="22"/>
         </w:rPr>
@@ -1844,28 +2663,42 @@
     <w:p>
       <w:pPr>
         <w:pStyle w:val="Heading3"/>
-      </w:pPr>
-      <w:r>
+        <w:rPr>
+          <w:rFonts w:ascii="Arial" w:hAnsi="Arial" w:cs="Arial"/>
+        </w:rPr>
+      </w:pPr>
+      <w:r>
+        <w:rPr>
+          <w:rFonts w:ascii="Arial" w:hAnsi="Arial" w:cs="Arial"/>
+        </w:rPr>
         <w:t>3.3 Game Characters</w:t>
       </w:r>
     </w:p>
     <w:p>
       <w:pPr>
         <w:pStyle w:val="Heading4"/>
-      </w:pPr>
-      <w:r>
+        <w:rPr>
+          <w:rFonts w:ascii="Arial" w:hAnsi="Arial" w:cs="Arial"/>
+        </w:rPr>
+      </w:pPr>
+      <w:r>
+        <w:rPr>
+          <w:rFonts w:ascii="Arial" w:hAnsi="Arial" w:cs="Arial"/>
+        </w:rPr>
         <w:t xml:space="preserve">3.3.1 Slime </w:t>
       </w:r>
     </w:p>
     <w:p>
       <w:pPr>
         <w:rPr>
-          <w:sz w:val="22"/>
-          <w:szCs w:val="22"/>
-        </w:rPr>
-      </w:pPr>
-      <w:r>
-        <w:rPr>
+          <w:rFonts w:ascii="Arial" w:hAnsi="Arial" w:cs="Arial"/>
+          <w:sz w:val="22"/>
+          <w:szCs w:val="22"/>
+        </w:rPr>
+      </w:pPr>
+      <w:r>
+        <w:rPr>
+          <w:rFonts w:ascii="Arial" w:hAnsi="Arial" w:cs="Arial"/>
           <w:sz w:val="22"/>
           <w:szCs w:val="22"/>
         </w:rPr>
@@ -1873,6 +2706,7 @@
       </w:r>
       <w:r>
         <w:rPr>
+          <w:rFonts w:ascii="Arial" w:hAnsi="Arial" w:cs="Arial"/>
           <w:sz w:val="22"/>
           <w:szCs w:val="22"/>
         </w:rPr>
@@ -1882,30 +2716,95 @@
         <w:r>
           <w:rPr>
             <w:rStyle w:val="Hyperlink"/>
+            <w:rFonts w:ascii="Arial" w:hAnsi="Arial" w:cs="Arial"/>
             <w:sz w:val="22"/>
             <w:szCs w:val="22"/>
           </w:rPr>
           <w:t>Section 3.11</w:t>
         </w:r>
       </w:hyperlink>
+      <w:r>
+        <w:rPr>
+          <w:rFonts w:ascii="Arial" w:hAnsi="Arial" w:cs="Arial"/>
+          <w:noProof/>
+          <w:sz w:val="22"/>
+          <w:szCs w:val="22"/>
+        </w:rPr>
+        <w:drawing>
+          <wp:inline distT="0" distB="0" distL="0" distR="0" wp14:anchorId="4958E8EE" wp14:editId="1CE00FC6">
+            <wp:extent cx="2691925" cy="1663459"/>
+            <wp:effectExtent l="0" t="0" r="0" b="0"/>
+            <wp:docPr id="40886169" name="Picture 1"/>
+            <wp:cNvGraphicFramePr>
+              <a:graphicFrameLocks xmlns:a="http://schemas.openxmlformats.org/drawingml/2006/main" noChangeAspect="1"/>
+            </wp:cNvGraphicFramePr>
+            <a:graphic xmlns:a="http://schemas.openxmlformats.org/drawingml/2006/main">
+              <a:graphicData uri="http://schemas.openxmlformats.org/drawingml/2006/picture">
+                <pic:pic xmlns:pic="http://schemas.openxmlformats.org/drawingml/2006/picture">
+                  <pic:nvPicPr>
+                    <pic:cNvPr id="0" name="Picture 1"/>
+                    <pic:cNvPicPr>
+                      <a:picLocks noChangeAspect="1" noChangeArrowheads="1"/>
+                    </pic:cNvPicPr>
+                  </pic:nvPicPr>
+                  <pic:blipFill>
+                    <a:blip r:embed="rId9" cstate="print">
+                      <a:extLst>
+                        <a:ext uri="{28A0092B-C50C-407E-A947-70E740481C1C}">
+                          <a14:useLocalDpi xmlns:a14="http://schemas.microsoft.com/office/drawing/2010/main" val="0"/>
+                        </a:ext>
+                      </a:extLst>
+                    </a:blip>
+                    <a:srcRect/>
+                    <a:stretch>
+                      <a:fillRect/>
+                    </a:stretch>
+                  </pic:blipFill>
+                  <pic:spPr bwMode="auto">
+                    <a:xfrm>
+                      <a:off x="0" y="0"/>
+                      <a:ext cx="2704720" cy="1671366"/>
+                    </a:xfrm>
+                    <a:prstGeom prst="rect">
+                      <a:avLst/>
+                    </a:prstGeom>
+                    <a:noFill/>
+                    <a:ln>
+                      <a:noFill/>
+                    </a:ln>
+                  </pic:spPr>
+                </pic:pic>
+              </a:graphicData>
+            </a:graphic>
+          </wp:inline>
+        </w:drawing>
+      </w:r>
     </w:p>
     <w:p>
       <w:pPr>
         <w:pStyle w:val="Heading4"/>
-      </w:pPr>
-      <w:r>
+        <w:rPr>
+          <w:rFonts w:ascii="Arial" w:hAnsi="Arial" w:cs="Arial"/>
+        </w:rPr>
+      </w:pPr>
+      <w:r>
+        <w:rPr>
+          <w:rFonts w:ascii="Arial" w:hAnsi="Arial" w:cs="Arial"/>
+        </w:rPr>
         <w:t>3.3.2 Enemies</w:t>
       </w:r>
     </w:p>
     <w:p>
       <w:pPr>
         <w:rPr>
-          <w:sz w:val="22"/>
-          <w:szCs w:val="22"/>
-        </w:rPr>
-      </w:pPr>
-      <w:r>
-        <w:rPr>
+          <w:rFonts w:ascii="Arial" w:hAnsi="Arial" w:cs="Arial"/>
+          <w:sz w:val="22"/>
+          <w:szCs w:val="22"/>
+        </w:rPr>
+      </w:pPr>
+      <w:r>
+        <w:rPr>
+          <w:rFonts w:ascii="Arial" w:hAnsi="Arial" w:cs="Arial"/>
           <w:sz w:val="22"/>
           <w:szCs w:val="22"/>
         </w:rPr>
@@ -1913,6 +2812,7 @@
       </w:r>
       <w:r>
         <w:rPr>
+          <w:rFonts w:ascii="Arial" w:hAnsi="Arial" w:cs="Arial"/>
           <w:sz w:val="22"/>
           <w:szCs w:val="22"/>
         </w:rPr>
@@ -1920,6 +2820,7 @@
       </w:r>
       <w:r>
         <w:rPr>
+          <w:rFonts w:ascii="Arial" w:hAnsi="Arial" w:cs="Arial"/>
           <w:sz w:val="22"/>
           <w:szCs w:val="22"/>
         </w:rPr>
@@ -1929,21 +2830,28 @@
     <w:p>
       <w:pPr>
         <w:pStyle w:val="Heading4"/>
-      </w:pPr>
-      <w:r>
-        <w:lastRenderedPageBreak/>
+        <w:rPr>
+          <w:rFonts w:ascii="Arial" w:hAnsi="Arial" w:cs="Arial"/>
+        </w:rPr>
+      </w:pPr>
+      <w:r>
+        <w:rPr>
+          <w:rFonts w:ascii="Arial" w:hAnsi="Arial" w:cs="Arial"/>
+        </w:rPr>
         <w:t xml:space="preserve">3.4 Game Content </w:t>
       </w:r>
     </w:p>
     <w:p>
       <w:pPr>
         <w:rPr>
-          <w:sz w:val="22"/>
-          <w:szCs w:val="22"/>
-        </w:rPr>
-      </w:pPr>
-      <w:r>
-        <w:rPr>
+          <w:rFonts w:ascii="Arial" w:hAnsi="Arial" w:cs="Arial"/>
+          <w:sz w:val="22"/>
+          <w:szCs w:val="22"/>
+        </w:rPr>
+      </w:pPr>
+      <w:r>
+        <w:rPr>
+          <w:rFonts w:ascii="Arial" w:hAnsi="Arial" w:cs="Arial"/>
           <w:sz w:val="22"/>
           <w:szCs w:val="22"/>
         </w:rPr>
@@ -1953,12 +2861,14 @@
     <w:p>
       <w:pPr>
         <w:rPr>
-          <w:sz w:val="22"/>
-          <w:szCs w:val="22"/>
-        </w:rPr>
-      </w:pPr>
-      <w:r>
-        <w:rPr>
+          <w:rFonts w:ascii="Arial" w:hAnsi="Arial" w:cs="Arial"/>
+          <w:sz w:val="22"/>
+          <w:szCs w:val="22"/>
+        </w:rPr>
+      </w:pPr>
+      <w:r>
+        <w:rPr>
+          <w:rFonts w:ascii="Arial" w:hAnsi="Arial" w:cs="Arial"/>
           <w:sz w:val="22"/>
           <w:szCs w:val="22"/>
         </w:rPr>
@@ -1966,6 +2876,7 @@
       </w:r>
       <w:r>
         <w:rPr>
+          <w:rFonts w:ascii="Arial" w:hAnsi="Arial" w:cs="Arial"/>
           <w:sz w:val="22"/>
           <w:szCs w:val="22"/>
         </w:rPr>
@@ -1975,17 +2886,34 @@
     <w:p>
       <w:pPr>
         <w:pStyle w:val="Heading4"/>
-      </w:pPr>
-      <w:r>
+        <w:rPr>
+          <w:rFonts w:ascii="Arial" w:hAnsi="Arial" w:cs="Arial"/>
+        </w:rPr>
+      </w:pPr>
+      <w:r>
+        <w:rPr>
+          <w:rFonts w:ascii="Arial" w:hAnsi="Arial" w:cs="Arial"/>
+        </w:rPr>
         <w:t xml:space="preserve">3.4.1 </w:t>
       </w:r>
       <w:r>
+        <w:rPr>
+          <w:rFonts w:ascii="Arial" w:hAnsi="Arial" w:cs="Arial"/>
+        </w:rPr>
         <w:t>Forrest</w:t>
       </w:r>
-    </w:p>
-    <w:p>
-      <w:pPr>
-        <w:rPr>
+      <w:r>
+        <w:rPr>
+          <w:rFonts w:ascii="Arial" w:hAnsi="Arial" w:cs="Arial"/>
+        </w:rPr>
+        <w:t xml:space="preserve"> </w:t>
+      </w:r>
+    </w:p>
+    <w:p>
+      <w:pPr>
+        <w:rPr>
+          <w:rStyle w:val="Hyperlink"/>
+          <w:rFonts w:ascii="Arial" w:hAnsi="Arial" w:cs="Arial"/>
           <w:b/>
           <w:bCs/>
           <w:sz w:val="22"/>
@@ -1994,655 +2922,2719 @@
       </w:pPr>
       <w:r>
         <w:rPr>
+          <w:rFonts w:ascii="Arial" w:hAnsi="Arial" w:cs="Arial"/>
           <w:b/>
           <w:bCs/>
           <w:sz w:val="22"/>
           <w:szCs w:val="22"/>
         </w:rPr>
-        <w:t>Story</w:t>
-      </w:r>
-    </w:p>
-    <w:p>
-      <w:pPr>
-        <w:rPr>
-          <w:sz w:val="22"/>
-          <w:szCs w:val="22"/>
-        </w:rPr>
-      </w:pPr>
-      <w:r>
-        <w:rPr>
-          <w:sz w:val="22"/>
-          <w:szCs w:val="22"/>
-        </w:rPr>
-        <w:t>A gang of goblins block your path through the forest, their weapons raised and their intentions clear. They have claimed this stretch of woodland as their own, and they won’t let anyone pass unchallenged. If you want to move forward, you’ll have to fight your way through.</w:t>
-      </w:r>
-    </w:p>
-    <w:p>
-      <w:pPr>
-        <w:rPr>
+        <w:fldChar w:fldCharType="begin"/>
+      </w:r>
+      <w:r>
+        <w:rPr>
+          <w:rFonts w:ascii="Arial" w:hAnsi="Arial" w:cs="Arial"/>
           <w:b/>
           <w:bCs/>
           <w:sz w:val="22"/>
           <w:szCs w:val="22"/>
         </w:rPr>
-      </w:pPr>
-      <w:r>
-        <w:rPr>
+        <w:instrText>HYPERLINK  \l "_[Figure_7]"</w:instrText>
+      </w:r>
+      <w:r>
+        <w:rPr>
+          <w:rFonts w:ascii="Arial" w:hAnsi="Arial" w:cs="Arial"/>
           <w:b/>
           <w:bCs/>
           <w:sz w:val="22"/>
           <w:szCs w:val="22"/>
         </w:rPr>
-        <w:t>Gameplay</w:t>
-      </w:r>
-    </w:p>
-    <w:p>
-      <w:pPr>
-        <w:rPr>
-          <w:sz w:val="22"/>
-          <w:szCs w:val="22"/>
-        </w:rPr>
-      </w:pPr>
-      <w:r>
-        <w:rPr>
-          <w:sz w:val="22"/>
-          <w:szCs w:val="22"/>
-        </w:rPr>
-        <w:t>In this forest clearing, the player encounters a hostile group of goblins that initiate a wave-based combat scenario</w:t>
-      </w:r>
-      <w:r>
-        <w:rPr>
-          <w:sz w:val="22"/>
-          <w:szCs w:val="22"/>
-        </w:rPr>
-        <w:t>, t</w:t>
-      </w:r>
-      <w:r>
-        <w:rPr>
-          <w:sz w:val="22"/>
-          <w:szCs w:val="22"/>
-        </w:rPr>
-        <w:t xml:space="preserve">he player must manage positioning, stamina and </w:t>
-      </w:r>
-      <w:r>
-        <w:rPr>
-          <w:sz w:val="22"/>
-          <w:szCs w:val="22"/>
-        </w:rPr>
-        <w:t xml:space="preserve">skills to make it through this level , they must make sure to beat all the waves without dying to complete the level successfully . The terrain can aid the player where there are clear spots for high ground or put the player in a disadvantage setting up ambushes from the goblins,  it’s their territory after all. </w:t>
-      </w:r>
-    </w:p>
-    <w:p>
-      <w:pPr>
-        <w:pStyle w:val="Heading4"/>
-      </w:pPr>
-      <w:r>
-        <w:t>3.4.</w:t>
-      </w:r>
-      <w:r>
-        <w:t>2</w:t>
-      </w:r>
-      <w:r>
-        <w:t xml:space="preserve"> </w:t>
-      </w:r>
-      <w:r>
-        <w:t>Swamp</w:t>
-      </w:r>
-    </w:p>
-    <w:p>
-      <w:pPr>
-        <w:rPr>
+      </w:r>
+      <w:r>
+        <w:rPr>
+          <w:rFonts w:ascii="Arial" w:hAnsi="Arial" w:cs="Arial"/>
           <w:b/>
           <w:bCs/>
           <w:sz w:val="22"/>
           <w:szCs w:val="22"/>
         </w:rPr>
-      </w:pPr>
-      <w:r>
-        <w:rPr>
+        <w:fldChar w:fldCharType="separate"/>
+      </w:r>
+      <w:r>
+        <w:rPr>
+          <w:rStyle w:val="Hyperlink"/>
+          <w:rFonts w:ascii="Arial" w:hAnsi="Arial" w:cs="Arial"/>
           <w:b/>
           <w:bCs/>
           <w:sz w:val="22"/>
           <w:szCs w:val="22"/>
         </w:rPr>
-        <w:t>Story</w:t>
-      </w:r>
-    </w:p>
-    <w:p>
-      <w:pPr>
-        <w:rPr>
-          <w:sz w:val="22"/>
-          <w:szCs w:val="22"/>
-        </w:rPr>
-      </w:pPr>
-      <w:r>
-        <w:rPr>
-          <w:sz w:val="22"/>
-          <w:szCs w:val="22"/>
-        </w:rPr>
-        <w:t>Beyond the forest</w:t>
-      </w:r>
-      <w:r>
-        <w:rPr>
-          <w:sz w:val="22"/>
-          <w:szCs w:val="22"/>
-        </w:rPr>
-        <w:t xml:space="preserve"> </w:t>
-      </w:r>
-      <w:r>
-        <w:rPr>
-          <w:sz w:val="22"/>
-          <w:szCs w:val="22"/>
-        </w:rPr>
-        <w:t xml:space="preserve"> lies a thick, mist-covered swamp where </w:t>
-      </w:r>
-      <w:r>
-        <w:rPr>
-          <w:sz w:val="22"/>
-          <w:szCs w:val="22"/>
-        </w:rPr>
-        <w:t>anything moving is a threat</w:t>
-      </w:r>
-      <w:r>
-        <w:rPr>
-          <w:sz w:val="22"/>
-          <w:szCs w:val="22"/>
-        </w:rPr>
-        <w:t xml:space="preserve"> as you make your way forward </w:t>
-      </w:r>
-      <w:r>
-        <w:rPr>
-          <w:sz w:val="22"/>
-          <w:szCs w:val="22"/>
-        </w:rPr>
-        <w:t>and</w:t>
-      </w:r>
-      <w:r>
-        <w:rPr>
-          <w:sz w:val="22"/>
-          <w:szCs w:val="22"/>
-        </w:rPr>
-        <w:t xml:space="preserve"> seems the </w:t>
-      </w:r>
-      <w:r>
-        <w:rPr>
-          <w:sz w:val="22"/>
-          <w:szCs w:val="22"/>
-        </w:rPr>
-        <w:t>local</w:t>
-      </w:r>
-      <w:r>
-        <w:rPr>
-          <w:sz w:val="22"/>
-          <w:szCs w:val="22"/>
-        </w:rPr>
-        <w:t>s</w:t>
-      </w:r>
-      <w:r>
-        <w:rPr>
-          <w:sz w:val="22"/>
-          <w:szCs w:val="22"/>
-        </w:rPr>
-        <w:t xml:space="preserve"> </w:t>
-      </w:r>
-      <w:r>
-        <w:rPr>
-          <w:sz w:val="22"/>
-          <w:szCs w:val="22"/>
-        </w:rPr>
-        <w:t>don’t quite like you</w:t>
-      </w:r>
-      <w:r>
-        <w:rPr>
-          <w:sz w:val="22"/>
-          <w:szCs w:val="22"/>
-        </w:rPr>
-        <w:t xml:space="preserve">, </w:t>
-      </w:r>
-      <w:r>
-        <w:rPr>
-          <w:sz w:val="22"/>
-          <w:szCs w:val="22"/>
-        </w:rPr>
-        <w:t xml:space="preserve">the swamp will </w:t>
-      </w:r>
-      <w:r>
-        <w:rPr>
-          <w:sz w:val="22"/>
-          <w:szCs w:val="22"/>
-        </w:rPr>
-        <w:t>defend it</w:t>
-      </w:r>
-      <w:r>
-        <w:rPr>
-          <w:sz w:val="22"/>
-          <w:szCs w:val="22"/>
-        </w:rPr>
-        <w:t>self</w:t>
-      </w:r>
-      <w:r>
-        <w:rPr>
-          <w:sz w:val="22"/>
-          <w:szCs w:val="22"/>
-        </w:rPr>
-        <w:t xml:space="preserve"> from intruders</w:t>
-      </w:r>
-      <w:r>
-        <w:rPr>
-          <w:sz w:val="22"/>
-          <w:szCs w:val="22"/>
-        </w:rPr>
-        <w:t xml:space="preserve"> and you seem to be one of them</w:t>
-      </w:r>
-      <w:r>
-        <w:rPr>
-          <w:sz w:val="22"/>
-          <w:szCs w:val="22"/>
-        </w:rPr>
-        <w:t xml:space="preserve">. </w:t>
-      </w:r>
-      <w:r>
-        <w:rPr>
-          <w:sz w:val="22"/>
-          <w:szCs w:val="22"/>
-        </w:rPr>
-        <w:t>I</w:t>
-      </w:r>
-      <w:r>
-        <w:rPr>
-          <w:sz w:val="22"/>
-          <w:szCs w:val="22"/>
-        </w:rPr>
-        <w:t>f you want to pass through</w:t>
-      </w:r>
-      <w:r>
-        <w:rPr>
-          <w:sz w:val="22"/>
-          <w:szCs w:val="22"/>
-        </w:rPr>
-        <w:t xml:space="preserve"> beat the source of the </w:t>
-      </w:r>
-      <w:r>
-        <w:rPr>
-          <w:sz w:val="22"/>
-          <w:szCs w:val="22"/>
-        </w:rPr>
-        <w:t>disruption</w:t>
-      </w:r>
-      <w:r>
-        <w:rPr>
-          <w:sz w:val="22"/>
-          <w:szCs w:val="22"/>
-        </w:rPr>
-        <w:t>.</w:t>
-      </w:r>
-    </w:p>
-    <w:p>
-      <w:pPr>
-        <w:rPr>
+        <w:t xml:space="preserve">[Figure </w:t>
+      </w:r>
+      <w:r>
+        <w:rPr>
+          <w:rStyle w:val="Hyperlink"/>
+          <w:rFonts w:ascii="Arial" w:hAnsi="Arial" w:cs="Arial"/>
           <w:b/>
           <w:bCs/>
           <w:sz w:val="22"/>
           <w:szCs w:val="22"/>
         </w:rPr>
-      </w:pPr>
-      <w:r>
-        <w:rPr>
+        <w:t>7 – Forrest D</w:t>
+      </w:r>
+      <w:r>
+        <w:rPr>
+          <w:rStyle w:val="Hyperlink"/>
+          <w:rFonts w:ascii="Arial" w:hAnsi="Arial" w:cs="Arial"/>
           <w:b/>
           <w:bCs/>
           <w:sz w:val="22"/>
           <w:szCs w:val="22"/>
         </w:rPr>
-        <w:t>Gameplay</w:t>
-      </w:r>
-    </w:p>
-    <w:p>
-      <w:pPr>
-        <w:rPr>
+        <w:t>e</w:t>
+      </w:r>
+      <w:r>
+        <w:rPr>
+          <w:rStyle w:val="Hyperlink"/>
+          <w:rFonts w:ascii="Arial" w:hAnsi="Arial" w:cs="Arial"/>
           <w:b/>
           <w:bCs/>
           <w:sz w:val="22"/>
           <w:szCs w:val="22"/>
         </w:rPr>
-      </w:pPr>
-      <w:r>
-        <w:rPr>
-          <w:sz w:val="22"/>
-          <w:szCs w:val="22"/>
-        </w:rPr>
-        <w:t>P</w:t>
-      </w:r>
-      <w:r>
-        <w:rPr>
-          <w:sz w:val="22"/>
-          <w:szCs w:val="22"/>
-        </w:rPr>
-        <w:t>layers must traverse through the muddy environment slowing them down and providing an opportunity</w:t>
-      </w:r>
-      <w:r>
-        <w:rPr>
-          <w:sz w:val="22"/>
-          <w:szCs w:val="22"/>
-        </w:rPr>
-        <w:t xml:space="preserve"> for the enemies to pounce. The player must aim to kill the group leader enemy of each waves otherwise waves will keep spawning, the player should avoid the muddy terrain paths to avoid being overwhelmed as well as allocated resources to skills to make sure they can eliminate the leader as quickly as possible.</w:t>
-      </w:r>
-    </w:p>
-    <w:p>
-      <w:pPr>
-        <w:pStyle w:val="Heading4"/>
-      </w:pPr>
-      <w:r>
-        <w:t>3.4.</w:t>
-      </w:r>
-      <w:r>
-        <w:t>3</w:t>
-      </w:r>
-      <w:r>
-        <w:t xml:space="preserve"> </w:t>
-      </w:r>
-      <w:r>
-        <w:t>Badlands</w:t>
-      </w:r>
-    </w:p>
-    <w:p>
-      <w:pPr>
-        <w:pStyle w:val="Heading3"/>
-      </w:pPr>
-      <w:r>
-        <w:t>3.5 Game Mechanics</w:t>
-      </w:r>
-    </w:p>
-    <w:p>
-      <w:pPr>
-        <w:pStyle w:val="Heading3"/>
-      </w:pPr>
-      <w:r>
-        <w:t>3.5.1 Movement</w:t>
-      </w:r>
-    </w:p>
-    <w:p>
-      <w:pPr>
-        <w:rPr>
+        <w:t>sign</w:t>
+      </w:r>
+      <w:r>
+        <w:rPr>
+          <w:rStyle w:val="Hyperlink"/>
+          <w:rFonts w:ascii="Arial" w:hAnsi="Arial" w:cs="Arial"/>
           <w:b/>
           <w:bCs/>
-        </w:rPr>
-      </w:pPr>
-      <w:r>
-        <w:rPr>
+          <w:sz w:val="22"/>
+          <w:szCs w:val="22"/>
+        </w:rPr>
+        <w:t>]</w:t>
+      </w:r>
+    </w:p>
+    <w:p>
+      <w:pPr>
+        <w:rPr>
+          <w:rFonts w:ascii="Arial" w:hAnsi="Arial" w:cs="Arial"/>
           <w:b/>
           <w:bCs/>
-        </w:rPr>
-        <w:t>WASD</w:t>
-      </w:r>
-      <w:r>
-        <w:t xml:space="preserve"> directional movement </w:t>
-      </w:r>
-      <w:r>
-        <w:t xml:space="preserve">typical in most first-person games. </w:t>
-      </w:r>
-    </w:p>
-    <w:p>
-      <w:pPr>
-        <w:rPr>
+          <w:sz w:val="22"/>
+          <w:szCs w:val="22"/>
+        </w:rPr>
+      </w:pPr>
+      <w:r>
+        <w:rPr>
+          <w:rFonts w:ascii="Arial" w:hAnsi="Arial" w:cs="Arial"/>
           <w:b/>
           <w:bCs/>
-        </w:rPr>
-      </w:pPr>
-      <w:r>
-        <w:rPr>
+          <w:sz w:val="22"/>
+          <w:szCs w:val="22"/>
+        </w:rPr>
+        <w:fldChar w:fldCharType="end"/>
+      </w:r>
+      <w:r>
+        <w:rPr>
+          <w:rFonts w:ascii="Arial" w:hAnsi="Arial" w:cs="Arial"/>
           <w:b/>
           <w:bCs/>
-        </w:rPr>
-        <w:t>Dash Mechanic</w:t>
-      </w:r>
-      <w:r>
-        <w:rPr>
+          <w:sz w:val="22"/>
+          <w:szCs w:val="22"/>
+        </w:rPr>
+        <w:t>Story</w:t>
+      </w:r>
+    </w:p>
+    <w:p>
+      <w:pPr>
+        <w:rPr>
+          <w:rFonts w:ascii="Arial" w:hAnsi="Arial" w:cs="Arial"/>
+          <w:sz w:val="22"/>
+          <w:szCs w:val="22"/>
+        </w:rPr>
+      </w:pPr>
+      <w:r>
+        <w:rPr>
+          <w:rFonts w:ascii="Arial" w:hAnsi="Arial" w:cs="Arial"/>
+          <w:sz w:val="22"/>
+          <w:szCs w:val="22"/>
+        </w:rPr>
+        <w:t>A gang of goblins block your path through the forest, their weapons raised and their intentions clear. They have claimed this stretch of woodland as their own, and they won’t let anyone pass unchallenged. If you want to move forward, you’ll have to fight your way through.</w:t>
+      </w:r>
+    </w:p>
+    <w:p>
+      <w:pPr>
+        <w:rPr>
+          <w:rFonts w:ascii="Arial" w:hAnsi="Arial" w:cs="Arial"/>
           <w:b/>
           <w:bCs/>
-        </w:rPr>
-        <w:t xml:space="preserve"> - </w:t>
-      </w:r>
-      <w:r>
-        <w:t>Short burst of directional movement</w:t>
-      </w:r>
-      <w:r>
-        <w:rPr>
+          <w:sz w:val="22"/>
+          <w:szCs w:val="22"/>
+        </w:rPr>
+      </w:pPr>
+      <w:r>
+        <w:rPr>
+          <w:rFonts w:ascii="Arial" w:hAnsi="Arial" w:cs="Arial"/>
           <w:b/>
           <w:bCs/>
+          <w:sz w:val="22"/>
+          <w:szCs w:val="22"/>
+        </w:rPr>
+        <w:t>Gameplay</w:t>
+      </w:r>
+    </w:p>
+    <w:p>
+      <w:pPr>
+        <w:rPr>
+          <w:rFonts w:ascii="Arial" w:hAnsi="Arial" w:cs="Arial"/>
+          <w:sz w:val="22"/>
+          <w:szCs w:val="22"/>
+        </w:rPr>
+      </w:pPr>
+      <w:r>
+        <w:rPr>
+          <w:rFonts w:ascii="Arial" w:hAnsi="Arial" w:cs="Arial"/>
+          <w:sz w:val="22"/>
+          <w:szCs w:val="22"/>
+        </w:rPr>
+        <w:t xml:space="preserve">In this forest clearing, the player encounters a hostile group of goblins that initiate a wave-based combat scenario, the player must manage positioning, stamina and skills to make it through this level , they must make sure to beat all the waves without dying to complete the level successfully . The terrain can aid the player where there are clear spots for high ground </w:t>
+      </w:r>
+      <w:r>
+        <w:rPr>
+          <w:rFonts w:ascii="Arial" w:hAnsi="Arial" w:cs="Arial"/>
+          <w:sz w:val="22"/>
+          <w:szCs w:val="22"/>
+        </w:rPr>
+        <w:lastRenderedPageBreak/>
+        <w:t xml:space="preserve">or put the player in a disadvantage setting up ambushes from the goblins,  it’s their territory after all. </w:t>
+      </w:r>
+    </w:p>
+    <w:p>
+      <w:pPr>
+        <w:pStyle w:val="Heading4"/>
+        <w:rPr>
+          <w:rFonts w:ascii="Arial" w:hAnsi="Arial" w:cs="Arial"/>
+        </w:rPr>
+      </w:pPr>
+      <w:r>
+        <w:rPr>
+          <w:rFonts w:ascii="Arial" w:hAnsi="Arial" w:cs="Arial"/>
+        </w:rPr>
+        <w:t>3.4.</w:t>
+      </w:r>
+      <w:r>
+        <w:rPr>
+          <w:rFonts w:ascii="Arial" w:hAnsi="Arial" w:cs="Arial"/>
+        </w:rPr>
+        <w:t>2</w:t>
+      </w:r>
+      <w:r>
+        <w:rPr>
+          <w:rFonts w:ascii="Arial" w:hAnsi="Arial" w:cs="Arial"/>
         </w:rPr>
         <w:t xml:space="preserve"> </w:t>
       </w:r>
       <w:r>
-        <w:t xml:space="preserve">that </w:t>
-      </w:r>
-      <w:r>
-        <w:t>c</w:t>
-      </w:r>
-      <w:r>
-        <w:t>onsum</w:t>
-      </w:r>
-      <w:r>
-        <w:t>es</w:t>
-      </w:r>
-      <w:r>
-        <w:t xml:space="preserve"> </w:t>
-      </w:r>
-      <w:r>
-        <w:t>s</w:t>
-      </w:r>
-      <w:r>
-        <w:t>tamina</w:t>
-      </w:r>
-      <w:r>
-        <w:t xml:space="preserve"> making sure the player makes careful usage as to when to use this. </w:t>
-      </w:r>
-    </w:p>
-    <w:p>
-      <w:r>
-        <w:rPr>
+        <w:rPr>
+          <w:rFonts w:ascii="Arial" w:hAnsi="Arial" w:cs="Arial"/>
+        </w:rPr>
+        <w:t>Swamp</w:t>
+      </w:r>
+    </w:p>
+    <w:p>
+      <w:pPr>
+        <w:rPr>
+          <w:rFonts w:ascii="Arial" w:hAnsi="Arial" w:cs="Arial"/>
           <w:b/>
           <w:bCs/>
-        </w:rPr>
-        <w:lastRenderedPageBreak/>
-        <w:t>Jump</w:t>
-      </w:r>
-      <w:r>
-        <w:rPr>
-          <w:b/>
-          <w:bCs/>
-        </w:rPr>
-        <w:t xml:space="preserve"> - </w:t>
-      </w:r>
-      <w:r>
-        <w:t xml:space="preserve">Grants </w:t>
-      </w:r>
-      <w:r>
-        <w:t xml:space="preserve">player </w:t>
-      </w:r>
-      <w:r>
-        <w:t>access to elevated terrain or environmental advantages</w:t>
-      </w:r>
-      <w:r>
-        <w:t xml:space="preserve"> potentially allowing them to escape enemies.</w:t>
-      </w:r>
-    </w:p>
-    <w:p>
-      <w:pPr>
-        <w:rPr>
-          <w:b/>
-          <w:bCs/>
-        </w:rPr>
-      </w:pPr>
-      <w:r>
-        <w:t xml:space="preserve">Flight – Grants temporary flight for the player allowing them to either evade enemies or scout the area to their advantage. </w:t>
-      </w:r>
-    </w:p>
-    <w:p>
-      <w:pPr>
-        <w:pStyle w:val="Heading3"/>
-      </w:pPr>
-      <w:r>
-        <w:t>3.5.</w:t>
-      </w:r>
-      <w:r>
-        <w:t>2</w:t>
-      </w:r>
-      <w:r>
-        <w:t xml:space="preserve"> </w:t>
-      </w:r>
-      <w:r>
-        <w:t>Health System</w:t>
-      </w:r>
-    </w:p>
-    <w:p>
-      <w:r>
-        <w:t xml:space="preserve">The Health System defines the player’s </w:t>
-      </w:r>
-      <w:r>
-        <w:t>current status</w:t>
-      </w:r>
-      <w:r>
-        <w:t xml:space="preserve"> and establishes the primary </w:t>
-      </w:r>
-      <w:r>
-        <w:t>motive of</w:t>
-      </w:r>
-      <w:r>
-        <w:t xml:space="preserve"> con</w:t>
-      </w:r>
-      <w:r>
-        <w:t>tinuing the game</w:t>
-      </w:r>
-      <w:r>
-        <w:t xml:space="preserve">. </w:t>
-      </w:r>
-      <w:r>
-        <w:t xml:space="preserve"> Both enemies and players can regenerate their health overtime, for the player this requires allocation of coins to upgrade </w:t>
-      </w:r>
-      <w:r>
-        <w:t xml:space="preserve">skills </w:t>
-      </w:r>
-      <w:r>
-        <w:t xml:space="preserve">and improve this regeneration, enemies will also be able to regenerate health in the more advanced </w:t>
-      </w:r>
-      <w:r>
-        <w:t>waves</w:t>
-      </w:r>
-      <w:r>
-        <w:t xml:space="preserve"> to prevent players playing a more passive style</w:t>
-      </w:r>
-      <w:r>
-        <w:t xml:space="preserve"> such as stalling</w:t>
-      </w:r>
-      <w:r>
-        <w:t xml:space="preserve">. </w:t>
-      </w:r>
-    </w:p>
-    <w:p>
-      <w:pPr>
-        <w:pStyle w:val="Heading3"/>
-      </w:pPr>
-      <w:r>
-        <w:t>3.5.</w:t>
-      </w:r>
-      <w:r>
-        <w:t>3</w:t>
-      </w:r>
-      <w:r>
-        <w:t xml:space="preserve"> </w:t>
-      </w:r>
-      <w:r>
-        <w:t xml:space="preserve">Class Types </w:t>
-      </w:r>
-    </w:p>
-    <w:p>
-      <w:r>
-        <w:t>2 class types the player can choose:</w:t>
-      </w:r>
-    </w:p>
-    <w:p>
-      <w:pPr>
-        <w:pStyle w:val="ListParagraph"/>
-        <w:numPr>
-          <w:ilvl w:val="0"/>
-          <w:numId w:val="11"/>
-        </w:numPr>
-      </w:pPr>
-      <w:r>
-        <w:t>Knight</w:t>
-      </w:r>
-    </w:p>
-    <w:p>
-      <w:pPr>
-        <w:pStyle w:val="ListParagraph"/>
-        <w:numPr>
-          <w:ilvl w:val="0"/>
-          <w:numId w:val="11"/>
-        </w:numPr>
-      </w:pPr>
-      <w:r>
-        <w:t xml:space="preserve">Archer </w:t>
-      </w:r>
-    </w:p>
-    <w:p/>
-    <w:p>
-      <w:pPr>
-        <w:pStyle w:val="Heading2"/>
-      </w:pPr>
-      <w:r>
-        <w:t>4. Conclusion</w:t>
-      </w:r>
-    </w:p>
-    <w:p>
-      <w:pPr>
-        <w:rPr>
-          <w:sz w:val="22"/>
-          <w:szCs w:val="22"/>
-        </w:rPr>
-      </w:pPr>
-      <w:r>
-        <w:rPr>
-          <w:sz w:val="22"/>
-          <w:szCs w:val="22"/>
-        </w:rPr>
-        <w:t>Currently, I have implemented some core features within the game</w:t>
-      </w:r>
-      <w:r>
-        <w:rPr>
-          <w:sz w:val="22"/>
-          <w:szCs w:val="22"/>
-        </w:rPr>
-        <w:t xml:space="preserve"> this being the character and the user interface for the game since this will be the first features of the game the player will actually see and interact with. </w:t>
-      </w:r>
-    </w:p>
-    <w:p>
-      <w:pPr>
-        <w:rPr>
-          <w:sz w:val="22"/>
-          <w:szCs w:val="22"/>
-        </w:rPr>
-      </w:pPr>
-      <w:r>
-        <w:rPr>
-          <w:sz w:val="22"/>
-          <w:szCs w:val="22"/>
-        </w:rPr>
-        <w:t xml:space="preserve">GitHub link: </w:t>
-      </w:r>
-      <w:hyperlink r:id="rId9" w:history="1">
+          <w:sz w:val="22"/>
+          <w:szCs w:val="22"/>
+        </w:rPr>
+      </w:pPr>
+      <w:hyperlink w:anchor="_[Figure_8]" w:history="1">
         <w:r>
           <w:rPr>
             <w:rStyle w:val="Hyperlink"/>
+            <w:rFonts w:ascii="Arial" w:hAnsi="Arial" w:cs="Arial"/>
+            <w:b/>
+            <w:bCs/>
+            <w:sz w:val="22"/>
+            <w:szCs w:val="22"/>
+          </w:rPr>
+          <w:t>[Figure</w:t>
+        </w:r>
+        <w:r>
+          <w:rPr>
+            <w:rStyle w:val="Hyperlink"/>
+            <w:rFonts w:ascii="Arial" w:hAnsi="Arial" w:cs="Arial"/>
+            <w:b/>
+            <w:bCs/>
+            <w:sz w:val="22"/>
+            <w:szCs w:val="22"/>
+          </w:rPr>
+          <w:t xml:space="preserve"> 8 – Swamp Design</w:t>
+        </w:r>
+        <w:r>
+          <w:rPr>
+            <w:rStyle w:val="Hyperlink"/>
+            <w:rFonts w:ascii="Arial" w:hAnsi="Arial" w:cs="Arial"/>
+            <w:b/>
+            <w:bCs/>
+            <w:sz w:val="22"/>
+            <w:szCs w:val="22"/>
+          </w:rPr>
+          <w:t>]</w:t>
+        </w:r>
+      </w:hyperlink>
+    </w:p>
+    <w:p>
+      <w:pPr>
+        <w:rPr>
+          <w:rFonts w:ascii="Arial" w:hAnsi="Arial" w:cs="Arial"/>
+          <w:b/>
+          <w:bCs/>
+          <w:sz w:val="22"/>
+          <w:szCs w:val="22"/>
+        </w:rPr>
+      </w:pPr>
+      <w:r>
+        <w:rPr>
+          <w:rFonts w:ascii="Arial" w:hAnsi="Arial" w:cs="Arial"/>
+          <w:b/>
+          <w:bCs/>
+          <w:sz w:val="22"/>
+          <w:szCs w:val="22"/>
+        </w:rPr>
+        <w:t>Story</w:t>
+      </w:r>
+    </w:p>
+    <w:p>
+      <w:pPr>
+        <w:rPr>
+          <w:rFonts w:ascii="Arial" w:hAnsi="Arial" w:cs="Arial"/>
+          <w:sz w:val="22"/>
+          <w:szCs w:val="22"/>
+        </w:rPr>
+      </w:pPr>
+      <w:r>
+        <w:rPr>
+          <w:rFonts w:ascii="Arial" w:hAnsi="Arial" w:cs="Arial"/>
+          <w:sz w:val="22"/>
+          <w:szCs w:val="22"/>
+        </w:rPr>
+        <w:t>Beyond the forest</w:t>
+      </w:r>
+      <w:r>
+        <w:rPr>
+          <w:rFonts w:ascii="Arial" w:hAnsi="Arial" w:cs="Arial"/>
+          <w:sz w:val="22"/>
+          <w:szCs w:val="22"/>
+        </w:rPr>
+        <w:t xml:space="preserve"> </w:t>
+      </w:r>
+      <w:r>
+        <w:rPr>
+          <w:rFonts w:ascii="Arial" w:hAnsi="Arial" w:cs="Arial"/>
+          <w:sz w:val="22"/>
+          <w:szCs w:val="22"/>
+        </w:rPr>
+        <w:t xml:space="preserve"> lies a thick, mist-covered swamp where anything moving is a threat</w:t>
+      </w:r>
+      <w:r>
+        <w:rPr>
+          <w:rFonts w:ascii="Arial" w:hAnsi="Arial" w:cs="Arial"/>
+          <w:sz w:val="22"/>
+          <w:szCs w:val="22"/>
+        </w:rPr>
+        <w:t xml:space="preserve"> as you make your way forward </w:t>
+      </w:r>
+      <w:r>
+        <w:rPr>
+          <w:rFonts w:ascii="Arial" w:hAnsi="Arial" w:cs="Arial"/>
+          <w:sz w:val="22"/>
+          <w:szCs w:val="22"/>
+        </w:rPr>
+        <w:t>and</w:t>
+      </w:r>
+      <w:r>
+        <w:rPr>
+          <w:rFonts w:ascii="Arial" w:hAnsi="Arial" w:cs="Arial"/>
+          <w:sz w:val="22"/>
+          <w:szCs w:val="22"/>
+        </w:rPr>
+        <w:t xml:space="preserve"> seems the locals don’t quite like you, the swamp will defend itself from intruders</w:t>
+      </w:r>
+      <w:r>
+        <w:rPr>
+          <w:rFonts w:ascii="Arial" w:hAnsi="Arial" w:cs="Arial"/>
+          <w:sz w:val="22"/>
+          <w:szCs w:val="22"/>
+        </w:rPr>
+        <w:t xml:space="preserve"> and you seem to be one of them</w:t>
+      </w:r>
+      <w:r>
+        <w:rPr>
+          <w:rFonts w:ascii="Arial" w:hAnsi="Arial" w:cs="Arial"/>
+          <w:sz w:val="22"/>
+          <w:szCs w:val="22"/>
+        </w:rPr>
+        <w:t xml:space="preserve">. </w:t>
+      </w:r>
+      <w:r>
+        <w:rPr>
+          <w:rFonts w:ascii="Arial" w:hAnsi="Arial" w:cs="Arial"/>
+          <w:sz w:val="22"/>
+          <w:szCs w:val="22"/>
+        </w:rPr>
+        <w:t>I</w:t>
+      </w:r>
+      <w:r>
+        <w:rPr>
+          <w:rFonts w:ascii="Arial" w:hAnsi="Arial" w:cs="Arial"/>
+          <w:sz w:val="22"/>
+          <w:szCs w:val="22"/>
+        </w:rPr>
+        <w:t>f you want to pass through</w:t>
+      </w:r>
+      <w:r>
+        <w:rPr>
+          <w:rFonts w:ascii="Arial" w:hAnsi="Arial" w:cs="Arial"/>
+          <w:sz w:val="22"/>
+          <w:szCs w:val="22"/>
+        </w:rPr>
+        <w:t xml:space="preserve"> beat the source of the </w:t>
+      </w:r>
+      <w:r>
+        <w:rPr>
+          <w:rFonts w:ascii="Arial" w:hAnsi="Arial" w:cs="Arial"/>
+          <w:sz w:val="22"/>
+          <w:szCs w:val="22"/>
+        </w:rPr>
+        <w:t>disruption</w:t>
+      </w:r>
+      <w:r>
+        <w:rPr>
+          <w:rFonts w:ascii="Arial" w:hAnsi="Arial" w:cs="Arial"/>
+          <w:sz w:val="22"/>
+          <w:szCs w:val="22"/>
+        </w:rPr>
+        <w:t>.</w:t>
+      </w:r>
+    </w:p>
+    <w:p>
+      <w:pPr>
+        <w:rPr>
+          <w:rFonts w:ascii="Arial" w:hAnsi="Arial" w:cs="Arial"/>
+          <w:b/>
+          <w:bCs/>
+          <w:sz w:val="22"/>
+          <w:szCs w:val="22"/>
+        </w:rPr>
+      </w:pPr>
+      <w:r>
+        <w:rPr>
+          <w:rFonts w:ascii="Arial" w:hAnsi="Arial" w:cs="Arial"/>
+          <w:b/>
+          <w:bCs/>
+          <w:sz w:val="22"/>
+          <w:szCs w:val="22"/>
+        </w:rPr>
+        <w:t>Gameplay</w:t>
+      </w:r>
+    </w:p>
+    <w:p>
+      <w:pPr>
+        <w:rPr>
+          <w:rFonts w:ascii="Arial" w:hAnsi="Arial" w:cs="Arial"/>
+          <w:b/>
+          <w:bCs/>
+          <w:sz w:val="22"/>
+          <w:szCs w:val="22"/>
+        </w:rPr>
+      </w:pPr>
+      <w:r>
+        <w:rPr>
+          <w:rFonts w:ascii="Arial" w:hAnsi="Arial" w:cs="Arial"/>
+          <w:sz w:val="22"/>
+          <w:szCs w:val="22"/>
+        </w:rPr>
+        <w:t>Players must traverse through the muddy environment slowing them down and providing an opportunity</w:t>
+      </w:r>
+      <w:r>
+        <w:rPr>
+          <w:rFonts w:ascii="Arial" w:hAnsi="Arial" w:cs="Arial"/>
+          <w:sz w:val="22"/>
+          <w:szCs w:val="22"/>
+        </w:rPr>
+        <w:t xml:space="preserve"> for the enemies to pounce. The player must aim to kill the group leader enemy of each waves otherwise waves will keep spawning, the player should avoid the muddy terrain paths to avoid being overwhelmed as well as allocated resources to skills to make sure they can eliminate the leader as quickly as possible.</w:t>
+      </w:r>
+    </w:p>
+    <w:p>
+      <w:pPr>
+        <w:pStyle w:val="Heading4"/>
+        <w:rPr>
+          <w:rFonts w:ascii="Arial" w:hAnsi="Arial" w:cs="Arial"/>
+        </w:rPr>
+      </w:pPr>
+      <w:r>
+        <w:rPr>
+          <w:rFonts w:ascii="Arial" w:hAnsi="Arial" w:cs="Arial"/>
+        </w:rPr>
+        <w:t>3.4.</w:t>
+      </w:r>
+      <w:r>
+        <w:rPr>
+          <w:rFonts w:ascii="Arial" w:hAnsi="Arial" w:cs="Arial"/>
+        </w:rPr>
+        <w:t>3</w:t>
+      </w:r>
+      <w:r>
+        <w:rPr>
+          <w:rFonts w:ascii="Arial" w:hAnsi="Arial" w:cs="Arial"/>
+        </w:rPr>
+        <w:t xml:space="preserve"> </w:t>
+      </w:r>
+      <w:r>
+        <w:rPr>
+          <w:rFonts w:ascii="Arial" w:hAnsi="Arial" w:cs="Arial"/>
+        </w:rPr>
+        <w:t>Badlands</w:t>
+      </w:r>
+    </w:p>
+    <w:p>
+      <w:pPr>
+        <w:rPr>
+          <w:rStyle w:val="Hyperlink"/>
+          <w:rFonts w:ascii="Arial" w:hAnsi="Arial" w:cs="Arial"/>
+          <w:b/>
+          <w:bCs/>
+          <w:sz w:val="22"/>
+          <w:szCs w:val="22"/>
+        </w:rPr>
+      </w:pPr>
+      <w:r>
+        <w:rPr>
+          <w:rFonts w:ascii="Arial" w:hAnsi="Arial" w:cs="Arial"/>
+          <w:b/>
+          <w:bCs/>
+          <w:sz w:val="22"/>
+          <w:szCs w:val="22"/>
+        </w:rPr>
+        <w:fldChar w:fldCharType="begin"/>
+      </w:r>
+      <w:r>
+        <w:rPr>
+          <w:rFonts w:ascii="Arial" w:hAnsi="Arial" w:cs="Arial"/>
+          <w:b/>
+          <w:bCs/>
+          <w:sz w:val="22"/>
+          <w:szCs w:val="22"/>
+        </w:rPr>
+        <w:instrText>HYPERLINK  \l "_[Figure_9]"</w:instrText>
+      </w:r>
+      <w:r>
+        <w:rPr>
+          <w:rFonts w:ascii="Arial" w:hAnsi="Arial" w:cs="Arial"/>
+          <w:b/>
+          <w:bCs/>
+          <w:sz w:val="22"/>
+          <w:szCs w:val="22"/>
+        </w:rPr>
+      </w:r>
+      <w:r>
+        <w:rPr>
+          <w:rFonts w:ascii="Arial" w:hAnsi="Arial" w:cs="Arial"/>
+          <w:b/>
+          <w:bCs/>
+          <w:sz w:val="22"/>
+          <w:szCs w:val="22"/>
+        </w:rPr>
+        <w:fldChar w:fldCharType="separate"/>
+      </w:r>
+      <w:r>
+        <w:rPr>
+          <w:rStyle w:val="Hyperlink"/>
+          <w:rFonts w:ascii="Arial" w:hAnsi="Arial" w:cs="Arial"/>
+          <w:b/>
+          <w:bCs/>
+          <w:sz w:val="22"/>
+          <w:szCs w:val="22"/>
+        </w:rPr>
+        <w:t xml:space="preserve">[Figure </w:t>
+      </w:r>
+      <w:r>
+        <w:rPr>
+          <w:rStyle w:val="Hyperlink"/>
+          <w:rFonts w:ascii="Arial" w:hAnsi="Arial" w:cs="Arial"/>
+          <w:b/>
+          <w:bCs/>
+          <w:sz w:val="22"/>
+          <w:szCs w:val="22"/>
+        </w:rPr>
+        <w:t>9 – Badlands Design</w:t>
+      </w:r>
+      <w:r>
+        <w:rPr>
+          <w:rStyle w:val="Hyperlink"/>
+          <w:rFonts w:ascii="Arial" w:hAnsi="Arial" w:cs="Arial"/>
+          <w:b/>
+          <w:bCs/>
+          <w:sz w:val="22"/>
+          <w:szCs w:val="22"/>
+        </w:rPr>
+        <w:t>]</w:t>
+      </w:r>
+    </w:p>
+    <w:p>
+      <w:pPr>
+        <w:rPr>
+          <w:rFonts w:ascii="Arial" w:hAnsi="Arial" w:cs="Arial"/>
+          <w:b/>
+          <w:bCs/>
+          <w:sz w:val="22"/>
+          <w:szCs w:val="22"/>
+        </w:rPr>
+      </w:pPr>
+      <w:r>
+        <w:rPr>
+          <w:rFonts w:ascii="Arial" w:hAnsi="Arial" w:cs="Arial"/>
+          <w:b/>
+          <w:bCs/>
+          <w:sz w:val="22"/>
+          <w:szCs w:val="22"/>
+        </w:rPr>
+        <w:fldChar w:fldCharType="end"/>
+      </w:r>
+      <w:r>
+        <w:rPr>
+          <w:rFonts w:ascii="Arial" w:hAnsi="Arial" w:cs="Arial"/>
+          <w:b/>
+          <w:bCs/>
+          <w:sz w:val="22"/>
+          <w:szCs w:val="22"/>
+        </w:rPr>
+        <w:t>Story</w:t>
+      </w:r>
+    </w:p>
+    <w:p>
+      <w:pPr>
+        <w:rPr>
+          <w:rFonts w:ascii="Arial" w:hAnsi="Arial" w:cs="Arial"/>
+          <w:sz w:val="22"/>
+          <w:szCs w:val="22"/>
+        </w:rPr>
+      </w:pPr>
+      <w:r>
+        <w:rPr>
+          <w:rFonts w:ascii="Arial" w:hAnsi="Arial" w:cs="Arial"/>
+          <w:sz w:val="22"/>
+          <w:szCs w:val="22"/>
+        </w:rPr>
+        <w:t xml:space="preserve">Beyond the swamp, the land begins to crack and dry. The vibrant greens of the forest fade, what’s left is only jagged rock formations, and rust-coloured dust storms that sweep across the horizon. This is the Badlands — a harsh unstable region where only true </w:t>
+      </w:r>
+      <w:r>
+        <w:rPr>
+          <w:rFonts w:ascii="Arial" w:hAnsi="Arial" w:cs="Arial"/>
+          <w:sz w:val="22"/>
+          <w:szCs w:val="22"/>
+        </w:rPr>
+        <w:t>heroes</w:t>
+      </w:r>
+      <w:r>
+        <w:rPr>
+          <w:rFonts w:ascii="Arial" w:hAnsi="Arial" w:cs="Arial"/>
+          <w:sz w:val="22"/>
+          <w:szCs w:val="22"/>
+        </w:rPr>
+        <w:t xml:space="preserve"> can make it out.</w:t>
+      </w:r>
+    </w:p>
+    <w:p>
+      <w:pPr>
+        <w:rPr>
+          <w:rFonts w:ascii="Arial" w:hAnsi="Arial" w:cs="Arial"/>
+          <w:b/>
+          <w:bCs/>
+          <w:sz w:val="22"/>
+          <w:szCs w:val="22"/>
+        </w:rPr>
+      </w:pPr>
+      <w:r>
+        <w:rPr>
+          <w:rFonts w:ascii="Arial" w:hAnsi="Arial" w:cs="Arial"/>
+          <w:b/>
+          <w:bCs/>
+          <w:sz w:val="22"/>
+          <w:szCs w:val="22"/>
+        </w:rPr>
+        <w:t>Gameplay</w:t>
+      </w:r>
+    </w:p>
+    <w:p>
+      <w:pPr>
+        <w:rPr>
+          <w:rFonts w:ascii="Arial" w:hAnsi="Arial" w:cs="Arial"/>
+          <w:sz w:val="22"/>
+          <w:szCs w:val="22"/>
+        </w:rPr>
+      </w:pPr>
+      <w:r>
+        <w:rPr>
+          <w:rFonts w:ascii="Arial" w:hAnsi="Arial" w:cs="Arial"/>
+          <w:sz w:val="22"/>
+          <w:szCs w:val="22"/>
+        </w:rPr>
+        <w:t xml:space="preserve">This is the final stage for the player so will be the hardest, the player must fight through one wave of enemies then beat the final boss to win the game, to do this they must traverse away from the holes in the terrain as well as jump towards any obstacles to make there way to the boss at the end. </w:t>
+      </w:r>
+    </w:p>
+    <w:p>
+      <w:pPr>
+        <w:pStyle w:val="Heading3"/>
+        <w:rPr>
+          <w:rFonts w:ascii="Arial" w:hAnsi="Arial" w:cs="Arial"/>
+        </w:rPr>
+      </w:pPr>
+      <w:r>
+        <w:rPr>
+          <w:rFonts w:ascii="Arial" w:hAnsi="Arial" w:cs="Arial"/>
+        </w:rPr>
+        <w:t>3.5 Game Mechanics</w:t>
+      </w:r>
+    </w:p>
+    <w:p>
+      <w:pPr>
+        <w:pStyle w:val="Heading3"/>
+        <w:rPr>
+          <w:rFonts w:ascii="Arial" w:hAnsi="Arial" w:cs="Arial"/>
+        </w:rPr>
+      </w:pPr>
+      <w:r>
+        <w:rPr>
+          <w:rFonts w:ascii="Arial" w:hAnsi="Arial" w:cs="Arial"/>
+        </w:rPr>
+        <w:t>3.5.1 Movement</w:t>
+      </w:r>
+    </w:p>
+    <w:p>
+      <w:pPr>
+        <w:rPr>
+          <w:rFonts w:ascii="Arial" w:hAnsi="Arial" w:cs="Arial"/>
+          <w:b/>
+          <w:bCs/>
+          <w:sz w:val="22"/>
+          <w:szCs w:val="22"/>
+        </w:rPr>
+      </w:pPr>
+      <w:r>
+        <w:rPr>
+          <w:rFonts w:ascii="Arial" w:hAnsi="Arial" w:cs="Arial"/>
+          <w:b/>
+          <w:bCs/>
+          <w:sz w:val="22"/>
+          <w:szCs w:val="22"/>
+        </w:rPr>
+        <w:t>WASD</w:t>
+      </w:r>
+      <w:r>
+        <w:rPr>
+          <w:rFonts w:ascii="Arial" w:hAnsi="Arial" w:cs="Arial"/>
+          <w:sz w:val="22"/>
+          <w:szCs w:val="22"/>
+        </w:rPr>
+        <w:t xml:space="preserve"> directional movement </w:t>
+      </w:r>
+      <w:r>
+        <w:rPr>
+          <w:rFonts w:ascii="Arial" w:hAnsi="Arial" w:cs="Arial"/>
+          <w:sz w:val="22"/>
+          <w:szCs w:val="22"/>
+        </w:rPr>
+        <w:t xml:space="preserve">typical in most first-person games. </w:t>
+      </w:r>
+    </w:p>
+    <w:p>
+      <w:pPr>
+        <w:rPr>
+          <w:rFonts w:ascii="Arial" w:hAnsi="Arial" w:cs="Arial"/>
+          <w:b/>
+          <w:bCs/>
+          <w:sz w:val="22"/>
+          <w:szCs w:val="22"/>
+        </w:rPr>
+      </w:pPr>
+      <w:r>
+        <w:rPr>
+          <w:rFonts w:ascii="Arial" w:hAnsi="Arial" w:cs="Arial"/>
+          <w:b/>
+          <w:bCs/>
+          <w:sz w:val="22"/>
+          <w:szCs w:val="22"/>
+        </w:rPr>
+        <w:t>Dash Mechanic</w:t>
+      </w:r>
+      <w:r>
+        <w:rPr>
+          <w:rFonts w:ascii="Arial" w:hAnsi="Arial" w:cs="Arial"/>
+          <w:b/>
+          <w:bCs/>
+          <w:sz w:val="22"/>
+          <w:szCs w:val="22"/>
+        </w:rPr>
+        <w:t xml:space="preserve"> - </w:t>
+      </w:r>
+      <w:r>
+        <w:rPr>
+          <w:rFonts w:ascii="Arial" w:hAnsi="Arial" w:cs="Arial"/>
+          <w:sz w:val="22"/>
+          <w:szCs w:val="22"/>
+        </w:rPr>
+        <w:t>Short burst of directional movement</w:t>
+      </w:r>
+      <w:r>
+        <w:rPr>
+          <w:rFonts w:ascii="Arial" w:hAnsi="Arial" w:cs="Arial"/>
+          <w:b/>
+          <w:bCs/>
+          <w:sz w:val="22"/>
+          <w:szCs w:val="22"/>
+        </w:rPr>
+        <w:t xml:space="preserve"> </w:t>
+      </w:r>
+      <w:r>
+        <w:rPr>
+          <w:rFonts w:ascii="Arial" w:hAnsi="Arial" w:cs="Arial"/>
+          <w:sz w:val="22"/>
+          <w:szCs w:val="22"/>
+        </w:rPr>
+        <w:t>that c</w:t>
+      </w:r>
+      <w:r>
+        <w:rPr>
+          <w:rFonts w:ascii="Arial" w:hAnsi="Arial" w:cs="Arial"/>
+          <w:sz w:val="22"/>
+          <w:szCs w:val="22"/>
+        </w:rPr>
+        <w:t>onsum</w:t>
+      </w:r>
+      <w:r>
+        <w:rPr>
+          <w:rFonts w:ascii="Arial" w:hAnsi="Arial" w:cs="Arial"/>
+          <w:sz w:val="22"/>
+          <w:szCs w:val="22"/>
+        </w:rPr>
+        <w:t>es</w:t>
+      </w:r>
+      <w:r>
+        <w:rPr>
+          <w:rFonts w:ascii="Arial" w:hAnsi="Arial" w:cs="Arial"/>
+          <w:sz w:val="22"/>
+          <w:szCs w:val="22"/>
+        </w:rPr>
+        <w:t xml:space="preserve"> </w:t>
+      </w:r>
+      <w:r>
+        <w:rPr>
+          <w:rFonts w:ascii="Arial" w:hAnsi="Arial" w:cs="Arial"/>
+          <w:sz w:val="22"/>
+          <w:szCs w:val="22"/>
+        </w:rPr>
+        <w:t>s</w:t>
+      </w:r>
+      <w:r>
+        <w:rPr>
+          <w:rFonts w:ascii="Arial" w:hAnsi="Arial" w:cs="Arial"/>
+          <w:sz w:val="22"/>
+          <w:szCs w:val="22"/>
+        </w:rPr>
+        <w:t>tamina</w:t>
+      </w:r>
+      <w:r>
+        <w:rPr>
+          <w:rFonts w:ascii="Arial" w:hAnsi="Arial" w:cs="Arial"/>
+          <w:sz w:val="22"/>
+          <w:szCs w:val="22"/>
+        </w:rPr>
+        <w:t xml:space="preserve"> making sure the player makes careful usage as to when to use this. </w:t>
+      </w:r>
+    </w:p>
+    <w:p>
+      <w:pPr>
+        <w:rPr>
+          <w:rFonts w:ascii="Arial" w:hAnsi="Arial" w:cs="Arial"/>
+          <w:sz w:val="22"/>
+          <w:szCs w:val="22"/>
+        </w:rPr>
+      </w:pPr>
+      <w:r>
+        <w:rPr>
+          <w:rFonts w:ascii="Arial" w:hAnsi="Arial" w:cs="Arial"/>
+          <w:b/>
+          <w:bCs/>
+          <w:sz w:val="22"/>
+          <w:szCs w:val="22"/>
+        </w:rPr>
+        <w:t>Jump</w:t>
+      </w:r>
+      <w:r>
+        <w:rPr>
+          <w:rFonts w:ascii="Arial" w:hAnsi="Arial" w:cs="Arial"/>
+          <w:b/>
+          <w:bCs/>
+          <w:sz w:val="22"/>
+          <w:szCs w:val="22"/>
+        </w:rPr>
+        <w:t xml:space="preserve"> - </w:t>
+      </w:r>
+      <w:r>
+        <w:rPr>
+          <w:rFonts w:ascii="Arial" w:hAnsi="Arial" w:cs="Arial"/>
+          <w:sz w:val="22"/>
+          <w:szCs w:val="22"/>
+        </w:rPr>
+        <w:t xml:space="preserve">Grants </w:t>
+      </w:r>
+      <w:r>
+        <w:rPr>
+          <w:rFonts w:ascii="Arial" w:hAnsi="Arial" w:cs="Arial"/>
+          <w:sz w:val="22"/>
+          <w:szCs w:val="22"/>
+        </w:rPr>
+        <w:t xml:space="preserve">player </w:t>
+      </w:r>
+      <w:r>
+        <w:rPr>
+          <w:rFonts w:ascii="Arial" w:hAnsi="Arial" w:cs="Arial"/>
+          <w:sz w:val="22"/>
+          <w:szCs w:val="22"/>
+        </w:rPr>
+        <w:t>access to elevated terrain or environmental advantages</w:t>
+      </w:r>
+      <w:r>
+        <w:rPr>
+          <w:rFonts w:ascii="Arial" w:hAnsi="Arial" w:cs="Arial"/>
+          <w:sz w:val="22"/>
+          <w:szCs w:val="22"/>
+        </w:rPr>
+        <w:t xml:space="preserve"> potentially allowing them to escape enemies.</w:t>
+      </w:r>
+    </w:p>
+    <w:p>
+      <w:pPr>
+        <w:rPr>
+          <w:rFonts w:ascii="Arial" w:hAnsi="Arial" w:cs="Arial"/>
+          <w:b/>
+          <w:bCs/>
+          <w:sz w:val="22"/>
+          <w:szCs w:val="22"/>
+        </w:rPr>
+      </w:pPr>
+      <w:r>
+        <w:rPr>
+          <w:rFonts w:ascii="Arial" w:hAnsi="Arial" w:cs="Arial"/>
+          <w:sz w:val="22"/>
+          <w:szCs w:val="22"/>
+        </w:rPr>
+        <w:t>Flight – Grants temporary flight for the player allowing them to either evade enemies or scout the area to their advantage</w:t>
+      </w:r>
+      <w:r>
+        <w:rPr>
+          <w:rFonts w:ascii="Arial" w:hAnsi="Arial" w:cs="Arial"/>
+          <w:sz w:val="22"/>
+          <w:szCs w:val="22"/>
+        </w:rPr>
+        <w:t xml:space="preserve"> – this only being unlockable via abilities</w:t>
+      </w:r>
+      <w:r>
+        <w:rPr>
+          <w:rFonts w:ascii="Arial" w:hAnsi="Arial" w:cs="Arial"/>
+          <w:sz w:val="22"/>
+          <w:szCs w:val="22"/>
+        </w:rPr>
+        <w:t xml:space="preserve">. </w:t>
+      </w:r>
+    </w:p>
+    <w:p>
+      <w:pPr>
+        <w:pStyle w:val="Heading3"/>
+        <w:rPr>
+          <w:rFonts w:ascii="Arial" w:hAnsi="Arial" w:cs="Arial"/>
+        </w:rPr>
+      </w:pPr>
+      <w:r>
+        <w:rPr>
+          <w:rFonts w:ascii="Arial" w:hAnsi="Arial" w:cs="Arial"/>
+        </w:rPr>
+        <w:lastRenderedPageBreak/>
+        <w:t>3.5.</w:t>
+      </w:r>
+      <w:r>
+        <w:rPr>
+          <w:rFonts w:ascii="Arial" w:hAnsi="Arial" w:cs="Arial"/>
+        </w:rPr>
+        <w:t>2</w:t>
+      </w:r>
+      <w:r>
+        <w:rPr>
+          <w:rFonts w:ascii="Arial" w:hAnsi="Arial" w:cs="Arial"/>
+        </w:rPr>
+        <w:t xml:space="preserve"> Health System</w:t>
+      </w:r>
+    </w:p>
+    <w:p>
+      <w:pPr>
+        <w:rPr>
+          <w:rFonts w:ascii="Arial" w:hAnsi="Arial" w:cs="Arial"/>
+          <w:sz w:val="22"/>
+          <w:szCs w:val="22"/>
+        </w:rPr>
+      </w:pPr>
+      <w:r>
+        <w:rPr>
+          <w:rFonts w:ascii="Arial" w:hAnsi="Arial" w:cs="Arial"/>
+          <w:sz w:val="22"/>
+          <w:szCs w:val="22"/>
+        </w:rPr>
+        <w:t xml:space="preserve">The Health System defines the player’s current status and establishes the primary motive of continuing the game. </w:t>
+      </w:r>
+      <w:r>
+        <w:rPr>
+          <w:rFonts w:ascii="Arial" w:hAnsi="Arial" w:cs="Arial"/>
+          <w:sz w:val="22"/>
+          <w:szCs w:val="22"/>
+        </w:rPr>
+        <w:t xml:space="preserve"> Both enemies and players can regenerate their health overtime, for the player this requires allocation of coins to upgrade </w:t>
+      </w:r>
+      <w:r>
+        <w:rPr>
+          <w:rFonts w:ascii="Arial" w:hAnsi="Arial" w:cs="Arial"/>
+          <w:sz w:val="22"/>
+          <w:szCs w:val="22"/>
+        </w:rPr>
+        <w:t xml:space="preserve">skills </w:t>
+      </w:r>
+      <w:r>
+        <w:rPr>
+          <w:rFonts w:ascii="Arial" w:hAnsi="Arial" w:cs="Arial"/>
+          <w:sz w:val="22"/>
+          <w:szCs w:val="22"/>
+        </w:rPr>
+        <w:t xml:space="preserve">and improve this regeneration, enemies will also be able to regenerate health in the more advanced </w:t>
+      </w:r>
+      <w:r>
+        <w:rPr>
+          <w:rFonts w:ascii="Arial" w:hAnsi="Arial" w:cs="Arial"/>
+          <w:sz w:val="22"/>
+          <w:szCs w:val="22"/>
+        </w:rPr>
+        <w:t>waves</w:t>
+      </w:r>
+      <w:r>
+        <w:rPr>
+          <w:rFonts w:ascii="Arial" w:hAnsi="Arial" w:cs="Arial"/>
+          <w:sz w:val="22"/>
+          <w:szCs w:val="22"/>
+        </w:rPr>
+        <w:t xml:space="preserve"> to prevent players playing a more passive style</w:t>
+      </w:r>
+      <w:r>
+        <w:rPr>
+          <w:rFonts w:ascii="Arial" w:hAnsi="Arial" w:cs="Arial"/>
+          <w:sz w:val="22"/>
+          <w:szCs w:val="22"/>
+        </w:rPr>
+        <w:t xml:space="preserve"> such as stalling</w:t>
+      </w:r>
+      <w:r>
+        <w:rPr>
+          <w:rFonts w:ascii="Arial" w:hAnsi="Arial" w:cs="Arial"/>
+          <w:sz w:val="22"/>
+          <w:szCs w:val="22"/>
+        </w:rPr>
+        <w:t xml:space="preserve">. </w:t>
+      </w:r>
+    </w:p>
+    <w:p>
+      <w:pPr>
+        <w:pStyle w:val="Heading3"/>
+        <w:rPr>
+          <w:rFonts w:ascii="Arial" w:hAnsi="Arial" w:cs="Arial"/>
+        </w:rPr>
+      </w:pPr>
+      <w:r>
+        <w:rPr>
+          <w:rFonts w:ascii="Arial" w:hAnsi="Arial" w:cs="Arial"/>
+        </w:rPr>
+        <w:t>3.5.</w:t>
+      </w:r>
+      <w:r>
+        <w:rPr>
+          <w:rFonts w:ascii="Arial" w:hAnsi="Arial" w:cs="Arial"/>
+        </w:rPr>
+        <w:t>3</w:t>
+      </w:r>
+      <w:r>
+        <w:rPr>
+          <w:rFonts w:ascii="Arial" w:hAnsi="Arial" w:cs="Arial"/>
+        </w:rPr>
+        <w:t xml:space="preserve"> </w:t>
+      </w:r>
+      <w:r>
+        <w:rPr>
+          <w:rFonts w:ascii="Arial" w:hAnsi="Arial" w:cs="Arial"/>
+        </w:rPr>
+        <w:t xml:space="preserve">Class Types </w:t>
+      </w:r>
+    </w:p>
+    <w:p>
+      <w:pPr>
+        <w:rPr>
+          <w:rFonts w:ascii="Arial" w:hAnsi="Arial" w:cs="Arial"/>
+          <w:sz w:val="22"/>
+          <w:szCs w:val="22"/>
+        </w:rPr>
+      </w:pPr>
+      <w:r>
+        <w:rPr>
+          <w:rFonts w:ascii="Arial" w:hAnsi="Arial" w:cs="Arial"/>
+          <w:sz w:val="22"/>
+          <w:szCs w:val="22"/>
+        </w:rPr>
+        <w:t>At the start of the game, the player can choose between two distinct class types. Each class offers different strengths and playstyles, allowing for varied combat</w:t>
+      </w:r>
+      <w:r>
+        <w:rPr>
+          <w:rFonts w:ascii="Arial" w:hAnsi="Arial" w:cs="Arial"/>
+          <w:sz w:val="22"/>
+          <w:szCs w:val="22"/>
+        </w:rPr>
+        <w:t>:</w:t>
+      </w:r>
+    </w:p>
+    <w:p>
+      <w:pPr>
+        <w:rPr>
+          <w:rFonts w:ascii="Arial" w:hAnsi="Arial" w:cs="Arial"/>
+          <w:b/>
+          <w:bCs/>
+          <w:sz w:val="22"/>
+          <w:szCs w:val="22"/>
+        </w:rPr>
+      </w:pPr>
+      <w:r>
+        <w:rPr>
+          <w:rFonts w:ascii="Arial" w:hAnsi="Arial" w:cs="Arial"/>
+          <w:b/>
+          <w:bCs/>
+          <w:sz w:val="22"/>
+          <w:szCs w:val="22"/>
+        </w:rPr>
+        <w:t>Knight</w:t>
+      </w:r>
+      <w:r>
+        <w:rPr>
+          <w:rFonts w:ascii="Arial" w:hAnsi="Arial" w:cs="Arial"/>
+          <w:b/>
+          <w:bCs/>
+          <w:sz w:val="22"/>
+          <w:szCs w:val="22"/>
+        </w:rPr>
+        <w:t xml:space="preserve"> - </w:t>
+      </w:r>
+      <w:r>
+        <w:rPr>
+          <w:rFonts w:ascii="Arial" w:hAnsi="Arial" w:cs="Arial"/>
+          <w:sz w:val="22"/>
+          <w:szCs w:val="22"/>
+        </w:rPr>
+        <w:t xml:space="preserve">The Knight is a close-range, </w:t>
+      </w:r>
+      <w:r>
+        <w:rPr>
+          <w:rFonts w:ascii="Arial" w:hAnsi="Arial" w:cs="Arial"/>
+          <w:sz w:val="22"/>
+          <w:szCs w:val="22"/>
+        </w:rPr>
+        <w:t xml:space="preserve">combat </w:t>
+      </w:r>
+      <w:r>
+        <w:rPr>
+          <w:rFonts w:ascii="Arial" w:hAnsi="Arial" w:cs="Arial"/>
+          <w:sz w:val="22"/>
+          <w:szCs w:val="22"/>
+        </w:rPr>
+        <w:t xml:space="preserve"> for survivability and </w:t>
+      </w:r>
+      <w:r>
+        <w:rPr>
+          <w:rFonts w:ascii="Arial" w:hAnsi="Arial" w:cs="Arial"/>
+          <w:sz w:val="22"/>
+          <w:szCs w:val="22"/>
+        </w:rPr>
+        <w:t>action on</w:t>
+      </w:r>
+      <w:r>
+        <w:rPr>
+          <w:rFonts w:ascii="Arial" w:hAnsi="Arial" w:cs="Arial"/>
+          <w:sz w:val="22"/>
+          <w:szCs w:val="22"/>
+        </w:rPr>
+        <w:t xml:space="preserve"> the</w:t>
+      </w:r>
+      <w:r>
+        <w:rPr>
+          <w:rFonts w:ascii="Arial" w:hAnsi="Arial" w:cs="Arial"/>
+          <w:sz w:val="22"/>
+          <w:szCs w:val="22"/>
+        </w:rPr>
+        <w:t xml:space="preserve"> frontline</w:t>
+      </w:r>
+      <w:r>
+        <w:rPr>
+          <w:rFonts w:ascii="Arial" w:hAnsi="Arial" w:cs="Arial"/>
+          <w:sz w:val="22"/>
+          <w:szCs w:val="22"/>
+        </w:rPr>
+        <w:t>s</w:t>
+      </w:r>
+      <w:r>
+        <w:rPr>
+          <w:rFonts w:ascii="Arial" w:hAnsi="Arial" w:cs="Arial"/>
+          <w:sz w:val="22"/>
+          <w:szCs w:val="22"/>
+        </w:rPr>
+        <w:t xml:space="preserve"> which has </w:t>
+      </w:r>
+    </w:p>
+    <w:p>
+      <w:pPr>
+        <w:numPr>
+          <w:ilvl w:val="0"/>
+          <w:numId w:val="12"/>
+        </w:numPr>
+        <w:rPr>
+          <w:rFonts w:ascii="Arial" w:hAnsi="Arial" w:cs="Arial"/>
+          <w:sz w:val="22"/>
+          <w:szCs w:val="22"/>
+        </w:rPr>
+      </w:pPr>
+      <w:r>
+        <w:rPr>
+          <w:rFonts w:ascii="Arial" w:hAnsi="Arial" w:cs="Arial"/>
+          <w:sz w:val="22"/>
+          <w:szCs w:val="22"/>
+        </w:rPr>
+        <w:t xml:space="preserve">Increased </w:t>
+      </w:r>
+      <w:r>
+        <w:rPr>
+          <w:rFonts w:ascii="Arial" w:hAnsi="Arial" w:cs="Arial"/>
+          <w:sz w:val="22"/>
+          <w:szCs w:val="22"/>
+        </w:rPr>
+        <w:t>starting h</w:t>
+      </w:r>
+      <w:r>
+        <w:rPr>
+          <w:rFonts w:ascii="Arial" w:hAnsi="Arial" w:cs="Arial"/>
+          <w:sz w:val="22"/>
+          <w:szCs w:val="22"/>
+        </w:rPr>
+        <w:t xml:space="preserve">ealth </w:t>
+      </w:r>
+    </w:p>
+    <w:p>
+      <w:pPr>
+        <w:numPr>
+          <w:ilvl w:val="0"/>
+          <w:numId w:val="12"/>
+        </w:numPr>
+        <w:rPr>
+          <w:rFonts w:ascii="Arial" w:hAnsi="Arial" w:cs="Arial"/>
+          <w:sz w:val="22"/>
+          <w:szCs w:val="22"/>
+        </w:rPr>
+      </w:pPr>
+      <w:r>
+        <w:rPr>
+          <w:rFonts w:ascii="Arial" w:hAnsi="Arial" w:cs="Arial"/>
+          <w:sz w:val="22"/>
+          <w:szCs w:val="22"/>
+        </w:rPr>
+        <w:t xml:space="preserve">Starts with sword </w:t>
+      </w:r>
+    </w:p>
+    <w:p>
+      <w:pPr>
+        <w:rPr>
+          <w:rFonts w:ascii="Arial" w:hAnsi="Arial" w:cs="Arial"/>
+          <w:b/>
+          <w:bCs/>
+          <w:sz w:val="22"/>
+          <w:szCs w:val="22"/>
+        </w:rPr>
+      </w:pPr>
+      <w:r>
+        <w:rPr>
+          <w:rFonts w:ascii="Arial" w:hAnsi="Arial" w:cs="Arial"/>
+          <w:b/>
+          <w:bCs/>
+          <w:sz w:val="22"/>
+          <w:szCs w:val="22"/>
+        </w:rPr>
+        <w:t>Archer</w:t>
+      </w:r>
+      <w:r>
+        <w:rPr>
+          <w:rFonts w:ascii="Arial" w:hAnsi="Arial" w:cs="Arial"/>
+          <w:b/>
+          <w:bCs/>
+          <w:sz w:val="22"/>
+          <w:szCs w:val="22"/>
+        </w:rPr>
+        <w:t xml:space="preserve"> - </w:t>
+      </w:r>
+      <w:r>
+        <w:rPr>
+          <w:rFonts w:ascii="Arial" w:hAnsi="Arial" w:cs="Arial"/>
+          <w:sz w:val="22"/>
+          <w:szCs w:val="22"/>
+        </w:rPr>
+        <w:t xml:space="preserve">The Archer class focuses on ranged combat </w:t>
+      </w:r>
+      <w:r>
+        <w:rPr>
+          <w:rFonts w:ascii="Arial" w:hAnsi="Arial" w:cs="Arial"/>
+          <w:sz w:val="22"/>
+          <w:szCs w:val="22"/>
+        </w:rPr>
+        <w:t>and keeping distance from enemies</w:t>
+      </w:r>
+      <w:r>
+        <w:rPr>
+          <w:rFonts w:ascii="Arial" w:hAnsi="Arial" w:cs="Arial"/>
+          <w:sz w:val="22"/>
+          <w:szCs w:val="22"/>
+        </w:rPr>
+        <w:t xml:space="preserve"> which has</w:t>
+      </w:r>
+    </w:p>
+    <w:p>
+      <w:pPr>
+        <w:numPr>
+          <w:ilvl w:val="0"/>
+          <w:numId w:val="13"/>
+        </w:numPr>
+        <w:rPr>
+          <w:rFonts w:ascii="Arial" w:hAnsi="Arial" w:cs="Arial"/>
+          <w:sz w:val="22"/>
+          <w:szCs w:val="22"/>
+        </w:rPr>
+      </w:pPr>
+      <w:r>
+        <w:rPr>
+          <w:rFonts w:ascii="Arial" w:hAnsi="Arial" w:cs="Arial"/>
+          <w:sz w:val="22"/>
+          <w:szCs w:val="22"/>
+        </w:rPr>
+        <w:t xml:space="preserve">Lower </w:t>
+      </w:r>
+      <w:r>
+        <w:rPr>
+          <w:rFonts w:ascii="Arial" w:hAnsi="Arial" w:cs="Arial"/>
+          <w:sz w:val="22"/>
+          <w:szCs w:val="22"/>
+        </w:rPr>
+        <w:t>starting h</w:t>
+      </w:r>
+      <w:r>
+        <w:rPr>
+          <w:rFonts w:ascii="Arial" w:hAnsi="Arial" w:cs="Arial"/>
+          <w:sz w:val="22"/>
+          <w:szCs w:val="22"/>
+        </w:rPr>
+        <w:t>ealth than the Knight</w:t>
+      </w:r>
+    </w:p>
+    <w:p>
+      <w:pPr>
+        <w:numPr>
+          <w:ilvl w:val="0"/>
+          <w:numId w:val="13"/>
+        </w:numPr>
+        <w:rPr>
+          <w:rFonts w:ascii="Arial" w:hAnsi="Arial" w:cs="Arial"/>
+          <w:sz w:val="22"/>
+          <w:szCs w:val="22"/>
+        </w:rPr>
+      </w:pPr>
+      <w:r>
+        <w:rPr>
+          <w:rFonts w:ascii="Arial" w:hAnsi="Arial" w:cs="Arial"/>
+          <w:sz w:val="22"/>
+          <w:szCs w:val="22"/>
+        </w:rPr>
+        <w:t xml:space="preserve">Starts with bow </w:t>
+      </w:r>
+    </w:p>
+    <w:p>
+      <w:pPr>
+        <w:pStyle w:val="Heading3"/>
+        <w:rPr>
+          <w:rFonts w:ascii="Arial" w:hAnsi="Arial" w:cs="Arial"/>
+        </w:rPr>
+      </w:pPr>
+      <w:r>
+        <w:rPr>
+          <w:rFonts w:ascii="Arial" w:hAnsi="Arial" w:cs="Arial"/>
+        </w:rPr>
+        <w:t>3.5.</w:t>
+      </w:r>
+      <w:r>
+        <w:rPr>
+          <w:rFonts w:ascii="Arial" w:hAnsi="Arial" w:cs="Arial"/>
+        </w:rPr>
+        <w:t>4</w:t>
+      </w:r>
+      <w:r>
+        <w:rPr>
+          <w:rFonts w:ascii="Arial" w:hAnsi="Arial" w:cs="Arial"/>
+        </w:rPr>
+        <w:t xml:space="preserve"> </w:t>
+      </w:r>
+      <w:r>
+        <w:rPr>
+          <w:rFonts w:ascii="Arial" w:hAnsi="Arial" w:cs="Arial"/>
+        </w:rPr>
+        <w:t>Upgrades/Abilities</w:t>
+      </w:r>
+    </w:p>
+    <w:p>
+      <w:pPr>
+        <w:rPr>
+          <w:rFonts w:ascii="Arial" w:hAnsi="Arial" w:cs="Arial"/>
+          <w:sz w:val="22"/>
+          <w:szCs w:val="22"/>
+        </w:rPr>
+      </w:pPr>
+      <w:r>
+        <w:rPr>
+          <w:rFonts w:ascii="Arial" w:hAnsi="Arial" w:cs="Arial"/>
+          <w:sz w:val="22"/>
+          <w:szCs w:val="22"/>
+        </w:rPr>
+        <w:t>In order to beat each wave, the player can purchase upgrades from the shop at any time given they have enough money dropped from the mobs from the waves, these give permanent affects that can help the player out throughout their playthrough of the game so selection is important an example of which being health boost increasing the players max health permanently increasing the chance of survival.</w:t>
+      </w:r>
+      <w:r>
+        <w:rPr>
+          <w:rFonts w:ascii="Arial" w:hAnsi="Arial" w:cs="Arial"/>
+          <w:sz w:val="22"/>
+          <w:szCs w:val="22"/>
+        </w:rPr>
+        <w:t xml:space="preserve"> Abilities will be more difficult to obtain either requiring a large amount of currency or objectives to be reached to obtain them, also having some skill to use due to cooldowns.</w:t>
+      </w:r>
+    </w:p>
+    <w:p>
+      <w:pPr>
+        <w:pStyle w:val="Heading3"/>
+        <w:rPr>
+          <w:rFonts w:ascii="Arial" w:hAnsi="Arial" w:cs="Arial"/>
+        </w:rPr>
+      </w:pPr>
+      <w:r>
+        <w:rPr>
+          <w:rFonts w:ascii="Arial" w:hAnsi="Arial" w:cs="Arial"/>
+        </w:rPr>
+        <w:t>3.5.</w:t>
+      </w:r>
+      <w:r>
+        <w:rPr>
+          <w:rFonts w:ascii="Arial" w:hAnsi="Arial" w:cs="Arial"/>
+        </w:rPr>
+        <w:t>5</w:t>
+      </w:r>
+      <w:r>
+        <w:rPr>
+          <w:rFonts w:ascii="Arial" w:hAnsi="Arial" w:cs="Arial"/>
+        </w:rPr>
+        <w:t xml:space="preserve"> Enemy Spawn</w:t>
+      </w:r>
+    </w:p>
+    <w:p>
+      <w:pPr>
+        <w:pStyle w:val="Heading3"/>
+        <w:rPr>
+          <w:rFonts w:ascii="Arial" w:eastAsiaTheme="minorHAnsi" w:hAnsi="Arial" w:cs="Arial"/>
+          <w:color w:val="auto"/>
+          <w:sz w:val="22"/>
+          <w:szCs w:val="22"/>
+        </w:rPr>
+      </w:pPr>
+      <w:r>
+        <w:rPr>
+          <w:rFonts w:ascii="Arial" w:eastAsiaTheme="minorHAnsi" w:hAnsi="Arial" w:cs="Arial"/>
+          <w:color w:val="auto"/>
+          <w:sz w:val="22"/>
+          <w:szCs w:val="22"/>
+        </w:rPr>
+        <w:t>E</w:t>
+      </w:r>
+      <w:r>
+        <w:rPr>
+          <w:rFonts w:ascii="Arial" w:eastAsiaTheme="minorHAnsi" w:hAnsi="Arial" w:cs="Arial"/>
+          <w:color w:val="auto"/>
+          <w:sz w:val="22"/>
+          <w:szCs w:val="22"/>
+        </w:rPr>
+        <w:t>nemies spawn from fixed areas</w:t>
+      </w:r>
+      <w:r>
+        <w:rPr>
+          <w:rFonts w:ascii="Arial" w:eastAsiaTheme="minorHAnsi" w:hAnsi="Arial" w:cs="Arial"/>
+          <w:color w:val="auto"/>
+          <w:sz w:val="22"/>
+          <w:szCs w:val="22"/>
+        </w:rPr>
+        <w:t xml:space="preserve"> </w:t>
+      </w:r>
+      <w:r>
+        <w:rPr>
+          <w:rFonts w:ascii="Arial" w:eastAsiaTheme="minorHAnsi" w:hAnsi="Arial" w:cs="Arial"/>
+          <w:color w:val="auto"/>
+          <w:sz w:val="22"/>
+          <w:szCs w:val="22"/>
+        </w:rPr>
+        <w:t xml:space="preserve"> mak</w:t>
+      </w:r>
+      <w:r>
+        <w:rPr>
+          <w:rFonts w:ascii="Arial" w:eastAsiaTheme="minorHAnsi" w:hAnsi="Arial" w:cs="Arial"/>
+          <w:color w:val="auto"/>
+          <w:sz w:val="22"/>
+          <w:szCs w:val="22"/>
+        </w:rPr>
+        <w:t>ing</w:t>
+      </w:r>
+      <w:r>
+        <w:rPr>
+          <w:rFonts w:ascii="Arial" w:eastAsiaTheme="minorHAnsi" w:hAnsi="Arial" w:cs="Arial"/>
+          <w:color w:val="auto"/>
+          <w:sz w:val="22"/>
+          <w:szCs w:val="22"/>
+        </w:rPr>
+        <w:t xml:space="preserve"> combat more readable and strategic for the player. Instead of random enemies appearing anywhere, the player can learn where threats will emerge and position </w:t>
+      </w:r>
+      <w:r>
+        <w:rPr>
+          <w:rFonts w:ascii="Arial" w:eastAsiaTheme="minorHAnsi" w:hAnsi="Arial" w:cs="Arial"/>
+          <w:color w:val="auto"/>
+          <w:sz w:val="22"/>
+          <w:szCs w:val="22"/>
+        </w:rPr>
+        <w:t>themselves,</w:t>
+      </w:r>
+      <w:r>
+        <w:rPr>
+          <w:rFonts w:ascii="Arial" w:eastAsiaTheme="minorHAnsi" w:hAnsi="Arial" w:cs="Arial"/>
+          <w:color w:val="auto"/>
+          <w:sz w:val="22"/>
+          <w:szCs w:val="22"/>
+        </w:rPr>
+        <w:t xml:space="preserve"> </w:t>
+      </w:r>
+      <w:r>
+        <w:rPr>
+          <w:rFonts w:ascii="Arial" w:eastAsiaTheme="minorHAnsi" w:hAnsi="Arial" w:cs="Arial"/>
+          <w:color w:val="auto"/>
+          <w:sz w:val="22"/>
+          <w:szCs w:val="22"/>
+        </w:rPr>
+        <w:t xml:space="preserve">accordingly, encouraging movement and spatial awareness. This creates fair pressure, as players have time to react and plan their rotation around the arena. </w:t>
+      </w:r>
+    </w:p>
+    <w:p>
+      <w:pPr>
+        <w:pStyle w:val="Heading3"/>
+        <w:rPr>
+          <w:rFonts w:ascii="Arial" w:hAnsi="Arial" w:cs="Arial"/>
+        </w:rPr>
+      </w:pPr>
+      <w:r>
+        <w:rPr>
+          <w:rFonts w:ascii="Arial" w:hAnsi="Arial" w:cs="Arial"/>
+        </w:rPr>
+        <w:t>3.5.</w:t>
+      </w:r>
+      <w:r>
+        <w:rPr>
+          <w:rFonts w:ascii="Arial" w:hAnsi="Arial" w:cs="Arial"/>
+        </w:rPr>
+        <w:t>6</w:t>
+      </w:r>
+      <w:r>
+        <w:rPr>
+          <w:rFonts w:ascii="Arial" w:hAnsi="Arial" w:cs="Arial"/>
+        </w:rPr>
+        <w:t xml:space="preserve"> </w:t>
+      </w:r>
+      <w:r>
+        <w:rPr>
+          <w:rFonts w:ascii="Arial" w:hAnsi="Arial" w:cs="Arial"/>
+        </w:rPr>
+        <w:t xml:space="preserve">AI Mechanics </w:t>
+      </w:r>
+    </w:p>
+    <w:p>
+      <w:pPr>
+        <w:rPr>
+          <w:rFonts w:ascii="Arial" w:hAnsi="Arial" w:cs="Arial"/>
+          <w:sz w:val="22"/>
+          <w:szCs w:val="22"/>
+        </w:rPr>
+      </w:pPr>
+      <w:r>
+        <w:rPr>
+          <w:rFonts w:ascii="Arial" w:hAnsi="Arial" w:cs="Arial"/>
+          <w:sz w:val="22"/>
+          <w:szCs w:val="22"/>
+        </w:rPr>
+        <w:t xml:space="preserve">In this wave-based system, enemies operate using a combat-focused state  Upon spawning, enemies enter an </w:t>
+      </w:r>
+      <w:r>
+        <w:rPr>
+          <w:rFonts w:ascii="Arial" w:hAnsi="Arial" w:cs="Arial"/>
+          <w:sz w:val="22"/>
+          <w:szCs w:val="22"/>
+        </w:rPr>
+        <w:t>a</w:t>
+      </w:r>
+      <w:r>
+        <w:rPr>
+          <w:rFonts w:ascii="Arial" w:hAnsi="Arial" w:cs="Arial"/>
+          <w:sz w:val="22"/>
+          <w:szCs w:val="22"/>
+        </w:rPr>
+        <w:t xml:space="preserve">ctive </w:t>
+      </w:r>
+      <w:r>
+        <w:rPr>
+          <w:rFonts w:ascii="Arial" w:hAnsi="Arial" w:cs="Arial"/>
+          <w:sz w:val="22"/>
+          <w:szCs w:val="22"/>
+        </w:rPr>
+        <w:t>s</w:t>
+      </w:r>
+      <w:r>
+        <w:rPr>
+          <w:rFonts w:ascii="Arial" w:hAnsi="Arial" w:cs="Arial"/>
+          <w:sz w:val="22"/>
+          <w:szCs w:val="22"/>
+        </w:rPr>
+        <w:t>tate, immediately seeking the player within a defined arena range. Basic units will path directly toward the player, while advanced types may flank, maintain distance, or attempt to zone. If the player moves beyond a set chase distance (arena boundary), enemies transition into a</w:t>
+      </w:r>
+      <w:r>
+        <w:rPr>
+          <w:rFonts w:ascii="Arial" w:hAnsi="Arial" w:cs="Arial"/>
+          <w:sz w:val="22"/>
+          <w:szCs w:val="22"/>
+        </w:rPr>
+        <w:t xml:space="preserve"> r</w:t>
+      </w:r>
+      <w:r>
+        <w:rPr>
+          <w:rFonts w:ascii="Arial" w:hAnsi="Arial" w:cs="Arial"/>
+          <w:sz w:val="22"/>
+          <w:szCs w:val="22"/>
+        </w:rPr>
+        <w:t xml:space="preserve">eturn State, navigating back toward their spawn origin to prevent kiting exploits. </w:t>
+      </w:r>
+    </w:p>
+    <w:p>
+      <w:pPr>
+        <w:pStyle w:val="Heading2"/>
+        <w:rPr>
+          <w:rFonts w:ascii="Arial" w:hAnsi="Arial" w:cs="Arial"/>
+        </w:rPr>
+      </w:pPr>
+      <w:r>
+        <w:rPr>
+          <w:rFonts w:ascii="Arial" w:hAnsi="Arial" w:cs="Arial"/>
+        </w:rPr>
+        <w:lastRenderedPageBreak/>
+        <w:t>4. Conclusion</w:t>
+      </w:r>
+    </w:p>
+    <w:p>
+      <w:pPr>
+        <w:rPr>
+          <w:rFonts w:ascii="Arial" w:hAnsi="Arial" w:cs="Arial"/>
+          <w:sz w:val="22"/>
+          <w:szCs w:val="22"/>
+        </w:rPr>
+      </w:pPr>
+      <w:r>
+        <w:rPr>
+          <w:rFonts w:ascii="Arial" w:hAnsi="Arial" w:cs="Arial"/>
+          <w:sz w:val="22"/>
+          <w:szCs w:val="22"/>
+        </w:rPr>
+        <w:t>Currently, I have implemented some core features within the game</w:t>
+      </w:r>
+      <w:r>
+        <w:rPr>
+          <w:rFonts w:ascii="Arial" w:hAnsi="Arial" w:cs="Arial"/>
+          <w:sz w:val="22"/>
+          <w:szCs w:val="22"/>
+        </w:rPr>
+        <w:t xml:space="preserve"> this being the character and the user interface for the game since this will be the first features of the game the player will actually see and interact with. </w:t>
+      </w:r>
+    </w:p>
+    <w:p>
+      <w:pPr>
+        <w:rPr>
+          <w:rFonts w:ascii="Arial" w:hAnsi="Arial" w:cs="Arial"/>
+          <w:sz w:val="22"/>
+          <w:szCs w:val="22"/>
+        </w:rPr>
+      </w:pPr>
+      <w:r>
+        <w:rPr>
+          <w:rFonts w:ascii="Arial" w:hAnsi="Arial" w:cs="Arial"/>
+          <w:b/>
+          <w:bCs/>
+          <w:sz w:val="22"/>
+          <w:szCs w:val="22"/>
+        </w:rPr>
+        <w:t xml:space="preserve">Character </w:t>
+      </w:r>
+      <w:r>
+        <w:rPr>
+          <w:rFonts w:ascii="Arial" w:hAnsi="Arial" w:cs="Arial"/>
+          <w:b/>
+          <w:bCs/>
+          <w:sz w:val="22"/>
+          <w:szCs w:val="22"/>
+        </w:rPr>
+        <w:t>Implementation</w:t>
+      </w:r>
+      <w:r>
+        <w:rPr>
+          <w:rFonts w:ascii="Arial" w:hAnsi="Arial" w:cs="Arial"/>
+          <w:b/>
+          <w:bCs/>
+          <w:sz w:val="22"/>
+          <w:szCs w:val="22"/>
+        </w:rPr>
+        <w:t xml:space="preserve"> </w:t>
+      </w:r>
+      <w:hyperlink w:anchor="_[Figure_11]" w:history="1">
+        <w:r>
+          <w:rPr>
+            <w:rStyle w:val="Hyperlink"/>
+            <w:rFonts w:ascii="Arial" w:hAnsi="Arial" w:cs="Arial"/>
+            <w:b/>
+            <w:bCs/>
+            <w:sz w:val="22"/>
+            <w:szCs w:val="22"/>
+          </w:rPr>
+          <w:t>[Figure 11]</w:t>
+        </w:r>
+      </w:hyperlink>
+    </w:p>
+    <w:p>
+      <w:pPr>
+        <w:rPr>
+          <w:rFonts w:ascii="Arial" w:hAnsi="Arial" w:cs="Arial"/>
+          <w:sz w:val="22"/>
+          <w:szCs w:val="22"/>
+        </w:rPr>
+      </w:pPr>
+      <w:r>
+        <w:rPr>
+          <w:rFonts w:ascii="Arial" w:hAnsi="Arial" w:cs="Arial"/>
+          <w:sz w:val="22"/>
+          <w:szCs w:val="22"/>
+        </w:rPr>
+        <w:t xml:space="preserve">The played was created via following a tutorial in blender via </w:t>
+      </w:r>
+      <w:r>
+        <w:rPr>
+          <w:rFonts w:ascii="Arial" w:hAnsi="Arial" w:cs="Arial"/>
+          <w:sz w:val="22"/>
+          <w:szCs w:val="22"/>
+        </w:rPr>
+        <w:t xml:space="preserve">Mix 3D – </w:t>
+      </w:r>
+      <w:r>
+        <w:rPr>
+          <w:rFonts w:ascii="Arial" w:eastAsia="MS Gothic" w:hAnsi="Arial" w:cs="Arial"/>
+          <w:sz w:val="22"/>
+          <w:szCs w:val="22"/>
+        </w:rPr>
+        <w:t>『アブド</w:t>
+      </w:r>
+      <w:r>
+        <w:rPr>
+          <w:rFonts w:ascii="Arial" w:hAnsi="Arial" w:cs="Arial"/>
+          <w:sz w:val="22"/>
+          <w:szCs w:val="22"/>
+        </w:rPr>
+        <w:t xml:space="preserve"> </w:t>
+      </w:r>
+      <w:r>
+        <w:rPr>
+          <w:rFonts w:ascii="Arial" w:eastAsia="MS Gothic" w:hAnsi="Arial" w:cs="Arial"/>
+          <w:sz w:val="22"/>
+          <w:szCs w:val="22"/>
+        </w:rPr>
+        <w:t>』</w:t>
+      </w:r>
+      <w:r>
+        <w:rPr>
+          <w:rFonts w:ascii="Arial" w:hAnsi="Arial" w:cs="Arial"/>
+          <w:sz w:val="22"/>
+          <w:szCs w:val="22"/>
+        </w:rPr>
+        <w:t xml:space="preserve"> (2024</w:t>
+      </w:r>
+      <w:r>
+        <w:rPr>
+          <w:rFonts w:ascii="Arial" w:hAnsi="Arial" w:cs="Arial"/>
+          <w:sz w:val="22"/>
+          <w:szCs w:val="22"/>
+        </w:rPr>
+        <w:t>)</w:t>
+      </w:r>
+      <w:r>
+        <w:rPr>
+          <w:rFonts w:ascii="Arial" w:hAnsi="Arial" w:cs="Arial"/>
+          <w:sz w:val="22"/>
+          <w:szCs w:val="22"/>
+        </w:rPr>
+        <w:t xml:space="preserve"> where a Slime model is creates by morphing a square object into a slime shape and applying some shaders which are then baked into the model so Unity can render the</w:t>
+      </w:r>
+      <w:r>
+        <w:rPr>
+          <w:rFonts w:ascii="Arial" w:hAnsi="Arial" w:cs="Arial"/>
+          <w:sz w:val="22"/>
+          <w:szCs w:val="22"/>
+        </w:rPr>
+        <w:t xml:space="preserve"> </w:t>
+      </w:r>
+      <w:r>
+        <w:rPr>
+          <w:rFonts w:ascii="Arial" w:hAnsi="Arial" w:cs="Arial"/>
+          <w:sz w:val="22"/>
+          <w:szCs w:val="22"/>
+        </w:rPr>
+        <w:t>colours</w:t>
+      </w:r>
+      <w:r>
+        <w:rPr>
+          <w:rFonts w:ascii="Arial" w:hAnsi="Arial" w:cs="Arial"/>
+          <w:sz w:val="22"/>
+          <w:szCs w:val="22"/>
+        </w:rPr>
+        <w:t>.</w:t>
+      </w:r>
+    </w:p>
+    <w:p>
+      <w:pPr>
+        <w:rPr>
+          <w:rFonts w:ascii="Arial" w:hAnsi="Arial" w:cs="Arial"/>
+          <w:b/>
+          <w:bCs/>
+          <w:sz w:val="22"/>
+          <w:szCs w:val="22"/>
+        </w:rPr>
+      </w:pPr>
+      <w:r>
+        <w:rPr>
+          <w:rFonts w:ascii="Arial" w:hAnsi="Arial" w:cs="Arial"/>
+          <w:b/>
+          <w:bCs/>
+          <w:sz w:val="22"/>
+          <w:szCs w:val="22"/>
+        </w:rPr>
+        <w:t>Character Movement (Third-Person WASD)</w:t>
+      </w:r>
+    </w:p>
+    <w:p>
+      <w:pPr>
+        <w:rPr>
+          <w:rFonts w:ascii="Arial" w:hAnsi="Arial" w:cs="Arial"/>
+          <w:sz w:val="22"/>
+          <w:szCs w:val="22"/>
+        </w:rPr>
+      </w:pPr>
+      <w:r>
+        <w:rPr>
+          <w:rFonts w:ascii="Arial" w:hAnsi="Arial" w:cs="Arial"/>
+          <w:sz w:val="22"/>
+          <w:szCs w:val="22"/>
+        </w:rPr>
+        <w:t xml:space="preserve">The character movement was implemented using Unity’s Character Controller component. This component handles collision detection and basic movement without requiring full physics simulation. </w:t>
+      </w:r>
+    </w:p>
+    <w:p>
+      <w:pPr>
+        <w:rPr>
+          <w:rFonts w:ascii="Arial" w:hAnsi="Arial" w:cs="Arial"/>
+          <w:sz w:val="22"/>
+          <w:szCs w:val="22"/>
+        </w:rPr>
+      </w:pPr>
+      <w:r>
+        <w:rPr>
+          <w:rFonts w:ascii="Arial" w:hAnsi="Arial" w:cs="Arial"/>
+          <w:sz w:val="22"/>
+          <w:szCs w:val="22"/>
+        </w:rPr>
+        <w:t>Unity’s Input System was used to manage player input. Input actions were created for movement and other controls, which were then linked to the character movement script. The system reads input from devices such as keyboard, mouse, or controller and converts it into movement values</w:t>
+      </w:r>
+      <w:r>
+        <w:rPr>
+          <w:rFonts w:ascii="Arial" w:hAnsi="Arial" w:cs="Arial"/>
+          <w:sz w:val="22"/>
+          <w:szCs w:val="22"/>
+        </w:rPr>
+        <w:t>.</w:t>
+      </w:r>
+    </w:p>
+    <w:p>
+      <w:pPr>
+        <w:rPr>
+          <w:rFonts w:ascii="Arial" w:hAnsi="Arial" w:cs="Arial"/>
+          <w:b/>
+          <w:bCs/>
+          <w:sz w:val="22"/>
+          <w:szCs w:val="22"/>
+        </w:rPr>
+      </w:pPr>
+      <w:r>
+        <w:rPr>
+          <w:rFonts w:ascii="Arial" w:hAnsi="Arial" w:cs="Arial"/>
+          <w:b/>
+          <w:bCs/>
+          <w:sz w:val="22"/>
+          <w:szCs w:val="22"/>
+        </w:rPr>
+        <w:t>Slime Physics (Bouncy / Squash-and-Stretch Feel)</w:t>
+      </w:r>
+    </w:p>
+    <w:p>
+      <w:pPr>
+        <w:rPr>
+          <w:rFonts w:ascii="Arial" w:hAnsi="Arial" w:cs="Arial"/>
+          <w:sz w:val="22"/>
+          <w:szCs w:val="22"/>
+        </w:rPr>
+      </w:pPr>
+      <w:r>
+        <w:rPr>
+          <w:rFonts w:ascii="Arial" w:hAnsi="Arial" w:cs="Arial"/>
+          <w:sz w:val="22"/>
+          <w:szCs w:val="22"/>
+        </w:rPr>
+        <w:t xml:space="preserve">The slime </w:t>
+      </w:r>
+      <w:r>
+        <w:rPr>
+          <w:rFonts w:ascii="Arial" w:hAnsi="Arial" w:cs="Arial"/>
+          <w:sz w:val="22"/>
+          <w:szCs w:val="22"/>
+        </w:rPr>
+        <w:t>physics</w:t>
+      </w:r>
+      <w:r>
+        <w:rPr>
+          <w:rFonts w:ascii="Arial" w:hAnsi="Arial" w:cs="Arial"/>
+          <w:sz w:val="22"/>
+          <w:szCs w:val="22"/>
+        </w:rPr>
+        <w:t xml:space="preserve"> </w:t>
+      </w:r>
+      <w:r>
+        <w:rPr>
+          <w:rFonts w:ascii="Arial" w:hAnsi="Arial" w:cs="Arial"/>
+          <w:sz w:val="22"/>
+          <w:szCs w:val="22"/>
+        </w:rPr>
+        <w:t xml:space="preserve">were created following a tutorial from </w:t>
+      </w:r>
+      <w:r>
+        <w:rPr>
+          <w:sz w:val="22"/>
+          <w:szCs w:val="22"/>
+        </w:rPr>
+        <w:t>It's IT wala (2025)</w:t>
+      </w:r>
+      <w:r>
+        <w:rPr>
+          <w:sz w:val="22"/>
+          <w:szCs w:val="22"/>
+        </w:rPr>
+        <w:t xml:space="preserve"> which demonstrated applying a cloth component onto an object via their mesh then I modified the cloth component variables until moving the character seem slime like. </w:t>
+      </w:r>
+    </w:p>
+    <w:p>
+      <w:pPr>
+        <w:rPr>
+          <w:rFonts w:ascii="Arial" w:hAnsi="Arial" w:cs="Arial"/>
+          <w:b/>
+          <w:bCs/>
+          <w:sz w:val="22"/>
+          <w:szCs w:val="22"/>
+        </w:rPr>
+      </w:pPr>
+      <w:r>
+        <w:rPr>
+          <w:rFonts w:ascii="Arial" w:hAnsi="Arial" w:cs="Arial"/>
+          <w:b/>
+          <w:bCs/>
+          <w:sz w:val="22"/>
+          <w:szCs w:val="22"/>
+        </w:rPr>
+        <w:t>Skybox (Environment Visualisation)</w:t>
+      </w:r>
+    </w:p>
+    <w:p>
+      <w:pPr>
+        <w:rPr>
+          <w:rFonts w:ascii="Arial" w:hAnsi="Arial" w:cs="Arial"/>
+          <w:sz w:val="22"/>
+          <w:szCs w:val="22"/>
+        </w:rPr>
+      </w:pPr>
+      <w:r>
+        <w:rPr>
+          <w:rFonts w:ascii="Arial" w:hAnsi="Arial" w:cs="Arial"/>
+          <w:sz w:val="22"/>
+          <w:szCs w:val="22"/>
+        </w:rPr>
+        <w:t xml:space="preserve">The environment was created using a </w:t>
+      </w:r>
+      <w:r>
+        <w:rPr>
+          <w:rFonts w:ascii="Arial" w:hAnsi="Arial" w:cs="Arial"/>
+          <w:sz w:val="22"/>
+          <w:szCs w:val="22"/>
+        </w:rPr>
+        <w:t>cube map-based</w:t>
+      </w:r>
+      <w:r>
+        <w:rPr>
+          <w:rFonts w:ascii="Arial" w:hAnsi="Arial" w:cs="Arial"/>
+          <w:sz w:val="22"/>
+          <w:szCs w:val="22"/>
+        </w:rPr>
+        <w:t xml:space="preserve"> skybox. I imported premade textures from the </w:t>
+      </w:r>
+      <w:r>
+        <w:rPr>
+          <w:rFonts w:ascii="Arial" w:hAnsi="Arial" w:cs="Arial"/>
+          <w:sz w:val="22"/>
+          <w:szCs w:val="22"/>
+        </w:rPr>
+        <w:t xml:space="preserve">Knight, R. (2021). </w:t>
+      </w:r>
+      <w:r>
+        <w:rPr>
+          <w:rFonts w:ascii="Arial" w:hAnsi="Arial" w:cs="Arial"/>
+          <w:sz w:val="22"/>
+          <w:szCs w:val="22"/>
+        </w:rPr>
+        <w:t xml:space="preserve"> and assigned each image to one of the six faces of a </w:t>
+      </w:r>
+      <w:r>
+        <w:rPr>
+          <w:rFonts w:ascii="Arial" w:hAnsi="Arial" w:cs="Arial"/>
+          <w:sz w:val="22"/>
+          <w:szCs w:val="22"/>
+        </w:rPr>
+        <w:t>cube map</w:t>
+      </w:r>
+      <w:r>
+        <w:rPr>
+          <w:rFonts w:ascii="Arial" w:hAnsi="Arial" w:cs="Arial"/>
+          <w:sz w:val="22"/>
+          <w:szCs w:val="22"/>
+        </w:rPr>
+        <w:t xml:space="preserve"> (front, back, left, right, up, and down). These six images together form a 360° background that surrounds the camera.</w:t>
+      </w:r>
+    </w:p>
+    <w:p>
+      <w:pPr>
+        <w:rPr>
+          <w:rFonts w:ascii="Arial" w:hAnsi="Arial" w:cs="Arial"/>
+          <w:sz w:val="22"/>
+          <w:szCs w:val="22"/>
+        </w:rPr>
+      </w:pPr>
+      <w:r>
+        <w:rPr>
+          <w:rFonts w:ascii="Arial" w:hAnsi="Arial" w:cs="Arial"/>
+          <w:sz w:val="22"/>
+          <w:szCs w:val="22"/>
+        </w:rPr>
+        <w:t xml:space="preserve">The </w:t>
+      </w:r>
+      <w:r>
+        <w:rPr>
+          <w:rFonts w:ascii="Arial" w:hAnsi="Arial" w:cs="Arial"/>
+          <w:sz w:val="22"/>
+          <w:szCs w:val="22"/>
+        </w:rPr>
+        <w:t>cube map</w:t>
+      </w:r>
+      <w:r>
+        <w:rPr>
+          <w:rFonts w:ascii="Arial" w:hAnsi="Arial" w:cs="Arial"/>
+          <w:sz w:val="22"/>
+          <w:szCs w:val="22"/>
+        </w:rPr>
+        <w:t xml:space="preserve"> was then applied to a Skybox material, which was set as the scene’s skybox in the Lighting settings. This makes the environment appear infinitely far away and ensures the camera is always inside it automatically.</w:t>
+      </w:r>
+    </w:p>
+    <w:p>
+      <w:pPr>
+        <w:rPr>
+          <w:rFonts w:ascii="Arial" w:hAnsi="Arial" w:cs="Arial"/>
+          <w:b/>
+          <w:bCs/>
+          <w:sz w:val="22"/>
+          <w:szCs w:val="22"/>
+        </w:rPr>
+      </w:pPr>
+      <w:r>
+        <w:rPr>
+          <w:rFonts w:ascii="Arial" w:hAnsi="Arial" w:cs="Arial"/>
+          <w:b/>
+          <w:bCs/>
+          <w:sz w:val="22"/>
+          <w:szCs w:val="22"/>
+        </w:rPr>
+        <w:t xml:space="preserve">UI Menu </w:t>
+      </w:r>
+      <w:hyperlink w:anchor="_[Figure_12]" w:history="1">
+        <w:r>
+          <w:rPr>
+            <w:rStyle w:val="Hyperlink"/>
+            <w:rFonts w:ascii="Arial" w:hAnsi="Arial" w:cs="Arial"/>
+            <w:b/>
+            <w:bCs/>
+            <w:sz w:val="22"/>
+            <w:szCs w:val="22"/>
+          </w:rPr>
+          <w:t>[Figure 12]</w:t>
+        </w:r>
+      </w:hyperlink>
+    </w:p>
+    <w:p>
+      <w:pPr>
+        <w:rPr>
+          <w:rFonts w:ascii="Arial" w:hAnsi="Arial" w:cs="Arial"/>
+          <w:sz w:val="22"/>
+          <w:szCs w:val="22"/>
+        </w:rPr>
+      </w:pPr>
+      <w:r>
+        <w:rPr>
+          <w:rFonts w:ascii="Arial" w:hAnsi="Arial" w:cs="Arial"/>
+          <w:sz w:val="22"/>
+          <w:szCs w:val="22"/>
+        </w:rPr>
+        <w:t xml:space="preserve">I </w:t>
+      </w:r>
+      <w:r>
+        <w:rPr>
+          <w:rFonts w:ascii="Arial" w:hAnsi="Arial" w:cs="Arial"/>
+          <w:sz w:val="22"/>
+          <w:szCs w:val="22"/>
+        </w:rPr>
+        <w:t xml:space="preserve">first created some initial designs of the menu to have a general idea </w:t>
+      </w:r>
+      <w:hyperlink w:anchor="_[Figure_10]" w:history="1">
+        <w:r>
+          <w:rPr>
+            <w:rStyle w:val="Hyperlink"/>
+            <w:rFonts w:ascii="Arial" w:hAnsi="Arial" w:cs="Arial"/>
+            <w:b/>
+            <w:bCs/>
+            <w:sz w:val="22"/>
+            <w:szCs w:val="22"/>
+          </w:rPr>
+          <w:t>[Figure 10]</w:t>
+        </w:r>
+      </w:hyperlink>
+      <w:r>
+        <w:rPr>
+          <w:rFonts w:ascii="Arial" w:hAnsi="Arial" w:cs="Arial"/>
+          <w:sz w:val="22"/>
+          <w:szCs w:val="22"/>
+        </w:rPr>
+        <w:t xml:space="preserve"> ,</w:t>
+      </w:r>
+      <w:r>
+        <w:rPr>
+          <w:rFonts w:ascii="Arial" w:hAnsi="Arial" w:cs="Arial"/>
+          <w:sz w:val="22"/>
+          <w:szCs w:val="22"/>
+        </w:rPr>
+        <w:t xml:space="preserve"> then </w:t>
+      </w:r>
+      <w:r>
+        <w:rPr>
+          <w:rFonts w:ascii="Arial" w:hAnsi="Arial" w:cs="Arial"/>
+          <w:sz w:val="22"/>
+          <w:szCs w:val="22"/>
+        </w:rPr>
+        <w:t>created the</w:t>
+      </w:r>
+      <w:r>
+        <w:rPr>
+          <w:rFonts w:ascii="Arial" w:hAnsi="Arial" w:cs="Arial"/>
+          <w:sz w:val="22"/>
+          <w:szCs w:val="22"/>
+        </w:rPr>
+        <w:t xml:space="preserve"> actual</w:t>
+      </w:r>
+      <w:r>
+        <w:rPr>
+          <w:rFonts w:ascii="Arial" w:hAnsi="Arial" w:cs="Arial"/>
+          <w:sz w:val="22"/>
+          <w:szCs w:val="22"/>
+        </w:rPr>
+        <w:t xml:space="preserve"> menu using the built in Unity TextMeshPro components from creating a canvas then adding some text in places appropriate for the title and buttons via the Unity UI components, I also added a background video made by </w:t>
+      </w:r>
+      <w:r>
+        <w:rPr>
+          <w:sz w:val="22"/>
+          <w:szCs w:val="22"/>
+        </w:rPr>
+        <w:t>Muhammad ilham Marlis (2026)</w:t>
+      </w:r>
+      <w:r>
+        <w:rPr>
+          <w:sz w:val="22"/>
+          <w:szCs w:val="22"/>
+        </w:rPr>
+        <w:t xml:space="preserve"> to make the start screen deem more animated and modern similar to how most game today have an animated start screen. </w:t>
+      </w:r>
+    </w:p>
+    <w:p>
+      <w:pPr>
+        <w:pStyle w:val="Heading2"/>
+      </w:pPr>
+      <w:r>
+        <w:rPr>
+          <w:rFonts w:ascii="Arial" w:hAnsi="Arial" w:cs="Arial"/>
+          <w:sz w:val="22"/>
+          <w:szCs w:val="22"/>
+        </w:rPr>
+        <w:t xml:space="preserve">GitHub </w:t>
+      </w:r>
+    </w:p>
+    <w:p>
+      <w:r>
+        <w:rPr>
+          <w:rFonts w:ascii="Arial" w:hAnsi="Arial" w:cs="Arial"/>
+          <w:sz w:val="22"/>
+          <w:szCs w:val="22"/>
+        </w:rPr>
+        <w:t>L</w:t>
+      </w:r>
+      <w:r>
+        <w:rPr>
+          <w:rFonts w:ascii="Arial" w:hAnsi="Arial" w:cs="Arial"/>
+          <w:sz w:val="22"/>
+          <w:szCs w:val="22"/>
+        </w:rPr>
+        <w:t xml:space="preserve">ink: </w:t>
+      </w:r>
+      <w:hyperlink r:id="rId10" w:history="1">
+        <w:r>
+          <w:rPr>
+            <w:rStyle w:val="Hyperlink"/>
+            <w:rFonts w:ascii="Arial" w:hAnsi="Arial" w:cs="Arial"/>
             <w:sz w:val="22"/>
             <w:szCs w:val="22"/>
           </w:rPr>
           <w:t>https://github.com/WilliamCheung2004/Slime-Fight-</w:t>
         </w:r>
       </w:hyperlink>
+      <w:r>
+        <w:t xml:space="preserve"> </w:t>
+      </w:r>
     </w:p>
     <w:p>
       <w:pPr>
         <w:pStyle w:val="Heading2"/>
+      </w:pPr>
+      <w:r>
+        <w:rPr>
+          <w:rFonts w:ascii="Arial" w:hAnsi="Arial" w:cs="Arial"/>
+          <w:sz w:val="22"/>
+          <w:szCs w:val="22"/>
+        </w:rPr>
+        <w:lastRenderedPageBreak/>
+        <w:t>Video Demonstration:</w:t>
+      </w:r>
+    </w:p>
+    <w:p>
+      <w:pPr>
+        <w:rPr>
+          <w:rFonts w:ascii="Arial" w:hAnsi="Arial" w:cs="Arial"/>
+          <w:sz w:val="22"/>
+          <w:szCs w:val="22"/>
+        </w:rPr>
+      </w:pPr>
+      <w:r>
+        <w:rPr>
+          <w:rFonts w:ascii="Arial" w:hAnsi="Arial" w:cs="Arial"/>
+          <w:sz w:val="22"/>
+          <w:szCs w:val="22"/>
+        </w:rPr>
+        <w:t>Link:</w:t>
+      </w:r>
+    </w:p>
+    <w:p>
+      <w:pPr>
+        <w:pStyle w:val="Heading2"/>
+        <w:rPr>
+          <w:rFonts w:ascii="Arial" w:hAnsi="Arial" w:cs="Arial"/>
+          <w:sz w:val="22"/>
+          <w:szCs w:val="22"/>
+        </w:rPr>
+      </w:pPr>
+      <w:r>
+        <w:t>References</w:t>
+      </w:r>
+      <w:r>
+        <w:rPr>
+          <w:rFonts w:ascii="Arial" w:hAnsi="Arial" w:cs="Arial"/>
+          <w:sz w:val="22"/>
+          <w:szCs w:val="22"/>
+        </w:rPr>
+        <w:t xml:space="preserve"> </w:t>
+      </w:r>
+    </w:p>
+    <w:p>
+      <w:pPr>
+        <w:rPr>
+          <w:sz w:val="22"/>
+          <w:szCs w:val="22"/>
+        </w:rPr>
+      </w:pPr>
+      <w:r>
+        <w:rPr>
+          <w:sz w:val="22"/>
+          <w:szCs w:val="22"/>
+        </w:rPr>
+        <w:t xml:space="preserve">Mix 3D – </w:t>
+      </w:r>
+      <w:r>
+        <w:rPr>
+          <w:rFonts w:ascii="MS Gothic" w:eastAsia="MS Gothic" w:hAnsi="MS Gothic" w:cs="MS Gothic" w:hint="eastAsia"/>
+          <w:sz w:val="22"/>
+          <w:szCs w:val="22"/>
+        </w:rPr>
+        <w:t>『アブド</w:t>
+      </w:r>
+      <w:r>
+        <w:rPr>
+          <w:sz w:val="22"/>
+          <w:szCs w:val="22"/>
+        </w:rPr>
+        <w:t xml:space="preserve"> </w:t>
+      </w:r>
+      <w:r>
+        <w:rPr>
+          <w:rFonts w:ascii="MS Gothic" w:eastAsia="MS Gothic" w:hAnsi="MS Gothic" w:cs="MS Gothic" w:hint="eastAsia"/>
+          <w:sz w:val="22"/>
+          <w:szCs w:val="22"/>
+        </w:rPr>
+        <w:t>』</w:t>
+      </w:r>
+      <w:r>
+        <w:rPr>
+          <w:sz w:val="22"/>
+          <w:szCs w:val="22"/>
+        </w:rPr>
+        <w:t xml:space="preserve"> (2024). </w:t>
+      </w:r>
+      <w:r>
+        <w:rPr>
+          <w:i/>
+          <w:iCs/>
+          <w:sz w:val="22"/>
+          <w:szCs w:val="22"/>
+        </w:rPr>
+        <w:t>How to create Anime slime material in blender | Blender Tutorial</w:t>
+      </w:r>
+      <w:r>
+        <w:rPr>
+          <w:sz w:val="22"/>
+          <w:szCs w:val="22"/>
+        </w:rPr>
+        <w:t>. [online] YouTube. Available at: https://www.youtube.com/watch?v=EqfjnzAG75E&amp;list=PLV7AWvOndX37gteibnSqKjuTfZ2toeKHz [Accessed 2</w:t>
+      </w:r>
+      <w:r>
+        <w:rPr>
+          <w:sz w:val="22"/>
+          <w:szCs w:val="22"/>
+        </w:rPr>
+        <w:t>0</w:t>
+      </w:r>
+      <w:r>
+        <w:rPr>
+          <w:sz w:val="22"/>
+          <w:szCs w:val="22"/>
+        </w:rPr>
+        <w:t xml:space="preserve"> Feb. 2026].</w:t>
+      </w:r>
+    </w:p>
+    <w:p>
+      <w:pPr>
+        <w:rPr>
+          <w:sz w:val="22"/>
+          <w:szCs w:val="22"/>
+        </w:rPr>
+      </w:pPr>
+      <w:r>
+        <w:rPr>
+          <w:sz w:val="22"/>
+          <w:szCs w:val="22"/>
+        </w:rPr>
+        <w:t>It's IT wala (2025). </w:t>
+      </w:r>
+      <w:r>
+        <w:rPr>
+          <w:i/>
+          <w:iCs/>
+          <w:sz w:val="22"/>
+          <w:szCs w:val="22"/>
+        </w:rPr>
+        <w:t>How to Create Soft Body Physics in Unity – Easy &amp; Fun Tutorial!</w:t>
+      </w:r>
+      <w:r>
+        <w:rPr>
+          <w:sz w:val="22"/>
+          <w:szCs w:val="22"/>
+        </w:rPr>
+        <w:t> [online] YouTube. Available at: https://www.youtube.com/watch?v=uAKk3OzoOLk [Accessed 2</w:t>
+      </w:r>
+      <w:r>
+        <w:rPr>
+          <w:sz w:val="22"/>
+          <w:szCs w:val="22"/>
+        </w:rPr>
+        <w:t>0</w:t>
+      </w:r>
+      <w:r>
+        <w:rPr>
+          <w:sz w:val="22"/>
+          <w:szCs w:val="22"/>
+        </w:rPr>
+        <w:t xml:space="preserve"> Feb. 2026].</w:t>
+      </w:r>
+    </w:p>
+    <w:p>
+      <w:pPr>
+        <w:rPr>
+          <w:sz w:val="22"/>
+          <w:szCs w:val="22"/>
+        </w:rPr>
+      </w:pPr>
+      <w:r>
+        <w:rPr>
+          <w:sz w:val="22"/>
+          <w:szCs w:val="22"/>
+        </w:rPr>
+        <w:t xml:space="preserve">Knight, R. (2021). </w:t>
+      </w:r>
+      <w:r>
+        <w:rPr>
+          <w:i/>
+          <w:iCs/>
+          <w:sz w:val="22"/>
+          <w:szCs w:val="22"/>
+        </w:rPr>
+        <w:t>Fantasy Skybox FREE</w:t>
+      </w:r>
+      <w:r>
+        <w:rPr>
+          <w:sz w:val="22"/>
+          <w:szCs w:val="22"/>
+        </w:rPr>
+        <w:t>. [online] @UnityAssetStore. Available at: https://assetstore.unity.com/packages/2d/textures-materials/sky/fantasy-skybox-free-18353?srsltid=AfmBOoo_6GH2nzRfX7zxjhX2YZlS84K1tOTo-bOa_HbyVSn2Dy5PtEwW [Accessed 2</w:t>
+      </w:r>
+      <w:r>
+        <w:rPr>
+          <w:sz w:val="22"/>
+          <w:szCs w:val="22"/>
+        </w:rPr>
+        <w:t>0</w:t>
+      </w:r>
+      <w:r>
+        <w:rPr>
+          <w:sz w:val="22"/>
+          <w:szCs w:val="22"/>
+        </w:rPr>
+        <w:t xml:space="preserve"> Feb. 2026].</w:t>
+      </w:r>
+    </w:p>
+    <w:p>
+      <w:pPr>
+        <w:rPr>
+          <w:sz w:val="22"/>
+          <w:szCs w:val="22"/>
+        </w:rPr>
+      </w:pPr>
+      <w:r>
+        <w:rPr>
+          <w:sz w:val="22"/>
+          <w:szCs w:val="22"/>
+        </w:rPr>
+        <w:t>Muhammad ilham Marlis (2026). </w:t>
+      </w:r>
+      <w:r>
+        <w:rPr>
+          <w:i/>
+          <w:iCs/>
+          <w:sz w:val="22"/>
+          <w:szCs w:val="22"/>
+        </w:rPr>
+        <w:t>animation loop, forest with trees and green grass, cartoon style</w:t>
+      </w:r>
+      <w:r>
+        <w:rPr>
+          <w:sz w:val="22"/>
+          <w:szCs w:val="22"/>
+        </w:rPr>
+        <w:t>. [online] Vecteezy. Available at: https://www.vecteezy.com/video/45735117-animation-loop-forest-with-trees-and-green-grass-cartoon-style [Accessed 2</w:t>
+      </w:r>
+      <w:r>
+        <w:rPr>
+          <w:sz w:val="22"/>
+          <w:szCs w:val="22"/>
+        </w:rPr>
+        <w:t>0</w:t>
+      </w:r>
+      <w:r>
+        <w:rPr>
+          <w:sz w:val="22"/>
+          <w:szCs w:val="22"/>
+        </w:rPr>
+        <w:t xml:space="preserve"> Feb. 2026].</w:t>
+      </w:r>
+    </w:p>
+    <w:p>
+      <w:pPr>
+        <w:pStyle w:val="Heading2"/>
+      </w:pPr>
+      <w:bookmarkStart w:id="1" w:name="_Appendix_A"/>
+      <w:bookmarkEnd w:id="1"/>
+      <w:r>
+        <w:t>Appendix</w:t>
+      </w:r>
+      <w:r>
+        <w:t xml:space="preserve"> A </w:t>
+      </w:r>
+    </w:p>
+    <w:p>
+      <w:pPr>
+        <w:pStyle w:val="Heading3"/>
+      </w:pPr>
+      <w:bookmarkStart w:id="2" w:name="_[Figure_7]"/>
+      <w:bookmarkEnd w:id="2"/>
+      <w:r>
+        <w:t xml:space="preserve">[Figure 7] </w:t>
+      </w:r>
+    </w:p>
+    <w:p>
+      <w:r>
+        <w:rPr>
+          <w:rFonts w:ascii="Arial" w:hAnsi="Arial" w:cs="Arial"/>
+          <w:sz w:val="22"/>
+          <w:szCs w:val="22"/>
+        </w:rPr>
+        <w:drawing>
+          <wp:inline distT="0" distB="0" distL="0" distR="0" wp14:anchorId="5CD39179" wp14:editId="114B9C0F">
+            <wp:extent cx="2662084" cy="1143463"/>
+            <wp:effectExtent l="0" t="0" r="5080" b="0"/>
+            <wp:docPr id="483074119" name="Picture 1"/>
+            <wp:cNvGraphicFramePr>
+              <a:graphicFrameLocks xmlns:a="http://schemas.openxmlformats.org/drawingml/2006/main" noChangeAspect="1"/>
+            </wp:cNvGraphicFramePr>
+            <a:graphic xmlns:a="http://schemas.openxmlformats.org/drawingml/2006/main">
+              <a:graphicData uri="http://schemas.openxmlformats.org/drawingml/2006/picture">
+                <pic:pic xmlns:pic="http://schemas.openxmlformats.org/drawingml/2006/picture">
+                  <pic:nvPicPr>
+                    <pic:cNvPr id="483074119" name=""/>
+                    <pic:cNvPicPr/>
+                  </pic:nvPicPr>
+                  <pic:blipFill>
+                    <a:blip r:embed="rId11"/>
+                    <a:stretch>
+                      <a:fillRect/>
+                    </a:stretch>
+                  </pic:blipFill>
+                  <pic:spPr>
+                    <a:xfrm>
+                      <a:off x="0" y="0"/>
+                      <a:ext cx="2691756" cy="1156208"/>
+                    </a:xfrm>
+                    <a:prstGeom prst="rect">
+                      <a:avLst/>
+                    </a:prstGeom>
+                  </pic:spPr>
+                </pic:pic>
+              </a:graphicData>
+            </a:graphic>
+          </wp:inline>
+        </w:drawing>
+      </w:r>
+      <w:bookmarkStart w:id="3" w:name="_[Figure_8]"/>
+      <w:bookmarkEnd w:id="3"/>
+    </w:p>
+    <w:p>
+      <w:pPr>
+        <w:pStyle w:val="Heading3"/>
+      </w:pPr>
+      <w:r>
+        <w:t>[</w:t>
+      </w:r>
+      <w:r>
+        <w:t xml:space="preserve">Figure </w:t>
+      </w:r>
+      <w:r>
+        <w:t>8]</w:t>
+      </w:r>
+    </w:p>
+    <w:p>
+      <w:r>
+        <w:rPr>
+          <w:rFonts w:ascii="Arial" w:hAnsi="Arial" w:cs="Arial"/>
+          <w:sz w:val="22"/>
+          <w:szCs w:val="22"/>
+        </w:rPr>
+        <w:drawing>
+          <wp:inline distT="0" distB="0" distL="0" distR="0" wp14:anchorId="2C68A891" wp14:editId="68C27F8D">
+            <wp:extent cx="2440858" cy="1433794"/>
+            <wp:effectExtent l="0" t="0" r="0" b="0"/>
+            <wp:docPr id="2033218708" name="Picture 1"/>
+            <wp:cNvGraphicFramePr>
+              <a:graphicFrameLocks xmlns:a="http://schemas.openxmlformats.org/drawingml/2006/main" noChangeAspect="1"/>
+            </wp:cNvGraphicFramePr>
+            <a:graphic xmlns:a="http://schemas.openxmlformats.org/drawingml/2006/main">
+              <a:graphicData uri="http://schemas.openxmlformats.org/drawingml/2006/picture">
+                <pic:pic xmlns:pic="http://schemas.openxmlformats.org/drawingml/2006/picture">
+                  <pic:nvPicPr>
+                    <pic:cNvPr id="2033218708" name=""/>
+                    <pic:cNvPicPr/>
+                  </pic:nvPicPr>
+                  <pic:blipFill>
+                    <a:blip r:embed="rId12"/>
+                    <a:stretch>
+                      <a:fillRect/>
+                    </a:stretch>
+                  </pic:blipFill>
+                  <pic:spPr>
+                    <a:xfrm>
+                      <a:off x="0" y="0"/>
+                      <a:ext cx="2462979" cy="1446788"/>
+                    </a:xfrm>
+                    <a:prstGeom prst="rect">
+                      <a:avLst/>
+                    </a:prstGeom>
+                  </pic:spPr>
+                </pic:pic>
+              </a:graphicData>
+            </a:graphic>
+          </wp:inline>
+        </w:drawing>
+      </w:r>
+    </w:p>
+    <w:p>
+      <w:pPr>
+        <w:pStyle w:val="Heading3"/>
+      </w:pPr>
+      <w:bookmarkStart w:id="4" w:name="_[Figure_9]"/>
+      <w:bookmarkEnd w:id="4"/>
+      <w:r>
+        <w:lastRenderedPageBreak/>
+        <w:t xml:space="preserve">[Figure </w:t>
+      </w:r>
+      <w:r>
+        <w:t>9</w:t>
+      </w:r>
+      <w:r>
+        <w:t>]</w:t>
+      </w:r>
+    </w:p>
+    <w:p>
+      <w:r>
+        <w:rPr>
+          <w:rFonts w:ascii="Arial" w:hAnsi="Arial" w:cs="Arial"/>
+          <w:sz w:val="22"/>
+          <w:szCs w:val="22"/>
+        </w:rPr>
+        <w:drawing>
+          <wp:inline distT="0" distB="0" distL="0" distR="0" wp14:anchorId="693CCC87" wp14:editId="49EDBC9C">
+            <wp:extent cx="3738685" cy="1845733"/>
+            <wp:effectExtent l="0" t="0" r="0" b="2540"/>
+            <wp:docPr id="1429661877" name="Picture 1"/>
+            <wp:cNvGraphicFramePr>
+              <a:graphicFrameLocks xmlns:a="http://schemas.openxmlformats.org/drawingml/2006/main" noChangeAspect="1"/>
+            </wp:cNvGraphicFramePr>
+            <a:graphic xmlns:a="http://schemas.openxmlformats.org/drawingml/2006/main">
+              <a:graphicData uri="http://schemas.openxmlformats.org/drawingml/2006/picture">
+                <pic:pic xmlns:pic="http://schemas.openxmlformats.org/drawingml/2006/picture">
+                  <pic:nvPicPr>
+                    <pic:cNvPr id="1429661877" name=""/>
+                    <pic:cNvPicPr/>
+                  </pic:nvPicPr>
+                  <pic:blipFill>
+                    <a:blip r:embed="rId13"/>
+                    <a:stretch>
+                      <a:fillRect/>
+                    </a:stretch>
+                  </pic:blipFill>
+                  <pic:spPr>
+                    <a:xfrm>
+                      <a:off x="0" y="0"/>
+                      <a:ext cx="3779465" cy="1865866"/>
+                    </a:xfrm>
+                    <a:prstGeom prst="rect">
+                      <a:avLst/>
+                    </a:prstGeom>
+                  </pic:spPr>
+                </pic:pic>
+              </a:graphicData>
+            </a:graphic>
+          </wp:inline>
+        </w:drawing>
+      </w:r>
+    </w:p>
+    <w:p>
+      <w:pPr>
+        <w:pStyle w:val="Heading3"/>
+      </w:pPr>
+      <w:bookmarkStart w:id="5" w:name="_[Figure_10]"/>
+      <w:bookmarkEnd w:id="5"/>
+      <w:r>
+        <w:t xml:space="preserve">[Figure </w:t>
+      </w:r>
+      <w:r>
+        <w:t>10</w:t>
+      </w:r>
+      <w:r>
+        <w:t>]</w:t>
+      </w:r>
+    </w:p>
+    <w:p>
+      <w:pPr>
         <w:jc w:val="both"/>
         <w:rPr>
           <w:rFonts w:ascii="Arial" w:hAnsi="Arial" w:cs="Arial"/>
@@ -2653,88 +5645,10 @@
       <w:r>
         <w:rPr>
           <w:rFonts w:ascii="Arial" w:hAnsi="Arial" w:cs="Arial"/>
-          <w:sz w:val="22"/>
-          <w:szCs w:val="22"/>
-        </w:rPr>
-        <w:t xml:space="preserve">References </w:t>
-      </w:r>
-    </w:p>
-    <w:p>
-      <w:pPr>
-        <w:pStyle w:val="Heading2"/>
-        <w:jc w:val="both"/>
-        <w:rPr>
-          <w:rFonts w:ascii="Arial" w:hAnsi="Arial" w:cs="Arial"/>
-          <w:sz w:val="22"/>
-          <w:szCs w:val="22"/>
-        </w:rPr>
-      </w:pPr>
-      <w:r>
-        <w:rPr>
-          <w:rFonts w:ascii="Arial" w:hAnsi="Arial" w:cs="Arial"/>
-          <w:sz w:val="22"/>
-          <w:szCs w:val="22"/>
-        </w:rPr>
-        <w:t>Appendix</w:t>
-      </w:r>
-      <w:r>
-        <w:rPr>
-          <w:rFonts w:ascii="Arial" w:hAnsi="Arial" w:cs="Arial"/>
-          <w:sz w:val="22"/>
-          <w:szCs w:val="22"/>
-        </w:rPr>
-        <w:t xml:space="preserve"> A </w:t>
-      </w:r>
-    </w:p>
-    <w:p>
-      <w:pPr>
-        <w:pStyle w:val="ListParagraph"/>
-        <w:spacing w:line="240" w:lineRule="auto"/>
-        <w:jc w:val="both"/>
-        <w:rPr>
-          <w:rFonts w:ascii="Arial" w:hAnsi="Arial" w:cs="Arial"/>
-          <w:sz w:val="22"/>
-          <w:szCs w:val="22"/>
-        </w:rPr>
-      </w:pPr>
-    </w:p>
-    <w:p>
-      <w:pPr>
-        <w:jc w:val="both"/>
-        <w:rPr>
-          <w:rFonts w:ascii="Arial" w:hAnsi="Arial" w:cs="Arial"/>
-          <w:sz w:val="22"/>
-          <w:szCs w:val="22"/>
-        </w:rPr>
-      </w:pPr>
-    </w:p>
-    <w:p>
-      <w:pPr>
-        <w:jc w:val="both"/>
-        <w:rPr>
-          <w:rFonts w:ascii="Arial" w:hAnsi="Arial" w:cs="Arial"/>
           <w:noProof/>
           <w:sz w:val="22"/>
           <w:szCs w:val="22"/>
         </w:rPr>
-      </w:pPr>
-    </w:p>
-    <w:p>
-      <w:pPr>
-        <w:jc w:val="both"/>
-        <w:rPr>
-          <w:rFonts w:ascii="Arial" w:hAnsi="Arial" w:cs="Arial"/>
-          <w:sz w:val="22"/>
-          <w:szCs w:val="22"/>
-        </w:rPr>
-      </w:pPr>
-      <w:r>
-        <w:rPr>
-          <w:rFonts w:ascii="Arial" w:hAnsi="Arial" w:cs="Arial"/>
-          <w:sz w:val="22"/>
-          <w:szCs w:val="22"/>
-        </w:rPr>
-        <w:lastRenderedPageBreak/>
         <w:drawing>
           <wp:inline distT="0" distB="0" distL="0" distR="0" wp14:anchorId="1F6E61AE" wp14:editId="3DB67BDF">
             <wp:extent cx="2874723" cy="980005"/>
@@ -2751,7 +5665,7 @@
                     <pic:cNvPicPr/>
                   </pic:nvPicPr>
                   <pic:blipFill>
-                    <a:blip r:embed="rId10"/>
+                    <a:blip r:embed="rId14"/>
                     <a:stretch>
                       <a:fillRect/>
                     </a:stretch>
@@ -2774,6 +5688,7 @@
       <w:r>
         <w:rPr>
           <w:rFonts w:ascii="Arial" w:hAnsi="Arial" w:cs="Arial"/>
+          <w:noProof/>
           <w:sz w:val="22"/>
           <w:szCs w:val="22"/>
         </w:rPr>
@@ -2793,7 +5708,7 @@
                     <pic:cNvPicPr/>
                   </pic:nvPicPr>
                   <pic:blipFill>
-                    <a:blip r:embed="rId11"/>
+                    <a:blip r:embed="rId15"/>
                     <a:stretch>
                       <a:fillRect/>
                     </a:stretch>
@@ -2816,6 +5731,7 @@
       <w:r>
         <w:rPr>
           <w:rFonts w:ascii="Arial" w:hAnsi="Arial" w:cs="Arial"/>
+          <w:noProof/>
           <w:sz w:val="22"/>
           <w:szCs w:val="22"/>
         </w:rPr>
@@ -2835,7 +5751,7 @@
                     <pic:cNvPicPr/>
                   </pic:nvPicPr>
                   <pic:blipFill>
-                    <a:blip r:embed="rId12"/>
+                    <a:blip r:embed="rId16"/>
                     <a:stretch>
                       <a:fillRect/>
                     </a:stretch>
@@ -2858,6 +5774,31 @@
     </w:p>
     <w:p>
       <w:pPr>
+        <w:pStyle w:val="Heading3"/>
+      </w:pPr>
+      <w:bookmarkStart w:id="6" w:name="_[Figure_11]"/>
+      <w:bookmarkEnd w:id="6"/>
+      <w:r>
+        <w:t xml:space="preserve">[Figure </w:t>
+      </w:r>
+      <w:r>
+        <w:t>11</w:t>
+      </w:r>
+      <w:r>
+        <w:t>]</w:t>
+      </w:r>
+      <w:r>
+        <w:rPr>
+          <w:rFonts w:ascii="Arial" w:hAnsi="Arial" w:cs="Arial"/>
+          <w:noProof/>
+          <w:sz w:val="22"/>
+          <w:szCs w:val="22"/>
+        </w:rPr>
+        <w:t xml:space="preserve"> </w:t>
+      </w:r>
+    </w:p>
+    <w:p>
+      <w:pPr>
         <w:jc w:val="both"/>
         <w:rPr>
           <w:rFonts w:ascii="Arial" w:hAnsi="Arial" w:cs="Arial"/>
@@ -2873,61 +5814,9 @@
           <w:szCs w:val="22"/>
         </w:rPr>
         <w:drawing>
-          <wp:inline distT="0" distB="0" distL="0" distR="0" wp14:anchorId="72533D5C" wp14:editId="7E65EBA7">
-            <wp:extent cx="3937000" cy="2238062"/>
-            <wp:effectExtent l="0" t="0" r="6350" b="0"/>
-            <wp:docPr id="597463188" name="Picture 1"/>
-            <wp:cNvGraphicFramePr>
-              <a:graphicFrameLocks xmlns:a="http://schemas.openxmlformats.org/drawingml/2006/main" noChangeAspect="1"/>
-            </wp:cNvGraphicFramePr>
-            <a:graphic xmlns:a="http://schemas.openxmlformats.org/drawingml/2006/main">
-              <a:graphicData uri="http://schemas.openxmlformats.org/drawingml/2006/picture">
-                <pic:pic xmlns:pic="http://schemas.openxmlformats.org/drawingml/2006/picture">
-                  <pic:nvPicPr>
-                    <pic:cNvPr id="597463188" name=""/>
-                    <pic:cNvPicPr/>
-                  </pic:nvPicPr>
-                  <pic:blipFill>
-                    <a:blip r:embed="rId13"/>
-                    <a:stretch>
-                      <a:fillRect/>
-                    </a:stretch>
-                  </pic:blipFill>
-                  <pic:spPr>
-                    <a:xfrm>
-                      <a:off x="0" y="0"/>
-                      <a:ext cx="3956126" cy="2248935"/>
-                    </a:xfrm>
-                    <a:prstGeom prst="rect">
-                      <a:avLst/>
-                    </a:prstGeom>
-                  </pic:spPr>
-                </pic:pic>
-              </a:graphicData>
-            </a:graphic>
-          </wp:inline>
-        </w:drawing>
-      </w:r>
-    </w:p>
-    <w:p>
-      <w:pPr>
-        <w:jc w:val="both"/>
-        <w:rPr>
-          <w:rFonts w:ascii="Arial" w:hAnsi="Arial" w:cs="Arial"/>
-          <w:sz w:val="22"/>
-          <w:szCs w:val="22"/>
-        </w:rPr>
-      </w:pPr>
-      <w:r>
-        <w:rPr>
-          <w:noProof/>
-          <w:sz w:val="22"/>
-          <w:szCs w:val="22"/>
-        </w:rPr>
-        <w:drawing>
-          <wp:inline distT="0" distB="0" distL="0" distR="0" wp14:anchorId="7DC8C24D" wp14:editId="19D2EC80">
-            <wp:extent cx="2878667" cy="1832256"/>
-            <wp:effectExtent l="0" t="0" r="0" b="0"/>
+          <wp:inline distT="0" distB="0" distL="0" distR="0" wp14:anchorId="086A8106" wp14:editId="12CE5928">
+            <wp:extent cx="2282369" cy="1452716"/>
+            <wp:effectExtent l="0" t="0" r="3810" b="0"/>
             <wp:docPr id="715036842" name="Picture 1"/>
             <wp:cNvGraphicFramePr>
               <a:graphicFrameLocks xmlns:a="http://schemas.openxmlformats.org/drawingml/2006/main" noChangeAspect="1"/>
@@ -2940,7 +5829,7 @@
                     <pic:cNvPicPr/>
                   </pic:nvPicPr>
                   <pic:blipFill>
-                    <a:blip r:embed="rId14"/>
+                    <a:blip r:embed="rId17"/>
                     <a:stretch>
                       <a:fillRect/>
                     </a:stretch>
@@ -2948,7 +5837,75 @@
                   <pic:spPr>
                     <a:xfrm>
                       <a:off x="0" y="0"/>
-                      <a:ext cx="2890458" cy="1839761"/>
+                      <a:ext cx="2299283" cy="1463481"/>
+                    </a:xfrm>
+                    <a:prstGeom prst="rect">
+                      <a:avLst/>
+                    </a:prstGeom>
+                  </pic:spPr>
+                </pic:pic>
+              </a:graphicData>
+            </a:graphic>
+          </wp:inline>
+        </w:drawing>
+      </w:r>
+    </w:p>
+    <w:p>
+      <w:pPr>
+        <w:pStyle w:val="Heading3"/>
+      </w:pPr>
+      <w:bookmarkStart w:id="7" w:name="_[Figure_12]"/>
+      <w:bookmarkEnd w:id="7"/>
+      <w:r>
+        <w:t xml:space="preserve">[Figure </w:t>
+      </w:r>
+      <w:r>
+        <w:t>12</w:t>
+      </w:r>
+      <w:r>
+        <w:t>]</w:t>
+      </w:r>
+    </w:p>
+    <w:p>
+      <w:pPr>
+        <w:jc w:val="both"/>
+        <w:rPr>
+          <w:rFonts w:ascii="Arial" w:hAnsi="Arial" w:cs="Arial"/>
+          <w:sz w:val="22"/>
+          <w:szCs w:val="22"/>
+        </w:rPr>
+      </w:pPr>
+      <w:r>
+        <w:rPr>
+          <w:rFonts w:ascii="Arial" w:hAnsi="Arial" w:cs="Arial"/>
+          <w:sz w:val="22"/>
+          <w:szCs w:val="22"/>
+        </w:rPr>
+        <w:drawing>
+          <wp:inline distT="0" distB="0" distL="0" distR="0" wp14:anchorId="1A93AFFE" wp14:editId="02B36660">
+            <wp:extent cx="3104535" cy="1743849"/>
+            <wp:effectExtent l="0" t="0" r="635" b="8890"/>
+            <wp:docPr id="148283480" name="Picture 1"/>
+            <wp:cNvGraphicFramePr>
+              <a:graphicFrameLocks xmlns:a="http://schemas.openxmlformats.org/drawingml/2006/main" noChangeAspect="1"/>
+            </wp:cNvGraphicFramePr>
+            <a:graphic xmlns:a="http://schemas.openxmlformats.org/drawingml/2006/main">
+              <a:graphicData uri="http://schemas.openxmlformats.org/drawingml/2006/picture">
+                <pic:pic xmlns:pic="http://schemas.openxmlformats.org/drawingml/2006/picture">
+                  <pic:nvPicPr>
+                    <pic:cNvPr id="148283480" name=""/>
+                    <pic:cNvPicPr/>
+                  </pic:nvPicPr>
+                  <pic:blipFill>
+                    <a:blip r:embed="rId18"/>
+                    <a:stretch>
+                      <a:fillRect/>
+                    </a:stretch>
+                  </pic:blipFill>
+                  <pic:spPr>
+                    <a:xfrm>
+                      <a:off x="0" y="0"/>
+                      <a:ext cx="3157502" cy="1773601"/>
                     </a:xfrm>
                     <a:prstGeom prst="rect">
                       <a:avLst/>
@@ -3200,6 +6157,155 @@
     </w:lvl>
   </w:abstractNum>
   <w:abstractNum w:abstractNumId="2" w15:restartNumberingAfterBreak="0">
+    <w:nsid w:val="21347089"/>
+    <w:multiLevelType w:val="multilevel"/>
+    <w:tmpl w:val="2B6658DA"/>
+    <w:lvl w:ilvl="0">
+      <w:start w:val="1"/>
+      <w:numFmt w:val="bullet"/>
+      <w:lvlText w:val=""/>
+      <w:lvlJc w:val="left"/>
+      <w:pPr>
+        <w:tabs>
+          <w:tab w:val="num" w:pos="720"/>
+        </w:tabs>
+        <w:ind w:left="720" w:hanging="360"/>
+      </w:pPr>
+      <w:rPr>
+        <w:rFonts w:ascii="Symbol" w:hAnsi="Symbol" w:hint="default"/>
+        <w:sz w:val="20"/>
+      </w:rPr>
+    </w:lvl>
+    <w:lvl w:ilvl="1" w:tentative="1">
+      <w:start w:val="1"/>
+      <w:numFmt w:val="bullet"/>
+      <w:lvlText w:val="o"/>
+      <w:lvlJc w:val="left"/>
+      <w:pPr>
+        <w:tabs>
+          <w:tab w:val="num" w:pos="1440"/>
+        </w:tabs>
+        <w:ind w:left="1440" w:hanging="360"/>
+      </w:pPr>
+      <w:rPr>
+        <w:rFonts w:ascii="Courier New" w:hAnsi="Courier New" w:hint="default"/>
+        <w:sz w:val="20"/>
+      </w:rPr>
+    </w:lvl>
+    <w:lvl w:ilvl="2" w:tentative="1">
+      <w:start w:val="1"/>
+      <w:numFmt w:val="bullet"/>
+      <w:lvlText w:val=""/>
+      <w:lvlJc w:val="left"/>
+      <w:pPr>
+        <w:tabs>
+          <w:tab w:val="num" w:pos="2160"/>
+        </w:tabs>
+        <w:ind w:left="2160" w:hanging="360"/>
+      </w:pPr>
+      <w:rPr>
+        <w:rFonts w:ascii="Wingdings" w:hAnsi="Wingdings" w:hint="default"/>
+        <w:sz w:val="20"/>
+      </w:rPr>
+    </w:lvl>
+    <w:lvl w:ilvl="3" w:tentative="1">
+      <w:start w:val="1"/>
+      <w:numFmt w:val="bullet"/>
+      <w:lvlText w:val=""/>
+      <w:lvlJc w:val="left"/>
+      <w:pPr>
+        <w:tabs>
+          <w:tab w:val="num" w:pos="2880"/>
+        </w:tabs>
+        <w:ind w:left="2880" w:hanging="360"/>
+      </w:pPr>
+      <w:rPr>
+        <w:rFonts w:ascii="Wingdings" w:hAnsi="Wingdings" w:hint="default"/>
+        <w:sz w:val="20"/>
+      </w:rPr>
+    </w:lvl>
+    <w:lvl w:ilvl="4" w:tentative="1">
+      <w:start w:val="1"/>
+      <w:numFmt w:val="bullet"/>
+      <w:lvlText w:val=""/>
+      <w:lvlJc w:val="left"/>
+      <w:pPr>
+        <w:tabs>
+          <w:tab w:val="num" w:pos="3600"/>
+        </w:tabs>
+        <w:ind w:left="3600" w:hanging="360"/>
+      </w:pPr>
+      <w:rPr>
+        <w:rFonts w:ascii="Wingdings" w:hAnsi="Wingdings" w:hint="default"/>
+        <w:sz w:val="20"/>
+      </w:rPr>
+    </w:lvl>
+    <w:lvl w:ilvl="5" w:tentative="1">
+      <w:start w:val="1"/>
+      <w:numFmt w:val="bullet"/>
+      <w:lvlText w:val=""/>
+      <w:lvlJc w:val="left"/>
+      <w:pPr>
+        <w:tabs>
+          <w:tab w:val="num" w:pos="4320"/>
+        </w:tabs>
+        <w:ind w:left="4320" w:hanging="360"/>
+      </w:pPr>
+      <w:rPr>
+        <w:rFonts w:ascii="Wingdings" w:hAnsi="Wingdings" w:hint="default"/>
+        <w:sz w:val="20"/>
+      </w:rPr>
+    </w:lvl>
+    <w:lvl w:ilvl="6" w:tentative="1">
+      <w:start w:val="1"/>
+      <w:numFmt w:val="bullet"/>
+      <w:lvlText w:val=""/>
+      <w:lvlJc w:val="left"/>
+      <w:pPr>
+        <w:tabs>
+          <w:tab w:val="num" w:pos="5040"/>
+        </w:tabs>
+        <w:ind w:left="5040" w:hanging="360"/>
+      </w:pPr>
+      <w:rPr>
+        <w:rFonts w:ascii="Wingdings" w:hAnsi="Wingdings" w:hint="default"/>
+        <w:sz w:val="20"/>
+      </w:rPr>
+    </w:lvl>
+    <w:lvl w:ilvl="7" w:tentative="1">
+      <w:start w:val="1"/>
+      <w:numFmt w:val="bullet"/>
+      <w:lvlText w:val=""/>
+      <w:lvlJc w:val="left"/>
+      <w:pPr>
+        <w:tabs>
+          <w:tab w:val="num" w:pos="5760"/>
+        </w:tabs>
+        <w:ind w:left="5760" w:hanging="360"/>
+      </w:pPr>
+      <w:rPr>
+        <w:rFonts w:ascii="Wingdings" w:hAnsi="Wingdings" w:hint="default"/>
+        <w:sz w:val="20"/>
+      </w:rPr>
+    </w:lvl>
+    <w:lvl w:ilvl="8" w:tentative="1">
+      <w:start w:val="1"/>
+      <w:numFmt w:val="bullet"/>
+      <w:lvlText w:val=""/>
+      <w:lvlJc w:val="left"/>
+      <w:pPr>
+        <w:tabs>
+          <w:tab w:val="num" w:pos="6480"/>
+        </w:tabs>
+        <w:ind w:left="6480" w:hanging="360"/>
+      </w:pPr>
+      <w:rPr>
+        <w:rFonts w:ascii="Wingdings" w:hAnsi="Wingdings" w:hint="default"/>
+        <w:sz w:val="20"/>
+      </w:rPr>
+    </w:lvl>
+  </w:abstractNum>
+  <w:abstractNum w:abstractNumId="3" w15:restartNumberingAfterBreak="0">
     <w:nsid w:val="23BA5E56"/>
     <w:multiLevelType w:val="multilevel"/>
     <w:tmpl w:val="A636F4F4"/>
@@ -3348,7 +6454,7 @@
       </w:rPr>
     </w:lvl>
   </w:abstractNum>
-  <w:abstractNum w:abstractNumId="3" w15:restartNumberingAfterBreak="0">
+  <w:abstractNum w:abstractNumId="4" w15:restartNumberingAfterBreak="0">
     <w:nsid w:val="23E54345"/>
     <w:multiLevelType w:val="multilevel"/>
     <w:tmpl w:val="EBF261E2"/>
@@ -3497,7 +6603,7 @@
       </w:rPr>
     </w:lvl>
   </w:abstractNum>
-  <w:abstractNum w:abstractNumId="4" w15:restartNumberingAfterBreak="0">
+  <w:abstractNum w:abstractNumId="5" w15:restartNumberingAfterBreak="0">
     <w:nsid w:val="23E65E31"/>
     <w:multiLevelType w:val="multilevel"/>
     <w:tmpl w:val="90767702"/>
@@ -3646,7 +6752,7 @@
       </w:rPr>
     </w:lvl>
   </w:abstractNum>
-  <w:abstractNum w:abstractNumId="5" w15:restartNumberingAfterBreak="0">
+  <w:abstractNum w:abstractNumId="6" w15:restartNumberingAfterBreak="0">
     <w:nsid w:val="2A8D30F5"/>
     <w:multiLevelType w:val="multilevel"/>
     <w:tmpl w:val="E85CB43C"/>
@@ -3767,7 +6873,7 @@
       </w:rPr>
     </w:lvl>
   </w:abstractNum>
-  <w:abstractNum w:abstractNumId="6" w15:restartNumberingAfterBreak="0">
+  <w:abstractNum w:abstractNumId="7" w15:restartNumberingAfterBreak="0">
     <w:nsid w:val="2D1E0BFB"/>
     <w:multiLevelType w:val="multilevel"/>
     <w:tmpl w:val="812E58C6"/>
@@ -3916,7 +7022,7 @@
       </w:rPr>
     </w:lvl>
   </w:abstractNum>
-  <w:abstractNum w:abstractNumId="7" w15:restartNumberingAfterBreak="0">
+  <w:abstractNum w:abstractNumId="8" w15:restartNumberingAfterBreak="0">
     <w:nsid w:val="2D9311C8"/>
     <w:multiLevelType w:val="multilevel"/>
     <w:tmpl w:val="99305F68"/>
@@ -4065,7 +7171,305 @@
       </w:rPr>
     </w:lvl>
   </w:abstractNum>
-  <w:abstractNum w:abstractNumId="8" w15:restartNumberingAfterBreak="0">
+  <w:abstractNum w:abstractNumId="9" w15:restartNumberingAfterBreak="0">
+    <w:nsid w:val="33CA1A22"/>
+    <w:multiLevelType w:val="multilevel"/>
+    <w:tmpl w:val="880EFD82"/>
+    <w:lvl w:ilvl="0">
+      <w:start w:val="1"/>
+      <w:numFmt w:val="bullet"/>
+      <w:lvlText w:val=""/>
+      <w:lvlJc w:val="left"/>
+      <w:pPr>
+        <w:tabs>
+          <w:tab w:val="num" w:pos="720"/>
+        </w:tabs>
+        <w:ind w:left="720" w:hanging="360"/>
+      </w:pPr>
+      <w:rPr>
+        <w:rFonts w:ascii="Symbol" w:hAnsi="Symbol" w:hint="default"/>
+        <w:sz w:val="20"/>
+      </w:rPr>
+    </w:lvl>
+    <w:lvl w:ilvl="1" w:tentative="1">
+      <w:start w:val="1"/>
+      <w:numFmt w:val="bullet"/>
+      <w:lvlText w:val="o"/>
+      <w:lvlJc w:val="left"/>
+      <w:pPr>
+        <w:tabs>
+          <w:tab w:val="num" w:pos="1440"/>
+        </w:tabs>
+        <w:ind w:left="1440" w:hanging="360"/>
+      </w:pPr>
+      <w:rPr>
+        <w:rFonts w:ascii="Courier New" w:hAnsi="Courier New" w:hint="default"/>
+        <w:sz w:val="20"/>
+      </w:rPr>
+    </w:lvl>
+    <w:lvl w:ilvl="2" w:tentative="1">
+      <w:start w:val="1"/>
+      <w:numFmt w:val="bullet"/>
+      <w:lvlText w:val=""/>
+      <w:lvlJc w:val="left"/>
+      <w:pPr>
+        <w:tabs>
+          <w:tab w:val="num" w:pos="2160"/>
+        </w:tabs>
+        <w:ind w:left="2160" w:hanging="360"/>
+      </w:pPr>
+      <w:rPr>
+        <w:rFonts w:ascii="Wingdings" w:hAnsi="Wingdings" w:hint="default"/>
+        <w:sz w:val="20"/>
+      </w:rPr>
+    </w:lvl>
+    <w:lvl w:ilvl="3" w:tentative="1">
+      <w:start w:val="1"/>
+      <w:numFmt w:val="bullet"/>
+      <w:lvlText w:val=""/>
+      <w:lvlJc w:val="left"/>
+      <w:pPr>
+        <w:tabs>
+          <w:tab w:val="num" w:pos="2880"/>
+        </w:tabs>
+        <w:ind w:left="2880" w:hanging="360"/>
+      </w:pPr>
+      <w:rPr>
+        <w:rFonts w:ascii="Wingdings" w:hAnsi="Wingdings" w:hint="default"/>
+        <w:sz w:val="20"/>
+      </w:rPr>
+    </w:lvl>
+    <w:lvl w:ilvl="4" w:tentative="1">
+      <w:start w:val="1"/>
+      <w:numFmt w:val="bullet"/>
+      <w:lvlText w:val=""/>
+      <w:lvlJc w:val="left"/>
+      <w:pPr>
+        <w:tabs>
+          <w:tab w:val="num" w:pos="3600"/>
+        </w:tabs>
+        <w:ind w:left="3600" w:hanging="360"/>
+      </w:pPr>
+      <w:rPr>
+        <w:rFonts w:ascii="Wingdings" w:hAnsi="Wingdings" w:hint="default"/>
+        <w:sz w:val="20"/>
+      </w:rPr>
+    </w:lvl>
+    <w:lvl w:ilvl="5" w:tentative="1">
+      <w:start w:val="1"/>
+      <w:numFmt w:val="bullet"/>
+      <w:lvlText w:val=""/>
+      <w:lvlJc w:val="left"/>
+      <w:pPr>
+        <w:tabs>
+          <w:tab w:val="num" w:pos="4320"/>
+        </w:tabs>
+        <w:ind w:left="4320" w:hanging="360"/>
+      </w:pPr>
+      <w:rPr>
+        <w:rFonts w:ascii="Wingdings" w:hAnsi="Wingdings" w:hint="default"/>
+        <w:sz w:val="20"/>
+      </w:rPr>
+    </w:lvl>
+    <w:lvl w:ilvl="6" w:tentative="1">
+      <w:start w:val="1"/>
+      <w:numFmt w:val="bullet"/>
+      <w:lvlText w:val=""/>
+      <w:lvlJc w:val="left"/>
+      <w:pPr>
+        <w:tabs>
+          <w:tab w:val="num" w:pos="5040"/>
+        </w:tabs>
+        <w:ind w:left="5040" w:hanging="360"/>
+      </w:pPr>
+      <w:rPr>
+        <w:rFonts w:ascii="Wingdings" w:hAnsi="Wingdings" w:hint="default"/>
+        <w:sz w:val="20"/>
+      </w:rPr>
+    </w:lvl>
+    <w:lvl w:ilvl="7" w:tentative="1">
+      <w:start w:val="1"/>
+      <w:numFmt w:val="bullet"/>
+      <w:lvlText w:val=""/>
+      <w:lvlJc w:val="left"/>
+      <w:pPr>
+        <w:tabs>
+          <w:tab w:val="num" w:pos="5760"/>
+        </w:tabs>
+        <w:ind w:left="5760" w:hanging="360"/>
+      </w:pPr>
+      <w:rPr>
+        <w:rFonts w:ascii="Wingdings" w:hAnsi="Wingdings" w:hint="default"/>
+        <w:sz w:val="20"/>
+      </w:rPr>
+    </w:lvl>
+    <w:lvl w:ilvl="8" w:tentative="1">
+      <w:start w:val="1"/>
+      <w:numFmt w:val="bullet"/>
+      <w:lvlText w:val=""/>
+      <w:lvlJc w:val="left"/>
+      <w:pPr>
+        <w:tabs>
+          <w:tab w:val="num" w:pos="6480"/>
+        </w:tabs>
+        <w:ind w:left="6480" w:hanging="360"/>
+      </w:pPr>
+      <w:rPr>
+        <w:rFonts w:ascii="Wingdings" w:hAnsi="Wingdings" w:hint="default"/>
+        <w:sz w:val="20"/>
+      </w:rPr>
+    </w:lvl>
+  </w:abstractNum>
+  <w:abstractNum w:abstractNumId="10" w15:restartNumberingAfterBreak="0">
+    <w:nsid w:val="43595F6D"/>
+    <w:multiLevelType w:val="multilevel"/>
+    <w:tmpl w:val="423A0178"/>
+    <w:lvl w:ilvl="0">
+      <w:start w:val="1"/>
+      <w:numFmt w:val="bullet"/>
+      <w:lvlText w:val=""/>
+      <w:lvlJc w:val="left"/>
+      <w:pPr>
+        <w:tabs>
+          <w:tab w:val="num" w:pos="720"/>
+        </w:tabs>
+        <w:ind w:left="720" w:hanging="360"/>
+      </w:pPr>
+      <w:rPr>
+        <w:rFonts w:ascii="Symbol" w:hAnsi="Symbol" w:hint="default"/>
+        <w:sz w:val="20"/>
+      </w:rPr>
+    </w:lvl>
+    <w:lvl w:ilvl="1" w:tentative="1">
+      <w:start w:val="1"/>
+      <w:numFmt w:val="bullet"/>
+      <w:lvlText w:val="o"/>
+      <w:lvlJc w:val="left"/>
+      <w:pPr>
+        <w:tabs>
+          <w:tab w:val="num" w:pos="1440"/>
+        </w:tabs>
+        <w:ind w:left="1440" w:hanging="360"/>
+      </w:pPr>
+      <w:rPr>
+        <w:rFonts w:ascii="Courier New" w:hAnsi="Courier New" w:hint="default"/>
+        <w:sz w:val="20"/>
+      </w:rPr>
+    </w:lvl>
+    <w:lvl w:ilvl="2" w:tentative="1">
+      <w:start w:val="1"/>
+      <w:numFmt w:val="bullet"/>
+      <w:lvlText w:val=""/>
+      <w:lvlJc w:val="left"/>
+      <w:pPr>
+        <w:tabs>
+          <w:tab w:val="num" w:pos="2160"/>
+        </w:tabs>
+        <w:ind w:left="2160" w:hanging="360"/>
+      </w:pPr>
+      <w:rPr>
+        <w:rFonts w:ascii="Wingdings" w:hAnsi="Wingdings" w:hint="default"/>
+        <w:sz w:val="20"/>
+      </w:rPr>
+    </w:lvl>
+    <w:lvl w:ilvl="3" w:tentative="1">
+      <w:start w:val="1"/>
+      <w:numFmt w:val="bullet"/>
+      <w:lvlText w:val=""/>
+      <w:lvlJc w:val="left"/>
+      <w:pPr>
+        <w:tabs>
+          <w:tab w:val="num" w:pos="2880"/>
+        </w:tabs>
+        <w:ind w:left="2880" w:hanging="360"/>
+      </w:pPr>
+      <w:rPr>
+        <w:rFonts w:ascii="Wingdings" w:hAnsi="Wingdings" w:hint="default"/>
+        <w:sz w:val="20"/>
+      </w:rPr>
+    </w:lvl>
+    <w:lvl w:ilvl="4" w:tentative="1">
+      <w:start w:val="1"/>
+      <w:numFmt w:val="bullet"/>
+      <w:lvlText w:val=""/>
+      <w:lvlJc w:val="left"/>
+      <w:pPr>
+        <w:tabs>
+          <w:tab w:val="num" w:pos="3600"/>
+        </w:tabs>
+        <w:ind w:left="3600" w:hanging="360"/>
+      </w:pPr>
+      <w:rPr>
+        <w:rFonts w:ascii="Wingdings" w:hAnsi="Wingdings" w:hint="default"/>
+        <w:sz w:val="20"/>
+      </w:rPr>
+    </w:lvl>
+    <w:lvl w:ilvl="5" w:tentative="1">
+      <w:start w:val="1"/>
+      <w:numFmt w:val="bullet"/>
+      <w:lvlText w:val=""/>
+      <w:lvlJc w:val="left"/>
+      <w:pPr>
+        <w:tabs>
+          <w:tab w:val="num" w:pos="4320"/>
+        </w:tabs>
+        <w:ind w:left="4320" w:hanging="360"/>
+      </w:pPr>
+      <w:rPr>
+        <w:rFonts w:ascii="Wingdings" w:hAnsi="Wingdings" w:hint="default"/>
+        <w:sz w:val="20"/>
+      </w:rPr>
+    </w:lvl>
+    <w:lvl w:ilvl="6" w:tentative="1">
+      <w:start w:val="1"/>
+      <w:numFmt w:val="bullet"/>
+      <w:lvlText w:val=""/>
+      <w:lvlJc w:val="left"/>
+      <w:pPr>
+        <w:tabs>
+          <w:tab w:val="num" w:pos="5040"/>
+        </w:tabs>
+        <w:ind w:left="5040" w:hanging="360"/>
+      </w:pPr>
+      <w:rPr>
+        <w:rFonts w:ascii="Wingdings" w:hAnsi="Wingdings" w:hint="default"/>
+        <w:sz w:val="20"/>
+      </w:rPr>
+    </w:lvl>
+    <w:lvl w:ilvl="7" w:tentative="1">
+      <w:start w:val="1"/>
+      <w:numFmt w:val="bullet"/>
+      <w:lvlText w:val=""/>
+      <w:lvlJc w:val="left"/>
+      <w:pPr>
+        <w:tabs>
+          <w:tab w:val="num" w:pos="5760"/>
+        </w:tabs>
+        <w:ind w:left="5760" w:hanging="360"/>
+      </w:pPr>
+      <w:rPr>
+        <w:rFonts w:ascii="Wingdings" w:hAnsi="Wingdings" w:hint="default"/>
+        <w:sz w:val="20"/>
+      </w:rPr>
+    </w:lvl>
+    <w:lvl w:ilvl="8" w:tentative="1">
+      <w:start w:val="1"/>
+      <w:numFmt w:val="bullet"/>
+      <w:lvlText w:val=""/>
+      <w:lvlJc w:val="left"/>
+      <w:pPr>
+        <w:tabs>
+          <w:tab w:val="num" w:pos="6480"/>
+        </w:tabs>
+        <w:ind w:left="6480" w:hanging="360"/>
+      </w:pPr>
+      <w:rPr>
+        <w:rFonts w:ascii="Wingdings" w:hAnsi="Wingdings" w:hint="default"/>
+        <w:sz w:val="20"/>
+      </w:rPr>
+    </w:lvl>
+  </w:abstractNum>
+  <w:abstractNum w:abstractNumId="11" w15:restartNumberingAfterBreak="0">
     <w:nsid w:val="476D5D4A"/>
     <w:multiLevelType w:val="multilevel"/>
     <w:tmpl w:val="3AA2DF0E"/>
@@ -4214,7 +7618,7 @@
       </w:rPr>
     </w:lvl>
   </w:abstractNum>
-  <w:abstractNum w:abstractNumId="9" w15:restartNumberingAfterBreak="0">
+  <w:abstractNum w:abstractNumId="12" w15:restartNumberingAfterBreak="0">
     <w:nsid w:val="5E6350D7"/>
     <w:multiLevelType w:val="hybridMultilevel"/>
     <w:tmpl w:val="209A1418"/>
@@ -4327,7 +7731,7 @@
       </w:rPr>
     </w:lvl>
   </w:abstractNum>
-  <w:abstractNum w:abstractNumId="10" w15:restartNumberingAfterBreak="0">
+  <w:abstractNum w:abstractNumId="13" w15:restartNumberingAfterBreak="0">
     <w:nsid w:val="74732A92"/>
     <w:multiLevelType w:val="multilevel"/>
     <w:tmpl w:val="BC7EBE28"/>
@@ -4477,37 +7881,46 @@
     </w:lvl>
   </w:abstractNum>
   <w:num w:numId="1" w16cid:durableId="1278440984">
-    <w:abstractNumId w:val="5"/>
+    <w:abstractNumId w:val="6"/>
   </w:num>
   <w:num w:numId="2" w16cid:durableId="1738671991">
     <w:abstractNumId w:val="0"/>
   </w:num>
   <w:num w:numId="3" w16cid:durableId="620305038">
-    <w:abstractNumId w:val="9"/>
+    <w:abstractNumId w:val="12"/>
   </w:num>
   <w:num w:numId="4" w16cid:durableId="1182940569">
+    <w:abstractNumId w:val="8"/>
+  </w:num>
+  <w:num w:numId="5" w16cid:durableId="1638684074">
+    <w:abstractNumId w:val="11"/>
+  </w:num>
+  <w:num w:numId="6" w16cid:durableId="34084090">
     <w:abstractNumId w:val="7"/>
   </w:num>
-  <w:num w:numId="5" w16cid:durableId="1638684074">
-    <w:abstractNumId w:val="8"/>
-  </w:num>
-  <w:num w:numId="6" w16cid:durableId="34084090">
-    <w:abstractNumId w:val="6"/>
-  </w:num>
   <w:num w:numId="7" w16cid:durableId="1256599912">
-    <w:abstractNumId w:val="10"/>
+    <w:abstractNumId w:val="13"/>
   </w:num>
   <w:num w:numId="8" w16cid:durableId="1878394427">
-    <w:abstractNumId w:val="2"/>
+    <w:abstractNumId w:val="3"/>
   </w:num>
   <w:num w:numId="9" w16cid:durableId="107815761">
-    <w:abstractNumId w:val="4"/>
+    <w:abstractNumId w:val="5"/>
   </w:num>
   <w:num w:numId="10" w16cid:durableId="1118569943">
-    <w:abstractNumId w:val="3"/>
+    <w:abstractNumId w:val="4"/>
   </w:num>
   <w:num w:numId="11" w16cid:durableId="1307853845">
     <w:abstractNumId w:val="1"/>
+  </w:num>
+  <w:num w:numId="12" w16cid:durableId="258880295">
+    <w:abstractNumId w:val="9"/>
+  </w:num>
+  <w:num w:numId="13" w16cid:durableId="497110623">
+    <w:abstractNumId w:val="2"/>
+  </w:num>
+  <w:num w:numId="14" w16cid:durableId="1294678254">
+    <w:abstractNumId w:val="10"/>
   </w:num>
 </w:numbering>
 </file>
